--- a/TelcoPulse_AI_GenAI_LB1_Project_Report_Anaganti_Sairishikesh.docx
+++ b/TelcoPulse_AI_GenAI_LB1_Project_Report_Anaganti_Sairishikesh.docx
@@ -2949,7 +2949,7 @@
                 <w:color w:val="1F2937"/>
                 <w:sz w:val="18"/>
               </w:rPr>
-              <w:t>Streamlit 1.30+ (Reactive state management, interactive multi-tab layout)</w:t>
+              <w:t>Streamlit 1.30+ (Glassmorphism dark UI, reactive state management, interactive multi-tab layout)</w:t>
             </w:r>
           </w:p>
         </w:tc>
@@ -3001,7 +3001,7 @@
                 <w:color w:val="1F2937"/>
                 <w:sz w:val="18"/>
               </w:rPr>
-              <w:t>Google Gemini API / Contextual Large Language Model Architecture</w:t>
+              <w:t>Google Gemini Cloud API (gemini-1.5-flash) &amp; Stochastic Multi-Angle Contextual Engine</w:t>
             </w:r>
           </w:p>
         </w:tc>
@@ -3028,6 +3028,58 @@
                 <w:color w:val="1F2937"/>
                 <w:sz w:val="18"/>
               </w:rPr>
+              <w:t>Creativity &amp; Temperature</w:t>
+            </w:r>
+          </w:p>
+        </w:tc>
+        <w:tc>
+          <w:tcPr>
+            <w:tcW w:type="dxa" w:w="6480"/>
+            <w:shd w:fill="F8FAFC"/>
+            <w:tcMar>
+              <w:top w:w="70" w:type="dxa"/>
+              <w:bottom w:w="70" w:type="dxa"/>
+              <w:left w:w="90" w:type="dxa"/>
+              <w:right w:w="90" w:type="dxa"/>
+            </w:tcMar>
+          </w:tcPr>
+          <w:p>
+            <w:pPr>
+              <w:jc w:val="center"/>
+            </w:pPr>
+            <w:r>
+              <w:rPr>
+                <w:rFonts w:ascii="Calibri" w:hAnsi="Calibri"/>
+                <w:color w:val="1F2937"/>
+                <w:sz w:val="18"/>
+              </w:rPr>
+              <w:t>Stochastic temperature sampling (0.2–1.0) with non-deterministic narrative multi-angle reasoning</w:t>
+            </w:r>
+          </w:p>
+        </w:tc>
+      </w:tr>
+      <w:tr>
+        <w:tc>
+          <w:tcPr>
+            <w:tcW w:type="dxa" w:w="3168"/>
+            <w:shd w:fill="FFFFFF"/>
+            <w:tcMar>
+              <w:top w:w="70" w:type="dxa"/>
+              <w:bottom w:w="70" w:type="dxa"/>
+              <w:left w:w="90" w:type="dxa"/>
+              <w:right w:w="90" w:type="dxa"/>
+            </w:tcMar>
+          </w:tcPr>
+          <w:p>
+            <w:pPr>
+              <w:jc w:val="left"/>
+            </w:pPr>
+            <w:r>
+              <w:rPr>
+                <w:rFonts w:ascii="Calibri" w:hAnsi="Calibri"/>
+                <w:color w:val="1F2937"/>
+                <w:sz w:val="18"/>
+              </w:rPr>
               <w:t>Predictive ML Engine</w:t>
             </w:r>
           </w:p>
@@ -3035,7 +3087,7 @@
         <w:tc>
           <w:tcPr>
             <w:tcW w:type="dxa" w:w="6480"/>
-            <w:shd w:fill="F8FAFC"/>
+            <w:shd w:fill="FFFFFF"/>
             <w:tcMar>
               <w:top w:w="70" w:type="dxa"/>
               <w:bottom w:w="70" w:type="dxa"/>
@@ -3062,7 +3114,7 @@
         <w:tc>
           <w:tcPr>
             <w:tcW w:type="dxa" w:w="3168"/>
-            <w:shd w:fill="FFFFFF"/>
+            <w:shd w:fill="F8FAFC"/>
             <w:tcMar>
               <w:top w:w="70" w:type="dxa"/>
               <w:bottom w:w="70" w:type="dxa"/>
@@ -3087,7 +3139,7 @@
         <w:tc>
           <w:tcPr>
             <w:tcW w:type="dxa" w:w="6480"/>
-            <w:shd w:fill="FFFFFF"/>
+            <w:shd w:fill="F8FAFC"/>
             <w:tcMar>
               <w:top w:w="70" w:type="dxa"/>
               <w:bottom w:w="70" w:type="dxa"/>
@@ -3114,6 +3166,58 @@
         <w:tc>
           <w:tcPr>
             <w:tcW w:type="dxa" w:w="3168"/>
+            <w:shd w:fill="FFFFFF"/>
+            <w:tcMar>
+              <w:top w:w="70" w:type="dxa"/>
+              <w:bottom w:w="70" w:type="dxa"/>
+              <w:left w:w="90" w:type="dxa"/>
+              <w:right w:w="90" w:type="dxa"/>
+            </w:tcMar>
+          </w:tcPr>
+          <w:p>
+            <w:pPr>
+              <w:jc w:val="left"/>
+            </w:pPr>
+            <w:r>
+              <w:rPr>
+                <w:rFonts w:ascii="Calibri" w:hAnsi="Calibri"/>
+                <w:color w:val="1F2937"/>
+                <w:sz w:val="18"/>
+              </w:rPr>
+              <w:t>Live Cloud Deployment</w:t>
+            </w:r>
+          </w:p>
+        </w:tc>
+        <w:tc>
+          <w:tcPr>
+            <w:tcW w:type="dxa" w:w="6480"/>
+            <w:shd w:fill="FFFFFF"/>
+            <w:tcMar>
+              <w:top w:w="70" w:type="dxa"/>
+              <w:bottom w:w="70" w:type="dxa"/>
+              <w:left w:w="90" w:type="dxa"/>
+              <w:right w:w="90" w:type="dxa"/>
+            </w:tcMar>
+          </w:tcPr>
+          <w:p>
+            <w:pPr>
+              <w:jc w:val="center"/>
+            </w:pPr>
+            <w:r>
+              <w:rPr>
+                <w:rFonts w:ascii="Calibri" w:hAnsi="Calibri"/>
+                <w:color w:val="1F2937"/>
+                <w:sz w:val="18"/>
+              </w:rPr>
+              <w:t>Streamlit Community Cloud (https://telecomcustomers.streamlit.app/)</w:t>
+            </w:r>
+          </w:p>
+        </w:tc>
+      </w:tr>
+      <w:tr>
+        <w:tc>
+          <w:tcPr>
+            <w:tcW w:type="dxa" w:w="3168"/>
             <w:shd w:fill="F8FAFC"/>
             <w:tcMar>
               <w:top w:w="70" w:type="dxa"/>
@@ -3132,7 +3236,7 @@
                 <w:color w:val="1F2937"/>
                 <w:sz w:val="18"/>
               </w:rPr>
-              <w:t>Deployment Platform</w:t>
+              <w:t>Source Code Repository</w:t>
             </w:r>
           </w:p>
         </w:tc>
@@ -3157,7 +3261,7 @@
                 <w:color w:val="1F2937"/>
                 <w:sz w:val="18"/>
               </w:rPr>
-              <w:t>Streamlit Community Cloud (Live Continuous Deployment linked to GitHub)</w:t>
+              <w:t>GitHub (https://github.com/Likisai/telecom-customer-churn.git)</w:t>
             </w:r>
           </w:p>
         </w:tc>
@@ -3176,7 +3280,7 @@
           <w:color w:val="2563EB"/>
           <w:sz w:val="26"/>
         </w:rPr>
-        <w:t>7.1 Structured Prompt Engineering Implementation</w:t>
+        <w:t>7.1 Structured Prompt Engineering &amp; Temperature Control</w:t>
       </w:r>
     </w:p>
     <w:p>
@@ -3189,7 +3293,7 @@
           <w:color w:val="374151"/>
           <w:sz w:val="22"/>
         </w:rPr>
-        <w:t>The system utilizes a structured few-shot system prompt that enforces strict business rules, tone calibration, and JSON schema formatting:</w:t>
+        <w:t>The system utilizes a structured few-shot system prompt with temperature-controlled stochastic sampling (0.2 to 1.0) that enforces strict business rules, tone calibration, and JSON schema formatting:</w:t>
       </w:r>
     </w:p>
     <w:tbl>
@@ -3223,7 +3327,7 @@
                 <w:color w:val="E2E8F0"/>
                 <w:sz w:val="18"/>
               </w:rPr>
-              <w:t># Structured System Prompt Template for Retention Copilot</w:t>
+              <w:t># Structured System Prompt Template with Temperature Control</w:t>
               <w:br/>
               <w:t>SYSTEM_PROMPT = """</w:t>
               <w:br/>
@@ -3251,6 +3355,8 @@
               <w:t>- Persona Tone: {persona_tone}</w:t>
               <w:br/>
               <w:t>- Target Channel: {communication_channel}</w:t>
+              <w:br/>
+              <w:t>- AI Creativity / Temperature: {temperature} (Range: 0.2 - 1.0)</w:t>
               <w:br/>
               <w:br/>
               <w:t>TASK REQUIREMENTS:</w:t>
@@ -3287,7 +3393,7 @@
           <w:color w:val="2563EB"/>
           <w:sz w:val="26"/>
         </w:rPr>
-        <w:t>7.2 GenAI Execution &amp; Response Parsing Function</w:t>
+        <w:t>7.2 Stochastic Multi-Angle Reasoning &amp; Execution Function</w:t>
       </w:r>
     </w:p>
     <w:tbl>
@@ -3321,45 +3427,45 @@
                 <w:color w:val="E2E8F0"/>
                 <w:sz w:val="18"/>
               </w:rPr>
-              <w:t># GenAI Retention Asset Generation &amp; Dispatch Function</w:t>
+              <w:t># Dynamic Stochastic GenAI Generation &amp; Dispatch Function</w:t>
               <w:br/>
-              <w:t>def generate_retention_campaign(customer_profile, campaign_config):</w:t>
+              <w:t xml:space="preserve">def generate_dynamic_retention_campaign(c_name, c_risk_tier, c_tenure, c_mcharges, </w:t>
               <w:br/>
-              <w:t xml:space="preserve">    # Calculate mathematically optimized concession parameters</w:t>
+              <w:t xml:space="preserve">                                        c_drivers, c_goal, c_tone, c_channel, </w:t>
               <w:br/>
-              <w:t xml:space="preserve">    discount_rate = 0.20 # 20% loyalty incentive</w:t>
+              <w:t xml:space="preserve">                                        temperature=0.85, api_key=None):</w:t>
               <w:br/>
-              <w:t xml:space="preserve">    discount_val = round(customer_profile['monthly_charges'] * discount_rate, 2)</w:t>
+              <w:t xml:space="preserve">    # 1. Stochastic Narrative Framing Sampling (Milestone, Proactive Audit, VIP, Friction-Removal)</w:t>
               <w:br/>
-              <w:t xml:space="preserve">    new_mrr = round(customer_profile['monthly_charges'] - discount_val, 2)</w:t>
+              <w:t xml:space="preserve">    chosen_hook = random.choice(narrative_hooks)</w:t>
               <w:br/>
               <w:t xml:space="preserve">    </w:t>
               <w:br/>
-              <w:t xml:space="preserve">    # Assemble prompt with parameterized context</w:t>
+              <w:t xml:space="preserve">    # 2. Dynamic Concession Calculation with Temperature Fluctuation</w:t>
               <w:br/>
-              <w:t xml:space="preserve">    prompt = SYSTEM_PROMPT.format(</w:t>
+              <w:t xml:space="preserve">    base_disc = 0.25 if "Emergency" in c_goal else 0.20</w:t>
               <w:br/>
-              <w:t xml:space="preserve">        customer_name=customer_profile['name'],</w:t>
+              <w:t xml:space="preserve">    final_disc_rate = max(0.10, min(0.35, base_disc + random.choice([-0.02, 0.0, 0.02])))</w:t>
               <w:br/>
-              <w:t xml:space="preserve">        risk_tier=customer_profile['risk_tier'],</w:t>
+              <w:t xml:space="preserve">    discount_val = round(c_mcharges * final_disc_rate, 2)</w:t>
               <w:br/>
-              <w:t xml:space="preserve">        monthly_charges=customer_profile['monthly_charges'],</w:t>
-              <w:br/>
-              <w:t xml:space="preserve">        discount_amount=discount_val,</w:t>
-              <w:br/>
-              <w:t xml:space="preserve">        new_bill=new_mrr,</w:t>
-              <w:br/>
-              <w:t xml:space="preserve">        ...</w:t>
-              <w:br/>
-              <w:t xml:space="preserve">    )</w:t>
+              <w:t xml:space="preserve">    new_bill = round(c_mcharges - discount_val, 2)</w:t>
               <w:br/>
               <w:t xml:space="preserve">    </w:t>
               <w:br/>
-              <w:t xml:space="preserve">    # Execute LLM Inference &amp; Return Multi-Channel Tabular Assets</w:t>
+              <w:t xml:space="preserve">    # 3. Live Google Gemini Cloud API Call (or High-Precision Local Synthesis)</w:t>
               <w:br/>
-              <w:t xml:space="preserve">    response_payload = execute_llm_inference(prompt)</w:t>
+              <w:t xml:space="preserve">    if api_key:</w:t>
               <w:br/>
-              <w:t xml:space="preserve">    return response_payload</w:t>
+              <w:t xml:space="preserve">        response = call_google_gemini_api(prompt, temperature=temperature)</w:t>
+              <w:br/>
+              <w:t xml:space="preserve">        return response</w:t>
+              <w:br/>
+              <w:t xml:space="preserve">    </w:t>
+              <w:br/>
+              <w:t xml:space="preserve">    # 4. Assemble Multi-Channel Assets (Email, Agent Script, Concessions, CRM JSON)</w:t>
+              <w:br/>
+              <w:t xml:space="preserve">    return assemble_retention_payload(...)</w:t>
             </w:r>
           </w:p>
         </w:tc>
@@ -3401,7 +3507,7 @@
           <w:color w:val="374151"/>
           <w:sz w:val="22"/>
         </w:rPr>
-        <w:t>The TelcoPulse GenAI platform provides a seamless, production-ready interface across all retention workflows:</w:t>
+        <w:t>The TelcoPulse GenAI platform provides an enterprise glassmorphic web interface (Live at https://telecomcustomers.streamlit.app/) across all retention modules:</w:t>
       </w:r>
     </w:p>
     <w:p>
@@ -3430,14 +3536,14 @@
           <w:color w:val="374151"/>
           <w:sz w:val="22"/>
         </w:rPr>
-        <w:t>Displays the prompt configuration sidebar, subscriber telemetry inputs, and the four generated AI tabs: personalized win-back email, agent call script, concession matrix, and CRM JSON payload.</w:t>
+        <w:t>Displays the prompt configuration sidebar, subscriber telemetry inputs, Creativity/Temperature slider, and the four generated AI tabs: personalized win-back email, agent call script, concession matrix, and CRM JSON payload.</w:t>
       </w:r>
     </w:p>
     <w:p>
       <w:r>
         <w:drawing>
           <wp:inline xmlns:a="http://schemas.openxmlformats.org/drawingml/2006/main" xmlns:pic="http://schemas.openxmlformats.org/drawingml/2006/picture">
-            <wp:extent cx="5486400" cy="3708186"/>
+            <wp:extent cx="5486400" cy="3593780"/>
             <wp:docPr id="2" name="Picture 2"/>
             <wp:cNvGraphicFramePr>
               <a:graphicFrameLocks noChangeAspect="1"/>
@@ -3458,7 +3564,7 @@
                   <pic:spPr>
                     <a:xfrm>
                       <a:off x="0" y="0"/>
-                      <a:ext cx="5486400" cy="3708186"/>
+                      <a:ext cx="5486400" cy="3593780"/>
                     </a:xfrm>
                     <a:prstGeom prst="rect"/>
                   </pic:spPr>
@@ -3517,7 +3623,7 @@
       <w:r>
         <w:drawing>
           <wp:inline xmlns:a="http://schemas.openxmlformats.org/drawingml/2006/main" xmlns:pic="http://schemas.openxmlformats.org/drawingml/2006/picture">
-            <wp:extent cx="5486400" cy="3722914"/>
+            <wp:extent cx="5486400" cy="3593780"/>
             <wp:docPr id="3" name="Picture 3"/>
             <wp:cNvGraphicFramePr>
               <a:graphicFrameLocks noChangeAspect="1"/>
@@ -3538,7 +3644,7 @@
                   <pic:spPr>
                     <a:xfrm>
                       <a:off x="0" y="0"/>
-                      <a:ext cx="5486400" cy="3722914"/>
+                      <a:ext cx="5486400" cy="3593780"/>
                     </a:xfrm>
                     <a:prstGeom prst="rect"/>
                   </pic:spPr>
@@ -3597,7 +3703,7 @@
       <w:r>
         <w:drawing>
           <wp:inline xmlns:a="http://schemas.openxmlformats.org/drawingml/2006/main" xmlns:pic="http://schemas.openxmlformats.org/drawingml/2006/picture">
-            <wp:extent cx="5486400" cy="3722914"/>
+            <wp:extent cx="5486400" cy="3593780"/>
             <wp:docPr id="4" name="Picture 4"/>
             <wp:cNvGraphicFramePr>
               <a:graphicFrameLocks noChangeAspect="1"/>
@@ -3618,7 +3724,7 @@
                   <pic:spPr>
                     <a:xfrm>
                       <a:off x="0" y="0"/>
-                      <a:ext cx="5486400" cy="3722914"/>
+                      <a:ext cx="5486400" cy="3593780"/>
                     </a:xfrm>
                     <a:prstGeom prst="rect"/>
                   </pic:spPr>
@@ -3677,7 +3783,7 @@
       <w:r>
         <w:drawing>
           <wp:inline xmlns:a="http://schemas.openxmlformats.org/drawingml/2006/main" xmlns:pic="http://schemas.openxmlformats.org/drawingml/2006/picture">
-            <wp:extent cx="5486400" cy="3722914"/>
+            <wp:extent cx="5486400" cy="3593780"/>
             <wp:docPr id="5" name="Picture 5"/>
             <wp:cNvGraphicFramePr>
               <a:graphicFrameLocks noChangeAspect="1"/>
@@ -3698,7 +3804,7 @@
                   <pic:spPr>
                     <a:xfrm>
                       <a:off x="0" y="0"/>
-                      <a:ext cx="5486400" cy="3722914"/>
+                      <a:ext cx="5486400" cy="3593780"/>
                     </a:xfrm>
                     <a:prstGeom prst="rect"/>
                   </pic:spPr>
@@ -3757,7 +3863,7 @@
       <w:r>
         <w:drawing>
           <wp:inline xmlns:a="http://schemas.openxmlformats.org/drawingml/2006/main" xmlns:pic="http://schemas.openxmlformats.org/drawingml/2006/picture">
-            <wp:extent cx="5486400" cy="3722914"/>
+            <wp:extent cx="5486400" cy="3593780"/>
             <wp:docPr id="6" name="Picture 6"/>
             <wp:cNvGraphicFramePr>
               <a:graphicFrameLocks noChangeAspect="1"/>
@@ -3778,7 +3884,7 @@
                   <pic:spPr>
                     <a:xfrm>
                       <a:off x="0" y="0"/>
-                      <a:ext cx="5486400" cy="3722914"/>
+                      <a:ext cx="5486400" cy="3593780"/>
                     </a:xfrm>
                     <a:prstGeom prst="rect"/>
                   </pic:spPr>
@@ -3839,6 +3945,29 @@
           <w:sz w:val="26"/>
         </w:rPr>
         <w:t>9.1 Technical Challenges Encountered</w:t>
+      </w:r>
+    </w:p>
+    <w:p>
+      <w:pPr>
+        <w:pStyle w:val="ListBullet"/>
+        <w:spacing w:after="60" w:line="276" w:lineRule="auto"/>
+      </w:pPr>
+      <w:r>
+        <w:rPr>
+          <w:rFonts w:ascii="Calibri" w:hAnsi="Calibri"/>
+          <w:b/>
+          <w:color w:val="1F2937"/>
+          <w:sz w:val="22"/>
+        </w:rPr>
+        <w:t xml:space="preserve">• Markdown &amp; Currency Math Escaping: </w:t>
+      </w:r>
+      <w:r>
+        <w:rPr>
+          <w:rFonts w:ascii="Calibri" w:hAnsi="Calibri"/>
+          <w:color w:val="374151"/>
+          <w:sz w:val="22"/>
+        </w:rPr>
+        <w:t>Preventing unescaped currency symbols ($) from colliding with web markdown LaTeX math engines. Resolved by implementing strict dollar-sign escaping (\$) and double-spaced bullet formatting.</w:t>
       </w:r>
     </w:p>
     <w:p>
@@ -4044,7 +4173,7 @@
           <w:color w:val="374151"/>
           <w:sz w:val="22"/>
         </w:rPr>
-        <w:t>A full-featured Generative AI decision support platform was successfully developed, tested, and deployed to Streamlit Community Cloud.</w:t>
+        <w:t>A full-featured Generative AI decision support platform was successfully developed, tested, and deployed to Streamlit Community Cloud (https://telecomcustomers.streamlit.app/).</w:t>
       </w:r>
     </w:p>
     <w:p>
@@ -4113,7 +4242,7 @@
           <w:color w:val="374151"/>
           <w:sz w:val="22"/>
         </w:rPr>
-        <w:t>Mastered structured prompt engineering, LLM API integration, UI design with Streamlit, and hybrid AI system architectures.</w:t>
+        <w:t>Mastered structured prompt engineering, stochastic temperature sampling, LLM API integration, UI design with Streamlit, and hybrid AI system architectures.</w:t>
       </w:r>
     </w:p>
     <w:p>

--- a/TelcoPulse_AI_GenAI_LB1_Project_Report_Anaganti_Sairishikesh.docx
+++ b/TelcoPulse_AI_GenAI_LB1_Project_Report_Anaganti_Sairishikesh.docx
@@ -4,7 +4,7 @@
   <w:body>
     <w:p>
       <w:pPr>
-        <w:spacing w:before="720"/>
+        <w:spacing w:before="560"/>
       </w:pPr>
     </w:p>
     <w:p>
@@ -16,13 +16,14 @@
           <w:rFonts w:ascii="Calibri" w:hAnsi="Calibri"/>
           <w:b/>
           <w:color w:val="1E3A8A"/>
-          <w:sz w:val="42"/>
+          <w:sz w:val="40"/>
         </w:rPr>
         <w:t>TelcoPulse AI: Generative AI-Powered Telecom Customer Retention &amp; Win-Back Copilot</w:t>
       </w:r>
     </w:p>
     <w:p>
       <w:pPr>
+        <w:spacing w:before="80"/>
         <w:jc w:val="center"/>
       </w:pPr>
       <w:r>
@@ -37,7 +38,7 @@
     </w:p>
     <w:p>
       <w:pPr>
-        <w:spacing w:after="720"/>
+        <w:spacing w:before="80" w:after="560"/>
         <w:jc w:val="center"/>
       </w:pPr>
       <w:r>
@@ -45,9 +46,9 @@
           <w:rFonts w:ascii="Calibri" w:hAnsi="Calibri"/>
           <w:i/>
           <w:color w:val="4B5563"/>
-          <w:sz w:val="23"/>
+          <w:sz w:val="22"/>
         </w:rPr>
-        <w:t>A Generative AI Decision Support System for Automated Win-Back Campaign Generation &amp; Agent Negotiation Intelligence</w:t>
+        <w:t>A Generative AI Decision Support System for Automated Win-Back Campaign Generation &amp; Frontline Agent Negotiation Intelligence</w:t>
       </w:r>
     </w:p>
     <w:tbl>
@@ -57,22 +58,32 @@
         <w:tblLook w:firstColumn="1" w:firstRow="1" w:lastColumn="0" w:lastRow="0" w:noHBand="0" w:noVBand="1" w:val="04A0"/>
       </w:tblPr>
       <w:tblGrid>
-        <w:gridCol w:w="9360"/>
+        <w:gridCol w:w="10080"/>
       </w:tblGrid>
       <w:tr>
+        <w:trPr>
+          <w:cantSplit/>
+        </w:trPr>
         <w:tc>
           <w:tcPr>
-            <w:tcW w:type="dxa" w:w="9360"/>
+            <w:tcW w:type="dxa" w:w="10080"/>
             <w:shd w:fill="F1F5F9"/>
             <w:tcMar>
-              <w:top w:w="180" w:type="dxa"/>
-              <w:bottom w:w="180" w:type="dxa"/>
-              <w:left w:w="240" w:type="dxa"/>
-              <w:right w:w="240" w:type="dxa"/>
+              <w:top w:w="160" w:type="dxa"/>
+              <w:bottom w:w="160" w:type="dxa"/>
+              <w:left w:w="220" w:type="dxa"/>
+              <w:right w:w="220" w:type="dxa"/>
             </w:tcMar>
+            <w:tcBorders>
+              <w:top w:val="single" w:sz="12" w:space="0" w:color="CBD5E1"/>
+              <w:left w:val="single" w:sz="24" w:space="0" w:color="1E3A8A"/>
+              <w:bottom w:val="single" w:sz="12" w:space="0" w:color="CBD5E1"/>
+              <w:right w:val="single" w:sz="12" w:space="0" w:color="CBD5E1"/>
+            </w:tcBorders>
           </w:tcPr>
           <w:p>
             <w:pPr>
+              <w:spacing w:line="300" w:lineRule="auto"/>
               <w:jc w:val="center"/>
             </w:pPr>
             <w:r>
@@ -80,7 +91,7 @@
                 <w:rFonts w:ascii="Calibri" w:hAnsi="Calibri"/>
                 <w:b/>
                 <w:color w:val="1E3A8A"/>
-                <w:sz w:val="23"/>
+                <w:sz w:val="22"/>
               </w:rPr>
               <w:t xml:space="preserve">Submitted by: </w:t>
             </w:r>
@@ -88,7 +99,7 @@
               <w:rPr>
                 <w:rFonts w:ascii="Calibri" w:hAnsi="Calibri"/>
                 <w:color w:val="1F2937"/>
-                <w:sz w:val="23"/>
+                <w:sz w:val="22"/>
               </w:rPr>
               <w:t>Anaganti Sairishikesh</w:t>
               <w:br/>
@@ -98,7 +109,7 @@
                 <w:rFonts w:ascii="Calibri" w:hAnsi="Calibri"/>
                 <w:b/>
                 <w:color w:val="1E3A8A"/>
-                <w:sz w:val="23"/>
+                <w:sz w:val="22"/>
               </w:rPr>
               <w:t xml:space="preserve">College / Institute Name: </w:t>
             </w:r>
@@ -106,7 +117,7 @@
               <w:rPr>
                 <w:rFonts w:ascii="Calibri" w:hAnsi="Calibri"/>
                 <w:color w:val="1F2937"/>
-                <w:sz w:val="23"/>
+                <w:sz w:val="22"/>
               </w:rPr>
               <w:t>Engineering &amp; Technology Institute / University</w:t>
               <w:br/>
@@ -116,7 +127,7 @@
                 <w:rFonts w:ascii="Calibri" w:hAnsi="Calibri"/>
                 <w:b/>
                 <w:color w:val="1E3A8A"/>
-                <w:sz w:val="23"/>
+                <w:sz w:val="22"/>
               </w:rPr>
               <w:t xml:space="preserve">Department: </w:t>
             </w:r>
@@ -124,7 +135,7 @@
               <w:rPr>
                 <w:rFonts w:ascii="Calibri" w:hAnsi="Calibri"/>
                 <w:color w:val="1F2937"/>
-                <w:sz w:val="23"/>
+                <w:sz w:val="22"/>
               </w:rPr>
               <w:t>Department of Computer Science and Engineering</w:t>
               <w:br/>
@@ -134,7 +145,7 @@
                 <w:rFonts w:ascii="Calibri" w:hAnsi="Calibri"/>
                 <w:b/>
                 <w:color w:val="1E3A8A"/>
-                <w:sz w:val="23"/>
+                <w:sz w:val="22"/>
               </w:rPr>
               <w:t xml:space="preserve">Academic Year: </w:t>
             </w:r>
@@ -142,9 +153,9 @@
               <w:rPr>
                 <w:rFonts w:ascii="Calibri" w:hAnsi="Calibri"/>
                 <w:color w:val="1F2937"/>
-                <w:sz w:val="23"/>
+                <w:sz w:val="22"/>
               </w:rPr>
-              <w:t>Final / Pre-Final Year (2025–2026)</w:t>
+              <w:t>2025 - 2026</w:t>
               <w:br/>
             </w:r>
             <w:r>
@@ -152,7 +163,7 @@
                 <w:rFonts w:ascii="Calibri" w:hAnsi="Calibri"/>
                 <w:b/>
                 <w:color w:val="1E3A8A"/>
-                <w:sz w:val="23"/>
+                <w:sz w:val="22"/>
               </w:rPr>
               <w:t xml:space="preserve">Guided by: </w:t>
             </w:r>
@@ -160,7 +171,7 @@
               <w:rPr>
                 <w:rFonts w:ascii="Calibri" w:hAnsi="Calibri"/>
                 <w:color w:val="1F2937"/>
-                <w:sz w:val="23"/>
+                <w:sz w:val="22"/>
               </w:rPr>
               <w:t>Faculty Project Mentor / Guide</w:t>
               <w:br/>
@@ -170,7 +181,7 @@
                 <w:rFonts w:ascii="Calibri" w:hAnsi="Calibri"/>
                 <w:b/>
                 <w:color w:val="1E3A8A"/>
-                <w:sz w:val="23"/>
+                <w:sz w:val="22"/>
               </w:rPr>
               <w:t xml:space="preserve">Project Domain: </w:t>
             </w:r>
@@ -178,9 +189,27 @@
               <w:rPr>
                 <w:rFonts w:ascii="Calibri" w:hAnsi="Calibri"/>
                 <w:color w:val="1F2937"/>
-                <w:sz w:val="23"/>
+                <w:sz w:val="22"/>
               </w:rPr>
               <w:t>Generative Artificial Intelligence (GenAI) &amp; LLMs</w:t>
+              <w:br/>
+            </w:r>
+            <w:r>
+              <w:rPr>
+                <w:rFonts w:ascii="Calibri" w:hAnsi="Calibri"/>
+                <w:b/>
+                <w:color w:val="1E3A8A"/>
+                <w:sz w:val="22"/>
+              </w:rPr>
+              <w:t xml:space="preserve">Live Application URL: </w:t>
+            </w:r>
+            <w:r>
+              <w:rPr>
+                <w:rFonts w:ascii="Calibri" w:hAnsi="Calibri"/>
+                <w:color w:val="1F2937"/>
+                <w:sz w:val="22"/>
+              </w:rPr>
+              <w:t>https://telecomcustomers.streamlit.app/</w:t>
               <w:br/>
             </w:r>
           </w:p>
@@ -188,1756 +217,18 @@
       </w:tr>
     </w:tbl>
     <w:p>
-      <w:r>
-        <w:br w:type="page"/>
-      </w:r>
-    </w:p>
-    <w:p>
       <w:pPr>
-        <w:pStyle w:val="Heading1"/>
-        <w:keepNext/>
-        <w:spacing w:before="280" w:after="80"/>
+        <w:spacing w:before="720"/>
+        <w:jc w:val="center"/>
       </w:pPr>
       <w:r>
         <w:rPr>
           <w:rFonts w:ascii="Calibri" w:hAnsi="Calibri"/>
           <w:b/>
-          <w:color w:val="1E3A8A"/>
-          <w:sz w:val="34"/>
+          <w:color w:val="94A3B8"/>
+          <w:sz w:val="19"/>
         </w:rPr>
-        <w:t>Index</w:t>
-      </w:r>
-    </w:p>
-    <w:tbl>
-      <w:tblPr>
-        <w:tblW w:type="auto" w:w="0"/>
-        <w:jc w:val="center"/>
-        <w:tblLook w:firstColumn="1" w:firstRow="1" w:lastColumn="0" w:lastRow="0" w:noHBand="0" w:noVBand="1" w:val="04A0"/>
-      </w:tblPr>
-      <w:tblGrid>
-        <w:gridCol w:w="3120"/>
-        <w:gridCol w:w="3120"/>
-        <w:gridCol w:w="3120"/>
-      </w:tblGrid>
-      <w:tr>
-        <w:tc>
-          <w:tcPr>
-            <w:tcW w:type="dxa" w:w="1152"/>
-            <w:shd w:fill="1E3A8A"/>
-            <w:tcMar>
-              <w:top w:w="100" w:type="dxa"/>
-              <w:bottom w:w="100" w:type="dxa"/>
-              <w:left w:w="100" w:type="dxa"/>
-              <w:right w:w="100" w:type="dxa"/>
-            </w:tcMar>
-          </w:tcPr>
-          <w:p>
-            <w:pPr>
-              <w:jc w:val="center"/>
-            </w:pPr>
-            <w:r>
-              <w:rPr>
-                <w:rFonts w:ascii="Calibri" w:hAnsi="Calibri"/>
-                <w:b/>
-                <w:color w:val="FFFFFF"/>
-                <w:sz w:val="19"/>
-              </w:rPr>
-              <w:t>S.No</w:t>
-            </w:r>
-          </w:p>
-        </w:tc>
-        <w:tc>
-          <w:tcPr>
-            <w:tcW w:type="dxa" w:w="6768"/>
-            <w:shd w:fill="1E3A8A"/>
-            <w:tcMar>
-              <w:top w:w="100" w:type="dxa"/>
-              <w:bottom w:w="100" w:type="dxa"/>
-              <w:left w:w="100" w:type="dxa"/>
-              <w:right w:w="100" w:type="dxa"/>
-            </w:tcMar>
-          </w:tcPr>
-          <w:p>
-            <w:pPr>
-              <w:jc w:val="center"/>
-            </w:pPr>
-            <w:r>
-              <w:rPr>
-                <w:rFonts w:ascii="Calibri" w:hAnsi="Calibri"/>
-                <w:b/>
-                <w:color w:val="FFFFFF"/>
-                <w:sz w:val="19"/>
-              </w:rPr>
-              <w:t>Topic / Chapter Name</w:t>
-            </w:r>
-          </w:p>
-        </w:tc>
-        <w:tc>
-          <w:tcPr>
-            <w:tcW w:type="dxa" w:w="1440"/>
-            <w:shd w:fill="1E3A8A"/>
-            <w:tcMar>
-              <w:top w:w="100" w:type="dxa"/>
-              <w:bottom w:w="100" w:type="dxa"/>
-              <w:left w:w="100" w:type="dxa"/>
-              <w:right w:w="100" w:type="dxa"/>
-            </w:tcMar>
-          </w:tcPr>
-          <w:p>
-            <w:pPr>
-              <w:jc w:val="center"/>
-            </w:pPr>
-            <w:r>
-              <w:rPr>
-                <w:rFonts w:ascii="Calibri" w:hAnsi="Calibri"/>
-                <w:b/>
-                <w:color w:val="FFFFFF"/>
-                <w:sz w:val="19"/>
-              </w:rPr>
-              <w:t>Page No.</w:t>
-            </w:r>
-          </w:p>
-        </w:tc>
-      </w:tr>
-      <w:tr>
-        <w:tc>
-          <w:tcPr>
-            <w:tcW w:type="dxa" w:w="1152"/>
-            <w:shd w:fill="FFFFFF"/>
-            <w:tcMar>
-              <w:top w:w="70" w:type="dxa"/>
-              <w:bottom w:w="70" w:type="dxa"/>
-              <w:left w:w="90" w:type="dxa"/>
-              <w:right w:w="90" w:type="dxa"/>
-            </w:tcMar>
-          </w:tcPr>
-          <w:p>
-            <w:pPr>
-              <w:jc w:val="left"/>
-            </w:pPr>
-            <w:r>
-              <w:rPr>
-                <w:rFonts w:ascii="Calibri" w:hAnsi="Calibri"/>
-                <w:color w:val="1F2937"/>
-                <w:sz w:val="18"/>
-              </w:rPr>
-              <w:t>1</w:t>
-            </w:r>
-          </w:p>
-        </w:tc>
-        <w:tc>
-          <w:tcPr>
-            <w:tcW w:type="dxa" w:w="6768"/>
-            <w:shd w:fill="FFFFFF"/>
-            <w:tcMar>
-              <w:top w:w="70" w:type="dxa"/>
-              <w:bottom w:w="70" w:type="dxa"/>
-              <w:left w:w="90" w:type="dxa"/>
-              <w:right w:w="90" w:type="dxa"/>
-            </w:tcMar>
-          </w:tcPr>
-          <w:p>
-            <w:pPr>
-              <w:jc w:val="center"/>
-            </w:pPr>
-            <w:r>
-              <w:rPr>
-                <w:rFonts w:ascii="Calibri" w:hAnsi="Calibri"/>
-                <w:color w:val="1F2937"/>
-                <w:sz w:val="18"/>
-              </w:rPr>
-              <w:t>Introduction</w:t>
-            </w:r>
-          </w:p>
-        </w:tc>
-        <w:tc>
-          <w:tcPr>
-            <w:tcW w:type="dxa" w:w="1440"/>
-            <w:shd w:fill="FFFFFF"/>
-            <w:tcMar>
-              <w:top w:w="70" w:type="dxa"/>
-              <w:bottom w:w="70" w:type="dxa"/>
-              <w:left w:w="90" w:type="dxa"/>
-              <w:right w:w="90" w:type="dxa"/>
-            </w:tcMar>
-          </w:tcPr>
-          <w:p>
-            <w:pPr>
-              <w:jc w:val="center"/>
-            </w:pPr>
-            <w:r>
-              <w:rPr>
-                <w:rFonts w:ascii="Calibri" w:hAnsi="Calibri"/>
-                <w:color w:val="1F2937"/>
-                <w:sz w:val="18"/>
-              </w:rPr>
-              <w:t>3</w:t>
-            </w:r>
-          </w:p>
-        </w:tc>
-      </w:tr>
-      <w:tr>
-        <w:tc>
-          <w:tcPr>
-            <w:tcW w:type="dxa" w:w="1152"/>
-            <w:shd w:fill="F8FAFC"/>
-            <w:tcMar>
-              <w:top w:w="70" w:type="dxa"/>
-              <w:bottom w:w="70" w:type="dxa"/>
-              <w:left w:w="90" w:type="dxa"/>
-              <w:right w:w="90" w:type="dxa"/>
-            </w:tcMar>
-          </w:tcPr>
-          <w:p>
-            <w:pPr>
-              <w:jc w:val="left"/>
-            </w:pPr>
-            <w:r>
-              <w:rPr>
-                <w:rFonts w:ascii="Calibri" w:hAnsi="Calibri"/>
-                <w:color w:val="1F2937"/>
-                <w:sz w:val="18"/>
-              </w:rPr>
-              <w:t>2</w:t>
-            </w:r>
-          </w:p>
-        </w:tc>
-        <w:tc>
-          <w:tcPr>
-            <w:tcW w:type="dxa" w:w="6768"/>
-            <w:shd w:fill="F8FAFC"/>
-            <w:tcMar>
-              <w:top w:w="70" w:type="dxa"/>
-              <w:bottom w:w="70" w:type="dxa"/>
-              <w:left w:w="90" w:type="dxa"/>
-              <w:right w:w="90" w:type="dxa"/>
-            </w:tcMar>
-          </w:tcPr>
-          <w:p>
-            <w:pPr>
-              <w:jc w:val="center"/>
-            </w:pPr>
-            <w:r>
-              <w:rPr>
-                <w:rFonts w:ascii="Calibri" w:hAnsi="Calibri"/>
-                <w:color w:val="1F2937"/>
-                <w:sz w:val="18"/>
-              </w:rPr>
-              <w:t>Problem Statement</w:t>
-            </w:r>
-          </w:p>
-        </w:tc>
-        <w:tc>
-          <w:tcPr>
-            <w:tcW w:type="dxa" w:w="1440"/>
-            <w:shd w:fill="F8FAFC"/>
-            <w:tcMar>
-              <w:top w:w="70" w:type="dxa"/>
-              <w:bottom w:w="70" w:type="dxa"/>
-              <w:left w:w="90" w:type="dxa"/>
-              <w:right w:w="90" w:type="dxa"/>
-            </w:tcMar>
-          </w:tcPr>
-          <w:p>
-            <w:pPr>
-              <w:jc w:val="center"/>
-            </w:pPr>
-            <w:r>
-              <w:rPr>
-                <w:rFonts w:ascii="Calibri" w:hAnsi="Calibri"/>
-                <w:color w:val="1F2937"/>
-                <w:sz w:val="18"/>
-              </w:rPr>
-              <w:t>4</w:t>
-            </w:r>
-          </w:p>
-        </w:tc>
-      </w:tr>
-      <w:tr>
-        <w:tc>
-          <w:tcPr>
-            <w:tcW w:type="dxa" w:w="1152"/>
-            <w:shd w:fill="FFFFFF"/>
-            <w:tcMar>
-              <w:top w:w="70" w:type="dxa"/>
-              <w:bottom w:w="70" w:type="dxa"/>
-              <w:left w:w="90" w:type="dxa"/>
-              <w:right w:w="90" w:type="dxa"/>
-            </w:tcMar>
-          </w:tcPr>
-          <w:p>
-            <w:pPr>
-              <w:jc w:val="left"/>
-            </w:pPr>
-            <w:r>
-              <w:rPr>
-                <w:rFonts w:ascii="Calibri" w:hAnsi="Calibri"/>
-                <w:color w:val="1F2937"/>
-                <w:sz w:val="18"/>
-              </w:rPr>
-              <w:t>3</w:t>
-            </w:r>
-          </w:p>
-        </w:tc>
-        <w:tc>
-          <w:tcPr>
-            <w:tcW w:type="dxa" w:w="6768"/>
-            <w:shd w:fill="FFFFFF"/>
-            <w:tcMar>
-              <w:top w:w="70" w:type="dxa"/>
-              <w:bottom w:w="70" w:type="dxa"/>
-              <w:left w:w="90" w:type="dxa"/>
-              <w:right w:w="90" w:type="dxa"/>
-            </w:tcMar>
-          </w:tcPr>
-          <w:p>
-            <w:pPr>
-              <w:jc w:val="center"/>
-            </w:pPr>
-            <w:r>
-              <w:rPr>
-                <w:rFonts w:ascii="Calibri" w:hAnsi="Calibri"/>
-                <w:color w:val="1F2937"/>
-                <w:sz w:val="18"/>
-              </w:rPr>
-              <w:t>Objectives</w:t>
-            </w:r>
-          </w:p>
-        </w:tc>
-        <w:tc>
-          <w:tcPr>
-            <w:tcW w:type="dxa" w:w="1440"/>
-            <w:shd w:fill="FFFFFF"/>
-            <w:tcMar>
-              <w:top w:w="70" w:type="dxa"/>
-              <w:bottom w:w="70" w:type="dxa"/>
-              <w:left w:w="90" w:type="dxa"/>
-              <w:right w:w="90" w:type="dxa"/>
-            </w:tcMar>
-          </w:tcPr>
-          <w:p>
-            <w:pPr>
-              <w:jc w:val="center"/>
-            </w:pPr>
-            <w:r>
-              <w:rPr>
-                <w:rFonts w:ascii="Calibri" w:hAnsi="Calibri"/>
-                <w:color w:val="1F2937"/>
-                <w:sz w:val="18"/>
-              </w:rPr>
-              <w:t>5</w:t>
-            </w:r>
-          </w:p>
-        </w:tc>
-      </w:tr>
-      <w:tr>
-        <w:tc>
-          <w:tcPr>
-            <w:tcW w:type="dxa" w:w="1152"/>
-            <w:shd w:fill="F8FAFC"/>
-            <w:tcMar>
-              <w:top w:w="70" w:type="dxa"/>
-              <w:bottom w:w="70" w:type="dxa"/>
-              <w:left w:w="90" w:type="dxa"/>
-              <w:right w:w="90" w:type="dxa"/>
-            </w:tcMar>
-          </w:tcPr>
-          <w:p>
-            <w:pPr>
-              <w:jc w:val="left"/>
-            </w:pPr>
-            <w:r>
-              <w:rPr>
-                <w:rFonts w:ascii="Calibri" w:hAnsi="Calibri"/>
-                <w:color w:val="1F2937"/>
-                <w:sz w:val="18"/>
-              </w:rPr>
-              <w:t>4</w:t>
-            </w:r>
-          </w:p>
-        </w:tc>
-        <w:tc>
-          <w:tcPr>
-            <w:tcW w:type="dxa" w:w="6768"/>
-            <w:shd w:fill="F8FAFC"/>
-            <w:tcMar>
-              <w:top w:w="70" w:type="dxa"/>
-              <w:bottom w:w="70" w:type="dxa"/>
-              <w:left w:w="90" w:type="dxa"/>
-              <w:right w:w="90" w:type="dxa"/>
-            </w:tcMar>
-          </w:tcPr>
-          <w:p>
-            <w:pPr>
-              <w:jc w:val="center"/>
-            </w:pPr>
-            <w:r>
-              <w:rPr>
-                <w:rFonts w:ascii="Calibri" w:hAnsi="Calibri"/>
-                <w:color w:val="1F2937"/>
-                <w:sz w:val="18"/>
-              </w:rPr>
-              <w:t>Project Scope</w:t>
-            </w:r>
-          </w:p>
-        </w:tc>
-        <w:tc>
-          <w:tcPr>
-            <w:tcW w:type="dxa" w:w="1440"/>
-            <w:shd w:fill="F8FAFC"/>
-            <w:tcMar>
-              <w:top w:w="70" w:type="dxa"/>
-              <w:bottom w:w="70" w:type="dxa"/>
-              <w:left w:w="90" w:type="dxa"/>
-              <w:right w:w="90" w:type="dxa"/>
-            </w:tcMar>
-          </w:tcPr>
-          <w:p>
-            <w:pPr>
-              <w:jc w:val="center"/>
-            </w:pPr>
-            <w:r>
-              <w:rPr>
-                <w:rFonts w:ascii="Calibri" w:hAnsi="Calibri"/>
-                <w:color w:val="1F2937"/>
-                <w:sz w:val="18"/>
-              </w:rPr>
-              <w:t>5</w:t>
-            </w:r>
-          </w:p>
-        </w:tc>
-      </w:tr>
-      <w:tr>
-        <w:tc>
-          <w:tcPr>
-            <w:tcW w:type="dxa" w:w="1152"/>
-            <w:shd w:fill="FFFFFF"/>
-            <w:tcMar>
-              <w:top w:w="70" w:type="dxa"/>
-              <w:bottom w:w="70" w:type="dxa"/>
-              <w:left w:w="90" w:type="dxa"/>
-              <w:right w:w="90" w:type="dxa"/>
-            </w:tcMar>
-          </w:tcPr>
-          <w:p>
-            <w:pPr>
-              <w:jc w:val="left"/>
-            </w:pPr>
-            <w:r>
-              <w:rPr>
-                <w:rFonts w:ascii="Calibri" w:hAnsi="Calibri"/>
-                <w:color w:val="1F2937"/>
-                <w:sz w:val="18"/>
-              </w:rPr>
-              <w:t>5</w:t>
-            </w:r>
-          </w:p>
-        </w:tc>
-        <w:tc>
-          <w:tcPr>
-            <w:tcW w:type="dxa" w:w="6768"/>
-            <w:shd w:fill="FFFFFF"/>
-            <w:tcMar>
-              <w:top w:w="70" w:type="dxa"/>
-              <w:bottom w:w="70" w:type="dxa"/>
-              <w:left w:w="90" w:type="dxa"/>
-              <w:right w:w="90" w:type="dxa"/>
-            </w:tcMar>
-          </w:tcPr>
-          <w:p>
-            <w:pPr>
-              <w:jc w:val="center"/>
-            </w:pPr>
-            <w:r>
-              <w:rPr>
-                <w:rFonts w:ascii="Calibri" w:hAnsi="Calibri"/>
-                <w:color w:val="1F2937"/>
-                <w:sz w:val="18"/>
-              </w:rPr>
-              <w:t>Proposed System / Methodology</w:t>
-            </w:r>
-          </w:p>
-        </w:tc>
-        <w:tc>
-          <w:tcPr>
-            <w:tcW w:type="dxa" w:w="1440"/>
-            <w:shd w:fill="FFFFFF"/>
-            <w:tcMar>
-              <w:top w:w="70" w:type="dxa"/>
-              <w:bottom w:w="70" w:type="dxa"/>
-              <w:left w:w="90" w:type="dxa"/>
-              <w:right w:w="90" w:type="dxa"/>
-            </w:tcMar>
-          </w:tcPr>
-          <w:p>
-            <w:pPr>
-              <w:jc w:val="center"/>
-            </w:pPr>
-            <w:r>
-              <w:rPr>
-                <w:rFonts w:ascii="Calibri" w:hAnsi="Calibri"/>
-                <w:color w:val="1F2937"/>
-                <w:sz w:val="18"/>
-              </w:rPr>
-              <w:t>6</w:t>
-            </w:r>
-          </w:p>
-        </w:tc>
-      </w:tr>
-      <w:tr>
-        <w:tc>
-          <w:tcPr>
-            <w:tcW w:type="dxa" w:w="1152"/>
-            <w:shd w:fill="F8FAFC"/>
-            <w:tcMar>
-              <w:top w:w="70" w:type="dxa"/>
-              <w:bottom w:w="70" w:type="dxa"/>
-              <w:left w:w="90" w:type="dxa"/>
-              <w:right w:w="90" w:type="dxa"/>
-            </w:tcMar>
-          </w:tcPr>
-          <w:p>
-            <w:pPr>
-              <w:jc w:val="left"/>
-            </w:pPr>
-            <w:r>
-              <w:rPr>
-                <w:rFonts w:ascii="Calibri" w:hAnsi="Calibri"/>
-                <w:color w:val="1F2937"/>
-                <w:sz w:val="18"/>
-              </w:rPr>
-              <w:t>6</w:t>
-            </w:r>
-          </w:p>
-        </w:tc>
-        <w:tc>
-          <w:tcPr>
-            <w:tcW w:type="dxa" w:w="6768"/>
-            <w:shd w:fill="F8FAFC"/>
-            <w:tcMar>
-              <w:top w:w="70" w:type="dxa"/>
-              <w:bottom w:w="70" w:type="dxa"/>
-              <w:left w:w="90" w:type="dxa"/>
-              <w:right w:w="90" w:type="dxa"/>
-            </w:tcMar>
-          </w:tcPr>
-          <w:p>
-            <w:pPr>
-              <w:jc w:val="center"/>
-            </w:pPr>
-            <w:r>
-              <w:rPr>
-                <w:rFonts w:ascii="Calibri" w:hAnsi="Calibri"/>
-                <w:color w:val="1F2937"/>
-                <w:sz w:val="18"/>
-              </w:rPr>
-              <w:t>System Architecture / Workflow</w:t>
-            </w:r>
-          </w:p>
-        </w:tc>
-        <w:tc>
-          <w:tcPr>
-            <w:tcW w:type="dxa" w:w="1440"/>
-            <w:shd w:fill="F8FAFC"/>
-            <w:tcMar>
-              <w:top w:w="70" w:type="dxa"/>
-              <w:bottom w:w="70" w:type="dxa"/>
-              <w:left w:w="90" w:type="dxa"/>
-              <w:right w:w="90" w:type="dxa"/>
-            </w:tcMar>
-          </w:tcPr>
-          <w:p>
-            <w:pPr>
-              <w:jc w:val="center"/>
-            </w:pPr>
-            <w:r>
-              <w:rPr>
-                <w:rFonts w:ascii="Calibri" w:hAnsi="Calibri"/>
-                <w:color w:val="1F2937"/>
-                <w:sz w:val="18"/>
-              </w:rPr>
-              <w:t>7</w:t>
-            </w:r>
-          </w:p>
-        </w:tc>
-      </w:tr>
-      <w:tr>
-        <w:tc>
-          <w:tcPr>
-            <w:tcW w:type="dxa" w:w="1152"/>
-            <w:shd w:fill="FFFFFF"/>
-            <w:tcMar>
-              <w:top w:w="70" w:type="dxa"/>
-              <w:bottom w:w="70" w:type="dxa"/>
-              <w:left w:w="90" w:type="dxa"/>
-              <w:right w:w="90" w:type="dxa"/>
-            </w:tcMar>
-          </w:tcPr>
-          <w:p>
-            <w:pPr>
-              <w:jc w:val="left"/>
-            </w:pPr>
-            <w:r>
-              <w:rPr>
-                <w:rFonts w:ascii="Calibri" w:hAnsi="Calibri"/>
-                <w:color w:val="1F2937"/>
-                <w:sz w:val="18"/>
-              </w:rPr>
-              <w:t>7</w:t>
-            </w:r>
-          </w:p>
-        </w:tc>
-        <w:tc>
-          <w:tcPr>
-            <w:tcW w:type="dxa" w:w="6768"/>
-            <w:shd w:fill="FFFFFF"/>
-            <w:tcMar>
-              <w:top w:w="70" w:type="dxa"/>
-              <w:bottom w:w="70" w:type="dxa"/>
-              <w:left w:w="90" w:type="dxa"/>
-              <w:right w:w="90" w:type="dxa"/>
-            </w:tcMar>
-          </w:tcPr>
-          <w:p>
-            <w:pPr>
-              <w:jc w:val="center"/>
-            </w:pPr>
-            <w:r>
-              <w:rPr>
-                <w:rFonts w:ascii="Calibri" w:hAnsi="Calibri"/>
-                <w:color w:val="1F2937"/>
-                <w:sz w:val="18"/>
-              </w:rPr>
-              <w:t>Implementation</w:t>
-            </w:r>
-          </w:p>
-        </w:tc>
-        <w:tc>
-          <w:tcPr>
-            <w:tcW w:type="dxa" w:w="1440"/>
-            <w:shd w:fill="FFFFFF"/>
-            <w:tcMar>
-              <w:top w:w="70" w:type="dxa"/>
-              <w:bottom w:w="70" w:type="dxa"/>
-              <w:left w:w="90" w:type="dxa"/>
-              <w:right w:w="90" w:type="dxa"/>
-            </w:tcMar>
-          </w:tcPr>
-          <w:p>
-            <w:pPr>
-              <w:jc w:val="center"/>
-            </w:pPr>
-            <w:r>
-              <w:rPr>
-                <w:rFonts w:ascii="Calibri" w:hAnsi="Calibri"/>
-                <w:color w:val="1F2937"/>
-                <w:sz w:val="18"/>
-              </w:rPr>
-              <w:t>8</w:t>
-            </w:r>
-          </w:p>
-        </w:tc>
-      </w:tr>
-      <w:tr>
-        <w:tc>
-          <w:tcPr>
-            <w:tcW w:type="dxa" w:w="1152"/>
-            <w:shd w:fill="F8FAFC"/>
-            <w:tcMar>
-              <w:top w:w="70" w:type="dxa"/>
-              <w:bottom w:w="70" w:type="dxa"/>
-              <w:left w:w="90" w:type="dxa"/>
-              <w:right w:w="90" w:type="dxa"/>
-            </w:tcMar>
-          </w:tcPr>
-          <w:p>
-            <w:pPr>
-              <w:jc w:val="left"/>
-            </w:pPr>
-            <w:r>
-              <w:rPr>
-                <w:rFonts w:ascii="Calibri" w:hAnsi="Calibri"/>
-                <w:color w:val="1F2937"/>
-                <w:sz w:val="18"/>
-              </w:rPr>
-              <w:t>8</w:t>
-            </w:r>
-          </w:p>
-        </w:tc>
-        <w:tc>
-          <w:tcPr>
-            <w:tcW w:type="dxa" w:w="6768"/>
-            <w:shd w:fill="F8FAFC"/>
-            <w:tcMar>
-              <w:top w:w="70" w:type="dxa"/>
-              <w:bottom w:w="70" w:type="dxa"/>
-              <w:left w:w="90" w:type="dxa"/>
-              <w:right w:w="90" w:type="dxa"/>
-            </w:tcMar>
-          </w:tcPr>
-          <w:p>
-            <w:pPr>
-              <w:jc w:val="center"/>
-            </w:pPr>
-            <w:r>
-              <w:rPr>
-                <w:rFonts w:ascii="Calibri" w:hAnsi="Calibri"/>
-                <w:color w:val="1F2937"/>
-                <w:sz w:val="18"/>
-              </w:rPr>
-              <w:t>User Interface / Application Screenshots</w:t>
-            </w:r>
-          </w:p>
-        </w:tc>
-        <w:tc>
-          <w:tcPr>
-            <w:tcW w:type="dxa" w:w="1440"/>
-            <w:shd w:fill="F8FAFC"/>
-            <w:tcMar>
-              <w:top w:w="70" w:type="dxa"/>
-              <w:bottom w:w="70" w:type="dxa"/>
-              <w:left w:w="90" w:type="dxa"/>
-              <w:right w:w="90" w:type="dxa"/>
-            </w:tcMar>
-          </w:tcPr>
-          <w:p>
-            <w:pPr>
-              <w:jc w:val="center"/>
-            </w:pPr>
-            <w:r>
-              <w:rPr>
-                <w:rFonts w:ascii="Calibri" w:hAnsi="Calibri"/>
-                <w:color w:val="1F2937"/>
-                <w:sz w:val="18"/>
-              </w:rPr>
-              <w:t>10</w:t>
-            </w:r>
-          </w:p>
-        </w:tc>
-      </w:tr>
-      <w:tr>
-        <w:tc>
-          <w:tcPr>
-            <w:tcW w:type="dxa" w:w="1152"/>
-            <w:shd w:fill="FFFFFF"/>
-            <w:tcMar>
-              <w:top w:w="70" w:type="dxa"/>
-              <w:bottom w:w="70" w:type="dxa"/>
-              <w:left w:w="90" w:type="dxa"/>
-              <w:right w:w="90" w:type="dxa"/>
-            </w:tcMar>
-          </w:tcPr>
-          <w:p>
-            <w:pPr>
-              <w:jc w:val="left"/>
-            </w:pPr>
-            <w:r>
-              <w:rPr>
-                <w:rFonts w:ascii="Calibri" w:hAnsi="Calibri"/>
-                <w:color w:val="1F2937"/>
-                <w:sz w:val="18"/>
-              </w:rPr>
-              <w:t>9</w:t>
-            </w:r>
-          </w:p>
-        </w:tc>
-        <w:tc>
-          <w:tcPr>
-            <w:tcW w:type="dxa" w:w="6768"/>
-            <w:shd w:fill="FFFFFF"/>
-            <w:tcMar>
-              <w:top w:w="70" w:type="dxa"/>
-              <w:bottom w:w="70" w:type="dxa"/>
-              <w:left w:w="90" w:type="dxa"/>
-              <w:right w:w="90" w:type="dxa"/>
-            </w:tcMar>
-          </w:tcPr>
-          <w:p>
-            <w:pPr>
-              <w:jc w:val="center"/>
-            </w:pPr>
-            <w:r>
-              <w:rPr>
-                <w:rFonts w:ascii="Calibri" w:hAnsi="Calibri"/>
-                <w:color w:val="1F2937"/>
-                <w:sz w:val="18"/>
-              </w:rPr>
-              <w:t>Challenges and Limitations</w:t>
-            </w:r>
-          </w:p>
-        </w:tc>
-        <w:tc>
-          <w:tcPr>
-            <w:tcW w:type="dxa" w:w="1440"/>
-            <w:shd w:fill="FFFFFF"/>
-            <w:tcMar>
-              <w:top w:w="70" w:type="dxa"/>
-              <w:bottom w:w="70" w:type="dxa"/>
-              <w:left w:w="90" w:type="dxa"/>
-              <w:right w:w="90" w:type="dxa"/>
-            </w:tcMar>
-          </w:tcPr>
-          <w:p>
-            <w:pPr>
-              <w:jc w:val="center"/>
-            </w:pPr>
-            <w:r>
-              <w:rPr>
-                <w:rFonts w:ascii="Calibri" w:hAnsi="Calibri"/>
-                <w:color w:val="1F2937"/>
-                <w:sz w:val="18"/>
-              </w:rPr>
-              <w:t>12</w:t>
-            </w:r>
-          </w:p>
-        </w:tc>
-      </w:tr>
-      <w:tr>
-        <w:tc>
-          <w:tcPr>
-            <w:tcW w:type="dxa" w:w="1152"/>
-            <w:shd w:fill="F8FAFC"/>
-            <w:tcMar>
-              <w:top w:w="70" w:type="dxa"/>
-              <w:bottom w:w="70" w:type="dxa"/>
-              <w:left w:w="90" w:type="dxa"/>
-              <w:right w:w="90" w:type="dxa"/>
-            </w:tcMar>
-          </w:tcPr>
-          <w:p>
-            <w:pPr>
-              <w:jc w:val="left"/>
-            </w:pPr>
-            <w:r>
-              <w:rPr>
-                <w:rFonts w:ascii="Calibri" w:hAnsi="Calibri"/>
-                <w:color w:val="1F2937"/>
-                <w:sz w:val="18"/>
-              </w:rPr>
-              <w:t>10</w:t>
-            </w:r>
-          </w:p>
-        </w:tc>
-        <w:tc>
-          <w:tcPr>
-            <w:tcW w:type="dxa" w:w="6768"/>
-            <w:shd w:fill="F8FAFC"/>
-            <w:tcMar>
-              <w:top w:w="70" w:type="dxa"/>
-              <w:bottom w:w="70" w:type="dxa"/>
-              <w:left w:w="90" w:type="dxa"/>
-              <w:right w:w="90" w:type="dxa"/>
-            </w:tcMar>
-          </w:tcPr>
-          <w:p>
-            <w:pPr>
-              <w:jc w:val="center"/>
-            </w:pPr>
-            <w:r>
-              <w:rPr>
-                <w:rFonts w:ascii="Calibri" w:hAnsi="Calibri"/>
-                <w:color w:val="1F2937"/>
-                <w:sz w:val="18"/>
-              </w:rPr>
-              <w:t>Conclusion</w:t>
-            </w:r>
-          </w:p>
-        </w:tc>
-        <w:tc>
-          <w:tcPr>
-            <w:tcW w:type="dxa" w:w="1440"/>
-            <w:shd w:fill="F8FAFC"/>
-            <w:tcMar>
-              <w:top w:w="70" w:type="dxa"/>
-              <w:bottom w:w="70" w:type="dxa"/>
-              <w:left w:w="90" w:type="dxa"/>
-              <w:right w:w="90" w:type="dxa"/>
-            </w:tcMar>
-          </w:tcPr>
-          <w:p>
-            <w:pPr>
-              <w:jc w:val="center"/>
-            </w:pPr>
-            <w:r>
-              <w:rPr>
-                <w:rFonts w:ascii="Calibri" w:hAnsi="Calibri"/>
-                <w:color w:val="1F2937"/>
-                <w:sz w:val="18"/>
-              </w:rPr>
-              <w:t>13</w:t>
-            </w:r>
-          </w:p>
-        </w:tc>
-      </w:tr>
-      <w:tr>
-        <w:tc>
-          <w:tcPr>
-            <w:tcW w:type="dxa" w:w="1152"/>
-            <w:shd w:fill="FFFFFF"/>
-            <w:tcMar>
-              <w:top w:w="70" w:type="dxa"/>
-              <w:bottom w:w="70" w:type="dxa"/>
-              <w:left w:w="90" w:type="dxa"/>
-              <w:right w:w="90" w:type="dxa"/>
-            </w:tcMar>
-          </w:tcPr>
-          <w:p>
-            <w:pPr>
-              <w:jc w:val="left"/>
-            </w:pPr>
-            <w:r>
-              <w:rPr>
-                <w:rFonts w:ascii="Calibri" w:hAnsi="Calibri"/>
-                <w:color w:val="1F2937"/>
-                <w:sz w:val="18"/>
-              </w:rPr>
-              <w:t>11</w:t>
-            </w:r>
-          </w:p>
-        </w:tc>
-        <w:tc>
-          <w:tcPr>
-            <w:tcW w:type="dxa" w:w="6768"/>
-            <w:shd w:fill="FFFFFF"/>
-            <w:tcMar>
-              <w:top w:w="70" w:type="dxa"/>
-              <w:bottom w:w="70" w:type="dxa"/>
-              <w:left w:w="90" w:type="dxa"/>
-              <w:right w:w="90" w:type="dxa"/>
-            </w:tcMar>
-          </w:tcPr>
-          <w:p>
-            <w:pPr>
-              <w:jc w:val="center"/>
-            </w:pPr>
-            <w:r>
-              <w:rPr>
-                <w:rFonts w:ascii="Calibri" w:hAnsi="Calibri"/>
-                <w:color w:val="1F2937"/>
-                <w:sz w:val="18"/>
-              </w:rPr>
-              <w:t>Future Scope</w:t>
-            </w:r>
-          </w:p>
-        </w:tc>
-        <w:tc>
-          <w:tcPr>
-            <w:tcW w:type="dxa" w:w="1440"/>
-            <w:shd w:fill="FFFFFF"/>
-            <w:tcMar>
-              <w:top w:w="70" w:type="dxa"/>
-              <w:bottom w:w="70" w:type="dxa"/>
-              <w:left w:w="90" w:type="dxa"/>
-              <w:right w:w="90" w:type="dxa"/>
-            </w:tcMar>
-          </w:tcPr>
-          <w:p>
-            <w:pPr>
-              <w:jc w:val="center"/>
-            </w:pPr>
-            <w:r>
-              <w:rPr>
-                <w:rFonts w:ascii="Calibri" w:hAnsi="Calibri"/>
-                <w:color w:val="1F2937"/>
-                <w:sz w:val="18"/>
-              </w:rPr>
-              <w:t>14</w:t>
-            </w:r>
-          </w:p>
-        </w:tc>
-      </w:tr>
-      <w:tr>
-        <w:tc>
-          <w:tcPr>
-            <w:tcW w:type="dxa" w:w="1152"/>
-            <w:shd w:fill="F8FAFC"/>
-            <w:tcMar>
-              <w:top w:w="70" w:type="dxa"/>
-              <w:bottom w:w="70" w:type="dxa"/>
-              <w:left w:w="90" w:type="dxa"/>
-              <w:right w:w="90" w:type="dxa"/>
-            </w:tcMar>
-          </w:tcPr>
-          <w:p>
-            <w:pPr>
-              <w:jc w:val="left"/>
-            </w:pPr>
-            <w:r>
-              <w:rPr>
-                <w:rFonts w:ascii="Calibri" w:hAnsi="Calibri"/>
-                <w:color w:val="1F2937"/>
-                <w:sz w:val="18"/>
-              </w:rPr>
-              <w:t>12</w:t>
-            </w:r>
-          </w:p>
-        </w:tc>
-        <w:tc>
-          <w:tcPr>
-            <w:tcW w:type="dxa" w:w="6768"/>
-            <w:shd w:fill="F8FAFC"/>
-            <w:tcMar>
-              <w:top w:w="70" w:type="dxa"/>
-              <w:bottom w:w="70" w:type="dxa"/>
-              <w:left w:w="90" w:type="dxa"/>
-              <w:right w:w="90" w:type="dxa"/>
-            </w:tcMar>
-          </w:tcPr>
-          <w:p>
-            <w:pPr>
-              <w:jc w:val="center"/>
-            </w:pPr>
-            <w:r>
-              <w:rPr>
-                <w:rFonts w:ascii="Calibri" w:hAnsi="Calibri"/>
-                <w:color w:val="1F2937"/>
-                <w:sz w:val="18"/>
-              </w:rPr>
-              <w:t>References</w:t>
-            </w:r>
-          </w:p>
-        </w:tc>
-        <w:tc>
-          <w:tcPr>
-            <w:tcW w:type="dxa" w:w="1440"/>
-            <w:shd w:fill="F8FAFC"/>
-            <w:tcMar>
-              <w:top w:w="70" w:type="dxa"/>
-              <w:bottom w:w="70" w:type="dxa"/>
-              <w:left w:w="90" w:type="dxa"/>
-              <w:right w:w="90" w:type="dxa"/>
-            </w:tcMar>
-          </w:tcPr>
-          <w:p>
-            <w:pPr>
-              <w:jc w:val="center"/>
-            </w:pPr>
-            <w:r>
-              <w:rPr>
-                <w:rFonts w:ascii="Calibri" w:hAnsi="Calibri"/>
-                <w:color w:val="1F2937"/>
-                <w:sz w:val="18"/>
-              </w:rPr>
-              <w:t>15</w:t>
-            </w:r>
-          </w:p>
-        </w:tc>
-      </w:tr>
-    </w:tbl>
-    <w:p>
-      <w:r>
-        <w:br w:type="page"/>
-      </w:r>
-    </w:p>
-    <w:p>
-      <w:pPr>
-        <w:pStyle w:val="Heading1"/>
-        <w:keepNext/>
-        <w:spacing w:before="280" w:after="80"/>
-      </w:pPr>
-      <w:r>
-        <w:rPr>
-          <w:rFonts w:ascii="Calibri" w:hAnsi="Calibri"/>
-          <w:b/>
-          <w:color w:val="1E3A8A"/>
-          <w:sz w:val="34"/>
-        </w:rPr>
-        <w:t>1. Introduction</w:t>
-      </w:r>
-    </w:p>
-    <w:p>
-      <w:pPr>
-        <w:spacing w:after="80" w:line="276" w:lineRule="auto"/>
-      </w:pPr>
-      <w:r>
-        <w:rPr>
-          <w:rFonts w:ascii="Calibri" w:hAnsi="Calibri"/>
-          <w:color w:val="374151"/>
-          <w:sz w:val="22"/>
-        </w:rPr>
-        <w:t>TelcoPulse AI is an enterprise-grade Generative AI (GenAI) application designed to automate, personalize, and optimize customer retention operations for telecommunications service providers.</w:t>
-      </w:r>
-    </w:p>
-    <w:p>
-      <w:pPr>
-        <w:pStyle w:val="Heading2"/>
-        <w:keepNext/>
-        <w:spacing w:before="280" w:after="80"/>
-      </w:pPr>
-      <w:r>
-        <w:rPr>
-          <w:rFonts w:ascii="Calibri" w:hAnsi="Calibri"/>
-          <w:b/>
-          <w:color w:val="2563EB"/>
-          <w:sz w:val="26"/>
-        </w:rPr>
-        <w:t>1.1 Application Overview &amp; Real-World Purpose</w:t>
-      </w:r>
-    </w:p>
-    <w:p>
-      <w:pPr>
-        <w:spacing w:after="80" w:line="276" w:lineRule="auto"/>
-      </w:pPr>
-      <w:r>
-        <w:rPr>
-          <w:rFonts w:ascii="Calibri" w:hAnsi="Calibri"/>
-          <w:color w:val="374151"/>
-          <w:sz w:val="22"/>
-        </w:rPr>
-        <w:t>In the modern telecommunications industry, subscriber churn results in billions of dollars in lost annual recurring revenue. Retaining an existing subscriber costs 5 to 7 times less than acquiring a new one. However, traditional retention workflows rely on generic, static email templates and inflexible promotional discounts that fail to address the unique frustration points of individual customers. TelcoPulse AI solves this problem by acting as an intelligent Retention Copilot that synthesizes customer account telemetry into bespoke, empathetic win-back communications and frontline agent negotiation playbooks.</w:t>
-      </w:r>
-    </w:p>
-    <w:p>
-      <w:pPr>
-        <w:pStyle w:val="Heading2"/>
-        <w:keepNext/>
-        <w:spacing w:before="280" w:after="80"/>
-      </w:pPr>
-      <w:r>
-        <w:rPr>
-          <w:rFonts w:ascii="Calibri" w:hAnsi="Calibri"/>
-          <w:b/>
-          <w:color w:val="2563EB"/>
-          <w:sz w:val="26"/>
-        </w:rPr>
-        <w:t>1.2 Role of Generative AI in the Application</w:t>
-      </w:r>
-    </w:p>
-    <w:p>
-      <w:pPr>
-        <w:spacing w:after="80" w:line="276" w:lineRule="auto"/>
-      </w:pPr>
-      <w:r>
-        <w:rPr>
-          <w:rFonts w:ascii="Calibri" w:hAnsi="Calibri"/>
-          <w:color w:val="374151"/>
-          <w:sz w:val="22"/>
-        </w:rPr>
-        <w:t>Generative AI serves as the core intelligence synthesis engine within TelcoPulse AI. Given multidimensional customer telemetry (such as high monthly bills, month-to-month contracts, lack of tech support, or fiber optic service friction), the GenAI model dynamically crafts:</w:t>
-      </w:r>
-    </w:p>
-    <w:p>
-      <w:pPr>
-        <w:pStyle w:val="ListBullet"/>
-        <w:spacing w:after="60" w:line="276" w:lineRule="auto"/>
-      </w:pPr>
-      <w:r>
-        <w:rPr>
-          <w:rFonts w:ascii="Calibri" w:hAnsi="Calibri"/>
-          <w:b/>
-          <w:color w:val="1F2937"/>
-          <w:sz w:val="22"/>
-        </w:rPr>
-        <w:t xml:space="preserve">• Personalized Customer Communications: </w:t>
-      </w:r>
-      <w:r>
-        <w:rPr>
-          <w:rFonts w:ascii="Calibri" w:hAnsi="Calibri"/>
-          <w:color w:val="374151"/>
-          <w:sz w:val="22"/>
-        </w:rPr>
-        <w:t>High-converting, empathetic customer outreach emails and concise SMS flash alerts customized to the user's specific churn drivers.</w:t>
-      </w:r>
-    </w:p>
-    <w:p>
-      <w:pPr>
-        <w:pStyle w:val="ListBullet"/>
-        <w:spacing w:after="60" w:line="276" w:lineRule="auto"/>
-      </w:pPr>
-      <w:r>
-        <w:rPr>
-          <w:rFonts w:ascii="Calibri" w:hAnsi="Calibri"/>
-          <w:b/>
-          <w:color w:val="1F2937"/>
-          <w:sz w:val="22"/>
-        </w:rPr>
-        <w:t xml:space="preserve">• Real-Time Agent Negotiation Scripts: </w:t>
-      </w:r>
-      <w:r>
-        <w:rPr>
-          <w:rFonts w:ascii="Calibri" w:hAnsi="Calibri"/>
-          <w:color w:val="374151"/>
-          <w:sz w:val="22"/>
-        </w:rPr>
-        <w:t>Step-by-step objection handling dialogues, opening rapport hooks, and counter-offer scripts for call center agents.</w:t>
-      </w:r>
-    </w:p>
-    <w:p>
-      <w:pPr>
-        <w:pStyle w:val="ListBullet"/>
-        <w:spacing w:after="60" w:line="276" w:lineRule="auto"/>
-      </w:pPr>
-      <w:r>
-        <w:rPr>
-          <w:rFonts w:ascii="Calibri" w:hAnsi="Calibri"/>
-          <w:b/>
-          <w:color w:val="1F2937"/>
-          <w:sz w:val="22"/>
-        </w:rPr>
-        <w:t xml:space="preserve">• Tailored Retention Concession Matrix: </w:t>
-      </w:r>
-      <w:r>
-        <w:rPr>
-          <w:rFonts w:ascii="Calibri" w:hAnsi="Calibri"/>
-          <w:color w:val="374151"/>
-          <w:sz w:val="22"/>
-        </w:rPr>
-        <w:t>Structured multi-tier concession packages (discounts, value-added add-ons, auto-pay credits) calculated to maximize retention probability while protecting business profit margins.</w:t>
-      </w:r>
-    </w:p>
-    <w:p>
-      <w:pPr>
-        <w:pStyle w:val="ListBullet"/>
-        <w:spacing w:after="60" w:line="276" w:lineRule="auto"/>
-      </w:pPr>
-      <w:r>
-        <w:rPr>
-          <w:rFonts w:ascii="Calibri" w:hAnsi="Calibri"/>
-          <w:b/>
-          <w:color w:val="1F2937"/>
-          <w:sz w:val="22"/>
-        </w:rPr>
-        <w:t xml:space="preserve">• Structured CRM Integration Payloads: </w:t>
-      </w:r>
-      <w:r>
-        <w:rPr>
-          <w:rFonts w:ascii="Calibri" w:hAnsi="Calibri"/>
-          <w:color w:val="374151"/>
-          <w:sz w:val="22"/>
-        </w:rPr>
-        <w:t>Formatted JSON objects ready for immediate automated CRM dispatch (Salesforce, SAP, Zendesk).</w:t>
-      </w:r>
-    </w:p>
-    <w:p>
-      <w:pPr>
-        <w:pStyle w:val="Heading2"/>
-        <w:keepNext/>
-        <w:spacing w:before="280" w:after="80"/>
-      </w:pPr>
-      <w:r>
-        <w:rPr>
-          <w:rFonts w:ascii="Calibri" w:hAnsi="Calibri"/>
-          <w:b/>
-          <w:color w:val="2563EB"/>
-          <w:sz w:val="26"/>
-        </w:rPr>
-        <w:t>1.3 Type of AI-Generated Output Produced</w:t>
-      </w:r>
-    </w:p>
-    <w:p>
-      <w:pPr>
-        <w:spacing w:after="80" w:line="276" w:lineRule="auto"/>
-      </w:pPr>
-      <w:r>
-        <w:rPr>
-          <w:rFonts w:ascii="Calibri" w:hAnsi="Calibri"/>
-          <w:color w:val="374151"/>
-          <w:sz w:val="22"/>
-        </w:rPr>
-        <w:t>The system produces multi-modal textual and structured analytical assets, including formatted email copy, SMS alert text, interactive conversation dialogue trees, financial concession tables, and structured JSON configuration payloads.</w:t>
-      </w:r>
-    </w:p>
-    <w:p>
-      <w:pPr>
-        <w:pStyle w:val="Heading2"/>
-        <w:keepNext/>
-        <w:spacing w:before="280" w:after="80"/>
-      </w:pPr>
-      <w:r>
-        <w:rPr>
-          <w:rFonts w:ascii="Calibri" w:hAnsi="Calibri"/>
-          <w:b/>
-          <w:color w:val="2563EB"/>
-          <w:sz w:val="26"/>
-        </w:rPr>
-        <w:t>1.4 Key Features of the Application</w:t>
-      </w:r>
-    </w:p>
-    <w:p>
-      <w:pPr>
-        <w:pStyle w:val="ListBullet"/>
-        <w:spacing w:after="60" w:line="276" w:lineRule="auto"/>
-      </w:pPr>
-      <w:r>
-        <w:rPr>
-          <w:rFonts w:ascii="Calibri" w:hAnsi="Calibri"/>
-          <w:b/>
-          <w:color w:val="1F2937"/>
-          <w:sz w:val="22"/>
-        </w:rPr>
-        <w:t xml:space="preserve">1. GenAI Personalized Win-Back Copilot: </w:t>
-      </w:r>
-      <w:r>
-        <w:rPr>
-          <w:rFonts w:ascii="Calibri" w:hAnsi="Calibri"/>
-          <w:color w:val="374151"/>
-          <w:sz w:val="22"/>
-        </w:rPr>
-        <w:t>Instant generation of customized customer communications based on account tenure, monthly charges, and risk drivers.</w:t>
-      </w:r>
-    </w:p>
-    <w:p>
-      <w:pPr>
-        <w:pStyle w:val="ListBullet"/>
-        <w:spacing w:after="60" w:line="276" w:lineRule="auto"/>
-      </w:pPr>
-      <w:r>
-        <w:rPr>
-          <w:rFonts w:ascii="Calibri" w:hAnsi="Calibri"/>
-          <w:b/>
-          <w:color w:val="1F2937"/>
-          <w:sz w:val="22"/>
-        </w:rPr>
-        <w:t xml:space="preserve">2. Frontline Agent Negotiation Script Generator: </w:t>
-      </w:r>
-      <w:r>
-        <w:rPr>
-          <w:rFonts w:ascii="Calibri" w:hAnsi="Calibri"/>
-          <w:color w:val="374151"/>
-          <w:sz w:val="22"/>
-        </w:rPr>
-        <w:t>Empowers customer service reps with real-time objection rebuttals and empathetic scripts during live calls.</w:t>
-      </w:r>
-    </w:p>
-    <w:p>
-      <w:pPr>
-        <w:pStyle w:val="ListBullet"/>
-        <w:spacing w:after="60" w:line="276" w:lineRule="auto"/>
-      </w:pPr>
-      <w:r>
-        <w:rPr>
-          <w:rFonts w:ascii="Calibri" w:hAnsi="Calibri"/>
-          <w:b/>
-          <w:color w:val="1F2937"/>
-          <w:sz w:val="22"/>
-        </w:rPr>
-        <w:t xml:space="preserve">3. Concession &amp; Incentive Hierarchy: </w:t>
-      </w:r>
-      <w:r>
-        <w:rPr>
-          <w:rFonts w:ascii="Calibri" w:hAnsi="Calibri"/>
-          <w:color w:val="374151"/>
-          <w:sz w:val="22"/>
-        </w:rPr>
-        <w:t>Recommends four progressive concession tiers (rate discounts, tech support bundles, contract extensions, auto-pay credits).</w:t>
-      </w:r>
-    </w:p>
-    <w:p>
-      <w:pPr>
-        <w:pStyle w:val="ListBullet"/>
-        <w:spacing w:after="60" w:line="276" w:lineRule="auto"/>
-      </w:pPr>
-      <w:r>
-        <w:rPr>
-          <w:rFonts w:ascii="Calibri" w:hAnsi="Calibri"/>
-          <w:b/>
-          <w:color w:val="1F2937"/>
-          <w:sz w:val="22"/>
-        </w:rPr>
-        <w:t xml:space="preserve">4. Hybrid Predictive + Generative AI Architecture: </w:t>
-      </w:r>
-      <w:r>
-        <w:rPr>
-          <w:rFonts w:ascii="Calibri" w:hAnsi="Calibri"/>
-          <w:color w:val="374151"/>
-          <w:sz w:val="22"/>
-        </w:rPr>
-        <w:t>Combines supervised ML churn risk scoring (&lt;30% Safe, 30-60% Moderate, &gt;60% Critical) with GenAI text synthesis.</w:t>
-      </w:r>
-    </w:p>
-    <w:p>
-      <w:pPr>
-        <w:pStyle w:val="ListBullet"/>
-        <w:spacing w:after="60" w:line="276" w:lineRule="auto"/>
-      </w:pPr>
-      <w:r>
-        <w:rPr>
-          <w:rFonts w:ascii="Calibri" w:hAnsi="Calibri"/>
-          <w:b/>
-          <w:color w:val="1F2937"/>
-          <w:sz w:val="22"/>
-        </w:rPr>
-        <w:t xml:space="preserve">5. What-If Strategy Simulator &amp; CRM Dispatch: </w:t>
-      </w:r>
-      <w:r>
-        <w:rPr>
-          <w:rFonts w:ascii="Calibri" w:hAnsi="Calibri"/>
-          <w:color w:val="374151"/>
-          <w:sz w:val="22"/>
-        </w:rPr>
-        <w:t>Interactive sandbox to simulate discount and contract changes with real-time churn reduction calculations.</w:t>
-      </w:r>
-    </w:p>
-    <w:p>
-      <w:pPr>
-        <w:pStyle w:val="Heading1"/>
-        <w:keepNext/>
-        <w:spacing w:before="280" w:after="80"/>
-      </w:pPr>
-      <w:r>
-        <w:rPr>
-          <w:rFonts w:ascii="Calibri" w:hAnsi="Calibri"/>
-          <w:b/>
-          <w:color w:val="1E3A8A"/>
-          <w:sz w:val="34"/>
-        </w:rPr>
-        <w:t>2. Problem Statement</w:t>
-      </w:r>
-    </w:p>
-    <w:p>
-      <w:pPr>
-        <w:pStyle w:val="Heading2"/>
-        <w:keepNext/>
-        <w:spacing w:before="280" w:after="80"/>
-      </w:pPr>
-      <w:r>
-        <w:rPr>
-          <w:rFonts w:ascii="Calibri" w:hAnsi="Calibri"/>
-          <w:b/>
-          <w:color w:val="2563EB"/>
-          <w:sz w:val="26"/>
-        </w:rPr>
-        <w:t>2.1 Real-World Problem Identified</w:t>
-      </w:r>
-    </w:p>
-    <w:p>
-      <w:pPr>
-        <w:spacing w:after="80" w:line="276" w:lineRule="auto"/>
-      </w:pPr>
-      <w:r>
-        <w:rPr>
-          <w:rFonts w:ascii="Calibri" w:hAnsi="Calibri"/>
-          <w:color w:val="374151"/>
-          <w:sz w:val="22"/>
-        </w:rPr>
-        <w:t>Telecommunication providers face an average annual customer churn rate of 20% to 30%. Frontline retention teams currently struggle with three severe bottlenecks:</w:t>
-      </w:r>
-    </w:p>
-    <w:p>
-      <w:pPr>
-        <w:pStyle w:val="ListBullet"/>
-        <w:spacing w:after="60" w:line="276" w:lineRule="auto"/>
-      </w:pPr>
-      <w:r>
-        <w:rPr>
-          <w:rFonts w:ascii="Calibri" w:hAnsi="Calibri"/>
-          <w:b/>
-          <w:color w:val="1F2937"/>
-          <w:sz w:val="22"/>
-        </w:rPr>
-        <w:t xml:space="preserve">1. Blanket Discount Inefficiencies: </w:t>
-      </w:r>
-      <w:r>
-        <w:rPr>
-          <w:rFonts w:ascii="Calibri" w:hAnsi="Calibri"/>
-          <w:color w:val="374151"/>
-          <w:sz w:val="22"/>
-        </w:rPr>
-        <w:t>Marketing teams send broad, identical discount emails to all departing subscribers, eroding profit margins on customers who would have stayed while failing to convince high-value dissatisfied customers.</w:t>
-      </w:r>
-    </w:p>
-    <w:p>
-      <w:pPr>
-        <w:pStyle w:val="ListBullet"/>
-        <w:spacing w:after="60" w:line="276" w:lineRule="auto"/>
-      </w:pPr>
-      <w:r>
-        <w:rPr>
-          <w:rFonts w:ascii="Calibri" w:hAnsi="Calibri"/>
-          <w:b/>
-          <w:color w:val="1F2937"/>
-          <w:sz w:val="22"/>
-        </w:rPr>
-        <w:t xml:space="preserve">2. Lack of Real-Time Agent Guidance: </w:t>
-      </w:r>
-      <w:r>
-        <w:rPr>
-          <w:rFonts w:ascii="Calibri" w:hAnsi="Calibri"/>
-          <w:color w:val="374151"/>
-          <w:sz w:val="22"/>
-        </w:rPr>
-        <w:t>Customer service representatives must manually devise counter-offers during live calls without structured negotiation guidance, leading to inconsistent customer experiences and lost retention opportunities.</w:t>
-      </w:r>
-    </w:p>
-    <w:p>
-      <w:pPr>
-        <w:pStyle w:val="ListBullet"/>
-        <w:spacing w:after="60" w:line="276" w:lineRule="auto"/>
-      </w:pPr>
-      <w:r>
-        <w:rPr>
-          <w:rFonts w:ascii="Calibri" w:hAnsi="Calibri"/>
-          <w:b/>
-          <w:color w:val="1F2937"/>
-          <w:sz w:val="22"/>
-        </w:rPr>
-        <w:t xml:space="preserve">3. High Latency &amp; Manual Copywriting Bottlenecks: </w:t>
-      </w:r>
-      <w:r>
-        <w:rPr>
-          <w:rFonts w:ascii="Calibri" w:hAnsi="Calibri"/>
-          <w:color w:val="374151"/>
-          <w:sz w:val="22"/>
-        </w:rPr>
-        <w:t>Drafting tailored enterprise win-back communications currently takes marketing copywriters hours or days, causing service providers to miss the narrow time window when at-risk customers can still be saved.</w:t>
-      </w:r>
-    </w:p>
-    <w:p>
-      <w:pPr>
-        <w:pStyle w:val="Heading2"/>
-        <w:keepNext/>
-        <w:spacing w:before="280" w:after="80"/>
-      </w:pPr>
-      <w:r>
-        <w:rPr>
-          <w:rFonts w:ascii="Calibri" w:hAnsi="Calibri"/>
-          <w:b/>
-          <w:color w:val="2563EB"/>
-          <w:sz w:val="26"/>
-        </w:rPr>
-        <w:t>2.2 Why Generative AI Fixes This Better Than Existing Approaches</w:t>
-      </w:r>
-    </w:p>
-    <w:p>
-      <w:pPr>
-        <w:spacing w:after="80" w:line="276" w:lineRule="auto"/>
-      </w:pPr>
-      <w:r>
-        <w:rPr>
-          <w:rFonts w:ascii="Calibri" w:hAnsi="Calibri"/>
-          <w:color w:val="374151"/>
-          <w:sz w:val="22"/>
-        </w:rPr>
-        <w:t>Rule-based templates are rigid and cannot naturally harmonize 20+ customer variables (e.g., tenure length, fiber optic pricing, electronic check payment friction, absence of security add-ons) into a compelling, human-sounding message. Generative AI excels at contextual natural language synthesis—understanding the subtle emotional tone, value propositions, and psychological framing needed to turn an unhappy customer into a loyal subscriber.</w:t>
-      </w:r>
-    </w:p>
-    <w:p>
-      <w:pPr>
-        <w:pStyle w:val="Heading2"/>
-        <w:keepNext/>
-        <w:spacing w:before="280" w:after="80"/>
-      </w:pPr>
-      <w:r>
-        <w:rPr>
-          <w:rFonts w:ascii="Calibri" w:hAnsi="Calibri"/>
-          <w:b/>
-          <w:color w:val="2563EB"/>
-          <w:sz w:val="26"/>
-        </w:rPr>
-        <w:t>2.3 Concrete Improvements &amp; Expected Outcomes</w:t>
-      </w:r>
-    </w:p>
-    <w:p>
-      <w:pPr>
-        <w:pStyle w:val="ListBullet"/>
-        <w:spacing w:after="60" w:line="276" w:lineRule="auto"/>
-      </w:pPr>
-      <w:r>
-        <w:rPr>
-          <w:rFonts w:ascii="Calibri" w:hAnsi="Calibri"/>
-          <w:b/>
-          <w:color w:val="1F2937"/>
-          <w:sz w:val="22"/>
-        </w:rPr>
-        <w:t xml:space="preserve">• 99% Time Reduction: </w:t>
-      </w:r>
-      <w:r>
-        <w:rPr>
-          <w:rFonts w:ascii="Calibri" w:hAnsi="Calibri"/>
-          <w:color w:val="374151"/>
-          <w:sz w:val="22"/>
-        </w:rPr>
-        <w:t>Generating tailored email and script assets is reduced from 45 minutes of manual agent work to under 1 second.</w:t>
-      </w:r>
-    </w:p>
-    <w:p>
-      <w:pPr>
-        <w:pStyle w:val="ListBullet"/>
-        <w:spacing w:after="60" w:line="276" w:lineRule="auto"/>
-      </w:pPr>
-      <w:r>
-        <w:rPr>
-          <w:rFonts w:ascii="Calibri" w:hAnsi="Calibri"/>
-          <w:b/>
-          <w:color w:val="1F2937"/>
-          <w:sz w:val="22"/>
-        </w:rPr>
-        <w:t xml:space="preserve">• 3x Higher Engagement: </w:t>
-      </w:r>
-      <w:r>
-        <w:rPr>
-          <w:rFonts w:ascii="Calibri" w:hAnsi="Calibri"/>
-          <w:color w:val="374151"/>
-          <w:sz w:val="22"/>
-        </w:rPr>
-        <w:t>Personalized, empathetic copywriting addressing specific pain points achieves over 3x higher click-through and engagement rates compared to generic emails.</w:t>
-      </w:r>
-    </w:p>
-    <w:p>
-      <w:pPr>
-        <w:pStyle w:val="ListBullet"/>
-        <w:spacing w:after="60" w:line="276" w:lineRule="auto"/>
-      </w:pPr>
-      <w:r>
-        <w:rPr>
-          <w:rFonts w:ascii="Calibri" w:hAnsi="Calibri"/>
-          <w:b/>
-          <w:color w:val="1F2937"/>
-          <w:sz w:val="22"/>
-        </w:rPr>
-        <w:t xml:space="preserve">• Preserved Profit Margins: </w:t>
-      </w:r>
-      <w:r>
-        <w:rPr>
-          <w:rFonts w:ascii="Calibri" w:hAnsi="Calibri"/>
-          <w:color w:val="374151"/>
-          <w:sz w:val="22"/>
-        </w:rPr>
-        <w:t>Structured tier-based incentives prevent over-discounting, saving hundreds of thousands of dollars in unnecessary promotional expense.</w:t>
-      </w:r>
-    </w:p>
-    <w:p>
-      <w:pPr>
-        <w:pStyle w:val="Heading1"/>
-        <w:keepNext/>
-        <w:spacing w:before="280" w:after="80"/>
-      </w:pPr>
-      <w:r>
-        <w:rPr>
-          <w:rFonts w:ascii="Calibri" w:hAnsi="Calibri"/>
-          <w:b/>
-          <w:color w:val="1E3A8A"/>
-          <w:sz w:val="34"/>
-        </w:rPr>
-        <w:t>3. Objectives</w:t>
-      </w:r>
-    </w:p>
-    <w:p>
-      <w:pPr>
-        <w:spacing w:after="80" w:line="276" w:lineRule="auto"/>
-      </w:pPr>
-      <w:r>
-        <w:rPr>
-          <w:rFonts w:ascii="Calibri" w:hAnsi="Calibri"/>
-          <w:color w:val="374151"/>
-          <w:sz w:val="22"/>
-        </w:rPr>
-        <w:t>The key objectives of this project are systematically defined as follows:</w:t>
-      </w:r>
-    </w:p>
-    <w:p>
-      <w:pPr>
-        <w:pStyle w:val="ListBullet"/>
-        <w:spacing w:after="60" w:line="276" w:lineRule="auto"/>
-      </w:pPr>
-      <w:r>
-        <w:rPr>
-          <w:rFonts w:ascii="Calibri" w:hAnsi="Calibri"/>
-          <w:b/>
-          <w:color w:val="1F2937"/>
-          <w:sz w:val="22"/>
-        </w:rPr>
-        <w:t xml:space="preserve">1. Develop Deployable GenAI App: </w:t>
-      </w:r>
-      <w:r>
-        <w:rPr>
-          <w:rFonts w:ascii="Calibri" w:hAnsi="Calibri"/>
-          <w:color w:val="374151"/>
-          <w:sz w:val="22"/>
-        </w:rPr>
-        <w:t>Develop a fully functional, cloud-deployable Generative AI application (TelcoPulse AI) tailored for telecom customer retention.</w:t>
-      </w:r>
-    </w:p>
-    <w:p>
-      <w:pPr>
-        <w:pStyle w:val="ListBullet"/>
-        <w:spacing w:after="60" w:line="276" w:lineRule="auto"/>
-      </w:pPr>
-      <w:r>
-        <w:rPr>
-          <w:rFonts w:ascii="Calibri" w:hAnsi="Calibri"/>
-          <w:b/>
-          <w:color w:val="1F2937"/>
-          <w:sz w:val="22"/>
-        </w:rPr>
-        <w:t xml:space="preserve">2. Model &amp; API Selection: </w:t>
-      </w:r>
-      <w:r>
-        <w:rPr>
-          <w:rFonts w:ascii="Calibri" w:hAnsi="Calibri"/>
-          <w:color w:val="374151"/>
-          <w:sz w:val="22"/>
-        </w:rPr>
-        <w:t>Integrate advanced Large Language Model (LLM) APIs (Google Gemini / Generative AI Engine) suited for structured business copywriting.</w:t>
-      </w:r>
-    </w:p>
-    <w:p>
-      <w:pPr>
-        <w:pStyle w:val="ListBullet"/>
-        <w:spacing w:after="60" w:line="276" w:lineRule="auto"/>
-      </w:pPr>
-      <w:r>
-        <w:rPr>
-          <w:rFonts w:ascii="Calibri" w:hAnsi="Calibri"/>
-          <w:b/>
-          <w:color w:val="1F2937"/>
-          <w:sz w:val="22"/>
-        </w:rPr>
-        <w:t xml:space="preserve">3. Robust Prompt Engineering: </w:t>
-      </w:r>
-      <w:r>
-        <w:rPr>
-          <w:rFonts w:ascii="Calibri" w:hAnsi="Calibri"/>
-          <w:color w:val="374151"/>
-          <w:sz w:val="22"/>
-        </w:rPr>
-        <w:t>Design structured few-shot prompt templates incorporating customer risk telemetry, persona voice, and CRM constraints.</w:t>
-      </w:r>
-    </w:p>
-    <w:p>
-      <w:pPr>
-        <w:pStyle w:val="ListBullet"/>
-        <w:spacing w:after="60" w:line="276" w:lineRule="auto"/>
-      </w:pPr>
-      <w:r>
-        <w:rPr>
-          <w:rFonts w:ascii="Calibri" w:hAnsi="Calibri"/>
-          <w:b/>
-          <w:color w:val="1F2937"/>
-          <w:sz w:val="22"/>
-        </w:rPr>
-        <w:t xml:space="preserve">4. Interactive User Interface: </w:t>
-      </w:r>
-      <w:r>
-        <w:rPr>
-          <w:rFonts w:ascii="Calibri" w:hAnsi="Calibri"/>
-          <w:color w:val="374151"/>
-          <w:sz w:val="22"/>
-        </w:rPr>
-        <w:t>Build an intuitive, responsive web user interface using Streamlit with 1-click campaign generation, copy tools, and CRM JSON exports.</w:t>
-      </w:r>
-    </w:p>
-    <w:p>
-      <w:pPr>
-        <w:pStyle w:val="ListBullet"/>
-        <w:spacing w:after="60" w:line="276" w:lineRule="auto"/>
-      </w:pPr>
-      <w:r>
-        <w:rPr>
-          <w:rFonts w:ascii="Calibri" w:hAnsi="Calibri"/>
-          <w:b/>
-          <w:color w:val="1F2937"/>
-          <w:sz w:val="22"/>
-        </w:rPr>
-        <w:t xml:space="preserve">5. Quality &amp; Practicality Evaluation: </w:t>
-      </w:r>
-      <w:r>
-        <w:rPr>
-          <w:rFonts w:ascii="Calibri" w:hAnsi="Calibri"/>
-          <w:color w:val="374151"/>
-          <w:sz w:val="22"/>
-        </w:rPr>
-        <w:t>Evaluate the coherence, relevance, and commercial feasibility of the AI-generated retention assets across diverse subscriber risk profiles.</w:t>
+        <w:t>TelcoPulse AI  •  Production-Ready Enterprise GenAI System</w:t>
       </w:r>
     </w:p>
     <w:p>
@@ -1949,173 +240,16 @@
       <w:pPr>
         <w:pStyle w:val="Heading1"/>
         <w:keepNext/>
-        <w:spacing w:before="280" w:after="80"/>
+        <w:spacing w:before="0" w:after="120"/>
       </w:pPr>
       <w:r>
         <w:rPr>
           <w:rFonts w:ascii="Calibri" w:hAnsi="Calibri"/>
           <w:b/>
           <w:color w:val="1E3A8A"/>
-          <w:sz w:val="34"/>
+          <w:sz w:val="28"/>
         </w:rPr>
-        <w:t>4. Project Scope</w:t>
-      </w:r>
-    </w:p>
-    <w:p>
-      <w:pPr>
-        <w:spacing w:after="80" w:line="276" w:lineRule="auto"/>
-      </w:pPr>
-      <w:r>
-        <w:rPr>
-          <w:rFonts w:ascii="Calibri" w:hAnsi="Calibri"/>
-          <w:color w:val="374151"/>
-          <w:sz w:val="22"/>
-        </w:rPr>
-        <w:t>The scope and operational boundaries of the TelcoPulse GenAI platform comprise:</w:t>
-      </w:r>
-    </w:p>
-    <w:p>
-      <w:pPr>
-        <w:pStyle w:val="ListBullet"/>
-        <w:spacing w:after="60" w:line="276" w:lineRule="auto"/>
-      </w:pPr>
-      <w:r>
-        <w:rPr>
-          <w:rFonts w:ascii="Calibri" w:hAnsi="Calibri"/>
-          <w:b/>
-          <w:color w:val="1F2937"/>
-          <w:sz w:val="22"/>
-        </w:rPr>
-        <w:t xml:space="preserve">• Target Users: </w:t>
-      </w:r>
-      <w:r>
-        <w:rPr>
-          <w:rFonts w:ascii="Calibri" w:hAnsi="Calibri"/>
-          <w:color w:val="374151"/>
-          <w:sz w:val="22"/>
-        </w:rPr>
-        <w:t>Telecom Retention Specialists, Frontline Call Center Agents, Digital Marketing Campaign Managers, and Customer Success Executives.</w:t>
-      </w:r>
-    </w:p>
-    <w:p>
-      <w:pPr>
-        <w:pStyle w:val="ListBullet"/>
-        <w:spacing w:after="60" w:line="276" w:lineRule="auto"/>
-      </w:pPr>
-      <w:r>
-        <w:rPr>
-          <w:rFonts w:ascii="Calibri" w:hAnsi="Calibri"/>
-          <w:b/>
-          <w:color w:val="1F2937"/>
-          <w:sz w:val="22"/>
-        </w:rPr>
-        <w:t xml:space="preserve">• GenAI-Powered Features: </w:t>
-      </w:r>
-      <w:r>
-        <w:rPr>
-          <w:rFonts w:ascii="Calibri" w:hAnsi="Calibri"/>
-          <w:color w:val="374151"/>
-          <w:sz w:val="22"/>
-        </w:rPr>
-        <w:t>Personalized Win-Back Email Generator, SMS Alert Copywriter, Agent Negotiation &amp; Objection Handling Scriptwriter, Concession Matrix Recommender, and CRM Payload Serializer.</w:t>
-      </w:r>
-    </w:p>
-    <w:p>
-      <w:pPr>
-        <w:pStyle w:val="ListBullet"/>
-        <w:spacing w:after="60" w:line="276" w:lineRule="auto"/>
-      </w:pPr>
-      <w:r>
-        <w:rPr>
-          <w:rFonts w:ascii="Calibri" w:hAnsi="Calibri"/>
-          <w:b/>
-          <w:color w:val="1F2937"/>
-          <w:sz w:val="22"/>
-        </w:rPr>
-        <w:t xml:space="preserve">• Input Specifications: </w:t>
-      </w:r>
-      <w:r>
-        <w:rPr>
-          <w:rFonts w:ascii="Calibri" w:hAnsi="Calibri"/>
-          <w:color w:val="374151"/>
-          <w:sz w:val="22"/>
-        </w:rPr>
-        <w:t>Customer demographic telemetry, subscription details (contract, internet, tech support, billing method), monthly charges, predictive risk tiers, persona tone, and campaign goals.</w:t>
-      </w:r>
-    </w:p>
-    <w:p>
-      <w:pPr>
-        <w:pStyle w:val="ListBullet"/>
-        <w:spacing w:after="60" w:line="276" w:lineRule="auto"/>
-      </w:pPr>
-      <w:r>
-        <w:rPr>
-          <w:rFonts w:ascii="Calibri" w:hAnsi="Calibri"/>
-          <w:b/>
-          <w:color w:val="1F2937"/>
-          <w:sz w:val="22"/>
-        </w:rPr>
-        <w:t xml:space="preserve">• Output Specifications: </w:t>
-      </w:r>
-      <w:r>
-        <w:rPr>
-          <w:rFonts w:ascii="Calibri" w:hAnsi="Calibri"/>
-          <w:color w:val="374151"/>
-          <w:sz w:val="22"/>
-        </w:rPr>
-        <w:t>Formatted markdown emails, character-limited SMS copy, dialogue trees, structured markdown comparison tables, and machine-readable JSON payloads.</w:t>
-      </w:r>
-    </w:p>
-    <w:p>
-      <w:pPr>
-        <w:pStyle w:val="ListBullet"/>
-        <w:spacing w:after="60" w:line="276" w:lineRule="auto"/>
-      </w:pPr>
-      <w:r>
-        <w:rPr>
-          <w:rFonts w:ascii="Calibri" w:hAnsi="Calibri"/>
-          <w:b/>
-          <w:color w:val="1F2937"/>
-          <w:sz w:val="22"/>
-        </w:rPr>
-        <w:t xml:space="preserve">• Project Boundaries &amp; Limitations: </w:t>
-      </w:r>
-      <w:r>
-        <w:rPr>
-          <w:rFonts w:ascii="Calibri" w:hAnsi="Calibri"/>
-          <w:color w:val="374151"/>
-          <w:sz w:val="22"/>
-        </w:rPr>
-        <w:t>Current build operates on English-language communications and residential telecom account models; does not execute direct automated telephony voice calls.</w:t>
-      </w:r>
-    </w:p>
-    <w:p>
-      <w:pPr>
-        <w:pStyle w:val="Heading1"/>
-        <w:keepNext/>
-        <w:spacing w:before="280" w:after="80"/>
-      </w:pPr>
-      <w:r>
-        <w:rPr>
-          <w:rFonts w:ascii="Calibri" w:hAnsi="Calibri"/>
-          <w:b/>
-          <w:color w:val="1E3A8A"/>
-          <w:sz w:val="34"/>
-        </w:rPr>
-        <w:t>5. Proposed System / Methodology</w:t>
-      </w:r>
-    </w:p>
-    <w:p>
-      <w:pPr>
-        <w:spacing w:after="80" w:line="276" w:lineRule="auto"/>
-      </w:pPr>
-      <w:r>
-        <w:rPr>
-          <w:rFonts w:ascii="Calibri" w:hAnsi="Calibri"/>
-          <w:color w:val="374151"/>
-          <w:sz w:val="22"/>
-        </w:rPr>
-        <w:t>The TelcoPulse GenAI platform operates via an end-to-end multi-stage pipeline designed for low-latency, context-rich generative synthesis:</w:t>
+        <w:t>Table of Contents</w:t>
       </w:r>
     </w:p>
     <w:tbl>
@@ -2125,18 +259,2504 @@
         <w:tblLook w:firstColumn="1" w:firstRow="1" w:lastColumn="0" w:lastRow="0" w:noHBand="0" w:noVBand="1" w:val="04A0"/>
       </w:tblPr>
       <w:tblGrid>
-        <w:gridCol w:w="9360"/>
+        <w:gridCol w:w="3360"/>
+        <w:gridCol w:w="3360"/>
+        <w:gridCol w:w="3360"/>
       </w:tblGrid>
       <w:tr>
+        <w:trPr>
+          <w:tblHeader/>
+          <w:cantSplit/>
+        </w:trPr>
         <w:tc>
           <w:tcPr>
-            <w:tcW w:type="dxa" w:w="9360"/>
+            <w:tcW w:type="dxa" w:w="1008"/>
+            <w:shd w:fill="1E3A8A"/>
+            <w:tcMar>
+              <w:top w:w="80" w:type="dxa"/>
+              <w:bottom w:w="80" w:type="dxa"/>
+              <w:left w:w="80" w:type="dxa"/>
+              <w:right w:w="80" w:type="dxa"/>
+            </w:tcMar>
+          </w:tcPr>
+          <w:p>
+            <w:pPr>
+              <w:spacing w:after="0"/>
+              <w:jc w:val="center"/>
+            </w:pPr>
+            <w:r>
+              <w:rPr>
+                <w:rFonts w:ascii="Calibri" w:hAnsi="Calibri"/>
+                <w:b/>
+                <w:color w:val="FFFFFF"/>
+                <w:sz w:val="18"/>
+              </w:rPr>
+              <w:t>S.No</w:t>
+            </w:r>
+          </w:p>
+        </w:tc>
+        <w:tc>
+          <w:tcPr>
+            <w:tcW w:type="dxa" w:w="7632"/>
+            <w:shd w:fill="1E3A8A"/>
+            <w:tcMar>
+              <w:top w:w="80" w:type="dxa"/>
+              <w:bottom w:w="80" w:type="dxa"/>
+              <w:left w:w="80" w:type="dxa"/>
+              <w:right w:w="80" w:type="dxa"/>
+            </w:tcMar>
+          </w:tcPr>
+          <w:p>
+            <w:pPr>
+              <w:spacing w:after="0"/>
+              <w:jc w:val="center"/>
+            </w:pPr>
+            <w:r>
+              <w:rPr>
+                <w:rFonts w:ascii="Calibri" w:hAnsi="Calibri"/>
+                <w:b/>
+                <w:color w:val="FFFFFF"/>
+                <w:sz w:val="18"/>
+              </w:rPr>
+              <w:t>Topic / Chapter Name</w:t>
+            </w:r>
+          </w:p>
+        </w:tc>
+        <w:tc>
+          <w:tcPr>
+            <w:tcW w:type="dxa" w:w="1440"/>
+            <w:shd w:fill="1E3A8A"/>
+            <w:tcMar>
+              <w:top w:w="80" w:type="dxa"/>
+              <w:bottom w:w="80" w:type="dxa"/>
+              <w:left w:w="80" w:type="dxa"/>
+              <w:right w:w="80" w:type="dxa"/>
+            </w:tcMar>
+          </w:tcPr>
+          <w:p>
+            <w:pPr>
+              <w:spacing w:after="0"/>
+              <w:jc w:val="center"/>
+            </w:pPr>
+            <w:r>
+              <w:rPr>
+                <w:rFonts w:ascii="Calibri" w:hAnsi="Calibri"/>
+                <w:b/>
+                <w:color w:val="FFFFFF"/>
+                <w:sz w:val="18"/>
+              </w:rPr>
+              <w:t>Page No.</w:t>
+            </w:r>
+          </w:p>
+        </w:tc>
+      </w:tr>
+      <w:tr>
+        <w:trPr>
+          <w:cantSplit/>
+        </w:trPr>
+        <w:tc>
+          <w:tcPr>
+            <w:tcW w:type="dxa" w:w="1008"/>
+            <w:shd w:fill="FFFFFF"/>
+            <w:tcMar>
+              <w:top w:w="45" w:type="dxa"/>
+              <w:bottom w:w="45" w:type="dxa"/>
+              <w:left w:w="80" w:type="dxa"/>
+              <w:right w:w="80" w:type="dxa"/>
+            </w:tcMar>
+          </w:tcPr>
+          <w:p>
+            <w:pPr>
+              <w:spacing w:after="0"/>
+              <w:jc w:val="left"/>
+            </w:pPr>
+            <w:r>
+              <w:rPr>
+                <w:rFonts w:ascii="Calibri" w:hAnsi="Calibri"/>
+                <w:color w:val="1F2937"/>
+                <w:sz w:val="17"/>
+              </w:rPr>
+              <w:t>1</w:t>
+            </w:r>
+          </w:p>
+        </w:tc>
+        <w:tc>
+          <w:tcPr>
+            <w:tcW w:type="dxa" w:w="7632"/>
+            <w:shd w:fill="FFFFFF"/>
+            <w:tcMar>
+              <w:top w:w="45" w:type="dxa"/>
+              <w:bottom w:w="45" w:type="dxa"/>
+              <w:left w:w="80" w:type="dxa"/>
+              <w:right w:w="80" w:type="dxa"/>
+            </w:tcMar>
+          </w:tcPr>
+          <w:p>
+            <w:pPr>
+              <w:spacing w:after="0"/>
+              <w:jc w:val="left"/>
+            </w:pPr>
+            <w:r>
+              <w:rPr>
+                <w:rFonts w:ascii="Calibri" w:hAnsi="Calibri"/>
+                <w:color w:val="1F2937"/>
+                <w:sz w:val="17"/>
+              </w:rPr>
+              <w:t>Introduction (Overview, GenAI Role, Output Modalities, Key Features)</w:t>
+            </w:r>
+          </w:p>
+        </w:tc>
+        <w:tc>
+          <w:tcPr>
+            <w:tcW w:type="dxa" w:w="1440"/>
+            <w:shd w:fill="FFFFFF"/>
+            <w:tcMar>
+              <w:top w:w="45" w:type="dxa"/>
+              <w:bottom w:w="45" w:type="dxa"/>
+              <w:left w:w="80" w:type="dxa"/>
+              <w:right w:w="80" w:type="dxa"/>
+            </w:tcMar>
+          </w:tcPr>
+          <w:p>
+            <w:pPr>
+              <w:spacing w:after="0"/>
+              <w:jc w:val="center"/>
+            </w:pPr>
+            <w:r>
+              <w:rPr>
+                <w:rFonts w:ascii="Calibri" w:hAnsi="Calibri"/>
+                <w:color w:val="1F2937"/>
+                <w:sz w:val="17"/>
+              </w:rPr>
+              <w:t>3</w:t>
+            </w:r>
+          </w:p>
+        </w:tc>
+      </w:tr>
+      <w:tr>
+        <w:trPr>
+          <w:cantSplit/>
+        </w:trPr>
+        <w:tc>
+          <w:tcPr>
+            <w:tcW w:type="dxa" w:w="1008"/>
             <w:shd w:fill="F8FAFC"/>
             <w:tcMar>
-              <w:top w:w="140" w:type="dxa"/>
-              <w:bottom w:w="140" w:type="dxa"/>
-              <w:left w:w="180" w:type="dxa"/>
-              <w:right w:w="180" w:type="dxa"/>
+              <w:top w:w="45" w:type="dxa"/>
+              <w:bottom w:w="45" w:type="dxa"/>
+              <w:left w:w="80" w:type="dxa"/>
+              <w:right w:w="80" w:type="dxa"/>
+            </w:tcMar>
+          </w:tcPr>
+          <w:p>
+            <w:pPr>
+              <w:spacing w:after="0"/>
+              <w:jc w:val="left"/>
+            </w:pPr>
+            <w:r>
+              <w:rPr>
+                <w:rFonts w:ascii="Calibri" w:hAnsi="Calibri"/>
+                <w:color w:val="1F2937"/>
+                <w:sz w:val="17"/>
+              </w:rPr>
+              <w:t>2</w:t>
+            </w:r>
+          </w:p>
+        </w:tc>
+        <w:tc>
+          <w:tcPr>
+            <w:tcW w:type="dxa" w:w="7632"/>
+            <w:shd w:fill="F8FAFC"/>
+            <w:tcMar>
+              <w:top w:w="45" w:type="dxa"/>
+              <w:bottom w:w="45" w:type="dxa"/>
+              <w:left w:w="80" w:type="dxa"/>
+              <w:right w:w="80" w:type="dxa"/>
+            </w:tcMar>
+          </w:tcPr>
+          <w:p>
+            <w:pPr>
+              <w:spacing w:after="0"/>
+              <w:jc w:val="left"/>
+            </w:pPr>
+            <w:r>
+              <w:rPr>
+                <w:rFonts w:ascii="Calibri" w:hAnsi="Calibri"/>
+                <w:color w:val="1F2937"/>
+                <w:sz w:val="17"/>
+              </w:rPr>
+              <w:t>Problem Statement (Real-World Inefficiencies &amp; GenAI Advantages)</w:t>
+            </w:r>
+          </w:p>
+        </w:tc>
+        <w:tc>
+          <w:tcPr>
+            <w:tcW w:type="dxa" w:w="1440"/>
+            <w:shd w:fill="F8FAFC"/>
+            <w:tcMar>
+              <w:top w:w="45" w:type="dxa"/>
+              <w:bottom w:w="45" w:type="dxa"/>
+              <w:left w:w="80" w:type="dxa"/>
+              <w:right w:w="80" w:type="dxa"/>
+            </w:tcMar>
+          </w:tcPr>
+          <w:p>
+            <w:pPr>
+              <w:spacing w:after="0"/>
+              <w:jc w:val="center"/>
+            </w:pPr>
+            <w:r>
+              <w:rPr>
+                <w:rFonts w:ascii="Calibri" w:hAnsi="Calibri"/>
+                <w:color w:val="1F2937"/>
+                <w:sz w:val="17"/>
+              </w:rPr>
+              <w:t>4</w:t>
+            </w:r>
+          </w:p>
+        </w:tc>
+      </w:tr>
+      <w:tr>
+        <w:trPr>
+          <w:cantSplit/>
+        </w:trPr>
+        <w:tc>
+          <w:tcPr>
+            <w:tcW w:type="dxa" w:w="1008"/>
+            <w:shd w:fill="FFFFFF"/>
+            <w:tcMar>
+              <w:top w:w="45" w:type="dxa"/>
+              <w:bottom w:w="45" w:type="dxa"/>
+              <w:left w:w="80" w:type="dxa"/>
+              <w:right w:w="80" w:type="dxa"/>
+            </w:tcMar>
+          </w:tcPr>
+          <w:p>
+            <w:pPr>
+              <w:spacing w:after="0"/>
+              <w:jc w:val="left"/>
+            </w:pPr>
+            <w:r>
+              <w:rPr>
+                <w:rFonts w:ascii="Calibri" w:hAnsi="Calibri"/>
+                <w:color w:val="1F2937"/>
+                <w:sz w:val="17"/>
+              </w:rPr>
+              <w:t>3</w:t>
+            </w:r>
+          </w:p>
+        </w:tc>
+        <w:tc>
+          <w:tcPr>
+            <w:tcW w:type="dxa" w:w="7632"/>
+            <w:shd w:fill="FFFFFF"/>
+            <w:tcMar>
+              <w:top w:w="45" w:type="dxa"/>
+              <w:bottom w:w="45" w:type="dxa"/>
+              <w:left w:w="80" w:type="dxa"/>
+              <w:right w:w="80" w:type="dxa"/>
+            </w:tcMar>
+          </w:tcPr>
+          <w:p>
+            <w:pPr>
+              <w:spacing w:after="0"/>
+              <w:jc w:val="left"/>
+            </w:pPr>
+            <w:r>
+              <w:rPr>
+                <w:rFonts w:ascii="Calibri" w:hAnsi="Calibri"/>
+                <w:color w:val="1F2937"/>
+                <w:sz w:val="17"/>
+              </w:rPr>
+              <w:t>Objectives (Technical Milestones &amp; Evaluation Criteria)</w:t>
+            </w:r>
+          </w:p>
+        </w:tc>
+        <w:tc>
+          <w:tcPr>
+            <w:tcW w:type="dxa" w:w="1440"/>
+            <w:shd w:fill="FFFFFF"/>
+            <w:tcMar>
+              <w:top w:w="45" w:type="dxa"/>
+              <w:bottom w:w="45" w:type="dxa"/>
+              <w:left w:w="80" w:type="dxa"/>
+              <w:right w:w="80" w:type="dxa"/>
+            </w:tcMar>
+          </w:tcPr>
+          <w:p>
+            <w:pPr>
+              <w:spacing w:after="0"/>
+              <w:jc w:val="center"/>
+            </w:pPr>
+            <w:r>
+              <w:rPr>
+                <w:rFonts w:ascii="Calibri" w:hAnsi="Calibri"/>
+                <w:color w:val="1F2937"/>
+                <w:sz w:val="17"/>
+              </w:rPr>
+              <w:t>4</w:t>
+            </w:r>
+          </w:p>
+        </w:tc>
+      </w:tr>
+      <w:tr>
+        <w:trPr>
+          <w:cantSplit/>
+        </w:trPr>
+        <w:tc>
+          <w:tcPr>
+            <w:tcW w:type="dxa" w:w="1008"/>
+            <w:shd w:fill="F8FAFC"/>
+            <w:tcMar>
+              <w:top w:w="45" w:type="dxa"/>
+              <w:bottom w:w="45" w:type="dxa"/>
+              <w:left w:w="80" w:type="dxa"/>
+              <w:right w:w="80" w:type="dxa"/>
+            </w:tcMar>
+          </w:tcPr>
+          <w:p>
+            <w:pPr>
+              <w:spacing w:after="0"/>
+              <w:jc w:val="left"/>
+            </w:pPr>
+            <w:r>
+              <w:rPr>
+                <w:rFonts w:ascii="Calibri" w:hAnsi="Calibri"/>
+                <w:color w:val="1F2937"/>
+                <w:sz w:val="17"/>
+              </w:rPr>
+              <w:t>4</w:t>
+            </w:r>
+          </w:p>
+        </w:tc>
+        <w:tc>
+          <w:tcPr>
+            <w:tcW w:type="dxa" w:w="7632"/>
+            <w:shd w:fill="F8FAFC"/>
+            <w:tcMar>
+              <w:top w:w="45" w:type="dxa"/>
+              <w:bottom w:w="45" w:type="dxa"/>
+              <w:left w:w="80" w:type="dxa"/>
+              <w:right w:w="80" w:type="dxa"/>
+            </w:tcMar>
+          </w:tcPr>
+          <w:p>
+            <w:pPr>
+              <w:spacing w:after="0"/>
+              <w:jc w:val="left"/>
+            </w:pPr>
+            <w:r>
+              <w:rPr>
+                <w:rFonts w:ascii="Calibri" w:hAnsi="Calibri"/>
+                <w:color w:val="1F2937"/>
+                <w:sz w:val="17"/>
+              </w:rPr>
+              <w:t>Project Scope (Target Personas, Input Telemetry &amp; Operational Boundaries)</w:t>
+            </w:r>
+          </w:p>
+        </w:tc>
+        <w:tc>
+          <w:tcPr>
+            <w:tcW w:type="dxa" w:w="1440"/>
+            <w:shd w:fill="F8FAFC"/>
+            <w:tcMar>
+              <w:top w:w="45" w:type="dxa"/>
+              <w:bottom w:w="45" w:type="dxa"/>
+              <w:left w:w="80" w:type="dxa"/>
+              <w:right w:w="80" w:type="dxa"/>
+            </w:tcMar>
+          </w:tcPr>
+          <w:p>
+            <w:pPr>
+              <w:spacing w:after="0"/>
+              <w:jc w:val="center"/>
+            </w:pPr>
+            <w:r>
+              <w:rPr>
+                <w:rFonts w:ascii="Calibri" w:hAnsi="Calibri"/>
+                <w:color w:val="1F2937"/>
+                <w:sz w:val="17"/>
+              </w:rPr>
+              <w:t>5</w:t>
+            </w:r>
+          </w:p>
+        </w:tc>
+      </w:tr>
+      <w:tr>
+        <w:trPr>
+          <w:cantSplit/>
+        </w:trPr>
+        <w:tc>
+          <w:tcPr>
+            <w:tcW w:type="dxa" w:w="1008"/>
+            <w:shd w:fill="FFFFFF"/>
+            <w:tcMar>
+              <w:top w:w="45" w:type="dxa"/>
+              <w:bottom w:w="45" w:type="dxa"/>
+              <w:left w:w="80" w:type="dxa"/>
+              <w:right w:w="80" w:type="dxa"/>
+            </w:tcMar>
+          </w:tcPr>
+          <w:p>
+            <w:pPr>
+              <w:spacing w:after="0"/>
+              <w:jc w:val="left"/>
+            </w:pPr>
+            <w:r>
+              <w:rPr>
+                <w:rFonts w:ascii="Calibri" w:hAnsi="Calibri"/>
+                <w:color w:val="1F2937"/>
+                <w:sz w:val="17"/>
+              </w:rPr>
+              <w:t>5</w:t>
+            </w:r>
+          </w:p>
+        </w:tc>
+        <w:tc>
+          <w:tcPr>
+            <w:tcW w:type="dxa" w:w="7632"/>
+            <w:shd w:fill="FFFFFF"/>
+            <w:tcMar>
+              <w:top w:w="45" w:type="dxa"/>
+              <w:bottom w:w="45" w:type="dxa"/>
+              <w:left w:w="80" w:type="dxa"/>
+              <w:right w:w="80" w:type="dxa"/>
+            </w:tcMar>
+          </w:tcPr>
+          <w:p>
+            <w:pPr>
+              <w:spacing w:after="0"/>
+              <w:jc w:val="left"/>
+            </w:pPr>
+            <w:r>
+              <w:rPr>
+                <w:rFonts w:ascii="Calibri" w:hAnsi="Calibri"/>
+                <w:color w:val="1F2937"/>
+                <w:sz w:val="17"/>
+              </w:rPr>
+              <w:t>Proposed System / Methodology (Multi-Stage GenAI Pipeline &amp; Logic)</w:t>
+            </w:r>
+          </w:p>
+        </w:tc>
+        <w:tc>
+          <w:tcPr>
+            <w:tcW w:type="dxa" w:w="1440"/>
+            <w:shd w:fill="FFFFFF"/>
+            <w:tcMar>
+              <w:top w:w="45" w:type="dxa"/>
+              <w:bottom w:w="45" w:type="dxa"/>
+              <w:left w:w="80" w:type="dxa"/>
+              <w:right w:w="80" w:type="dxa"/>
+            </w:tcMar>
+          </w:tcPr>
+          <w:p>
+            <w:pPr>
+              <w:spacing w:after="0"/>
+              <w:jc w:val="center"/>
+            </w:pPr>
+            <w:r>
+              <w:rPr>
+                <w:rFonts w:ascii="Calibri" w:hAnsi="Calibri"/>
+                <w:color w:val="1F2937"/>
+                <w:sz w:val="17"/>
+              </w:rPr>
+              <w:t>5</w:t>
+            </w:r>
+          </w:p>
+        </w:tc>
+      </w:tr>
+      <w:tr>
+        <w:trPr>
+          <w:cantSplit/>
+        </w:trPr>
+        <w:tc>
+          <w:tcPr>
+            <w:tcW w:type="dxa" w:w="1008"/>
+            <w:shd w:fill="F8FAFC"/>
+            <w:tcMar>
+              <w:top w:w="45" w:type="dxa"/>
+              <w:bottom w:w="45" w:type="dxa"/>
+              <w:left w:w="80" w:type="dxa"/>
+              <w:right w:w="80" w:type="dxa"/>
+            </w:tcMar>
+          </w:tcPr>
+          <w:p>
+            <w:pPr>
+              <w:spacing w:after="0"/>
+              <w:jc w:val="left"/>
+            </w:pPr>
+            <w:r>
+              <w:rPr>
+                <w:rFonts w:ascii="Calibri" w:hAnsi="Calibri"/>
+                <w:color w:val="1F2937"/>
+                <w:sz w:val="17"/>
+              </w:rPr>
+              <w:t>6</w:t>
+            </w:r>
+          </w:p>
+        </w:tc>
+        <w:tc>
+          <w:tcPr>
+            <w:tcW w:type="dxa" w:w="7632"/>
+            <w:shd w:fill="F8FAFC"/>
+            <w:tcMar>
+              <w:top w:w="45" w:type="dxa"/>
+              <w:bottom w:w="45" w:type="dxa"/>
+              <w:left w:w="80" w:type="dxa"/>
+              <w:right w:w="80" w:type="dxa"/>
+            </w:tcMar>
+          </w:tcPr>
+          <w:p>
+            <w:pPr>
+              <w:spacing w:after="0"/>
+              <w:jc w:val="left"/>
+            </w:pPr>
+            <w:r>
+              <w:rPr>
+                <w:rFonts w:ascii="Calibri" w:hAnsi="Calibri"/>
+                <w:color w:val="1F2937"/>
+                <w:sz w:val="17"/>
+              </w:rPr>
+              <w:t>System Architecture / Workflow (Decoupled 5-Layer AI Architecture)</w:t>
+            </w:r>
+          </w:p>
+        </w:tc>
+        <w:tc>
+          <w:tcPr>
+            <w:tcW w:type="dxa" w:w="1440"/>
+            <w:shd w:fill="F8FAFC"/>
+            <w:tcMar>
+              <w:top w:w="45" w:type="dxa"/>
+              <w:bottom w:w="45" w:type="dxa"/>
+              <w:left w:w="80" w:type="dxa"/>
+              <w:right w:w="80" w:type="dxa"/>
+            </w:tcMar>
+          </w:tcPr>
+          <w:p>
+            <w:pPr>
+              <w:spacing w:after="0"/>
+              <w:jc w:val="center"/>
+            </w:pPr>
+            <w:r>
+              <w:rPr>
+                <w:rFonts w:ascii="Calibri" w:hAnsi="Calibri"/>
+                <w:color w:val="1F2937"/>
+                <w:sz w:val="17"/>
+              </w:rPr>
+              <w:t>6</w:t>
+            </w:r>
+          </w:p>
+        </w:tc>
+      </w:tr>
+      <w:tr>
+        <w:trPr>
+          <w:cantSplit/>
+        </w:trPr>
+        <w:tc>
+          <w:tcPr>
+            <w:tcW w:type="dxa" w:w="1008"/>
+            <w:shd w:fill="FFFFFF"/>
+            <w:tcMar>
+              <w:top w:w="45" w:type="dxa"/>
+              <w:bottom w:w="45" w:type="dxa"/>
+              <w:left w:w="80" w:type="dxa"/>
+              <w:right w:w="80" w:type="dxa"/>
+            </w:tcMar>
+          </w:tcPr>
+          <w:p>
+            <w:pPr>
+              <w:spacing w:after="0"/>
+              <w:jc w:val="left"/>
+            </w:pPr>
+            <w:r>
+              <w:rPr>
+                <w:rFonts w:ascii="Calibri" w:hAnsi="Calibri"/>
+                <w:color w:val="1F2937"/>
+                <w:sz w:val="17"/>
+              </w:rPr>
+              <w:t>7</w:t>
+            </w:r>
+          </w:p>
+        </w:tc>
+        <w:tc>
+          <w:tcPr>
+            <w:tcW w:type="dxa" w:w="7632"/>
+            <w:shd w:fill="FFFFFF"/>
+            <w:tcMar>
+              <w:top w:w="45" w:type="dxa"/>
+              <w:bottom w:w="45" w:type="dxa"/>
+              <w:left w:w="80" w:type="dxa"/>
+              <w:right w:w="80" w:type="dxa"/>
+            </w:tcMar>
+          </w:tcPr>
+          <w:p>
+            <w:pPr>
+              <w:spacing w:after="0"/>
+              <w:jc w:val="left"/>
+            </w:pPr>
+            <w:r>
+              <w:rPr>
+                <w:rFonts w:ascii="Calibri" w:hAnsi="Calibri"/>
+                <w:color w:val="1F2937"/>
+                <w:sz w:val="17"/>
+              </w:rPr>
+              <w:t>Implementation (Tech Stack, Few-Shot Prompts &amp; Stochastic Engine)</w:t>
+            </w:r>
+          </w:p>
+        </w:tc>
+        <w:tc>
+          <w:tcPr>
+            <w:tcW w:type="dxa" w:w="1440"/>
+            <w:shd w:fill="FFFFFF"/>
+            <w:tcMar>
+              <w:top w:w="45" w:type="dxa"/>
+              <w:bottom w:w="45" w:type="dxa"/>
+              <w:left w:w="80" w:type="dxa"/>
+              <w:right w:w="80" w:type="dxa"/>
+            </w:tcMar>
+          </w:tcPr>
+          <w:p>
+            <w:pPr>
+              <w:spacing w:after="0"/>
+              <w:jc w:val="center"/>
+            </w:pPr>
+            <w:r>
+              <w:rPr>
+                <w:rFonts w:ascii="Calibri" w:hAnsi="Calibri"/>
+                <w:color w:val="1F2937"/>
+                <w:sz w:val="17"/>
+              </w:rPr>
+              <w:t>7</w:t>
+            </w:r>
+          </w:p>
+        </w:tc>
+      </w:tr>
+      <w:tr>
+        <w:trPr>
+          <w:cantSplit/>
+        </w:trPr>
+        <w:tc>
+          <w:tcPr>
+            <w:tcW w:type="dxa" w:w="1008"/>
+            <w:shd w:fill="F8FAFC"/>
+            <w:tcMar>
+              <w:top w:w="45" w:type="dxa"/>
+              <w:bottom w:w="45" w:type="dxa"/>
+              <w:left w:w="80" w:type="dxa"/>
+              <w:right w:w="80" w:type="dxa"/>
+            </w:tcMar>
+          </w:tcPr>
+          <w:p>
+            <w:pPr>
+              <w:spacing w:after="0"/>
+              <w:jc w:val="left"/>
+            </w:pPr>
+            <w:r>
+              <w:rPr>
+                <w:rFonts w:ascii="Calibri" w:hAnsi="Calibri"/>
+                <w:color w:val="1F2937"/>
+                <w:sz w:val="17"/>
+              </w:rPr>
+              <w:t>8</w:t>
+            </w:r>
+          </w:p>
+        </w:tc>
+        <w:tc>
+          <w:tcPr>
+            <w:tcW w:type="dxa" w:w="7632"/>
+            <w:shd w:fill="F8FAFC"/>
+            <w:tcMar>
+              <w:top w:w="45" w:type="dxa"/>
+              <w:bottom w:w="45" w:type="dxa"/>
+              <w:left w:w="80" w:type="dxa"/>
+              <w:right w:w="80" w:type="dxa"/>
+            </w:tcMar>
+          </w:tcPr>
+          <w:p>
+            <w:pPr>
+              <w:spacing w:after="0"/>
+              <w:jc w:val="left"/>
+            </w:pPr>
+            <w:r>
+              <w:rPr>
+                <w:rFonts w:ascii="Calibri" w:hAnsi="Calibri"/>
+                <w:color w:val="1F2937"/>
+                <w:sz w:val="17"/>
+              </w:rPr>
+              <w:t>User Interface / Application Screenshots (8.1 to 8.5 Visual Modules)</w:t>
+            </w:r>
+          </w:p>
+        </w:tc>
+        <w:tc>
+          <w:tcPr>
+            <w:tcW w:type="dxa" w:w="1440"/>
+            <w:shd w:fill="F8FAFC"/>
+            <w:tcMar>
+              <w:top w:w="45" w:type="dxa"/>
+              <w:bottom w:w="45" w:type="dxa"/>
+              <w:left w:w="80" w:type="dxa"/>
+              <w:right w:w="80" w:type="dxa"/>
+            </w:tcMar>
+          </w:tcPr>
+          <w:p>
+            <w:pPr>
+              <w:spacing w:after="0"/>
+              <w:jc w:val="center"/>
+            </w:pPr>
+            <w:r>
+              <w:rPr>
+                <w:rFonts w:ascii="Calibri" w:hAnsi="Calibri"/>
+                <w:color w:val="1F2937"/>
+                <w:sz w:val="17"/>
+              </w:rPr>
+              <w:t>8</w:t>
+            </w:r>
+          </w:p>
+        </w:tc>
+      </w:tr>
+      <w:tr>
+        <w:trPr>
+          <w:cantSplit/>
+        </w:trPr>
+        <w:tc>
+          <w:tcPr>
+            <w:tcW w:type="dxa" w:w="1008"/>
+            <w:shd w:fill="FFFFFF"/>
+            <w:tcMar>
+              <w:top w:w="45" w:type="dxa"/>
+              <w:bottom w:w="45" w:type="dxa"/>
+              <w:left w:w="80" w:type="dxa"/>
+              <w:right w:w="80" w:type="dxa"/>
+            </w:tcMar>
+          </w:tcPr>
+          <w:p>
+            <w:pPr>
+              <w:spacing w:after="0"/>
+              <w:jc w:val="left"/>
+            </w:pPr>
+            <w:r>
+              <w:rPr>
+                <w:rFonts w:ascii="Calibri" w:hAnsi="Calibri"/>
+                <w:color w:val="1F2937"/>
+                <w:sz w:val="17"/>
+              </w:rPr>
+              <w:t xml:space="preserve">   8.1</w:t>
+            </w:r>
+          </w:p>
+        </w:tc>
+        <w:tc>
+          <w:tcPr>
+            <w:tcW w:type="dxa" w:w="7632"/>
+            <w:shd w:fill="FFFFFF"/>
+            <w:tcMar>
+              <w:top w:w="45" w:type="dxa"/>
+              <w:bottom w:w="45" w:type="dxa"/>
+              <w:left w:w="80" w:type="dxa"/>
+              <w:right w:w="80" w:type="dxa"/>
+            </w:tcMar>
+          </w:tcPr>
+          <w:p>
+            <w:pPr>
+              <w:spacing w:after="0"/>
+              <w:jc w:val="left"/>
+            </w:pPr>
+            <w:r>
+              <w:rPr>
+                <w:rFonts w:ascii="Calibri" w:hAnsi="Calibri"/>
+                <w:color w:val="1F2937"/>
+                <w:sz w:val="17"/>
+              </w:rPr>
+              <w:t>GenAI Customer Retention Copilot Interface &amp; Generated Assets</w:t>
+            </w:r>
+          </w:p>
+        </w:tc>
+        <w:tc>
+          <w:tcPr>
+            <w:tcW w:type="dxa" w:w="1440"/>
+            <w:shd w:fill="FFFFFF"/>
+            <w:tcMar>
+              <w:top w:w="45" w:type="dxa"/>
+              <w:bottom w:w="45" w:type="dxa"/>
+              <w:left w:w="80" w:type="dxa"/>
+              <w:right w:w="80" w:type="dxa"/>
+            </w:tcMar>
+          </w:tcPr>
+          <w:p>
+            <w:pPr>
+              <w:spacing w:after="0"/>
+              <w:jc w:val="center"/>
+            </w:pPr>
+            <w:r>
+              <w:rPr>
+                <w:rFonts w:ascii="Calibri" w:hAnsi="Calibri"/>
+                <w:color w:val="1F2937"/>
+                <w:sz w:val="17"/>
+              </w:rPr>
+              <w:t>8</w:t>
+            </w:r>
+          </w:p>
+        </w:tc>
+      </w:tr>
+      <w:tr>
+        <w:trPr>
+          <w:cantSplit/>
+        </w:trPr>
+        <w:tc>
+          <w:tcPr>
+            <w:tcW w:type="dxa" w:w="1008"/>
+            <w:shd w:fill="F8FAFC"/>
+            <w:tcMar>
+              <w:top w:w="45" w:type="dxa"/>
+              <w:bottom w:w="45" w:type="dxa"/>
+              <w:left w:w="80" w:type="dxa"/>
+              <w:right w:w="80" w:type="dxa"/>
+            </w:tcMar>
+          </w:tcPr>
+          <w:p>
+            <w:pPr>
+              <w:spacing w:after="0"/>
+              <w:jc w:val="left"/>
+            </w:pPr>
+            <w:r>
+              <w:rPr>
+                <w:rFonts w:ascii="Calibri" w:hAnsi="Calibri"/>
+                <w:color w:val="1F2937"/>
+                <w:sz w:val="17"/>
+              </w:rPr>
+              <w:t xml:space="preserve">   8.2</w:t>
+            </w:r>
+          </w:p>
+        </w:tc>
+        <w:tc>
+          <w:tcPr>
+            <w:tcW w:type="dxa" w:w="7632"/>
+            <w:shd w:fill="F8FAFC"/>
+            <w:tcMar>
+              <w:top w:w="45" w:type="dxa"/>
+              <w:bottom w:w="45" w:type="dxa"/>
+              <w:left w:w="80" w:type="dxa"/>
+              <w:right w:w="80" w:type="dxa"/>
+            </w:tcMar>
+          </w:tcPr>
+          <w:p>
+            <w:pPr>
+              <w:spacing w:after="0"/>
+              <w:jc w:val="left"/>
+            </w:pPr>
+            <w:r>
+              <w:rPr>
+                <w:rFonts w:ascii="Calibri" w:hAnsi="Calibri"/>
+                <w:color w:val="1F2937"/>
+                <w:sz w:val="17"/>
+              </w:rPr>
+              <w:t>Single Customer Risk Diagnosis &amp; Speedometer Gauge</w:t>
+            </w:r>
+          </w:p>
+        </w:tc>
+        <w:tc>
+          <w:tcPr>
+            <w:tcW w:type="dxa" w:w="1440"/>
+            <w:shd w:fill="F8FAFC"/>
+            <w:tcMar>
+              <w:top w:w="45" w:type="dxa"/>
+              <w:bottom w:w="45" w:type="dxa"/>
+              <w:left w:w="80" w:type="dxa"/>
+              <w:right w:w="80" w:type="dxa"/>
+            </w:tcMar>
+          </w:tcPr>
+          <w:p>
+            <w:pPr>
+              <w:spacing w:after="0"/>
+              <w:jc w:val="center"/>
+            </w:pPr>
+            <w:r>
+              <w:rPr>
+                <w:rFonts w:ascii="Calibri" w:hAnsi="Calibri"/>
+                <w:color w:val="1F2937"/>
+                <w:sz w:val="17"/>
+              </w:rPr>
+              <w:t>9</w:t>
+            </w:r>
+          </w:p>
+        </w:tc>
+      </w:tr>
+      <w:tr>
+        <w:trPr>
+          <w:cantSplit/>
+        </w:trPr>
+        <w:tc>
+          <w:tcPr>
+            <w:tcW w:type="dxa" w:w="1008"/>
+            <w:shd w:fill="FFFFFF"/>
+            <w:tcMar>
+              <w:top w:w="45" w:type="dxa"/>
+              <w:bottom w:w="45" w:type="dxa"/>
+              <w:left w:w="80" w:type="dxa"/>
+              <w:right w:w="80" w:type="dxa"/>
+            </w:tcMar>
+          </w:tcPr>
+          <w:p>
+            <w:pPr>
+              <w:spacing w:after="0"/>
+              <w:jc w:val="left"/>
+            </w:pPr>
+            <w:r>
+              <w:rPr>
+                <w:rFonts w:ascii="Calibri" w:hAnsi="Calibri"/>
+                <w:color w:val="1F2937"/>
+                <w:sz w:val="17"/>
+              </w:rPr>
+              <w:t xml:space="preserve">   8.3</w:t>
+            </w:r>
+          </w:p>
+        </w:tc>
+        <w:tc>
+          <w:tcPr>
+            <w:tcW w:type="dxa" w:w="7632"/>
+            <w:shd w:fill="FFFFFF"/>
+            <w:tcMar>
+              <w:top w:w="45" w:type="dxa"/>
+              <w:bottom w:w="45" w:type="dxa"/>
+              <w:left w:w="80" w:type="dxa"/>
+              <w:right w:w="80" w:type="dxa"/>
+            </w:tcMar>
+          </w:tcPr>
+          <w:p>
+            <w:pPr>
+              <w:spacing w:after="0"/>
+              <w:jc w:val="left"/>
+            </w:pPr>
+            <w:r>
+              <w:rPr>
+                <w:rFonts w:ascii="Calibri" w:hAnsi="Calibri"/>
+                <w:color w:val="1F2937"/>
+                <w:sz w:val="17"/>
+              </w:rPr>
+              <w:t>What-If Retention Strategy Simulator &amp; Interactive Sandbox</w:t>
+            </w:r>
+          </w:p>
+        </w:tc>
+        <w:tc>
+          <w:tcPr>
+            <w:tcW w:type="dxa" w:w="1440"/>
+            <w:shd w:fill="FFFFFF"/>
+            <w:tcMar>
+              <w:top w:w="45" w:type="dxa"/>
+              <w:bottom w:w="45" w:type="dxa"/>
+              <w:left w:w="80" w:type="dxa"/>
+              <w:right w:w="80" w:type="dxa"/>
+            </w:tcMar>
+          </w:tcPr>
+          <w:p>
+            <w:pPr>
+              <w:spacing w:after="0"/>
+              <w:jc w:val="center"/>
+            </w:pPr>
+            <w:r>
+              <w:rPr>
+                <w:rFonts w:ascii="Calibri" w:hAnsi="Calibri"/>
+                <w:color w:val="1F2937"/>
+                <w:sz w:val="17"/>
+              </w:rPr>
+              <w:t>10</w:t>
+            </w:r>
+          </w:p>
+        </w:tc>
+      </w:tr>
+      <w:tr>
+        <w:trPr>
+          <w:cantSplit/>
+        </w:trPr>
+        <w:tc>
+          <w:tcPr>
+            <w:tcW w:type="dxa" w:w="1008"/>
+            <w:shd w:fill="F8FAFC"/>
+            <w:tcMar>
+              <w:top w:w="45" w:type="dxa"/>
+              <w:bottom w:w="45" w:type="dxa"/>
+              <w:left w:w="80" w:type="dxa"/>
+              <w:right w:w="80" w:type="dxa"/>
+            </w:tcMar>
+          </w:tcPr>
+          <w:p>
+            <w:pPr>
+              <w:spacing w:after="0"/>
+              <w:jc w:val="left"/>
+            </w:pPr>
+            <w:r>
+              <w:rPr>
+                <w:rFonts w:ascii="Calibri" w:hAnsi="Calibri"/>
+                <w:color w:val="1F2937"/>
+                <w:sz w:val="17"/>
+              </w:rPr>
+              <w:t xml:space="preserve">   8.4</w:t>
+            </w:r>
+          </w:p>
+        </w:tc>
+        <w:tc>
+          <w:tcPr>
+            <w:tcW w:type="dxa" w:w="7632"/>
+            <w:shd w:fill="F8FAFC"/>
+            <w:tcMar>
+              <w:top w:w="45" w:type="dxa"/>
+              <w:bottom w:w="45" w:type="dxa"/>
+              <w:left w:w="80" w:type="dxa"/>
+              <w:right w:w="80" w:type="dxa"/>
+            </w:tcMar>
+          </w:tcPr>
+          <w:p>
+            <w:pPr>
+              <w:spacing w:after="0"/>
+              <w:jc w:val="left"/>
+            </w:pPr>
+            <w:r>
+              <w:rPr>
+                <w:rFonts w:ascii="Calibri" w:hAnsi="Calibri"/>
+                <w:color w:val="1F2937"/>
+                <w:sz w:val="17"/>
+              </w:rPr>
+              <w:t>Batch Cohort Scoring &amp; Prioritized Action Queue</w:t>
+            </w:r>
+          </w:p>
+        </w:tc>
+        <w:tc>
+          <w:tcPr>
+            <w:tcW w:type="dxa" w:w="1440"/>
+            <w:shd w:fill="F8FAFC"/>
+            <w:tcMar>
+              <w:top w:w="45" w:type="dxa"/>
+              <w:bottom w:w="45" w:type="dxa"/>
+              <w:left w:w="80" w:type="dxa"/>
+              <w:right w:w="80" w:type="dxa"/>
+            </w:tcMar>
+          </w:tcPr>
+          <w:p>
+            <w:pPr>
+              <w:spacing w:after="0"/>
+              <w:jc w:val="center"/>
+            </w:pPr>
+            <w:r>
+              <w:rPr>
+                <w:rFonts w:ascii="Calibri" w:hAnsi="Calibri"/>
+                <w:color w:val="1F2937"/>
+                <w:sz w:val="17"/>
+              </w:rPr>
+              <w:t>11</w:t>
+            </w:r>
+          </w:p>
+        </w:tc>
+      </w:tr>
+      <w:tr>
+        <w:trPr>
+          <w:cantSplit/>
+        </w:trPr>
+        <w:tc>
+          <w:tcPr>
+            <w:tcW w:type="dxa" w:w="1008"/>
+            <w:shd w:fill="FFFFFF"/>
+            <w:tcMar>
+              <w:top w:w="45" w:type="dxa"/>
+              <w:bottom w:w="45" w:type="dxa"/>
+              <w:left w:w="80" w:type="dxa"/>
+              <w:right w:w="80" w:type="dxa"/>
+            </w:tcMar>
+          </w:tcPr>
+          <w:p>
+            <w:pPr>
+              <w:spacing w:after="0"/>
+              <w:jc w:val="left"/>
+            </w:pPr>
+            <w:r>
+              <w:rPr>
+                <w:rFonts w:ascii="Calibri" w:hAnsi="Calibri"/>
+                <w:color w:val="1F2937"/>
+                <w:sz w:val="17"/>
+              </w:rPr>
+              <w:t xml:space="preserve">   8.5</w:t>
+            </w:r>
+          </w:p>
+        </w:tc>
+        <w:tc>
+          <w:tcPr>
+            <w:tcW w:type="dxa" w:w="7632"/>
+            <w:shd w:fill="FFFFFF"/>
+            <w:tcMar>
+              <w:top w:w="45" w:type="dxa"/>
+              <w:bottom w:w="45" w:type="dxa"/>
+              <w:left w:w="80" w:type="dxa"/>
+              <w:right w:w="80" w:type="dxa"/>
+            </w:tcMar>
+          </w:tcPr>
+          <w:p>
+            <w:pPr>
+              <w:spacing w:after="0"/>
+              <w:jc w:val="left"/>
+            </w:pPr>
+            <w:r>
+              <w:rPr>
+                <w:rFonts w:ascii="Calibri" w:hAnsi="Calibri"/>
+                <w:color w:val="1F2937"/>
+                <w:sz w:val="17"/>
+              </w:rPr>
+              <w:t>Executive Cohort Analytics &amp; Macro EDA Dashboard</w:t>
+            </w:r>
+          </w:p>
+        </w:tc>
+        <w:tc>
+          <w:tcPr>
+            <w:tcW w:type="dxa" w:w="1440"/>
+            <w:shd w:fill="FFFFFF"/>
+            <w:tcMar>
+              <w:top w:w="45" w:type="dxa"/>
+              <w:bottom w:w="45" w:type="dxa"/>
+              <w:left w:w="80" w:type="dxa"/>
+              <w:right w:w="80" w:type="dxa"/>
+            </w:tcMar>
+          </w:tcPr>
+          <w:p>
+            <w:pPr>
+              <w:spacing w:after="0"/>
+              <w:jc w:val="center"/>
+            </w:pPr>
+            <w:r>
+              <w:rPr>
+                <w:rFonts w:ascii="Calibri" w:hAnsi="Calibri"/>
+                <w:color w:val="1F2937"/>
+                <w:sz w:val="17"/>
+              </w:rPr>
+              <w:t>12</w:t>
+            </w:r>
+          </w:p>
+        </w:tc>
+      </w:tr>
+      <w:tr>
+        <w:trPr>
+          <w:cantSplit/>
+        </w:trPr>
+        <w:tc>
+          <w:tcPr>
+            <w:tcW w:type="dxa" w:w="1008"/>
+            <w:shd w:fill="F8FAFC"/>
+            <w:tcMar>
+              <w:top w:w="45" w:type="dxa"/>
+              <w:bottom w:w="45" w:type="dxa"/>
+              <w:left w:w="80" w:type="dxa"/>
+              <w:right w:w="80" w:type="dxa"/>
+            </w:tcMar>
+          </w:tcPr>
+          <w:p>
+            <w:pPr>
+              <w:spacing w:after="0"/>
+              <w:jc w:val="left"/>
+            </w:pPr>
+            <w:r>
+              <w:rPr>
+                <w:rFonts w:ascii="Calibri" w:hAnsi="Calibri"/>
+                <w:color w:val="1F2937"/>
+                <w:sz w:val="17"/>
+              </w:rPr>
+              <w:t>9</w:t>
+            </w:r>
+          </w:p>
+        </w:tc>
+        <w:tc>
+          <w:tcPr>
+            <w:tcW w:type="dxa" w:w="7632"/>
+            <w:shd w:fill="F8FAFC"/>
+            <w:tcMar>
+              <w:top w:w="45" w:type="dxa"/>
+              <w:bottom w:w="45" w:type="dxa"/>
+              <w:left w:w="80" w:type="dxa"/>
+              <w:right w:w="80" w:type="dxa"/>
+            </w:tcMar>
+          </w:tcPr>
+          <w:p>
+            <w:pPr>
+              <w:spacing w:after="0"/>
+              <w:jc w:val="left"/>
+            </w:pPr>
+            <w:r>
+              <w:rPr>
+                <w:rFonts w:ascii="Calibri" w:hAnsi="Calibri"/>
+                <w:color w:val="1F2937"/>
+                <w:sz w:val="17"/>
+              </w:rPr>
+              <w:t>Challenges and Limitations (Engineering Solutions &amp; Scope Limits)</w:t>
+            </w:r>
+          </w:p>
+        </w:tc>
+        <w:tc>
+          <w:tcPr>
+            <w:tcW w:type="dxa" w:w="1440"/>
+            <w:shd w:fill="F8FAFC"/>
+            <w:tcMar>
+              <w:top w:w="45" w:type="dxa"/>
+              <w:bottom w:w="45" w:type="dxa"/>
+              <w:left w:w="80" w:type="dxa"/>
+              <w:right w:w="80" w:type="dxa"/>
+            </w:tcMar>
+          </w:tcPr>
+          <w:p>
+            <w:pPr>
+              <w:spacing w:after="0"/>
+              <w:jc w:val="center"/>
+            </w:pPr>
+            <w:r>
+              <w:rPr>
+                <w:rFonts w:ascii="Calibri" w:hAnsi="Calibri"/>
+                <w:color w:val="1F2937"/>
+                <w:sz w:val="17"/>
+              </w:rPr>
+              <w:t>13</w:t>
+            </w:r>
+          </w:p>
+        </w:tc>
+      </w:tr>
+      <w:tr>
+        <w:trPr>
+          <w:cantSplit/>
+        </w:trPr>
+        <w:tc>
+          <w:tcPr>
+            <w:tcW w:type="dxa" w:w="1008"/>
+            <w:shd w:fill="FFFFFF"/>
+            <w:tcMar>
+              <w:top w:w="45" w:type="dxa"/>
+              <w:bottom w:w="45" w:type="dxa"/>
+              <w:left w:w="80" w:type="dxa"/>
+              <w:right w:w="80" w:type="dxa"/>
+            </w:tcMar>
+          </w:tcPr>
+          <w:p>
+            <w:pPr>
+              <w:spacing w:after="0"/>
+              <w:jc w:val="left"/>
+            </w:pPr>
+            <w:r>
+              <w:rPr>
+                <w:rFonts w:ascii="Calibri" w:hAnsi="Calibri"/>
+                <w:color w:val="1F2937"/>
+                <w:sz w:val="17"/>
+              </w:rPr>
+              <w:t>10</w:t>
+            </w:r>
+          </w:p>
+        </w:tc>
+        <w:tc>
+          <w:tcPr>
+            <w:tcW w:type="dxa" w:w="7632"/>
+            <w:shd w:fill="FFFFFF"/>
+            <w:tcMar>
+              <w:top w:w="45" w:type="dxa"/>
+              <w:bottom w:w="45" w:type="dxa"/>
+              <w:left w:w="80" w:type="dxa"/>
+              <w:right w:w="80" w:type="dxa"/>
+            </w:tcMar>
+          </w:tcPr>
+          <w:p>
+            <w:pPr>
+              <w:spacing w:after="0"/>
+              <w:jc w:val="left"/>
+            </w:pPr>
+            <w:r>
+              <w:rPr>
+                <w:rFonts w:ascii="Calibri" w:hAnsi="Calibri"/>
+                <w:color w:val="1F2937"/>
+                <w:sz w:val="17"/>
+              </w:rPr>
+              <w:t>Conclusion (Key Findings, Operational Utility &amp; Academic Learnings)</w:t>
+            </w:r>
+          </w:p>
+        </w:tc>
+        <w:tc>
+          <w:tcPr>
+            <w:tcW w:type="dxa" w:w="1440"/>
+            <w:shd w:fill="FFFFFF"/>
+            <w:tcMar>
+              <w:top w:w="45" w:type="dxa"/>
+              <w:bottom w:w="45" w:type="dxa"/>
+              <w:left w:w="80" w:type="dxa"/>
+              <w:right w:w="80" w:type="dxa"/>
+            </w:tcMar>
+          </w:tcPr>
+          <w:p>
+            <w:pPr>
+              <w:spacing w:after="0"/>
+              <w:jc w:val="center"/>
+            </w:pPr>
+            <w:r>
+              <w:rPr>
+                <w:rFonts w:ascii="Calibri" w:hAnsi="Calibri"/>
+                <w:color w:val="1F2937"/>
+                <w:sz w:val="17"/>
+              </w:rPr>
+              <w:t>13</w:t>
+            </w:r>
+          </w:p>
+        </w:tc>
+      </w:tr>
+      <w:tr>
+        <w:trPr>
+          <w:cantSplit/>
+        </w:trPr>
+        <w:tc>
+          <w:tcPr>
+            <w:tcW w:type="dxa" w:w="1008"/>
+            <w:shd w:fill="F8FAFC"/>
+            <w:tcMar>
+              <w:top w:w="45" w:type="dxa"/>
+              <w:bottom w:w="45" w:type="dxa"/>
+              <w:left w:w="80" w:type="dxa"/>
+              <w:right w:w="80" w:type="dxa"/>
+            </w:tcMar>
+          </w:tcPr>
+          <w:p>
+            <w:pPr>
+              <w:spacing w:after="0"/>
+              <w:jc w:val="left"/>
+            </w:pPr>
+            <w:r>
+              <w:rPr>
+                <w:rFonts w:ascii="Calibri" w:hAnsi="Calibri"/>
+                <w:color w:val="1F2937"/>
+                <w:sz w:val="17"/>
+              </w:rPr>
+              <w:t>11</w:t>
+            </w:r>
+          </w:p>
+        </w:tc>
+        <w:tc>
+          <w:tcPr>
+            <w:tcW w:type="dxa" w:w="7632"/>
+            <w:shd w:fill="F8FAFC"/>
+            <w:tcMar>
+              <w:top w:w="45" w:type="dxa"/>
+              <w:bottom w:w="45" w:type="dxa"/>
+              <w:left w:w="80" w:type="dxa"/>
+              <w:right w:w="80" w:type="dxa"/>
+            </w:tcMar>
+          </w:tcPr>
+          <w:p>
+            <w:pPr>
+              <w:spacing w:after="0"/>
+              <w:jc w:val="left"/>
+            </w:pPr>
+            <w:r>
+              <w:rPr>
+                <w:rFonts w:ascii="Calibri" w:hAnsi="Calibri"/>
+                <w:color w:val="1F2937"/>
+                <w:sz w:val="17"/>
+              </w:rPr>
+              <w:t>Future Scope (Multimodal Ingestion, Fine-Tuning &amp; Autonomous CRM)</w:t>
+            </w:r>
+          </w:p>
+        </w:tc>
+        <w:tc>
+          <w:tcPr>
+            <w:tcW w:type="dxa" w:w="1440"/>
+            <w:shd w:fill="F8FAFC"/>
+            <w:tcMar>
+              <w:top w:w="45" w:type="dxa"/>
+              <w:bottom w:w="45" w:type="dxa"/>
+              <w:left w:w="80" w:type="dxa"/>
+              <w:right w:w="80" w:type="dxa"/>
+            </w:tcMar>
+          </w:tcPr>
+          <w:p>
+            <w:pPr>
+              <w:spacing w:after="0"/>
+              <w:jc w:val="center"/>
+            </w:pPr>
+            <w:r>
+              <w:rPr>
+                <w:rFonts w:ascii="Calibri" w:hAnsi="Calibri"/>
+                <w:color w:val="1F2937"/>
+                <w:sz w:val="17"/>
+              </w:rPr>
+              <w:t>14</w:t>
+            </w:r>
+          </w:p>
+        </w:tc>
+      </w:tr>
+      <w:tr>
+        <w:trPr>
+          <w:cantSplit/>
+        </w:trPr>
+        <w:tc>
+          <w:tcPr>
+            <w:tcW w:type="dxa" w:w="1008"/>
+            <w:shd w:fill="FFFFFF"/>
+            <w:tcMar>
+              <w:top w:w="45" w:type="dxa"/>
+              <w:bottom w:w="45" w:type="dxa"/>
+              <w:left w:w="80" w:type="dxa"/>
+              <w:right w:w="80" w:type="dxa"/>
+            </w:tcMar>
+          </w:tcPr>
+          <w:p>
+            <w:pPr>
+              <w:spacing w:after="0"/>
+              <w:jc w:val="left"/>
+            </w:pPr>
+            <w:r>
+              <w:rPr>
+                <w:rFonts w:ascii="Calibri" w:hAnsi="Calibri"/>
+                <w:color w:val="1F2937"/>
+                <w:sz w:val="17"/>
+              </w:rPr>
+              <w:t>12</w:t>
+            </w:r>
+          </w:p>
+        </w:tc>
+        <w:tc>
+          <w:tcPr>
+            <w:tcW w:type="dxa" w:w="7632"/>
+            <w:shd w:fill="FFFFFF"/>
+            <w:tcMar>
+              <w:top w:w="45" w:type="dxa"/>
+              <w:bottom w:w="45" w:type="dxa"/>
+              <w:left w:w="80" w:type="dxa"/>
+              <w:right w:w="80" w:type="dxa"/>
+            </w:tcMar>
+          </w:tcPr>
+          <w:p>
+            <w:pPr>
+              <w:spacing w:after="0"/>
+              <w:jc w:val="left"/>
+            </w:pPr>
+            <w:r>
+              <w:rPr>
+                <w:rFonts w:ascii="Calibri" w:hAnsi="Calibri"/>
+                <w:color w:val="1F2937"/>
+                <w:sz w:val="17"/>
+              </w:rPr>
+              <w:t>References (Literature &amp; Framework Documentation)</w:t>
+            </w:r>
+          </w:p>
+        </w:tc>
+        <w:tc>
+          <w:tcPr>
+            <w:tcW w:type="dxa" w:w="1440"/>
+            <w:shd w:fill="FFFFFF"/>
+            <w:tcMar>
+              <w:top w:w="45" w:type="dxa"/>
+              <w:bottom w:w="45" w:type="dxa"/>
+              <w:left w:w="80" w:type="dxa"/>
+              <w:right w:w="80" w:type="dxa"/>
+            </w:tcMar>
+          </w:tcPr>
+          <w:p>
+            <w:pPr>
+              <w:spacing w:after="0"/>
+              <w:jc w:val="center"/>
+            </w:pPr>
+            <w:r>
+              <w:rPr>
+                <w:rFonts w:ascii="Calibri" w:hAnsi="Calibri"/>
+                <w:color w:val="1F2937"/>
+                <w:sz w:val="17"/>
+              </w:rPr>
+              <w:t>14</w:t>
+            </w:r>
+          </w:p>
+        </w:tc>
+      </w:tr>
+    </w:tbl>
+    <w:p>
+      <w:pPr>
+        <w:spacing w:after="120"/>
+      </w:pPr>
+    </w:p>
+    <w:tbl>
+      <w:tblPr>
+        <w:tblW w:type="auto" w:w="0"/>
+        <w:jc w:val="center"/>
+        <w:tblLook w:firstColumn="1" w:firstRow="1" w:lastColumn="0" w:lastRow="0" w:noHBand="0" w:noVBand="1" w:val="04A0"/>
+      </w:tblPr>
+      <w:tblGrid>
+        <w:gridCol w:w="10080"/>
+      </w:tblGrid>
+      <w:tr>
+        <w:trPr>
+          <w:cantSplit/>
+        </w:trPr>
+        <w:tc>
+          <w:tcPr>
+            <w:tcW w:type="dxa" w:w="10080"/>
+            <w:shd w:fill="EFF6FF"/>
+            <w:tcMar>
+              <w:top w:w="90" w:type="dxa"/>
+              <w:bottom w:w="90" w:type="dxa"/>
+              <w:left w:w="140" w:type="dxa"/>
+              <w:right w:w="140" w:type="dxa"/>
+            </w:tcMar>
+            <w:tcBorders>
+              <w:top w:val="none"/>
+              <w:left w:val="single" w:sz="24" w:space="0" w:color="2563EB"/>
+              <w:bottom w:val="none"/>
+              <w:right w:val="none"/>
+            </w:tcBorders>
+          </w:tcPr>
+          <w:p>
+            <w:pPr>
+              <w:spacing w:after="0" w:line="264" w:lineRule="auto"/>
+            </w:pPr>
+            <w:r>
+              <w:rPr>
+                <w:rFonts w:ascii="Calibri" w:hAnsi="Calibri"/>
+                <w:b/>
+                <w:color w:val="1E3A8A"/>
+                <w:sz w:val="19"/>
+              </w:rPr>
+              <w:t xml:space="preserve">EXECUTIVE SUMMARY: </w:t>
+            </w:r>
+            <w:r>
+              <w:rPr>
+                <w:rFonts w:ascii="Calibri" w:hAnsi="Calibri"/>
+                <w:color w:val="1E3A8A"/>
+                <w:sz w:val="19"/>
+              </w:rPr>
+              <w:t>TelcoPulse AI represents a hybrid AI architecture that couples predictive machine learning risk telemetry with modern Large Language Model (LLM) natural language synthesis to automate enterprise customer retention operations.</w:t>
+            </w:r>
+          </w:p>
+        </w:tc>
+      </w:tr>
+    </w:tbl>
+    <w:p>
+      <w:pPr>
+        <w:spacing w:after="80"/>
+      </w:pPr>
+    </w:p>
+    <w:p>
+      <w:r>
+        <w:br w:type="page"/>
+      </w:r>
+    </w:p>
+    <w:p>
+      <w:pPr>
+        <w:pStyle w:val="Heading1"/>
+        <w:keepNext/>
+        <w:spacing w:before="0" w:after="80"/>
+      </w:pPr>
+      <w:r>
+        <w:rPr>
+          <w:rFonts w:ascii="Calibri" w:hAnsi="Calibri"/>
+          <w:b/>
+          <w:color w:val="1E3A8A"/>
+          <w:sz w:val="28"/>
+        </w:rPr>
+        <w:t>1. Introduction</w:t>
+      </w:r>
+    </w:p>
+    <w:p>
+      <w:pPr>
+        <w:keepNext w:val="0"/>
+        <w:spacing w:before="0" w:after="60" w:line="269" w:lineRule="auto"/>
+      </w:pPr>
+      <w:r>
+        <w:rPr>
+          <w:rFonts w:ascii="Calibri" w:hAnsi="Calibri"/>
+          <w:color w:val="374151"/>
+          <w:sz w:val="20"/>
+        </w:rPr>
+        <w:t>TelcoPulse AI is an enterprise-grade Generative Artificial Intelligence (GenAI) application engineered to automate, personalize, and accelerate customer retention and win-back operations for modern telecommunication service providers.</w:t>
+      </w:r>
+    </w:p>
+    <w:p>
+      <w:pPr>
+        <w:pStyle w:val="Heading2"/>
+        <w:keepNext/>
+        <w:spacing w:before="120" w:after="40"/>
+      </w:pPr>
+      <w:r>
+        <w:rPr>
+          <w:rFonts w:ascii="Calibri" w:hAnsi="Calibri"/>
+          <w:b/>
+          <w:color w:val="2563EB"/>
+          <w:sz w:val="23"/>
+        </w:rPr>
+        <w:t>1.1 Application Overview &amp; Real-World Purpose</w:t>
+      </w:r>
+    </w:p>
+    <w:p>
+      <w:pPr>
+        <w:keepNext w:val="0"/>
+        <w:spacing w:before="0" w:after="60" w:line="269" w:lineRule="auto"/>
+      </w:pPr>
+      <w:r>
+        <w:rPr>
+          <w:rFonts w:ascii="Calibri" w:hAnsi="Calibri"/>
+          <w:color w:val="374151"/>
+          <w:sz w:val="20"/>
+        </w:rPr>
+        <w:t>In the hyper-competitive telecommunications sector, subscriber defection costs operators billions of dollars annually in lost recurring subscription revenue. Acquiring a replacement customer is 5 to 7 times more expensive than retaining an existing subscriber. However, legacy retention workflows rely heavily on generic, broadcast email blasts and uniform discounts that fail to address the specific root causes driving individual subscribers away. TelcoPulse AI solves this critical industry bottleneck by acting as an intelligent Retention Copilot that dynamically synthesizes complex subscriber account telemetry into empathetic, high-converting win-back communications and live call-center agent negotiation playbooks.</w:t>
+      </w:r>
+    </w:p>
+    <w:p>
+      <w:pPr>
+        <w:pStyle w:val="Heading2"/>
+        <w:keepNext/>
+        <w:spacing w:before="120" w:after="40"/>
+      </w:pPr>
+      <w:r>
+        <w:rPr>
+          <w:rFonts w:ascii="Calibri" w:hAnsi="Calibri"/>
+          <w:b/>
+          <w:color w:val="2563EB"/>
+          <w:sz w:val="23"/>
+        </w:rPr>
+        <w:t>1.2 Role of Generative AI in the Application</w:t>
+      </w:r>
+    </w:p>
+    <w:p>
+      <w:pPr>
+        <w:keepNext w:val="0"/>
+        <w:spacing w:before="0" w:after="60" w:line="269" w:lineRule="auto"/>
+      </w:pPr>
+      <w:r>
+        <w:rPr>
+          <w:rFonts w:ascii="Calibri" w:hAnsi="Calibri"/>
+          <w:color w:val="374151"/>
+          <w:sz w:val="20"/>
+        </w:rPr>
+        <w:t>Generative AI serves as the central cognitive synthesis engine in TelcoPulse AI. Operating downstream of predictive machine learning risk scoring, the GenAI engine processes multidimensional customer telemetry (tenure, monthly billing rate, contract status, fiber optic service friction, and tech support adoption) to generate:</w:t>
+      </w:r>
+    </w:p>
+    <w:p>
+      <w:pPr>
+        <w:pStyle w:val="ListBullet"/>
+        <w:spacing w:before="0" w:after="50" w:line="269" w:lineRule="auto"/>
+      </w:pPr>
+      <w:r>
+        <w:rPr>
+          <w:rFonts w:ascii="Calibri" w:hAnsi="Calibri"/>
+          <w:b/>
+          <w:color w:val="1F2937"/>
+          <w:sz w:val="20"/>
+        </w:rPr>
+        <w:t xml:space="preserve">Personalized Customer Communications: </w:t>
+      </w:r>
+      <w:r>
+        <w:rPr>
+          <w:rFonts w:ascii="Calibri" w:hAnsi="Calibri"/>
+          <w:color w:val="374151"/>
+          <w:sz w:val="20"/>
+        </w:rPr>
+        <w:t>High-converting, empathetic emails and concise SMS flash alerts customized to the subscriber's exact churn drivers and tenure.</w:t>
+      </w:r>
+    </w:p>
+    <w:p>
+      <w:pPr>
+        <w:pStyle w:val="ListBullet"/>
+        <w:spacing w:before="0" w:after="50" w:line="269" w:lineRule="auto"/>
+      </w:pPr>
+      <w:r>
+        <w:rPr>
+          <w:rFonts w:ascii="Calibri" w:hAnsi="Calibri"/>
+          <w:b/>
+          <w:color w:val="1F2937"/>
+          <w:sz w:val="20"/>
+        </w:rPr>
+        <w:t xml:space="preserve">Real-Time Agent Negotiation Scripts: </w:t>
+      </w:r>
+      <w:r>
+        <w:rPr>
+          <w:rFonts w:ascii="Calibri" w:hAnsi="Calibri"/>
+          <w:color w:val="374151"/>
+          <w:sz w:val="20"/>
+        </w:rPr>
+        <w:t>Step-by-step objection handling dialogues, opening rapport hooks, and counter-offer scripts for frontline call center agents.</w:t>
+      </w:r>
+    </w:p>
+    <w:p>
+      <w:pPr>
+        <w:pStyle w:val="ListBullet"/>
+        <w:spacing w:before="0" w:after="50" w:line="269" w:lineRule="auto"/>
+      </w:pPr>
+      <w:r>
+        <w:rPr>
+          <w:rFonts w:ascii="Calibri" w:hAnsi="Calibri"/>
+          <w:b/>
+          <w:color w:val="1F2937"/>
+          <w:sz w:val="20"/>
+        </w:rPr>
+        <w:t xml:space="preserve">Tailored Retention Concession Matrix: </w:t>
+      </w:r>
+      <w:r>
+        <w:rPr>
+          <w:rFonts w:ascii="Calibri" w:hAnsi="Calibri"/>
+          <w:color w:val="374151"/>
+          <w:sz w:val="20"/>
+        </w:rPr>
+        <w:t>Multi-tiered concession hierarchies (monthly bill reductions, complimentary security bundles, auto-pay credits) that maximize retention likelihood while safeguarding profit margins.</w:t>
+      </w:r>
+    </w:p>
+    <w:p>
+      <w:pPr>
+        <w:pStyle w:val="ListBullet"/>
+        <w:spacing w:before="0" w:after="50" w:line="269" w:lineRule="auto"/>
+      </w:pPr>
+      <w:r>
+        <w:rPr>
+          <w:rFonts w:ascii="Calibri" w:hAnsi="Calibri"/>
+          <w:b/>
+          <w:color w:val="1F2937"/>
+          <w:sz w:val="20"/>
+        </w:rPr>
+        <w:t xml:space="preserve">Structured CRM Integration Payloads: </w:t>
+      </w:r>
+      <w:r>
+        <w:rPr>
+          <w:rFonts w:ascii="Calibri" w:hAnsi="Calibri"/>
+          <w:color w:val="374151"/>
+          <w:sz w:val="20"/>
+        </w:rPr>
+        <w:t>Formatted, schema-validated JSON objects prepared for immediate automated dispatch into enterprise CRMs (Salesforce, SAP CX, Zendesk).</w:t>
+      </w:r>
+    </w:p>
+    <w:p>
+      <w:pPr>
+        <w:pStyle w:val="Heading2"/>
+        <w:keepNext/>
+        <w:spacing w:before="120" w:after="40"/>
+      </w:pPr>
+      <w:r>
+        <w:rPr>
+          <w:rFonts w:ascii="Calibri" w:hAnsi="Calibri"/>
+          <w:b/>
+          <w:color w:val="2563EB"/>
+          <w:sz w:val="23"/>
+        </w:rPr>
+        <w:t>1.3 Type of AI-Generated Output Produced</w:t>
+      </w:r>
+    </w:p>
+    <w:p>
+      <w:pPr>
+        <w:keepNext w:val="0"/>
+        <w:spacing w:before="0" w:after="60" w:line="269" w:lineRule="auto"/>
+      </w:pPr>
+      <w:r>
+        <w:rPr>
+          <w:rFonts w:ascii="Calibri" w:hAnsi="Calibri"/>
+          <w:color w:val="374151"/>
+          <w:sz w:val="20"/>
+        </w:rPr>
+        <w:t>The platform delivers rich multimodal text and structured business intelligence assets across four dedicated operational outputs: fully formatted customer outreach emails, SMS alerts, interactive agent objection dialogue trees, tiered concession financial matrices, and machine-readable JSON payloads.</w:t>
+      </w:r>
+    </w:p>
+    <w:p>
+      <w:pPr>
+        <w:pStyle w:val="Heading2"/>
+        <w:keepNext/>
+        <w:spacing w:before="120" w:after="40"/>
+      </w:pPr>
+      <w:r>
+        <w:rPr>
+          <w:rFonts w:ascii="Calibri" w:hAnsi="Calibri"/>
+          <w:b/>
+          <w:color w:val="2563EB"/>
+          <w:sz w:val="23"/>
+        </w:rPr>
+        <w:t>1.4 Key Features of the Application</w:t>
+      </w:r>
+    </w:p>
+    <w:p>
+      <w:pPr>
+        <w:pStyle w:val="ListBullet"/>
+        <w:spacing w:before="0" w:after="50" w:line="269" w:lineRule="auto"/>
+      </w:pPr>
+      <w:r>
+        <w:rPr>
+          <w:rFonts w:ascii="Calibri" w:hAnsi="Calibri"/>
+          <w:b/>
+          <w:color w:val="1F2937"/>
+          <w:sz w:val="20"/>
+        </w:rPr>
+        <w:t xml:space="preserve">1. GenAI Win-Back Campaign Copilot: </w:t>
+      </w:r>
+      <w:r>
+        <w:rPr>
+          <w:rFonts w:ascii="Calibri" w:hAnsi="Calibri"/>
+          <w:color w:val="374151"/>
+          <w:sz w:val="20"/>
+        </w:rPr>
+        <w:t>Automated creation of context-specific customer communications tailored to account tenure, monthly charges, and risk drivers.</w:t>
+      </w:r>
+    </w:p>
+    <w:p>
+      <w:pPr>
+        <w:pStyle w:val="ListBullet"/>
+        <w:spacing w:before="0" w:after="50" w:line="269" w:lineRule="auto"/>
+      </w:pPr>
+      <w:r>
+        <w:rPr>
+          <w:rFonts w:ascii="Calibri" w:hAnsi="Calibri"/>
+          <w:b/>
+          <w:color w:val="1F2937"/>
+          <w:sz w:val="20"/>
+        </w:rPr>
+        <w:t xml:space="preserve">2. Frontline Agent Negotiation Assistant: </w:t>
+      </w:r>
+      <w:r>
+        <w:rPr>
+          <w:rFonts w:ascii="Calibri" w:hAnsi="Calibri"/>
+          <w:color w:val="374151"/>
+          <w:sz w:val="20"/>
+        </w:rPr>
+        <w:t>Equips frontline customer service representatives with real-time empathetic objection rebuttals during live customer calls.</w:t>
+      </w:r>
+    </w:p>
+    <w:p>
+      <w:pPr>
+        <w:pStyle w:val="ListBullet"/>
+        <w:spacing w:before="0" w:after="50" w:line="269" w:lineRule="auto"/>
+      </w:pPr>
+      <w:r>
+        <w:rPr>
+          <w:rFonts w:ascii="Calibri" w:hAnsi="Calibri"/>
+          <w:b/>
+          <w:color w:val="1F2937"/>
+          <w:sz w:val="20"/>
+        </w:rPr>
+        <w:t xml:space="preserve">3. Concession &amp; Incentive Hierarchy Engine: </w:t>
+      </w:r>
+      <w:r>
+        <w:rPr>
+          <w:rFonts w:ascii="Calibri" w:hAnsi="Calibri"/>
+          <w:color w:val="374151"/>
+          <w:sz w:val="20"/>
+        </w:rPr>
+        <w:t>Recommends four progressive concession tiers (monthly discount, tech support bundle, contract extension, auto-pay credit).</w:t>
+      </w:r>
+    </w:p>
+    <w:p>
+      <w:pPr>
+        <w:pStyle w:val="ListBullet"/>
+        <w:spacing w:before="0" w:after="50" w:line="269" w:lineRule="auto"/>
+      </w:pPr>
+      <w:r>
+        <w:rPr>
+          <w:rFonts w:ascii="Calibri" w:hAnsi="Calibri"/>
+          <w:b/>
+          <w:color w:val="1F2937"/>
+          <w:sz w:val="20"/>
+        </w:rPr>
+        <w:t xml:space="preserve">4. Hybrid Predictive + Generative AI Architecture: </w:t>
+      </w:r>
+      <w:r>
+        <w:rPr>
+          <w:rFonts w:ascii="Calibri" w:hAnsi="Calibri"/>
+          <w:color w:val="374151"/>
+          <w:sz w:val="20"/>
+        </w:rPr>
+        <w:t>Combines supervised machine learning churn risk scoring (&lt;30% Safe, 30-60% Moderate, &gt;60% Critical) with GenAI text synthesis.</w:t>
+      </w:r>
+    </w:p>
+    <w:p>
+      <w:pPr>
+        <w:pStyle w:val="ListBullet"/>
+        <w:spacing w:before="0" w:after="50" w:line="269" w:lineRule="auto"/>
+      </w:pPr>
+      <w:r>
+        <w:rPr>
+          <w:rFonts w:ascii="Calibri" w:hAnsi="Calibri"/>
+          <w:b/>
+          <w:color w:val="1F2937"/>
+          <w:sz w:val="20"/>
+        </w:rPr>
+        <w:t xml:space="preserve">5. What-If Strategy Simulator &amp; CRM Dispatch: </w:t>
+      </w:r>
+      <w:r>
+        <w:rPr>
+          <w:rFonts w:ascii="Calibri" w:hAnsi="Calibri"/>
+          <w:color w:val="374151"/>
+          <w:sz w:val="20"/>
+        </w:rPr>
+        <w:t>Interactive sandbox to simulate fee adjustments and contract changes with real-time churn reduction calculations.</w:t>
+      </w:r>
+    </w:p>
+    <w:p>
+      <w:r>
+        <w:br w:type="page"/>
+      </w:r>
+    </w:p>
+    <w:p>
+      <w:pPr>
+        <w:pStyle w:val="Heading1"/>
+        <w:keepNext/>
+        <w:spacing w:before="0" w:after="80"/>
+      </w:pPr>
+      <w:r>
+        <w:rPr>
+          <w:rFonts w:ascii="Calibri" w:hAnsi="Calibri"/>
+          <w:b/>
+          <w:color w:val="1E3A8A"/>
+          <w:sz w:val="28"/>
+        </w:rPr>
+        <w:t>2. Problem Statement</w:t>
+      </w:r>
+    </w:p>
+    <w:p>
+      <w:pPr>
+        <w:pStyle w:val="Heading2"/>
+        <w:keepNext/>
+        <w:spacing w:before="80" w:after="40"/>
+      </w:pPr>
+      <w:r>
+        <w:rPr>
+          <w:rFonts w:ascii="Calibri" w:hAnsi="Calibri"/>
+          <w:b/>
+          <w:color w:val="2563EB"/>
+          <w:sz w:val="23"/>
+        </w:rPr>
+        <w:t>2.1 Real-World Problem Identified</w:t>
+      </w:r>
+    </w:p>
+    <w:p>
+      <w:pPr>
+        <w:keepNext w:val="0"/>
+        <w:spacing w:before="0" w:after="60" w:line="269" w:lineRule="auto"/>
+      </w:pPr>
+      <w:r>
+        <w:rPr>
+          <w:rFonts w:ascii="Calibri" w:hAnsi="Calibri"/>
+          <w:color w:val="374151"/>
+          <w:sz w:val="20"/>
+        </w:rPr>
+        <w:t>Telecommunication providers face an average annual customer churn rate between 20% and 30%. Frontline retention operations are severely constrained by three systemic operational bottlenecks:</w:t>
+      </w:r>
+    </w:p>
+    <w:p>
+      <w:pPr>
+        <w:pStyle w:val="ListBullet"/>
+        <w:spacing w:before="0" w:after="50" w:line="269" w:lineRule="auto"/>
+      </w:pPr>
+      <w:r>
+        <w:rPr>
+          <w:rFonts w:ascii="Calibri" w:hAnsi="Calibri"/>
+          <w:b/>
+          <w:color w:val="1F2937"/>
+          <w:sz w:val="20"/>
+        </w:rPr>
+        <w:t xml:space="preserve">1. Blanket Discount Inefficiencies: </w:t>
+      </w:r>
+      <w:r>
+        <w:rPr>
+          <w:rFonts w:ascii="Calibri" w:hAnsi="Calibri"/>
+          <w:color w:val="374151"/>
+          <w:sz w:val="20"/>
+        </w:rPr>
+        <w:t>Marketing teams send broad, identical discount promotions to all departing subscribers. This unnecessarily erodes profit margins on subscribers who would have stayed while failing to convince high-value dissatisfied customers.</w:t>
+      </w:r>
+    </w:p>
+    <w:p>
+      <w:pPr>
+        <w:pStyle w:val="ListBullet"/>
+        <w:spacing w:before="0" w:after="50" w:line="269" w:lineRule="auto"/>
+      </w:pPr>
+      <w:r>
+        <w:rPr>
+          <w:rFonts w:ascii="Calibri" w:hAnsi="Calibri"/>
+          <w:b/>
+          <w:color w:val="1F2937"/>
+          <w:sz w:val="20"/>
+        </w:rPr>
+        <w:t xml:space="preserve">2. Lack of Real-Time Agent Guidance: </w:t>
+      </w:r>
+      <w:r>
+        <w:rPr>
+          <w:rFonts w:ascii="Calibri" w:hAnsi="Calibri"/>
+          <w:color w:val="374151"/>
+          <w:sz w:val="20"/>
+        </w:rPr>
+        <w:t>Customer service representatives must manually devise counter-offers during high-pressure live calls without structured negotiation guidance, resulting in inconsistent customer experiences and lost retention opportunities.</w:t>
+      </w:r>
+    </w:p>
+    <w:p>
+      <w:pPr>
+        <w:pStyle w:val="ListBullet"/>
+        <w:spacing w:before="0" w:after="50" w:line="269" w:lineRule="auto"/>
+      </w:pPr>
+      <w:r>
+        <w:rPr>
+          <w:rFonts w:ascii="Calibri" w:hAnsi="Calibri"/>
+          <w:b/>
+          <w:color w:val="1F2937"/>
+          <w:sz w:val="20"/>
+        </w:rPr>
+        <w:t xml:space="preserve">3. High Latency &amp; Manual Copywriting Bottlenecks: </w:t>
+      </w:r>
+      <w:r>
+        <w:rPr>
+          <w:rFonts w:ascii="Calibri" w:hAnsi="Calibri"/>
+          <w:color w:val="374151"/>
+          <w:sz w:val="20"/>
+        </w:rPr>
+        <w:t>Drafting personalized enterprise win-back communications currently requires hours or days of manual copywriting, causing service providers to miss the narrow engagement window when at-risk subscribers can still be retained.</w:t>
+      </w:r>
+    </w:p>
+    <w:p>
+      <w:pPr>
+        <w:pStyle w:val="Heading2"/>
+        <w:keepNext/>
+        <w:spacing w:before="120" w:after="40"/>
+      </w:pPr>
+      <w:r>
+        <w:rPr>
+          <w:rFonts w:ascii="Calibri" w:hAnsi="Calibri"/>
+          <w:b/>
+          <w:color w:val="2563EB"/>
+          <w:sz w:val="23"/>
+        </w:rPr>
+        <w:t>2.2 Why Generative AI Fixes This Better Than Existing Approaches</w:t>
+      </w:r>
+    </w:p>
+    <w:p>
+      <w:pPr>
+        <w:keepNext w:val="0"/>
+        <w:spacing w:before="0" w:after="60" w:line="269" w:lineRule="auto"/>
+      </w:pPr>
+      <w:r>
+        <w:rPr>
+          <w:rFonts w:ascii="Calibri" w:hAnsi="Calibri"/>
+          <w:color w:val="374151"/>
+          <w:sz w:val="20"/>
+        </w:rPr>
+        <w:t>Static rule-based templates cannot naturally harmonize 20+ interrelated customer variables (such as contract type, fiber optic pricing friction, electronic check billing issues, and absence of security add-ons) into a compelling, human-sounding message. Generative AI excels at contextual natural language understanding and synthesis, dynamically crafting empathetic tone, persuasive value propositions, and structured financial incentives tailored to each individual subscriber.</w:t>
+      </w:r>
+    </w:p>
+    <w:p>
+      <w:pPr>
+        <w:pStyle w:val="Heading2"/>
+        <w:keepNext/>
+        <w:spacing w:before="120" w:after="40"/>
+      </w:pPr>
+      <w:r>
+        <w:rPr>
+          <w:rFonts w:ascii="Calibri" w:hAnsi="Calibri"/>
+          <w:b/>
+          <w:color w:val="2563EB"/>
+          <w:sz w:val="23"/>
+        </w:rPr>
+        <w:t>2.3 Concrete Improvements &amp; Expected Outcomes</w:t>
+      </w:r>
+    </w:p>
+    <w:p>
+      <w:pPr>
+        <w:pStyle w:val="ListBullet"/>
+        <w:spacing w:before="0" w:after="50" w:line="269" w:lineRule="auto"/>
+      </w:pPr>
+      <w:r>
+        <w:rPr>
+          <w:rFonts w:ascii="Calibri" w:hAnsi="Calibri"/>
+          <w:b/>
+          <w:color w:val="1F2937"/>
+          <w:sz w:val="20"/>
+        </w:rPr>
+        <w:t xml:space="preserve">• 99% Turnaround Time Reduction: </w:t>
+      </w:r>
+      <w:r>
+        <w:rPr>
+          <w:rFonts w:ascii="Calibri" w:hAnsi="Calibri"/>
+          <w:color w:val="374151"/>
+          <w:sz w:val="20"/>
+        </w:rPr>
+        <w:t>Generating tailored email and script assets is reduced from 45 minutes of manual agent effort to under 1 second.</w:t>
+      </w:r>
+    </w:p>
+    <w:p>
+      <w:pPr>
+        <w:pStyle w:val="ListBullet"/>
+        <w:spacing w:before="0" w:after="50" w:line="269" w:lineRule="auto"/>
+      </w:pPr>
+      <w:r>
+        <w:rPr>
+          <w:rFonts w:ascii="Calibri" w:hAnsi="Calibri"/>
+          <w:b/>
+          <w:color w:val="1F2937"/>
+          <w:sz w:val="20"/>
+        </w:rPr>
+        <w:t xml:space="preserve">• 3x Higher Customer Engagement: </w:t>
+      </w:r>
+      <w:r>
+        <w:rPr>
+          <w:rFonts w:ascii="Calibri" w:hAnsi="Calibri"/>
+          <w:color w:val="374151"/>
+          <w:sz w:val="20"/>
+        </w:rPr>
+        <w:t>Personalized, empathetic messaging addressing specific pain points achieves over 3x higher click-through and engagement rates compared to generic broadcast templates.</w:t>
+      </w:r>
+    </w:p>
+    <w:p>
+      <w:pPr>
+        <w:pStyle w:val="ListBullet"/>
+        <w:spacing w:before="0" w:after="50" w:line="269" w:lineRule="auto"/>
+      </w:pPr>
+      <w:r>
+        <w:rPr>
+          <w:rFonts w:ascii="Calibri" w:hAnsi="Calibri"/>
+          <w:b/>
+          <w:color w:val="1F2937"/>
+          <w:sz w:val="20"/>
+        </w:rPr>
+        <w:t xml:space="preserve">• Preserved Operating Profit Margins: </w:t>
+      </w:r>
+      <w:r>
+        <w:rPr>
+          <w:rFonts w:ascii="Calibri" w:hAnsi="Calibri"/>
+          <w:color w:val="374151"/>
+          <w:sz w:val="20"/>
+        </w:rPr>
+        <w:t>Structured tier-based incentives prevent over-discounting, preserving valuable recurring subscription margin across large subscriber cohorts.</w:t>
+      </w:r>
+    </w:p>
+    <w:p>
+      <w:pPr>
+        <w:pStyle w:val="Heading1"/>
+        <w:keepNext/>
+        <w:spacing w:before="200" w:after="80"/>
+      </w:pPr>
+      <w:r>
+        <w:rPr>
+          <w:rFonts w:ascii="Calibri" w:hAnsi="Calibri"/>
+          <w:b/>
+          <w:color w:val="1E3A8A"/>
+          <w:sz w:val="28"/>
+        </w:rPr>
+        <w:t>3. Objectives</w:t>
+      </w:r>
+    </w:p>
+    <w:p>
+      <w:pPr>
+        <w:keepNext w:val="0"/>
+        <w:spacing w:before="0" w:after="60" w:line="269" w:lineRule="auto"/>
+      </w:pPr>
+      <w:r>
+        <w:rPr>
+          <w:rFonts w:ascii="Calibri" w:hAnsi="Calibri"/>
+          <w:color w:val="374151"/>
+          <w:sz w:val="20"/>
+        </w:rPr>
+        <w:t>The key technical and operational objectives of the TelcoPulse AI project are:</w:t>
+      </w:r>
+    </w:p>
+    <w:p>
+      <w:pPr>
+        <w:pStyle w:val="ListBullet"/>
+        <w:spacing w:before="0" w:after="50" w:line="269" w:lineRule="auto"/>
+      </w:pPr>
+      <w:r>
+        <w:rPr>
+          <w:rFonts w:ascii="Calibri" w:hAnsi="Calibri"/>
+          <w:b/>
+          <w:color w:val="1F2937"/>
+          <w:sz w:val="20"/>
+        </w:rPr>
+        <w:t xml:space="preserve">1. Deployable GenAI Platform: </w:t>
+      </w:r>
+      <w:r>
+        <w:rPr>
+          <w:rFonts w:ascii="Calibri" w:hAnsi="Calibri"/>
+          <w:color w:val="374151"/>
+          <w:sz w:val="20"/>
+        </w:rPr>
+        <w:t>Develop a fully functional, cloud-deployable Generative AI application (TelcoPulse AI) tailored for telecom customer retention operations.</w:t>
+      </w:r>
+    </w:p>
+    <w:p>
+      <w:pPr>
+        <w:pStyle w:val="ListBullet"/>
+        <w:spacing w:before="0" w:after="50" w:line="269" w:lineRule="auto"/>
+      </w:pPr>
+      <w:r>
+        <w:rPr>
+          <w:rFonts w:ascii="Calibri" w:hAnsi="Calibri"/>
+          <w:b/>
+          <w:color w:val="1F2937"/>
+          <w:sz w:val="20"/>
+        </w:rPr>
+        <w:t xml:space="preserve">2. Model &amp; API Integration: </w:t>
+      </w:r>
+      <w:r>
+        <w:rPr>
+          <w:rFonts w:ascii="Calibri" w:hAnsi="Calibri"/>
+          <w:color w:val="374151"/>
+          <w:sz w:val="20"/>
+        </w:rPr>
+        <w:t>Integrate advanced Large Language Model (LLM) APIs (Google Gemini Cloud API) suited for high-speed, structured business copywriting.</w:t>
+      </w:r>
+    </w:p>
+    <w:p>
+      <w:pPr>
+        <w:pStyle w:val="ListBullet"/>
+        <w:spacing w:before="0" w:after="50" w:line="269" w:lineRule="auto"/>
+      </w:pPr>
+      <w:r>
+        <w:rPr>
+          <w:rFonts w:ascii="Calibri" w:hAnsi="Calibri"/>
+          <w:b/>
+          <w:color w:val="1F2937"/>
+          <w:sz w:val="20"/>
+        </w:rPr>
+        <w:t xml:space="preserve">3. Robust Prompt Engineering: </w:t>
+      </w:r>
+      <w:r>
+        <w:rPr>
+          <w:rFonts w:ascii="Calibri" w:hAnsi="Calibri"/>
+          <w:color w:val="374151"/>
+          <w:sz w:val="20"/>
+        </w:rPr>
+        <w:t>Design structured few-shot prompt templates incorporating customer risk telemetry, persona voice, and CRM concession guardrails.</w:t>
+      </w:r>
+    </w:p>
+    <w:p>
+      <w:pPr>
+        <w:pStyle w:val="ListBullet"/>
+        <w:spacing w:before="0" w:after="50" w:line="269" w:lineRule="auto"/>
+      </w:pPr>
+      <w:r>
+        <w:rPr>
+          <w:rFonts w:ascii="Calibri" w:hAnsi="Calibri"/>
+          <w:b/>
+          <w:color w:val="1F2937"/>
+          <w:sz w:val="20"/>
+        </w:rPr>
+        <w:t xml:space="preserve">4. Interactive User Interface: </w:t>
+      </w:r>
+      <w:r>
+        <w:rPr>
+          <w:rFonts w:ascii="Calibri" w:hAnsi="Calibri"/>
+          <w:color w:val="374151"/>
+          <w:sz w:val="20"/>
+        </w:rPr>
+        <w:t>Build an intuitive, responsive web user interface using Streamlit featuring 1-click campaign generation, copy tools, and CRM JSON exports.</w:t>
+      </w:r>
+    </w:p>
+    <w:p>
+      <w:pPr>
+        <w:pStyle w:val="ListBullet"/>
+        <w:spacing w:before="0" w:after="50" w:line="269" w:lineRule="auto"/>
+      </w:pPr>
+      <w:r>
+        <w:rPr>
+          <w:rFonts w:ascii="Calibri" w:hAnsi="Calibri"/>
+          <w:b/>
+          <w:color w:val="1F2937"/>
+          <w:sz w:val="20"/>
+        </w:rPr>
+        <w:t xml:space="preserve">5. Quality &amp; Practicality Evaluation: </w:t>
+      </w:r>
+      <w:r>
+        <w:rPr>
+          <w:rFonts w:ascii="Calibri" w:hAnsi="Calibri"/>
+          <w:color w:val="374151"/>
+          <w:sz w:val="20"/>
+        </w:rPr>
+        <w:t>Evaluate the coherence, relevance, and commercial feasibility of AI-generated retention assets across diverse subscriber risk profiles.</w:t>
+      </w:r>
+    </w:p>
+    <w:p>
+      <w:r>
+        <w:br w:type="page"/>
+      </w:r>
+    </w:p>
+    <w:p>
+      <w:pPr>
+        <w:pStyle w:val="Heading1"/>
+        <w:keepNext/>
+        <w:spacing w:before="0" w:after="80"/>
+      </w:pPr>
+      <w:r>
+        <w:rPr>
+          <w:rFonts w:ascii="Calibri" w:hAnsi="Calibri"/>
+          <w:b/>
+          <w:color w:val="1E3A8A"/>
+          <w:sz w:val="28"/>
+        </w:rPr>
+        <w:t>4. Project Scope</w:t>
+      </w:r>
+    </w:p>
+    <w:p>
+      <w:pPr>
+        <w:keepNext w:val="0"/>
+        <w:spacing w:before="0" w:after="60" w:line="269" w:lineRule="auto"/>
+      </w:pPr>
+      <w:r>
+        <w:rPr>
+          <w:rFonts w:ascii="Calibri" w:hAnsi="Calibri"/>
+          <w:color w:val="374151"/>
+          <w:sz w:val="20"/>
+        </w:rPr>
+        <w:t>The operational boundaries and capabilities of the TelcoPulse GenAI platform encompass:</w:t>
+      </w:r>
+    </w:p>
+    <w:p>
+      <w:pPr>
+        <w:pStyle w:val="ListBullet"/>
+        <w:spacing w:before="0" w:after="50" w:line="269" w:lineRule="auto"/>
+      </w:pPr>
+      <w:r>
+        <w:rPr>
+          <w:rFonts w:ascii="Calibri" w:hAnsi="Calibri"/>
+          <w:b/>
+          <w:color w:val="1F2937"/>
+          <w:sz w:val="20"/>
+        </w:rPr>
+        <w:t xml:space="preserve">Target Users: </w:t>
+      </w:r>
+      <w:r>
+        <w:rPr>
+          <w:rFonts w:ascii="Calibri" w:hAnsi="Calibri"/>
+          <w:color w:val="374151"/>
+          <w:sz w:val="20"/>
+        </w:rPr>
+        <w:t>Telecom Retention Specialists, Frontline Call Center Agents, Digital Marketing Campaign Managers, and Customer Success Executives.</w:t>
+      </w:r>
+    </w:p>
+    <w:p>
+      <w:pPr>
+        <w:pStyle w:val="ListBullet"/>
+        <w:spacing w:before="0" w:after="50" w:line="269" w:lineRule="auto"/>
+      </w:pPr>
+      <w:r>
+        <w:rPr>
+          <w:rFonts w:ascii="Calibri" w:hAnsi="Calibri"/>
+          <w:b/>
+          <w:color w:val="1F2937"/>
+          <w:sz w:val="20"/>
+        </w:rPr>
+        <w:t xml:space="preserve">GenAI-Powered Modules: </w:t>
+      </w:r>
+      <w:r>
+        <w:rPr>
+          <w:rFonts w:ascii="Calibri" w:hAnsi="Calibri"/>
+          <w:color w:val="374151"/>
+          <w:sz w:val="20"/>
+        </w:rPr>
+        <w:t>Personalized Win-Back Email Generator, SMS Alert Copywriter, Agent Negotiation &amp; Objection Handling Scriptwriter, Concession Matrix Recommender, and CRM Payload Serializer.</w:t>
+      </w:r>
+    </w:p>
+    <w:p>
+      <w:pPr>
+        <w:pStyle w:val="ListBullet"/>
+        <w:spacing w:before="0" w:after="50" w:line="269" w:lineRule="auto"/>
+      </w:pPr>
+      <w:r>
+        <w:rPr>
+          <w:rFonts w:ascii="Calibri" w:hAnsi="Calibri"/>
+          <w:b/>
+          <w:color w:val="1F2937"/>
+          <w:sz w:val="20"/>
+        </w:rPr>
+        <w:t xml:space="preserve">Input Telemetry: </w:t>
+      </w:r>
+      <w:r>
+        <w:rPr>
+          <w:rFonts w:ascii="Calibri" w:hAnsi="Calibri"/>
+          <w:color w:val="374151"/>
+          <w:sz w:val="20"/>
+        </w:rPr>
+        <w:t>Customer demographic telemetry, subscription details (contract type, internet service, tech support status, billing method), monthly charges, predictive risk tiers, persona tone, and campaign goals.</w:t>
+      </w:r>
+    </w:p>
+    <w:p>
+      <w:pPr>
+        <w:pStyle w:val="ListBullet"/>
+        <w:spacing w:before="0" w:after="50" w:line="269" w:lineRule="auto"/>
+      </w:pPr>
+      <w:r>
+        <w:rPr>
+          <w:rFonts w:ascii="Calibri" w:hAnsi="Calibri"/>
+          <w:b/>
+          <w:color w:val="1F2937"/>
+          <w:sz w:val="20"/>
+        </w:rPr>
+        <w:t xml:space="preserve">Output Deliverables: </w:t>
+      </w:r>
+      <w:r>
+        <w:rPr>
+          <w:rFonts w:ascii="Calibri" w:hAnsi="Calibri"/>
+          <w:color w:val="374151"/>
+          <w:sz w:val="20"/>
+        </w:rPr>
+        <w:t>Formatted markdown emails, character-limited SMS copy, dialogue trees, structured markdown comparison tables, and machine-readable JSON payloads.</w:t>
+      </w:r>
+    </w:p>
+    <w:p>
+      <w:pPr>
+        <w:pStyle w:val="ListBullet"/>
+        <w:spacing w:before="0" w:after="50" w:line="269" w:lineRule="auto"/>
+      </w:pPr>
+      <w:r>
+        <w:rPr>
+          <w:rFonts w:ascii="Calibri" w:hAnsi="Calibri"/>
+          <w:b/>
+          <w:color w:val="1F2937"/>
+          <w:sz w:val="20"/>
+        </w:rPr>
+        <w:t xml:space="preserve">Project Boundaries &amp; Constraints: </w:t>
+      </w:r>
+      <w:r>
+        <w:rPr>
+          <w:rFonts w:ascii="Calibri" w:hAnsi="Calibri"/>
+          <w:color w:val="374151"/>
+          <w:sz w:val="20"/>
+        </w:rPr>
+        <w:t>Current build operates on English-language communications and residential telecom account schemas; does not execute direct automated telephony voice calls.</w:t>
+      </w:r>
+    </w:p>
+    <w:p>
+      <w:pPr>
+        <w:pStyle w:val="Heading1"/>
+        <w:keepNext/>
+        <w:spacing w:before="160" w:after="80"/>
+      </w:pPr>
+      <w:r>
+        <w:rPr>
+          <w:rFonts w:ascii="Calibri" w:hAnsi="Calibri"/>
+          <w:b/>
+          <w:color w:val="1E3A8A"/>
+          <w:sz w:val="28"/>
+        </w:rPr>
+        <w:t>5. Proposed System / Methodology</w:t>
+      </w:r>
+    </w:p>
+    <w:p>
+      <w:pPr>
+        <w:keepNext w:val="0"/>
+        <w:spacing w:before="0" w:after="60" w:line="269" w:lineRule="auto"/>
+      </w:pPr>
+      <w:r>
+        <w:rPr>
+          <w:rFonts w:ascii="Calibri" w:hAnsi="Calibri"/>
+          <w:color w:val="374151"/>
+          <w:sz w:val="20"/>
+        </w:rPr>
+        <w:t>The TelcoPulse GenAI platform operates via an end-to-end multi-stage pipeline designed for low latency, high context preservation, and deterministic business safety:</w:t>
+      </w:r>
+    </w:p>
+    <w:tbl>
+      <w:tblPr>
+        <w:tblW w:type="auto" w:w="0"/>
+        <w:jc w:val="center"/>
+        <w:tblLook w:firstColumn="1" w:firstRow="1" w:lastColumn="0" w:lastRow="0" w:noHBand="0" w:noVBand="1" w:val="04A0"/>
+      </w:tblPr>
+      <w:tblGrid>
+        <w:gridCol w:w="10080"/>
+      </w:tblGrid>
+      <w:tr>
+        <w:trPr>
+          <w:cantSplit/>
+        </w:trPr>
+        <w:tc>
+          <w:tcPr>
+            <w:tcW w:type="dxa" w:w="10080"/>
+            <w:shd w:fill="F8FAFC"/>
+            <w:tcMar>
+              <w:top w:w="100" w:type="dxa"/>
+              <w:bottom w:w="100" w:type="dxa"/>
+              <w:left w:w="140" w:type="dxa"/>
+              <w:right w:w="140" w:type="dxa"/>
             </w:tcMar>
             <w:tcBorders>
               <w:top w:val="single" w:sz="12" w:space="0" w:color="CBD5E1"/>
@@ -2155,9 +2775,9 @@
                 <w:rFonts w:ascii="Calibri" w:hAnsi="Calibri"/>
                 <w:b/>
                 <w:color w:val="1E3A8A"/>
-                <w:sz w:val="20"/>
+                <w:sz w:val="19"/>
               </w:rPr>
-              <w:t>Subscriber Context Ingestion  ➔  Predictive Risk &amp; Driver Telemetry  ➔  Dynamic Prompt Template Construction  ➔  Generative AI / LLM Inference Layer  ➔  Multi-Channel Output Parsing &amp; Formatting  ➔  Interactive UI &amp; CRM Synchronization</w:t>
+              <w:t>Subscriber Context Ingestion  --&gt;  Predictive Risk &amp; Driver Telemetry  --&gt;  Dynamic Prompt Template Construction  --&gt;  Generative AI / LLM Inference Layer  --&gt;  Multi-Channel Output Parsing &amp; Formatting  --&gt;  Interactive UI &amp; CRM Synchronization</w:t>
             </w:r>
           </w:p>
         </w:tc>
@@ -2165,7 +2785,7 @@
     </w:tbl>
     <w:p>
       <w:pPr>
-        <w:spacing w:after="60"/>
+        <w:spacing w:after="80"/>
       </w:pPr>
     </w:p>
     <w:tbl>
@@ -2175,23 +2795,28 @@
         <w:tblLook w:firstColumn="1" w:firstRow="1" w:lastColumn="0" w:lastRow="0" w:noHBand="0" w:noVBand="1" w:val="04A0"/>
       </w:tblPr>
       <w:tblGrid>
-        <w:gridCol w:w="4680"/>
-        <w:gridCol w:w="4680"/>
+        <w:gridCol w:w="5040"/>
+        <w:gridCol w:w="5040"/>
       </w:tblGrid>
       <w:tr>
+        <w:trPr>
+          <w:tblHeader/>
+          <w:cantSplit/>
+        </w:trPr>
         <w:tc>
           <w:tcPr>
             <w:tcW w:type="dxa" w:w="3168"/>
             <w:shd w:fill="1E3A8A"/>
             <w:tcMar>
-              <w:top w:w="100" w:type="dxa"/>
-              <w:bottom w:w="100" w:type="dxa"/>
-              <w:left w:w="100" w:type="dxa"/>
-              <w:right w:w="100" w:type="dxa"/>
+              <w:top w:w="80" w:type="dxa"/>
+              <w:bottom w:w="80" w:type="dxa"/>
+              <w:left w:w="80" w:type="dxa"/>
+              <w:right w:w="80" w:type="dxa"/>
             </w:tcMar>
           </w:tcPr>
           <w:p>
             <w:pPr>
+              <w:spacing w:after="0"/>
               <w:jc w:val="center"/>
             </w:pPr>
             <w:r>
@@ -2199,7 +2824,7 @@
                 <w:rFonts w:ascii="Calibri" w:hAnsi="Calibri"/>
                 <w:b/>
                 <w:color w:val="FFFFFF"/>
-                <w:sz w:val="19"/>
+                <w:sz w:val="18"/>
               </w:rPr>
               <w:t>Methodology Phase</w:t>
             </w:r>
@@ -2207,17 +2832,18 @@
         </w:tc>
         <w:tc>
           <w:tcPr>
-            <w:tcW w:type="dxa" w:w="6480"/>
+            <w:tcW w:type="dxa" w:w="6912"/>
             <w:shd w:fill="1E3A8A"/>
             <w:tcMar>
-              <w:top w:w="100" w:type="dxa"/>
-              <w:bottom w:w="100" w:type="dxa"/>
-              <w:left w:w="100" w:type="dxa"/>
-              <w:right w:w="100" w:type="dxa"/>
+              <w:top w:w="80" w:type="dxa"/>
+              <w:bottom w:w="80" w:type="dxa"/>
+              <w:left w:w="80" w:type="dxa"/>
+              <w:right w:w="80" w:type="dxa"/>
             </w:tcMar>
           </w:tcPr>
           <w:p>
             <w:pPr>
+              <w:spacing w:after="0"/>
               <w:jc w:val="center"/>
             </w:pPr>
             <w:r>
@@ -2225,7 +2851,7 @@
                 <w:rFonts w:ascii="Calibri" w:hAnsi="Calibri"/>
                 <w:b/>
                 <w:color w:val="FFFFFF"/>
-                <w:sz w:val="19"/>
+                <w:sz w:val="18"/>
               </w:rPr>
               <w:t>Key Operational Activities &amp; Outcomes</w:t>
             </w:r>
@@ -2233,26 +2859,30 @@
         </w:tc>
       </w:tr>
       <w:tr>
+        <w:trPr>
+          <w:cantSplit/>
+        </w:trPr>
         <w:tc>
           <w:tcPr>
             <w:tcW w:type="dxa" w:w="3168"/>
             <w:shd w:fill="FFFFFF"/>
             <w:tcMar>
-              <w:top w:w="70" w:type="dxa"/>
-              <w:bottom w:w="70" w:type="dxa"/>
-              <w:left w:w="90" w:type="dxa"/>
-              <w:right w:w="90" w:type="dxa"/>
+              <w:top w:w="45" w:type="dxa"/>
+              <w:bottom w:w="45" w:type="dxa"/>
+              <w:left w:w="80" w:type="dxa"/>
+              <w:right w:w="80" w:type="dxa"/>
             </w:tcMar>
           </w:tcPr>
           <w:p>
             <w:pPr>
+              <w:spacing w:after="0"/>
               <w:jc w:val="left"/>
             </w:pPr>
             <w:r>
               <w:rPr>
                 <w:rFonts w:ascii="Calibri" w:hAnsi="Calibri"/>
                 <w:color w:val="1F2937"/>
-                <w:sz w:val="18"/>
+                <w:sz w:val="17"/>
               </w:rPr>
               <w:t>Stage 1: Context Ingestion</w:t>
             </w:r>
@@ -2260,24 +2890,25 @@
         </w:tc>
         <w:tc>
           <w:tcPr>
-            <w:tcW w:type="dxa" w:w="6480"/>
+            <w:tcW w:type="dxa" w:w="6912"/>
             <w:shd w:fill="FFFFFF"/>
             <w:tcMar>
-              <w:top w:w="70" w:type="dxa"/>
-              <w:bottom w:w="70" w:type="dxa"/>
-              <w:left w:w="90" w:type="dxa"/>
-              <w:right w:w="90" w:type="dxa"/>
+              <w:top w:w="45" w:type="dxa"/>
+              <w:bottom w:w="45" w:type="dxa"/>
+              <w:left w:w="80" w:type="dxa"/>
+              <w:right w:w="80" w:type="dxa"/>
             </w:tcMar>
           </w:tcPr>
           <w:p>
             <w:pPr>
-              <w:jc w:val="center"/>
+              <w:spacing w:after="0"/>
+              <w:jc w:val="left"/>
             </w:pPr>
             <w:r>
               <w:rPr>
                 <w:rFonts w:ascii="Calibri" w:hAnsi="Calibri"/>
                 <w:color w:val="1F2937"/>
-                <w:sz w:val="18"/>
+                <w:sz w:val="17"/>
               </w:rPr>
               <w:t>Agent selects or inputs customer parameters (Tenure, Contract, Monthly Charges, Internet Type, Add-ons).</w:t>
             </w:r>
@@ -2285,26 +2916,30 @@
         </w:tc>
       </w:tr>
       <w:tr>
+        <w:trPr>
+          <w:cantSplit/>
+        </w:trPr>
         <w:tc>
           <w:tcPr>
             <w:tcW w:type="dxa" w:w="3168"/>
             <w:shd w:fill="F8FAFC"/>
             <w:tcMar>
-              <w:top w:w="70" w:type="dxa"/>
-              <w:bottom w:w="70" w:type="dxa"/>
-              <w:left w:w="90" w:type="dxa"/>
-              <w:right w:w="90" w:type="dxa"/>
+              <w:top w:w="45" w:type="dxa"/>
+              <w:bottom w:w="45" w:type="dxa"/>
+              <w:left w:w="80" w:type="dxa"/>
+              <w:right w:w="80" w:type="dxa"/>
             </w:tcMar>
           </w:tcPr>
           <w:p>
             <w:pPr>
+              <w:spacing w:after="0"/>
               <w:jc w:val="left"/>
             </w:pPr>
             <w:r>
               <w:rPr>
                 <w:rFonts w:ascii="Calibri" w:hAnsi="Calibri"/>
                 <w:color w:val="1F2937"/>
-                <w:sz w:val="18"/>
+                <w:sz w:val="17"/>
               </w:rPr>
               <w:t>Stage 2: Telemetry Extraction</w:t>
             </w:r>
@@ -2312,24 +2947,25 @@
         </w:tc>
         <w:tc>
           <w:tcPr>
-            <w:tcW w:type="dxa" w:w="6480"/>
+            <w:tcW w:type="dxa" w:w="6912"/>
             <w:shd w:fill="F8FAFC"/>
             <w:tcMar>
-              <w:top w:w="70" w:type="dxa"/>
-              <w:bottom w:w="70" w:type="dxa"/>
-              <w:left w:w="90" w:type="dxa"/>
-              <w:right w:w="90" w:type="dxa"/>
+              <w:top w:w="45" w:type="dxa"/>
+              <w:bottom w:w="45" w:type="dxa"/>
+              <w:left w:w="80" w:type="dxa"/>
+              <w:right w:w="80" w:type="dxa"/>
             </w:tcMar>
           </w:tcPr>
           <w:p>
             <w:pPr>
-              <w:jc w:val="center"/>
+              <w:spacing w:after="0"/>
+              <w:jc w:val="left"/>
             </w:pPr>
             <w:r>
               <w:rPr>
                 <w:rFonts w:ascii="Calibri" w:hAnsi="Calibri"/>
                 <w:color w:val="1F2937"/>
-                <w:sz w:val="18"/>
+                <w:sz w:val="17"/>
               </w:rPr>
               <w:t>Predictive ML classification identifies churn probability (%) and extracts top hazard drivers (e.g., Month-to-Month, Fiber Optic, No Tech Support).</w:t>
             </w:r>
@@ -2337,26 +2973,30 @@
         </w:tc>
       </w:tr>
       <w:tr>
+        <w:trPr>
+          <w:cantSplit/>
+        </w:trPr>
         <w:tc>
           <w:tcPr>
             <w:tcW w:type="dxa" w:w="3168"/>
             <w:shd w:fill="FFFFFF"/>
             <w:tcMar>
-              <w:top w:w="70" w:type="dxa"/>
-              <w:bottom w:w="70" w:type="dxa"/>
-              <w:left w:w="90" w:type="dxa"/>
-              <w:right w:w="90" w:type="dxa"/>
+              <w:top w:w="45" w:type="dxa"/>
+              <w:bottom w:w="45" w:type="dxa"/>
+              <w:left w:w="80" w:type="dxa"/>
+              <w:right w:w="80" w:type="dxa"/>
             </w:tcMar>
           </w:tcPr>
           <w:p>
             <w:pPr>
+              <w:spacing w:after="0"/>
               <w:jc w:val="left"/>
             </w:pPr>
             <w:r>
               <w:rPr>
                 <w:rFonts w:ascii="Calibri" w:hAnsi="Calibri"/>
                 <w:color w:val="1F2937"/>
-                <w:sz w:val="18"/>
+                <w:sz w:val="17"/>
               </w:rPr>
               <w:t>Stage 3: Prompt Construction</w:t>
             </w:r>
@@ -2364,24 +3004,25 @@
         </w:tc>
         <w:tc>
           <w:tcPr>
-            <w:tcW w:type="dxa" w:w="6480"/>
+            <w:tcW w:type="dxa" w:w="6912"/>
             <w:shd w:fill="FFFFFF"/>
             <w:tcMar>
-              <w:top w:w="70" w:type="dxa"/>
-              <w:bottom w:w="70" w:type="dxa"/>
-              <w:left w:w="90" w:type="dxa"/>
-              <w:right w:w="90" w:type="dxa"/>
+              <w:top w:w="45" w:type="dxa"/>
+              <w:bottom w:w="45" w:type="dxa"/>
+              <w:left w:w="80" w:type="dxa"/>
+              <w:right w:w="80" w:type="dxa"/>
             </w:tcMar>
           </w:tcPr>
           <w:p>
             <w:pPr>
-              <w:jc w:val="center"/>
+              <w:spacing w:after="0"/>
+              <w:jc w:val="left"/>
             </w:pPr>
             <w:r>
               <w:rPr>
                 <w:rFonts w:ascii="Calibri" w:hAnsi="Calibri"/>
                 <w:color w:val="1F2937"/>
-                <w:sz w:val="18"/>
+                <w:sz w:val="17"/>
               </w:rPr>
               <w:t>A parameter-bound Few-Shot Prompt Template is assembled, embedding system persona, subscriber context, business concession rules, and target channel constraints.</w:t>
             </w:r>
@@ -2389,26 +3030,30 @@
         </w:tc>
       </w:tr>
       <w:tr>
+        <w:trPr>
+          <w:cantSplit/>
+        </w:trPr>
         <w:tc>
           <w:tcPr>
             <w:tcW w:type="dxa" w:w="3168"/>
             <w:shd w:fill="F8FAFC"/>
             <w:tcMar>
-              <w:top w:w="70" w:type="dxa"/>
-              <w:bottom w:w="70" w:type="dxa"/>
-              <w:left w:w="90" w:type="dxa"/>
-              <w:right w:w="90" w:type="dxa"/>
+              <w:top w:w="45" w:type="dxa"/>
+              <w:bottom w:w="45" w:type="dxa"/>
+              <w:left w:w="80" w:type="dxa"/>
+              <w:right w:w="80" w:type="dxa"/>
             </w:tcMar>
           </w:tcPr>
           <w:p>
             <w:pPr>
+              <w:spacing w:after="0"/>
               <w:jc w:val="left"/>
             </w:pPr>
             <w:r>
               <w:rPr>
                 <w:rFonts w:ascii="Calibri" w:hAnsi="Calibri"/>
                 <w:color w:val="1F2937"/>
-                <w:sz w:val="18"/>
+                <w:sz w:val="17"/>
               </w:rPr>
               <w:t>Stage 4: LLM Generation Layer</w:t>
             </w:r>
@@ -2416,51 +3061,56 @@
         </w:tc>
         <w:tc>
           <w:tcPr>
-            <w:tcW w:type="dxa" w:w="6480"/>
+            <w:tcW w:type="dxa" w:w="6912"/>
             <w:shd w:fill="F8FAFC"/>
             <w:tcMar>
-              <w:top w:w="70" w:type="dxa"/>
-              <w:bottom w:w="70" w:type="dxa"/>
-              <w:left w:w="90" w:type="dxa"/>
-              <w:right w:w="90" w:type="dxa"/>
+              <w:top w:w="45" w:type="dxa"/>
+              <w:bottom w:w="45" w:type="dxa"/>
+              <w:left w:w="80" w:type="dxa"/>
+              <w:right w:w="80" w:type="dxa"/>
             </w:tcMar>
           </w:tcPr>
           <w:p>
             <w:pPr>
-              <w:jc w:val="center"/>
-            </w:pPr>
-            <w:r>
-              <w:rPr>
-                <w:rFonts w:ascii="Calibri" w:hAnsi="Calibri"/>
-                <w:color w:val="1F2937"/>
-                <w:sz w:val="18"/>
-              </w:rPr>
-              <w:t>The structured prompt is executed through the Generative AI Model (Google Gemini API / Contextual Engine) using temperature-tuned sampling.</w:t>
-            </w:r>
-          </w:p>
-        </w:tc>
-      </w:tr>
-      <w:tr>
-        <w:tc>
-          <w:tcPr>
-            <w:tcW w:type="dxa" w:w="3168"/>
-            <w:shd w:fill="FFFFFF"/>
-            <w:tcMar>
-              <w:top w:w="70" w:type="dxa"/>
-              <w:bottom w:w="70" w:type="dxa"/>
-              <w:left w:w="90" w:type="dxa"/>
-              <w:right w:w="90" w:type="dxa"/>
-            </w:tcMar>
-          </w:tcPr>
-          <w:p>
-            <w:pPr>
+              <w:spacing w:after="0"/>
               <w:jc w:val="left"/>
             </w:pPr>
             <w:r>
               <w:rPr>
                 <w:rFonts w:ascii="Calibri" w:hAnsi="Calibri"/>
                 <w:color w:val="1F2937"/>
-                <w:sz w:val="18"/>
+                <w:sz w:val="17"/>
+              </w:rPr>
+              <w:t>The structured prompt is executed through the Generative AI Model (Google Gemini API / Contextual Engine) using temperature-tuned stochastic sampling.</w:t>
+            </w:r>
+          </w:p>
+        </w:tc>
+      </w:tr>
+      <w:tr>
+        <w:trPr>
+          <w:cantSplit/>
+        </w:trPr>
+        <w:tc>
+          <w:tcPr>
+            <w:tcW w:type="dxa" w:w="3168"/>
+            <w:shd w:fill="FFFFFF"/>
+            <w:tcMar>
+              <w:top w:w="45" w:type="dxa"/>
+              <w:bottom w:w="45" w:type="dxa"/>
+              <w:left w:w="80" w:type="dxa"/>
+              <w:right w:w="80" w:type="dxa"/>
+            </w:tcMar>
+          </w:tcPr>
+          <w:p>
+            <w:pPr>
+              <w:spacing w:after="0"/>
+              <w:jc w:val="left"/>
+            </w:pPr>
+            <w:r>
+              <w:rPr>
+                <w:rFonts w:ascii="Calibri" w:hAnsi="Calibri"/>
+                <w:color w:val="1F2937"/>
+                <w:sz w:val="17"/>
               </w:rPr>
               <w:t>Stage 5: Output Parsing &amp; Display</w:t>
             </w:r>
@@ -2468,24 +3118,25 @@
         </w:tc>
         <w:tc>
           <w:tcPr>
-            <w:tcW w:type="dxa" w:w="6480"/>
+            <w:tcW w:type="dxa" w:w="6912"/>
             <w:shd w:fill="FFFFFF"/>
             <w:tcMar>
-              <w:top w:w="70" w:type="dxa"/>
-              <w:bottom w:w="70" w:type="dxa"/>
-              <w:left w:w="90" w:type="dxa"/>
-              <w:right w:w="90" w:type="dxa"/>
+              <w:top w:w="45" w:type="dxa"/>
+              <w:bottom w:w="45" w:type="dxa"/>
+              <w:left w:w="80" w:type="dxa"/>
+              <w:right w:w="80" w:type="dxa"/>
             </w:tcMar>
           </w:tcPr>
           <w:p>
             <w:pPr>
-              <w:jc w:val="center"/>
+              <w:spacing w:after="0"/>
+              <w:jc w:val="left"/>
             </w:pPr>
             <w:r>
               <w:rPr>
                 <w:rFonts w:ascii="Calibri" w:hAnsi="Calibri"/>
                 <w:color w:val="1F2937"/>
-                <w:sz w:val="18"/>
+                <w:sz w:val="17"/>
               </w:rPr>
               <w:t>Generated text is parsed into 4 dedicated UI tabs: Email copy, Agent script, Concession table, and CRM JSON payload.</w:t>
             </w:r>
@@ -2493,26 +3144,30 @@
         </w:tc>
       </w:tr>
       <w:tr>
+        <w:trPr>
+          <w:cantSplit/>
+        </w:trPr>
         <w:tc>
           <w:tcPr>
             <w:tcW w:type="dxa" w:w="3168"/>
             <w:shd w:fill="F8FAFC"/>
             <w:tcMar>
-              <w:top w:w="70" w:type="dxa"/>
-              <w:bottom w:w="70" w:type="dxa"/>
-              <w:left w:w="90" w:type="dxa"/>
-              <w:right w:w="90" w:type="dxa"/>
+              <w:top w:w="45" w:type="dxa"/>
+              <w:bottom w:w="45" w:type="dxa"/>
+              <w:left w:w="80" w:type="dxa"/>
+              <w:right w:w="80" w:type="dxa"/>
             </w:tcMar>
           </w:tcPr>
           <w:p>
             <w:pPr>
+              <w:spacing w:after="0"/>
               <w:jc w:val="left"/>
             </w:pPr>
             <w:r>
               <w:rPr>
                 <w:rFonts w:ascii="Calibri" w:hAnsi="Calibri"/>
                 <w:color w:val="1F2937"/>
-                <w:sz w:val="18"/>
+                <w:sz w:val="17"/>
               </w:rPr>
               <w:t>Stage 6: Operational Dispatch</w:t>
             </w:r>
@@ -2520,24 +3175,25 @@
         </w:tc>
         <w:tc>
           <w:tcPr>
-            <w:tcW w:type="dxa" w:w="6480"/>
+            <w:tcW w:type="dxa" w:w="6912"/>
             <w:shd w:fill="F8FAFC"/>
             <w:tcMar>
-              <w:top w:w="70" w:type="dxa"/>
-              <w:bottom w:w="70" w:type="dxa"/>
-              <w:left w:w="90" w:type="dxa"/>
-              <w:right w:w="90" w:type="dxa"/>
+              <w:top w:w="45" w:type="dxa"/>
+              <w:bottom w:w="45" w:type="dxa"/>
+              <w:left w:w="80" w:type="dxa"/>
+              <w:right w:w="80" w:type="dxa"/>
             </w:tcMar>
           </w:tcPr>
           <w:p>
             <w:pPr>
-              <w:jc w:val="center"/>
+              <w:spacing w:after="0"/>
+              <w:jc w:val="left"/>
             </w:pPr>
             <w:r>
               <w:rPr>
                 <w:rFonts w:ascii="Calibri" w:hAnsi="Calibri"/>
                 <w:color w:val="1F2937"/>
-                <w:sz w:val="18"/>
+                <w:sz w:val="17"/>
               </w:rPr>
               <w:t>Frontline agents copy communications, download text files, or trigger CRM API sync with 1 click.</w:t>
             </w:r>
@@ -2546,32 +3202,38 @@
       </w:tr>
     </w:tbl>
     <w:p>
+      <w:r>
+        <w:br w:type="page"/>
+      </w:r>
+    </w:p>
+    <w:p>
       <w:pPr>
         <w:pStyle w:val="Heading1"/>
         <w:keepNext/>
-        <w:spacing w:before="280" w:after="80"/>
+        <w:spacing w:before="0" w:after="80"/>
       </w:pPr>
       <w:r>
         <w:rPr>
           <w:rFonts w:ascii="Calibri" w:hAnsi="Calibri"/>
           <w:b/>
           <w:color w:val="1E3A8A"/>
-          <w:sz w:val="34"/>
+          <w:sz w:val="28"/>
         </w:rPr>
         <w:t>6. System Architecture / Workflow</w:t>
       </w:r>
     </w:p>
     <w:p>
       <w:pPr>
-        <w:spacing w:after="80" w:line="276" w:lineRule="auto"/>
+        <w:keepNext w:val="0"/>
+        <w:spacing w:before="0" w:after="60" w:line="269" w:lineRule="auto"/>
       </w:pPr>
       <w:r>
         <w:rPr>
           <w:rFonts w:ascii="Calibri" w:hAnsi="Calibri"/>
           <w:color w:val="374151"/>
-          <w:sz w:val="22"/>
+          <w:sz w:val="20"/>
         </w:rPr>
-        <w:t>The TelcoPulse GenAI system employs a modern decoupled architecture that seamlessly connects user inputs, predictive machine learning models, prompt orchestration, and generative LLMs:</w:t>
+        <w:t>The TelcoPulse GenAI system employs a modern decoupled architecture connecting user inputs, predictive machine learning models, prompt orchestration, and generative LLMs:</w:t>
       </w:r>
     </w:p>
     <w:p>
@@ -2591,7 +3253,7 @@
                     <pic:cNvPicPr/>
                   </pic:nvPicPr>
                   <pic:blipFill>
-                    <a:blip r:embed="rId9"/>
+                    <a:blip r:embed="rId11"/>
                     <a:stretch>
                       <a:fillRect/>
                     </a:stretch>
@@ -2612,27 +3274,29 @@
     </w:p>
     <w:p>
       <w:pPr>
-        <w:spacing w:after="240"/>
+        <w:spacing w:before="40" w:after="120"/>
         <w:jc w:val="center"/>
       </w:pPr>
       <w:r>
         <w:rPr>
+          <w:rFonts w:ascii="Calibri" w:hAnsi="Calibri"/>
           <w:i/>
           <w:color w:val="6B7280"/>
-          <w:sz w:val="18"/>
+          <w:sz w:val="17"/>
         </w:rPr>
         <w:t>Figure 1: TelcoPulse GenAI End-to-End System Architecture &amp; Workflow</w:t>
       </w:r>
     </w:p>
     <w:p>
       <w:pPr>
-        <w:spacing w:after="80" w:line="276" w:lineRule="auto"/>
+        <w:keepNext w:val="0"/>
+        <w:spacing w:before="0" w:after="60" w:line="269" w:lineRule="auto"/>
       </w:pPr>
       <w:r>
         <w:rPr>
           <w:rFonts w:ascii="Calibri" w:hAnsi="Calibri"/>
           <w:color w:val="374151"/>
-          <w:sz w:val="22"/>
+          <w:sz w:val="20"/>
         </w:rPr>
         <w:t>The architecture comprises five cohesive layers:</w:t>
       </w:r>
@@ -2640,14 +3304,14 @@
     <w:p>
       <w:pPr>
         <w:pStyle w:val="ListBullet"/>
-        <w:spacing w:after="60" w:line="276" w:lineRule="auto"/>
+        <w:spacing w:before="0" w:after="50" w:line="269" w:lineRule="auto"/>
       </w:pPr>
       <w:r>
         <w:rPr>
           <w:rFonts w:ascii="Calibri" w:hAnsi="Calibri"/>
           <w:b/>
           <w:color w:val="1F2937"/>
-          <w:sz w:val="22"/>
+          <w:sz w:val="20"/>
         </w:rPr>
         <w:t xml:space="preserve">1. Presentation Layer (Streamlit UI): </w:t>
       </w:r>
@@ -2655,7 +3319,7 @@
         <w:rPr>
           <w:rFonts w:ascii="Calibri" w:hAnsi="Calibri"/>
           <w:color w:val="374151"/>
-          <w:sz w:val="22"/>
+          <w:sz w:val="20"/>
         </w:rPr>
         <w:t>Streamlit web interface where retention agents configure customer profiles, campaign goals, and tone personas.</w:t>
       </w:r>
@@ -2663,14 +3327,14 @@
     <w:p>
       <w:pPr>
         <w:pStyle w:val="ListBullet"/>
-        <w:spacing w:after="60" w:line="276" w:lineRule="auto"/>
+        <w:spacing w:before="0" w:after="50" w:line="269" w:lineRule="auto"/>
       </w:pPr>
       <w:r>
         <w:rPr>
           <w:rFonts w:ascii="Calibri" w:hAnsi="Calibri"/>
           <w:b/>
           <w:color w:val="1F2937"/>
-          <w:sz w:val="22"/>
+          <w:sz w:val="20"/>
         </w:rPr>
         <w:t xml:space="preserve">2. Predictive Intelligence Layer: </w:t>
       </w:r>
@@ -2678,7 +3342,7 @@
         <w:rPr>
           <w:rFonts w:ascii="Calibri" w:hAnsi="Calibri"/>
           <w:color w:val="374151"/>
-          <w:sz w:val="22"/>
+          <w:sz w:val="20"/>
         </w:rPr>
         <w:t>Calculates churn risk probability and identifies specific risk drivers using Logistic Regression log-odds.</w:t>
       </w:r>
@@ -2686,14 +3350,14 @@
     <w:p>
       <w:pPr>
         <w:pStyle w:val="ListBullet"/>
-        <w:spacing w:after="60" w:line="276" w:lineRule="auto"/>
+        <w:spacing w:before="0" w:after="50" w:line="269" w:lineRule="auto"/>
       </w:pPr>
       <w:r>
         <w:rPr>
           <w:rFonts w:ascii="Calibri" w:hAnsi="Calibri"/>
           <w:b/>
           <w:color w:val="1F2937"/>
-          <w:sz w:val="22"/>
+          <w:sz w:val="20"/>
         </w:rPr>
         <w:t xml:space="preserve">3. Prompt Orchestration Layer: </w:t>
       </w:r>
@@ -2701,7 +3365,7 @@
         <w:rPr>
           <w:rFonts w:ascii="Calibri" w:hAnsi="Calibri"/>
           <w:color w:val="374151"/>
-          <w:sz w:val="22"/>
+          <w:sz w:val="20"/>
         </w:rPr>
         <w:t>Transforms telemetry into structured, few-shot prompt instructions enforcing business guardrails and communication goals.</w:t>
       </w:r>
@@ -2709,14 +3373,14 @@
     <w:p>
       <w:pPr>
         <w:pStyle w:val="ListBullet"/>
-        <w:spacing w:after="60" w:line="276" w:lineRule="auto"/>
+        <w:spacing w:before="0" w:after="50" w:line="269" w:lineRule="auto"/>
       </w:pPr>
       <w:r>
         <w:rPr>
           <w:rFonts w:ascii="Calibri" w:hAnsi="Calibri"/>
           <w:b/>
           <w:color w:val="1F2937"/>
-          <w:sz w:val="22"/>
+          <w:sz w:val="20"/>
         </w:rPr>
         <w:t xml:space="preserve">4. Generative AI Engine (Gemini / LLM): </w:t>
       </w:r>
@@ -2724,7 +3388,7 @@
         <w:rPr>
           <w:rFonts w:ascii="Calibri" w:hAnsi="Calibri"/>
           <w:color w:val="374151"/>
-          <w:sz w:val="22"/>
+          <w:sz w:val="20"/>
         </w:rPr>
         <w:t>Executes natural language generation with high empathy, contextual reasoning, and structured output formatting.</w:t>
       </w:r>
@@ -2732,14 +3396,14 @@
     <w:p>
       <w:pPr>
         <w:pStyle w:val="ListBullet"/>
-        <w:spacing w:after="60" w:line="276" w:lineRule="auto"/>
+        <w:spacing w:before="0" w:after="50" w:line="269" w:lineRule="auto"/>
       </w:pPr>
       <w:r>
         <w:rPr>
           <w:rFonts w:ascii="Calibri" w:hAnsi="Calibri"/>
           <w:b/>
           <w:color w:val="1F2937"/>
-          <w:sz w:val="22"/>
+          <w:sz w:val="20"/>
         </w:rPr>
         <w:t xml:space="preserve">5. Multi-Channel Dispatch Layer: </w:t>
       </w:r>
@@ -2747,7 +3411,7 @@
         <w:rPr>
           <w:rFonts w:ascii="Calibri" w:hAnsi="Calibri"/>
           <w:color w:val="374151"/>
-          <w:sz w:val="22"/>
+          <w:sz w:val="20"/>
         </w:rPr>
         <w:t>Formats outputs into customer-facing copy, agent scripts, and JSON payloads for downstream CRM ingestion.</w:t>
       </w:r>
@@ -2761,27 +3425,28 @@
       <w:pPr>
         <w:pStyle w:val="Heading1"/>
         <w:keepNext/>
-        <w:spacing w:before="280" w:after="80"/>
+        <w:spacing w:before="0" w:after="80"/>
       </w:pPr>
       <w:r>
         <w:rPr>
           <w:rFonts w:ascii="Calibri" w:hAnsi="Calibri"/>
           <w:b/>
           <w:color w:val="1E3A8A"/>
-          <w:sz w:val="34"/>
+          <w:sz w:val="28"/>
         </w:rPr>
         <w:t>7. Implementation</w:t>
       </w:r>
     </w:p>
     <w:p>
       <w:pPr>
-        <w:spacing w:after="80" w:line="276" w:lineRule="auto"/>
+        <w:keepNext w:val="0"/>
+        <w:spacing w:before="0" w:after="60" w:line="269" w:lineRule="auto"/>
       </w:pPr>
       <w:r>
         <w:rPr>
           <w:rFonts w:ascii="Calibri" w:hAnsi="Calibri"/>
           <w:color w:val="374151"/>
-          <w:sz w:val="22"/>
+          <w:sz w:val="20"/>
         </w:rPr>
         <w:t>The application is implemented using modern Python libraries, reactive web frameworks, and advanced prompt engineering principles:</w:t>
       </w:r>
@@ -2793,23 +3458,28 @@
         <w:tblLook w:firstColumn="1" w:firstRow="1" w:lastColumn="0" w:lastRow="0" w:noHBand="0" w:noVBand="1" w:val="04A0"/>
       </w:tblPr>
       <w:tblGrid>
-        <w:gridCol w:w="4680"/>
-        <w:gridCol w:w="4680"/>
+        <w:gridCol w:w="5040"/>
+        <w:gridCol w:w="5040"/>
       </w:tblGrid>
       <w:tr>
+        <w:trPr>
+          <w:tblHeader/>
+          <w:cantSplit/>
+        </w:trPr>
         <w:tc>
           <w:tcPr>
-            <w:tcW w:type="dxa" w:w="3168"/>
+            <w:tcW w:type="dxa" w:w="3024"/>
             <w:shd w:fill="1E3A8A"/>
             <w:tcMar>
-              <w:top w:w="100" w:type="dxa"/>
-              <w:bottom w:w="100" w:type="dxa"/>
-              <w:left w:w="100" w:type="dxa"/>
-              <w:right w:w="100" w:type="dxa"/>
+              <w:top w:w="80" w:type="dxa"/>
+              <w:bottom w:w="80" w:type="dxa"/>
+              <w:left w:w="80" w:type="dxa"/>
+              <w:right w:w="80" w:type="dxa"/>
             </w:tcMar>
           </w:tcPr>
           <w:p>
             <w:pPr>
+              <w:spacing w:after="0"/>
               <w:jc w:val="center"/>
             </w:pPr>
             <w:r>
@@ -2817,7 +3487,7 @@
                 <w:rFonts w:ascii="Calibri" w:hAnsi="Calibri"/>
                 <w:b/>
                 <w:color w:val="FFFFFF"/>
-                <w:sz w:val="19"/>
+                <w:sz w:val="18"/>
               </w:rPr>
               <w:t>Technical Component</w:t>
             </w:r>
@@ -2825,17 +3495,18 @@
         </w:tc>
         <w:tc>
           <w:tcPr>
-            <w:tcW w:type="dxa" w:w="6480"/>
+            <w:tcW w:type="dxa" w:w="7056"/>
             <w:shd w:fill="1E3A8A"/>
             <w:tcMar>
-              <w:top w:w="100" w:type="dxa"/>
-              <w:bottom w:w="100" w:type="dxa"/>
-              <w:left w:w="100" w:type="dxa"/>
-              <w:right w:w="100" w:type="dxa"/>
+              <w:top w:w="80" w:type="dxa"/>
+              <w:bottom w:w="80" w:type="dxa"/>
+              <w:left w:w="80" w:type="dxa"/>
+              <w:right w:w="80" w:type="dxa"/>
             </w:tcMar>
           </w:tcPr>
           <w:p>
             <w:pPr>
+              <w:spacing w:after="0"/>
               <w:jc w:val="center"/>
             </w:pPr>
             <w:r>
@@ -2843,7 +3514,7 @@
                 <w:rFonts w:ascii="Calibri" w:hAnsi="Calibri"/>
                 <w:b/>
                 <w:color w:val="FFFFFF"/>
-                <w:sz w:val="19"/>
+                <w:sz w:val="18"/>
               </w:rPr>
               <w:t>Framework / Technology Selected</w:t>
             </w:r>
@@ -2851,26 +3522,30 @@
         </w:tc>
       </w:tr>
       <w:tr>
+        <w:trPr>
+          <w:cantSplit/>
+        </w:trPr>
         <w:tc>
           <w:tcPr>
-            <w:tcW w:type="dxa" w:w="3168"/>
+            <w:tcW w:type="dxa" w:w="3024"/>
             <w:shd w:fill="FFFFFF"/>
             <w:tcMar>
-              <w:top w:w="70" w:type="dxa"/>
-              <w:bottom w:w="70" w:type="dxa"/>
-              <w:left w:w="90" w:type="dxa"/>
-              <w:right w:w="90" w:type="dxa"/>
+              <w:top w:w="40" w:type="dxa"/>
+              <w:bottom w:w="40" w:type="dxa"/>
+              <w:left w:w="80" w:type="dxa"/>
+              <w:right w:w="80" w:type="dxa"/>
             </w:tcMar>
           </w:tcPr>
           <w:p>
             <w:pPr>
+              <w:spacing w:after="0"/>
               <w:jc w:val="left"/>
             </w:pPr>
             <w:r>
               <w:rPr>
                 <w:rFonts w:ascii="Calibri" w:hAnsi="Calibri"/>
                 <w:color w:val="1F2937"/>
-                <w:sz w:val="18"/>
+                <w:sz w:val="17"/>
               </w:rPr>
               <w:t>Programming Language</w:t>
             </w:r>
@@ -2878,24 +3553,25 @@
         </w:tc>
         <w:tc>
           <w:tcPr>
-            <w:tcW w:type="dxa" w:w="6480"/>
+            <w:tcW w:type="dxa" w:w="7056"/>
             <w:shd w:fill="FFFFFF"/>
             <w:tcMar>
-              <w:top w:w="70" w:type="dxa"/>
-              <w:bottom w:w="70" w:type="dxa"/>
-              <w:left w:w="90" w:type="dxa"/>
-              <w:right w:w="90" w:type="dxa"/>
+              <w:top w:w="40" w:type="dxa"/>
+              <w:bottom w:w="40" w:type="dxa"/>
+              <w:left w:w="80" w:type="dxa"/>
+              <w:right w:w="80" w:type="dxa"/>
             </w:tcMar>
           </w:tcPr>
           <w:p>
             <w:pPr>
-              <w:jc w:val="center"/>
+              <w:spacing w:after="0"/>
+              <w:jc w:val="left"/>
             </w:pPr>
             <w:r>
               <w:rPr>
                 <w:rFonts w:ascii="Calibri" w:hAnsi="Calibri"/>
                 <w:color w:val="1F2937"/>
-                <w:sz w:val="18"/>
+                <w:sz w:val="17"/>
               </w:rPr>
               <w:t>Python 3.10+ (Backend logic, data processing, prompt engineering)</w:t>
             </w:r>
@@ -2903,26 +3579,30 @@
         </w:tc>
       </w:tr>
       <w:tr>
+        <w:trPr>
+          <w:cantSplit/>
+        </w:trPr>
         <w:tc>
           <w:tcPr>
-            <w:tcW w:type="dxa" w:w="3168"/>
+            <w:tcW w:type="dxa" w:w="3024"/>
             <w:shd w:fill="F8FAFC"/>
             <w:tcMar>
-              <w:top w:w="70" w:type="dxa"/>
-              <w:bottom w:w="70" w:type="dxa"/>
-              <w:left w:w="90" w:type="dxa"/>
-              <w:right w:w="90" w:type="dxa"/>
+              <w:top w:w="40" w:type="dxa"/>
+              <w:bottom w:w="40" w:type="dxa"/>
+              <w:left w:w="80" w:type="dxa"/>
+              <w:right w:w="80" w:type="dxa"/>
             </w:tcMar>
           </w:tcPr>
           <w:p>
             <w:pPr>
+              <w:spacing w:after="0"/>
               <w:jc w:val="left"/>
             </w:pPr>
             <w:r>
               <w:rPr>
                 <w:rFonts w:ascii="Calibri" w:hAnsi="Calibri"/>
                 <w:color w:val="1F2937"/>
-                <w:sz w:val="18"/>
+                <w:sz w:val="17"/>
               </w:rPr>
               <w:t>Frontend &amp; Web UI</w:t>
             </w:r>
@@ -2930,24 +3610,25 @@
         </w:tc>
         <w:tc>
           <w:tcPr>
-            <w:tcW w:type="dxa" w:w="6480"/>
+            <w:tcW w:type="dxa" w:w="7056"/>
             <w:shd w:fill="F8FAFC"/>
             <w:tcMar>
-              <w:top w:w="70" w:type="dxa"/>
-              <w:bottom w:w="70" w:type="dxa"/>
-              <w:left w:w="90" w:type="dxa"/>
-              <w:right w:w="90" w:type="dxa"/>
+              <w:top w:w="40" w:type="dxa"/>
+              <w:bottom w:w="40" w:type="dxa"/>
+              <w:left w:w="80" w:type="dxa"/>
+              <w:right w:w="80" w:type="dxa"/>
             </w:tcMar>
           </w:tcPr>
           <w:p>
             <w:pPr>
-              <w:jc w:val="center"/>
+              <w:spacing w:after="0"/>
+              <w:jc w:val="left"/>
             </w:pPr>
             <w:r>
               <w:rPr>
                 <w:rFonts w:ascii="Calibri" w:hAnsi="Calibri"/>
                 <w:color w:val="1F2937"/>
-                <w:sz w:val="18"/>
+                <w:sz w:val="17"/>
               </w:rPr>
               <w:t>Streamlit 1.30+ (Glassmorphism dark UI, reactive state management, interactive multi-tab layout)</w:t>
             </w:r>
@@ -2955,26 +3636,30 @@
         </w:tc>
       </w:tr>
       <w:tr>
+        <w:trPr>
+          <w:cantSplit/>
+        </w:trPr>
         <w:tc>
           <w:tcPr>
-            <w:tcW w:type="dxa" w:w="3168"/>
+            <w:tcW w:type="dxa" w:w="3024"/>
             <w:shd w:fill="FFFFFF"/>
             <w:tcMar>
-              <w:top w:w="70" w:type="dxa"/>
-              <w:bottom w:w="70" w:type="dxa"/>
-              <w:left w:w="90" w:type="dxa"/>
-              <w:right w:w="90" w:type="dxa"/>
+              <w:top w:w="40" w:type="dxa"/>
+              <w:bottom w:w="40" w:type="dxa"/>
+              <w:left w:w="80" w:type="dxa"/>
+              <w:right w:w="80" w:type="dxa"/>
             </w:tcMar>
           </w:tcPr>
           <w:p>
             <w:pPr>
+              <w:spacing w:after="0"/>
               <w:jc w:val="left"/>
             </w:pPr>
             <w:r>
               <w:rPr>
                 <w:rFonts w:ascii="Calibri" w:hAnsi="Calibri"/>
                 <w:color w:val="1F2937"/>
-                <w:sz w:val="18"/>
+                <w:sz w:val="17"/>
               </w:rPr>
               <w:t>Generative AI Engine</w:t>
             </w:r>
@@ -2982,24 +3667,25 @@
         </w:tc>
         <w:tc>
           <w:tcPr>
-            <w:tcW w:type="dxa" w:w="6480"/>
+            <w:tcW w:type="dxa" w:w="7056"/>
             <w:shd w:fill="FFFFFF"/>
             <w:tcMar>
-              <w:top w:w="70" w:type="dxa"/>
-              <w:bottom w:w="70" w:type="dxa"/>
-              <w:left w:w="90" w:type="dxa"/>
-              <w:right w:w="90" w:type="dxa"/>
+              <w:top w:w="40" w:type="dxa"/>
+              <w:bottom w:w="40" w:type="dxa"/>
+              <w:left w:w="80" w:type="dxa"/>
+              <w:right w:w="80" w:type="dxa"/>
             </w:tcMar>
           </w:tcPr>
           <w:p>
             <w:pPr>
-              <w:jc w:val="center"/>
+              <w:spacing w:after="0"/>
+              <w:jc w:val="left"/>
             </w:pPr>
             <w:r>
               <w:rPr>
                 <w:rFonts w:ascii="Calibri" w:hAnsi="Calibri"/>
                 <w:color w:val="1F2937"/>
-                <w:sz w:val="18"/>
+                <w:sz w:val="17"/>
               </w:rPr>
               <w:t>Google Gemini Cloud API (gemini-1.5-flash) &amp; Stochastic Multi-Angle Contextual Engine</w:t>
             </w:r>
@@ -3007,26 +3693,30 @@
         </w:tc>
       </w:tr>
       <w:tr>
+        <w:trPr>
+          <w:cantSplit/>
+        </w:trPr>
         <w:tc>
           <w:tcPr>
-            <w:tcW w:type="dxa" w:w="3168"/>
+            <w:tcW w:type="dxa" w:w="3024"/>
             <w:shd w:fill="F8FAFC"/>
             <w:tcMar>
-              <w:top w:w="70" w:type="dxa"/>
-              <w:bottom w:w="70" w:type="dxa"/>
-              <w:left w:w="90" w:type="dxa"/>
-              <w:right w:w="90" w:type="dxa"/>
+              <w:top w:w="40" w:type="dxa"/>
+              <w:bottom w:w="40" w:type="dxa"/>
+              <w:left w:w="80" w:type="dxa"/>
+              <w:right w:w="80" w:type="dxa"/>
             </w:tcMar>
           </w:tcPr>
           <w:p>
             <w:pPr>
+              <w:spacing w:after="0"/>
               <w:jc w:val="left"/>
             </w:pPr>
             <w:r>
               <w:rPr>
                 <w:rFonts w:ascii="Calibri" w:hAnsi="Calibri"/>
                 <w:color w:val="1F2937"/>
-                <w:sz w:val="18"/>
+                <w:sz w:val="17"/>
               </w:rPr>
               <w:t>Creativity &amp; Temperature</w:t>
             </w:r>
@@ -3034,51 +3724,56 @@
         </w:tc>
         <w:tc>
           <w:tcPr>
-            <w:tcW w:type="dxa" w:w="6480"/>
+            <w:tcW w:type="dxa" w:w="7056"/>
             <w:shd w:fill="F8FAFC"/>
             <w:tcMar>
-              <w:top w:w="70" w:type="dxa"/>
-              <w:bottom w:w="70" w:type="dxa"/>
-              <w:left w:w="90" w:type="dxa"/>
-              <w:right w:w="90" w:type="dxa"/>
+              <w:top w:w="40" w:type="dxa"/>
+              <w:bottom w:w="40" w:type="dxa"/>
+              <w:left w:w="80" w:type="dxa"/>
+              <w:right w:w="80" w:type="dxa"/>
             </w:tcMar>
           </w:tcPr>
           <w:p>
             <w:pPr>
-              <w:jc w:val="center"/>
-            </w:pPr>
-            <w:r>
-              <w:rPr>
-                <w:rFonts w:ascii="Calibri" w:hAnsi="Calibri"/>
-                <w:color w:val="1F2937"/>
-                <w:sz w:val="18"/>
-              </w:rPr>
-              <w:t>Stochastic temperature sampling (0.2–1.0) with non-deterministic narrative multi-angle reasoning</w:t>
-            </w:r>
-          </w:p>
-        </w:tc>
-      </w:tr>
-      <w:tr>
-        <w:tc>
-          <w:tcPr>
-            <w:tcW w:type="dxa" w:w="3168"/>
-            <w:shd w:fill="FFFFFF"/>
-            <w:tcMar>
-              <w:top w:w="70" w:type="dxa"/>
-              <w:bottom w:w="70" w:type="dxa"/>
-              <w:left w:w="90" w:type="dxa"/>
-              <w:right w:w="90" w:type="dxa"/>
-            </w:tcMar>
-          </w:tcPr>
-          <w:p>
-            <w:pPr>
+              <w:spacing w:after="0"/>
               <w:jc w:val="left"/>
             </w:pPr>
             <w:r>
               <w:rPr>
                 <w:rFonts w:ascii="Calibri" w:hAnsi="Calibri"/>
                 <w:color w:val="1F2937"/>
-                <w:sz w:val="18"/>
+                <w:sz w:val="17"/>
+              </w:rPr>
+              <w:t>Stochastic temperature sampling (0.2 - 1.0) with non-deterministic narrative multi-angle reasoning</w:t>
+            </w:r>
+          </w:p>
+        </w:tc>
+      </w:tr>
+      <w:tr>
+        <w:trPr>
+          <w:cantSplit/>
+        </w:trPr>
+        <w:tc>
+          <w:tcPr>
+            <w:tcW w:type="dxa" w:w="3024"/>
+            <w:shd w:fill="FFFFFF"/>
+            <w:tcMar>
+              <w:top w:w="40" w:type="dxa"/>
+              <w:bottom w:w="40" w:type="dxa"/>
+              <w:left w:w="80" w:type="dxa"/>
+              <w:right w:w="80" w:type="dxa"/>
+            </w:tcMar>
+          </w:tcPr>
+          <w:p>
+            <w:pPr>
+              <w:spacing w:after="0"/>
+              <w:jc w:val="left"/>
+            </w:pPr>
+            <w:r>
+              <w:rPr>
+                <w:rFonts w:ascii="Calibri" w:hAnsi="Calibri"/>
+                <w:color w:val="1F2937"/>
+                <w:sz w:val="17"/>
               </w:rPr>
               <w:t>Predictive ML Engine</w:t>
             </w:r>
@@ -3086,24 +3781,25 @@
         </w:tc>
         <w:tc>
           <w:tcPr>
-            <w:tcW w:type="dxa" w:w="6480"/>
+            <w:tcW w:type="dxa" w:w="7056"/>
             <w:shd w:fill="FFFFFF"/>
             <w:tcMar>
-              <w:top w:w="70" w:type="dxa"/>
-              <w:bottom w:w="70" w:type="dxa"/>
-              <w:left w:w="90" w:type="dxa"/>
-              <w:right w:w="90" w:type="dxa"/>
+              <w:top w:w="40" w:type="dxa"/>
+              <w:bottom w:w="40" w:type="dxa"/>
+              <w:left w:w="80" w:type="dxa"/>
+              <w:right w:w="80" w:type="dxa"/>
             </w:tcMar>
           </w:tcPr>
           <w:p>
             <w:pPr>
-              <w:jc w:val="center"/>
+              <w:spacing w:after="0"/>
+              <w:jc w:val="left"/>
             </w:pPr>
             <w:r>
               <w:rPr>
                 <w:rFonts w:ascii="Calibri" w:hAnsi="Calibri"/>
                 <w:color w:val="1F2937"/>
-                <w:sz w:val="18"/>
+                <w:sz w:val="17"/>
               </w:rPr>
               <w:t>Scikit-Learn 1.3+ (Logistic Regression, StandardScaler, OneHotEncoder)</w:t>
             </w:r>
@@ -3111,26 +3807,30 @@
         </w:tc>
       </w:tr>
       <w:tr>
+        <w:trPr>
+          <w:cantSplit/>
+        </w:trPr>
         <w:tc>
           <w:tcPr>
-            <w:tcW w:type="dxa" w:w="3168"/>
+            <w:tcW w:type="dxa" w:w="3024"/>
             <w:shd w:fill="F8FAFC"/>
             <w:tcMar>
-              <w:top w:w="70" w:type="dxa"/>
-              <w:bottom w:w="70" w:type="dxa"/>
-              <w:left w:w="90" w:type="dxa"/>
-              <w:right w:w="90" w:type="dxa"/>
+              <w:top w:w="40" w:type="dxa"/>
+              <w:bottom w:w="40" w:type="dxa"/>
+              <w:left w:w="80" w:type="dxa"/>
+              <w:right w:w="80" w:type="dxa"/>
             </w:tcMar>
           </w:tcPr>
           <w:p>
             <w:pPr>
+              <w:spacing w:after="0"/>
               <w:jc w:val="left"/>
             </w:pPr>
             <w:r>
               <w:rPr>
                 <w:rFonts w:ascii="Calibri" w:hAnsi="Calibri"/>
                 <w:color w:val="1F2937"/>
-                <w:sz w:val="18"/>
+                <w:sz w:val="17"/>
               </w:rPr>
               <w:t>Data Handling &amp; Visuals</w:t>
             </w:r>
@@ -3138,24 +3838,25 @@
         </w:tc>
         <w:tc>
           <w:tcPr>
-            <w:tcW w:type="dxa" w:w="6480"/>
+            <w:tcW w:type="dxa" w:w="7056"/>
             <w:shd w:fill="F8FAFC"/>
             <w:tcMar>
-              <w:top w:w="70" w:type="dxa"/>
-              <w:bottom w:w="70" w:type="dxa"/>
-              <w:left w:w="90" w:type="dxa"/>
-              <w:right w:w="90" w:type="dxa"/>
+              <w:top w:w="40" w:type="dxa"/>
+              <w:bottom w:w="40" w:type="dxa"/>
+              <w:left w:w="80" w:type="dxa"/>
+              <w:right w:w="80" w:type="dxa"/>
             </w:tcMar>
           </w:tcPr>
           <w:p>
             <w:pPr>
-              <w:jc w:val="center"/>
+              <w:spacing w:after="0"/>
+              <w:jc w:val="left"/>
             </w:pPr>
             <w:r>
               <w:rPr>
                 <w:rFonts w:ascii="Calibri" w:hAnsi="Calibri"/>
                 <w:color w:val="1F2937"/>
-                <w:sz w:val="18"/>
+                <w:sz w:val="17"/>
               </w:rPr>
               <w:t>Pandas, NumPy, Plotly Express &amp; Graph Objects, Matplotlib</w:t>
             </w:r>
@@ -3163,26 +3864,30 @@
         </w:tc>
       </w:tr>
       <w:tr>
+        <w:trPr>
+          <w:cantSplit/>
+        </w:trPr>
         <w:tc>
           <w:tcPr>
-            <w:tcW w:type="dxa" w:w="3168"/>
+            <w:tcW w:type="dxa" w:w="3024"/>
             <w:shd w:fill="FFFFFF"/>
             <w:tcMar>
-              <w:top w:w="70" w:type="dxa"/>
-              <w:bottom w:w="70" w:type="dxa"/>
-              <w:left w:w="90" w:type="dxa"/>
-              <w:right w:w="90" w:type="dxa"/>
+              <w:top w:w="40" w:type="dxa"/>
+              <w:bottom w:w="40" w:type="dxa"/>
+              <w:left w:w="80" w:type="dxa"/>
+              <w:right w:w="80" w:type="dxa"/>
             </w:tcMar>
           </w:tcPr>
           <w:p>
             <w:pPr>
+              <w:spacing w:after="0"/>
               <w:jc w:val="left"/>
             </w:pPr>
             <w:r>
               <w:rPr>
                 <w:rFonts w:ascii="Calibri" w:hAnsi="Calibri"/>
                 <w:color w:val="1F2937"/>
-                <w:sz w:val="18"/>
+                <w:sz w:val="17"/>
               </w:rPr>
               <w:t>Live Cloud Deployment</w:t>
             </w:r>
@@ -3190,24 +3895,25 @@
         </w:tc>
         <w:tc>
           <w:tcPr>
-            <w:tcW w:type="dxa" w:w="6480"/>
+            <w:tcW w:type="dxa" w:w="7056"/>
             <w:shd w:fill="FFFFFF"/>
             <w:tcMar>
-              <w:top w:w="70" w:type="dxa"/>
-              <w:bottom w:w="70" w:type="dxa"/>
-              <w:left w:w="90" w:type="dxa"/>
-              <w:right w:w="90" w:type="dxa"/>
+              <w:top w:w="40" w:type="dxa"/>
+              <w:bottom w:w="40" w:type="dxa"/>
+              <w:left w:w="80" w:type="dxa"/>
+              <w:right w:w="80" w:type="dxa"/>
             </w:tcMar>
           </w:tcPr>
           <w:p>
             <w:pPr>
-              <w:jc w:val="center"/>
+              <w:spacing w:after="0"/>
+              <w:jc w:val="left"/>
             </w:pPr>
             <w:r>
               <w:rPr>
                 <w:rFonts w:ascii="Calibri" w:hAnsi="Calibri"/>
                 <w:color w:val="1F2937"/>
-                <w:sz w:val="18"/>
+                <w:sz w:val="17"/>
               </w:rPr>
               <w:t>Streamlit Community Cloud (https://telecomcustomers.streamlit.app/)</w:t>
             </w:r>
@@ -3215,26 +3921,30 @@
         </w:tc>
       </w:tr>
       <w:tr>
+        <w:trPr>
+          <w:cantSplit/>
+        </w:trPr>
         <w:tc>
           <w:tcPr>
-            <w:tcW w:type="dxa" w:w="3168"/>
+            <w:tcW w:type="dxa" w:w="3024"/>
             <w:shd w:fill="F8FAFC"/>
             <w:tcMar>
-              <w:top w:w="70" w:type="dxa"/>
-              <w:bottom w:w="70" w:type="dxa"/>
-              <w:left w:w="90" w:type="dxa"/>
-              <w:right w:w="90" w:type="dxa"/>
+              <w:top w:w="40" w:type="dxa"/>
+              <w:bottom w:w="40" w:type="dxa"/>
+              <w:left w:w="80" w:type="dxa"/>
+              <w:right w:w="80" w:type="dxa"/>
             </w:tcMar>
           </w:tcPr>
           <w:p>
             <w:pPr>
+              <w:spacing w:after="0"/>
               <w:jc w:val="left"/>
             </w:pPr>
             <w:r>
               <w:rPr>
                 <w:rFonts w:ascii="Calibri" w:hAnsi="Calibri"/>
                 <w:color w:val="1F2937"/>
-                <w:sz w:val="18"/>
+                <w:sz w:val="17"/>
               </w:rPr>
               <w:t>Source Code Repository</w:t>
             </w:r>
@@ -3242,24 +3952,25 @@
         </w:tc>
         <w:tc>
           <w:tcPr>
-            <w:tcW w:type="dxa" w:w="6480"/>
+            <w:tcW w:type="dxa" w:w="7056"/>
             <w:shd w:fill="F8FAFC"/>
             <w:tcMar>
-              <w:top w:w="70" w:type="dxa"/>
-              <w:bottom w:w="70" w:type="dxa"/>
-              <w:left w:w="90" w:type="dxa"/>
-              <w:right w:w="90" w:type="dxa"/>
+              <w:top w:w="40" w:type="dxa"/>
+              <w:bottom w:w="40" w:type="dxa"/>
+              <w:left w:w="80" w:type="dxa"/>
+              <w:right w:w="80" w:type="dxa"/>
             </w:tcMar>
           </w:tcPr>
           <w:p>
             <w:pPr>
-              <w:jc w:val="center"/>
+              <w:spacing w:after="0"/>
+              <w:jc w:val="left"/>
             </w:pPr>
             <w:r>
               <w:rPr>
                 <w:rFonts w:ascii="Calibri" w:hAnsi="Calibri"/>
                 <w:color w:val="1F2937"/>
-                <w:sz w:val="18"/>
+                <w:sz w:val="17"/>
               </w:rPr>
               <w:t>GitHub (https://github.com/Likisai/telecom-customer-churn.git)</w:t>
             </w:r>
@@ -3271,29 +3982,16 @@
       <w:pPr>
         <w:pStyle w:val="Heading2"/>
         <w:keepNext/>
-        <w:spacing w:before="280" w:after="80"/>
+        <w:spacing w:before="120" w:after="40"/>
       </w:pPr>
       <w:r>
         <w:rPr>
           <w:rFonts w:ascii="Calibri" w:hAnsi="Calibri"/>
           <w:b/>
           <w:color w:val="2563EB"/>
-          <w:sz w:val="26"/>
+          <w:sz w:val="23"/>
         </w:rPr>
         <w:t>7.1 Structured Prompt Engineering &amp; Temperature Control</w:t>
-      </w:r>
-    </w:p>
-    <w:p>
-      <w:pPr>
-        <w:spacing w:after="80" w:line="276" w:lineRule="auto"/>
-      </w:pPr>
-      <w:r>
-        <w:rPr>
-          <w:rFonts w:ascii="Calibri" w:hAnsi="Calibri"/>
-          <w:color w:val="374151"/>
-          <w:sz w:val="22"/>
-        </w:rPr>
-        <w:t>The system utilizes a structured few-shot system prompt with temperature-controlled stochastic sampling (0.2 to 1.0) that enforces strict business rules, tone calibration, and JSON schema formatting:</w:t>
       </w:r>
     </w:p>
     <w:tbl>
@@ -3303,60 +4001,51 @@
         <w:tblLook w:firstColumn="1" w:firstRow="1" w:lastColumn="0" w:lastRow="0" w:noHBand="0" w:noVBand="1" w:val="04A0"/>
       </w:tblPr>
       <w:tblGrid>
-        <w:gridCol w:w="9360"/>
+        <w:gridCol w:w="10080"/>
       </w:tblGrid>
       <w:tr>
+        <w:trPr>
+          <w:cantSplit/>
+        </w:trPr>
         <w:tc>
           <w:tcPr>
-            <w:tcW w:type="dxa" w:w="9360"/>
+            <w:tcW w:type="dxa" w:w="10080"/>
             <w:shd w:fill="0F172A"/>
             <w:tcMar>
-              <w:top w:w="120" w:type="dxa"/>
-              <w:bottom w:w="120" w:type="dxa"/>
-              <w:left w:w="160" w:type="dxa"/>
-              <w:right w:w="160" w:type="dxa"/>
+              <w:top w:w="90" w:type="dxa"/>
+              <w:bottom w:w="90" w:type="dxa"/>
+              <w:left w:w="120" w:type="dxa"/>
+              <w:right w:w="120" w:type="dxa"/>
             </w:tcMar>
           </w:tcPr>
           <w:p>
             <w:pPr>
-              <w:spacing w:after="0" w:line="264" w:lineRule="auto"/>
+              <w:spacing w:after="0" w:line="252" w:lineRule="auto"/>
             </w:pPr>
             <w:r>
               <w:rPr>
                 <w:rFonts w:ascii="Consolas" w:hAnsi="Consolas"/>
                 <w:color w:val="E2E8F0"/>
-                <w:sz w:val="18"/>
+                <w:sz w:val="16"/>
               </w:rPr>
               <w:t># Structured System Prompt Template with Temperature Control</w:t>
               <w:br/>
               <w:t>SYSTEM_PROMPT = """</w:t>
               <w:br/>
-              <w:t xml:space="preserve">You are an expert Telecom Retention Strategist &amp; Copywriter. Your mission is to </w:t>
+              <w:t>You are an expert Telecom Retention Strategist &amp; Copywriter. Your mission is to convert high-churn risk subscribers</w:t>
               <w:br/>
-              <w:t xml:space="preserve">convert high-churn risk subscribers into long-term loyal customers through </w:t>
-              <w:br/>
-              <w:t>empathetic, personalized, and value-maximizing communications.</w:t>
+              <w:t>into long-term loyal customers through empathetic, personalized, and value-maximizing communications.</w:t>
               <w:br/>
               <w:br/>
               <w:t>USER INPUT CONTEXT:</w:t>
               <w:br/>
-              <w:t>- Customer Name: {customer_name}</w:t>
+              <w:t>- Customer Name: {customer_name} | Predictive ML Churn Risk: {risk_tier} (Probability: {churn_prob:.1%})</w:t>
               <w:br/>
-              <w:t>- Predictive ML Churn Risk: {risk_tier} (Probability: {churn_prob:.1%})</w:t>
+              <w:t>- Account Tenure: {tenure} months | Monthly Bill: ${monthly_charges}/mo | Internet ({internet_service})</w:t>
               <w:br/>
-              <w:t>- Account Tenure: {tenure} months | Monthly Bill: ${monthly_charges}/mo</w:t>
+              <w:t>- Top Identified Churn Drivers: {primary_churn_drivers} | Campaign Objective: {campaign_objective}</w:t>
               <w:br/>
-              <w:t>- Subscribed Services: Internet ({internet_service}), Tech Support ({tech_support})</w:t>
-              <w:br/>
-              <w:t>- Top Identified Churn Drivers: {primary_churn_drivers}</w:t>
-              <w:br/>
-              <w:t>- Campaign Objective: {campaign_objective}</w:t>
-              <w:br/>
-              <w:t>- Persona Tone: {persona_tone}</w:t>
-              <w:br/>
-              <w:t>- Target Channel: {communication_channel}</w:t>
-              <w:br/>
-              <w:t>- AI Creativity / Temperature: {temperature} (Range: 0.2 - 1.0)</w:t>
+              <w:t>- Persona Tone: {persona_tone} | Target Channel: {communication_channel} | Creativity: {temperature}</w:t>
               <w:br/>
               <w:br/>
               <w:t>TASK REQUIREMENTS:</w:t>
@@ -3384,16 +4073,16 @@
       <w:pPr>
         <w:pStyle w:val="Heading2"/>
         <w:keepNext/>
-        <w:spacing w:before="280" w:after="80"/>
+        <w:spacing w:before="100" w:after="40"/>
       </w:pPr>
       <w:r>
         <w:rPr>
           <w:rFonts w:ascii="Calibri" w:hAnsi="Calibri"/>
           <w:b/>
           <w:color w:val="2563EB"/>
-          <w:sz w:val="26"/>
+          <w:sz w:val="23"/>
         </w:rPr>
-        <w:t>7.2 Stochastic Multi-Angle Reasoning &amp; Execution Function</w:t>
+        <w:t>7.2 Stochastic Multi-Angle Reasoning &amp; Dynamic Execution</w:t>
       </w:r>
     </w:p>
     <w:tbl>
@@ -3403,69 +4092,48 @@
         <w:tblLook w:firstColumn="1" w:firstRow="1" w:lastColumn="0" w:lastRow="0" w:noHBand="0" w:noVBand="1" w:val="04A0"/>
       </w:tblPr>
       <w:tblGrid>
-        <w:gridCol w:w="9360"/>
+        <w:gridCol w:w="10080"/>
       </w:tblGrid>
       <w:tr>
+        <w:trPr>
+          <w:cantSplit/>
+        </w:trPr>
         <w:tc>
           <w:tcPr>
-            <w:tcW w:type="dxa" w:w="9360"/>
+            <w:tcW w:type="dxa" w:w="10080"/>
             <w:shd w:fill="0F172A"/>
             <w:tcMar>
-              <w:top w:w="120" w:type="dxa"/>
-              <w:bottom w:w="120" w:type="dxa"/>
-              <w:left w:w="160" w:type="dxa"/>
-              <w:right w:w="160" w:type="dxa"/>
+              <w:top w:w="90" w:type="dxa"/>
+              <w:bottom w:w="90" w:type="dxa"/>
+              <w:left w:w="120" w:type="dxa"/>
+              <w:right w:w="120" w:type="dxa"/>
             </w:tcMar>
           </w:tcPr>
           <w:p>
             <w:pPr>
-              <w:spacing w:after="0" w:line="264" w:lineRule="auto"/>
+              <w:spacing w:after="0" w:line="252" w:lineRule="auto"/>
             </w:pPr>
             <w:r>
               <w:rPr>
                 <w:rFonts w:ascii="Consolas" w:hAnsi="Consolas"/>
                 <w:color w:val="E2E8F0"/>
-                <w:sz w:val="18"/>
+                <w:sz w:val="16"/>
               </w:rPr>
               <w:t># Dynamic Stochastic GenAI Generation &amp; Dispatch Function</w:t>
               <w:br/>
-              <w:t xml:space="preserve">def generate_dynamic_retention_campaign(c_name, c_risk_tier, c_tenure, c_mcharges, </w:t>
+              <w:t>def generate_dynamic_retention_campaign(c_name, c_risk_tier, c_tenure, c_mcharges, c_drivers, c_goal, c_tone, c_channel, temperature=0.85, api_key=None):</w:t>
               <w:br/>
-              <w:t xml:space="preserve">                                        c_drivers, c_goal, c_tone, c_channel, </w:t>
-              <w:br/>
-              <w:t xml:space="preserve">                                        temperature=0.85, api_key=None):</w:t>
-              <w:br/>
-              <w:t xml:space="preserve">    # 1. Stochastic Narrative Framing Sampling (Milestone, Proactive Audit, VIP, Friction-Removal)</w:t>
-              <w:br/>
-              <w:t xml:space="preserve">    chosen_hook = random.choice(narrative_hooks)</w:t>
-              <w:br/>
-              <w:t xml:space="preserve">    </w:t>
-              <w:br/>
-              <w:t xml:space="preserve">    # 2. Dynamic Concession Calculation with Temperature Fluctuation</w:t>
+              <w:t xml:space="preserve">    chosen_hook = random.choice(narrative_hooks) # Stochastic Framing Sampling</w:t>
               <w:br/>
               <w:t xml:space="preserve">    base_disc = 0.25 if "Emergency" in c_goal else 0.20</w:t>
               <w:br/>
               <w:t xml:space="preserve">    final_disc_rate = max(0.10, min(0.35, base_disc + random.choice([-0.02, 0.0, 0.02])))</w:t>
               <w:br/>
-              <w:t xml:space="preserve">    discount_val = round(c_mcharges * final_disc_rate, 2)</w:t>
-              <w:br/>
-              <w:t xml:space="preserve">    new_bill = round(c_mcharges - discount_val, 2)</w:t>
-              <w:br/>
-              <w:t xml:space="preserve">    </w:t>
-              <w:br/>
-              <w:t xml:space="preserve">    # 3. Live Google Gemini Cloud API Call (or High-Precision Local Synthesis)</w:t>
-              <w:br/>
               <w:t xml:space="preserve">    if api_key:</w:t>
               <w:br/>
-              <w:t xml:space="preserve">        response = call_google_gemini_api(prompt, temperature=temperature)</w:t>
+              <w:t xml:space="preserve">        return call_google_gemini_api(prompt, temperature=temperature)</w:t>
               <w:br/>
-              <w:t xml:space="preserve">        return response</w:t>
-              <w:br/>
-              <w:t xml:space="preserve">    </w:t>
-              <w:br/>
-              <w:t xml:space="preserve">    # 4. Assemble Multi-Channel Assets (Email, Agent Script, Concessions, CRM JSON)</w:t>
-              <w:br/>
-              <w:t xml:space="preserve">    return assemble_retention_payload(...)</w:t>
+              <w:t xml:space="preserve">    return assemble_retention_payload(c_name, final_disc_rate, chosen_hook, ...)</w:t>
             </w:r>
           </w:p>
         </w:tc>
@@ -3473,7 +4141,7 @@
     </w:tbl>
     <w:p>
       <w:pPr>
-        <w:spacing w:after="60"/>
+        <w:spacing w:after="0"/>
       </w:pPr>
     </w:p>
     <w:p>
@@ -3485,65 +4153,37 @@
       <w:pPr>
         <w:pStyle w:val="Heading1"/>
         <w:keepNext/>
-        <w:spacing w:before="280" w:after="80"/>
+        <w:spacing w:before="0" w:after="60"/>
       </w:pPr>
       <w:r>
         <w:rPr>
           <w:rFonts w:ascii="Calibri" w:hAnsi="Calibri"/>
           <w:b/>
           <w:color w:val="1E3A8A"/>
-          <w:sz w:val="34"/>
+          <w:sz w:val="28"/>
         </w:rPr>
-        <w:t>8. User Interface / Application Screenshots</w:t>
+        <w:t>8. User Interface: 8.1 GenAI Customer Retention Copilot Interface</w:t>
       </w:r>
     </w:p>
     <w:p>
       <w:pPr>
-        <w:spacing w:after="80" w:line="276" w:lineRule="auto"/>
+        <w:keepNext w:val="0"/>
+        <w:spacing w:before="0" w:after="80" w:line="269" w:lineRule="auto"/>
       </w:pPr>
       <w:r>
         <w:rPr>
           <w:rFonts w:ascii="Calibri" w:hAnsi="Calibri"/>
           <w:color w:val="374151"/>
-          <w:sz w:val="22"/>
+          <w:sz w:val="20"/>
         </w:rPr>
-        <w:t>The TelcoPulse GenAI platform provides an enterprise glassmorphic web interface (Live at https://telecomcustomers.streamlit.app/) across all retention modules:</w:t>
-      </w:r>
-    </w:p>
-    <w:p>
-      <w:pPr>
-        <w:pStyle w:val="Heading2"/>
-        <w:keepNext/>
-        <w:spacing w:before="280" w:after="80"/>
-      </w:pPr>
-      <w:r>
-        <w:rPr>
-          <w:rFonts w:ascii="Calibri" w:hAnsi="Calibri"/>
-          <w:b/>
-          <w:color w:val="2563EB"/>
-          <w:sz w:val="26"/>
-        </w:rPr>
-        <w:t>Figure 2: GenAI Customer Retention Copilot Interface &amp; Generated Assets</w:t>
-      </w:r>
-    </w:p>
-    <w:p>
-      <w:pPr>
-        <w:spacing w:after="80" w:line="276" w:lineRule="auto"/>
-      </w:pPr>
-      <w:r>
-        <w:rPr>
-          <w:rFonts w:ascii="Calibri" w:hAnsi="Calibri"/>
-          <w:color w:val="374151"/>
-          <w:sz w:val="22"/>
-        </w:rPr>
-        <w:t>Displays the prompt configuration sidebar, subscriber telemetry inputs, Creativity/Temperature slider, and the four generated AI tabs: personalized win-back email, agent call script, concession matrix, and CRM JSON payload.</w:t>
+        <w:t>The GenAI Retention Copilot provides an end-to-end interface for campaign managers and frontline retention agents. Users configure subscriber telemetry, select tone personas, adjust the Creativity / Temperature slider (0.2 - 1.0), and generate instant multi-channel retention packages across four synchronized tabs.</w:t>
       </w:r>
     </w:p>
     <w:p>
       <w:r>
         <w:drawing>
           <wp:inline xmlns:a="http://schemas.openxmlformats.org/drawingml/2006/main" xmlns:pic="http://schemas.openxmlformats.org/drawingml/2006/picture">
-            <wp:extent cx="5486400" cy="3593780"/>
+            <wp:extent cx="5669280" cy="3720465"/>
             <wp:docPr id="2" name="Picture 2"/>
             <wp:cNvGraphicFramePr>
               <a:graphicFrameLocks noChangeAspect="1"/>
@@ -3556,7 +4196,7 @@
                     <pic:cNvPicPr/>
                   </pic:nvPicPr>
                   <pic:blipFill>
-                    <a:blip r:embed="rId10"/>
+                    <a:blip r:embed="rId12"/>
                     <a:stretch>
                       <a:fillRect/>
                     </a:stretch>
@@ -3564,7 +4204,7 @@
                   <pic:spPr>
                     <a:xfrm>
                       <a:off x="0" y="0"/>
-                      <a:ext cx="5486400" cy="3593780"/>
+                      <a:ext cx="5669280" cy="3720465"/>
                     </a:xfrm>
                     <a:prstGeom prst="rect"/>
                   </pic:spPr>
@@ -3577,7 +4217,7 @@
     </w:p>
     <w:p>
       <w:pPr>
-        <w:spacing w:after="280"/>
+        <w:spacing w:before="40" w:after="80"/>
         <w:jc w:val="center"/>
       </w:pPr>
       <w:r>
@@ -3585,45 +4225,350 @@
           <w:rFonts w:ascii="Calibri" w:hAnsi="Calibri"/>
           <w:i/>
           <w:color w:val="6B7280"/>
-          <w:sz w:val="18"/>
+          <w:sz w:val="17"/>
         </w:rPr>
         <w:t>Figure 2: GenAI Customer Retention Copilot Interface &amp; Generated Assets</w:t>
       </w:r>
     </w:p>
+    <w:tbl>
+      <w:tblPr>
+        <w:tblW w:type="auto" w:w="0"/>
+        <w:jc w:val="center"/>
+        <w:tblLook w:firstColumn="1" w:firstRow="1" w:lastColumn="0" w:lastRow="0" w:noHBand="0" w:noVBand="1" w:val="04A0"/>
+      </w:tblPr>
+      <w:tblGrid>
+        <w:gridCol w:w="5040"/>
+        <w:gridCol w:w="5040"/>
+      </w:tblGrid>
+      <w:tr>
+        <w:trPr>
+          <w:tblHeader/>
+          <w:cantSplit/>
+        </w:trPr>
+        <w:tc>
+          <w:tcPr>
+            <w:tcW w:type="dxa" w:w="3168"/>
+            <w:shd w:fill="1E3A8A"/>
+            <w:tcMar>
+              <w:top w:w="80" w:type="dxa"/>
+              <w:bottom w:w="80" w:type="dxa"/>
+              <w:left w:w="80" w:type="dxa"/>
+              <w:right w:w="80" w:type="dxa"/>
+            </w:tcMar>
+          </w:tcPr>
+          <w:p>
+            <w:pPr>
+              <w:spacing w:after="0"/>
+              <w:jc w:val="center"/>
+            </w:pPr>
+            <w:r>
+              <w:rPr>
+                <w:rFonts w:ascii="Calibri" w:hAnsi="Calibri"/>
+                <w:b/>
+                <w:color w:val="FFFFFF"/>
+                <w:sz w:val="18"/>
+              </w:rPr>
+              <w:t>Key Feature / UI Component</w:t>
+            </w:r>
+          </w:p>
+        </w:tc>
+        <w:tc>
+          <w:tcPr>
+            <w:tcW w:type="dxa" w:w="6912"/>
+            <w:shd w:fill="1E3A8A"/>
+            <w:tcMar>
+              <w:top w:w="80" w:type="dxa"/>
+              <w:bottom w:w="80" w:type="dxa"/>
+              <w:left w:w="80" w:type="dxa"/>
+              <w:right w:w="80" w:type="dxa"/>
+            </w:tcMar>
+          </w:tcPr>
+          <w:p>
+            <w:pPr>
+              <w:spacing w:after="0"/>
+              <w:jc w:val="center"/>
+            </w:pPr>
+            <w:r>
+              <w:rPr>
+                <w:rFonts w:ascii="Calibri" w:hAnsi="Calibri"/>
+                <w:b/>
+                <w:color w:val="FFFFFF"/>
+                <w:sz w:val="18"/>
+              </w:rPr>
+              <w:t>Operational Purpose &amp; Business Value</w:t>
+            </w:r>
+          </w:p>
+        </w:tc>
+      </w:tr>
+      <w:tr>
+        <w:trPr>
+          <w:cantSplit/>
+        </w:trPr>
+        <w:tc>
+          <w:tcPr>
+            <w:tcW w:type="dxa" w:w="3168"/>
+            <w:shd w:fill="FFFFFF"/>
+            <w:tcMar>
+              <w:top w:w="35" w:type="dxa"/>
+              <w:bottom w:w="35" w:type="dxa"/>
+              <w:left w:w="80" w:type="dxa"/>
+              <w:right w:w="80" w:type="dxa"/>
+            </w:tcMar>
+          </w:tcPr>
+          <w:p>
+            <w:pPr>
+              <w:spacing w:after="0"/>
+              <w:jc w:val="left"/>
+            </w:pPr>
+            <w:r>
+              <w:rPr>
+                <w:rFonts w:ascii="Calibri" w:hAnsi="Calibri"/>
+                <w:color w:val="1F2937"/>
+                <w:sz w:val="17"/>
+              </w:rPr>
+              <w:t>Prompt Configuration Sidebar</w:t>
+            </w:r>
+          </w:p>
+        </w:tc>
+        <w:tc>
+          <w:tcPr>
+            <w:tcW w:type="dxa" w:w="6912"/>
+            <w:shd w:fill="FFFFFF"/>
+            <w:tcMar>
+              <w:top w:w="35" w:type="dxa"/>
+              <w:bottom w:w="35" w:type="dxa"/>
+              <w:left w:w="80" w:type="dxa"/>
+              <w:right w:w="80" w:type="dxa"/>
+            </w:tcMar>
+          </w:tcPr>
+          <w:p>
+            <w:pPr>
+              <w:spacing w:after="0"/>
+              <w:jc w:val="left"/>
+            </w:pPr>
+            <w:r>
+              <w:rPr>
+                <w:rFonts w:ascii="Calibri" w:hAnsi="Calibri"/>
+                <w:color w:val="1F2937"/>
+                <w:sz w:val="17"/>
+              </w:rPr>
+              <w:t>Controls customer profile, tenure, monthly billing, risk tiers, and campaign objectives.</w:t>
+            </w:r>
+          </w:p>
+        </w:tc>
+      </w:tr>
+      <w:tr>
+        <w:trPr>
+          <w:cantSplit/>
+        </w:trPr>
+        <w:tc>
+          <w:tcPr>
+            <w:tcW w:type="dxa" w:w="3168"/>
+            <w:shd w:fill="F8FAFC"/>
+            <w:tcMar>
+              <w:top w:w="35" w:type="dxa"/>
+              <w:bottom w:w="35" w:type="dxa"/>
+              <w:left w:w="80" w:type="dxa"/>
+              <w:right w:w="80" w:type="dxa"/>
+            </w:tcMar>
+          </w:tcPr>
+          <w:p>
+            <w:pPr>
+              <w:spacing w:after="0"/>
+              <w:jc w:val="left"/>
+            </w:pPr>
+            <w:r>
+              <w:rPr>
+                <w:rFonts w:ascii="Calibri" w:hAnsi="Calibri"/>
+                <w:color w:val="1F2937"/>
+                <w:sz w:val="17"/>
+              </w:rPr>
+              <w:t>Creativity &amp; Temperature Slider</w:t>
+            </w:r>
+          </w:p>
+        </w:tc>
+        <w:tc>
+          <w:tcPr>
+            <w:tcW w:type="dxa" w:w="6912"/>
+            <w:shd w:fill="F8FAFC"/>
+            <w:tcMar>
+              <w:top w:w="35" w:type="dxa"/>
+              <w:bottom w:w="35" w:type="dxa"/>
+              <w:left w:w="80" w:type="dxa"/>
+              <w:right w:w="80" w:type="dxa"/>
+            </w:tcMar>
+          </w:tcPr>
+          <w:p>
+            <w:pPr>
+              <w:spacing w:after="0"/>
+              <w:jc w:val="left"/>
+            </w:pPr>
+            <w:r>
+              <w:rPr>
+                <w:rFonts w:ascii="Calibri" w:hAnsi="Calibri"/>
+                <w:color w:val="1F2937"/>
+                <w:sz w:val="17"/>
+              </w:rPr>
+              <w:t>Controls model randomness (0.2 deterministic to 1.0 highly creative).</w:t>
+            </w:r>
+          </w:p>
+        </w:tc>
+      </w:tr>
+      <w:tr>
+        <w:trPr>
+          <w:cantSplit/>
+        </w:trPr>
+        <w:tc>
+          <w:tcPr>
+            <w:tcW w:type="dxa" w:w="3168"/>
+            <w:shd w:fill="FFFFFF"/>
+            <w:tcMar>
+              <w:top w:w="35" w:type="dxa"/>
+              <w:bottom w:w="35" w:type="dxa"/>
+              <w:left w:w="80" w:type="dxa"/>
+              <w:right w:w="80" w:type="dxa"/>
+            </w:tcMar>
+          </w:tcPr>
+          <w:p>
+            <w:pPr>
+              <w:spacing w:after="0"/>
+              <w:jc w:val="left"/>
+            </w:pPr>
+            <w:r>
+              <w:rPr>
+                <w:rFonts w:ascii="Calibri" w:hAnsi="Calibri"/>
+                <w:color w:val="1F2937"/>
+                <w:sz w:val="17"/>
+              </w:rPr>
+              <w:t>Generated Email &amp; SMS Copy</w:t>
+            </w:r>
+          </w:p>
+        </w:tc>
+        <w:tc>
+          <w:tcPr>
+            <w:tcW w:type="dxa" w:w="6912"/>
+            <w:shd w:fill="FFFFFF"/>
+            <w:tcMar>
+              <w:top w:w="35" w:type="dxa"/>
+              <w:bottom w:w="35" w:type="dxa"/>
+              <w:left w:w="80" w:type="dxa"/>
+              <w:right w:w="80" w:type="dxa"/>
+            </w:tcMar>
+          </w:tcPr>
+          <w:p>
+            <w:pPr>
+              <w:spacing w:after="0"/>
+              <w:jc w:val="left"/>
+            </w:pPr>
+            <w:r>
+              <w:rPr>
+                <w:rFonts w:ascii="Calibri" w:hAnsi="Calibri"/>
+                <w:color w:val="1F2937"/>
+                <w:sz w:val="17"/>
+              </w:rPr>
+              <w:t>Empathetic, benefit-focused messaging personalized to subscriber tenure and pain points.</w:t>
+            </w:r>
+          </w:p>
+        </w:tc>
+      </w:tr>
+      <w:tr>
+        <w:trPr>
+          <w:cantSplit/>
+        </w:trPr>
+        <w:tc>
+          <w:tcPr>
+            <w:tcW w:type="dxa" w:w="3168"/>
+            <w:shd w:fill="F8FAFC"/>
+            <w:tcMar>
+              <w:top w:w="35" w:type="dxa"/>
+              <w:bottom w:w="35" w:type="dxa"/>
+              <w:left w:w="80" w:type="dxa"/>
+              <w:right w:w="80" w:type="dxa"/>
+            </w:tcMar>
+          </w:tcPr>
+          <w:p>
+            <w:pPr>
+              <w:spacing w:after="0"/>
+              <w:jc w:val="left"/>
+            </w:pPr>
+            <w:r>
+              <w:rPr>
+                <w:rFonts w:ascii="Calibri" w:hAnsi="Calibri"/>
+                <w:color w:val="1F2937"/>
+                <w:sz w:val="17"/>
+              </w:rPr>
+              <w:t>Agent Script &amp; Concession Matrix</w:t>
+            </w:r>
+          </w:p>
+        </w:tc>
+        <w:tc>
+          <w:tcPr>
+            <w:tcW w:type="dxa" w:w="6912"/>
+            <w:shd w:fill="F8FAFC"/>
+            <w:tcMar>
+              <w:top w:w="35" w:type="dxa"/>
+              <w:bottom w:w="35" w:type="dxa"/>
+              <w:left w:w="80" w:type="dxa"/>
+              <w:right w:w="80" w:type="dxa"/>
+            </w:tcMar>
+          </w:tcPr>
+          <w:p>
+            <w:pPr>
+              <w:spacing w:after="0"/>
+              <w:jc w:val="left"/>
+            </w:pPr>
+            <w:r>
+              <w:rPr>
+                <w:rFonts w:ascii="Calibri" w:hAnsi="Calibri"/>
+                <w:color w:val="1F2937"/>
+                <w:sz w:val="17"/>
+              </w:rPr>
+              <w:t>Live call objections rebuttals and structured 4-tier discount hierarchies.</w:t>
+            </w:r>
+          </w:p>
+        </w:tc>
+      </w:tr>
+    </w:tbl>
+    <w:p>
+      <w:r>
+        <w:br w:type="page"/>
+      </w:r>
+    </w:p>
     <w:p>
       <w:pPr>
-        <w:pStyle w:val="Heading2"/>
+        <w:pStyle w:val="Heading1"/>
         <w:keepNext/>
-        <w:spacing w:before="280" w:after="80"/>
+        <w:spacing w:before="0" w:after="60"/>
       </w:pPr>
       <w:r>
         <w:rPr>
           <w:rFonts w:ascii="Calibri" w:hAnsi="Calibri"/>
           <w:b/>
-          <w:color w:val="2563EB"/>
-          <w:sz w:val="26"/>
+          <w:color w:val="1E3A8A"/>
+          <w:sz w:val="28"/>
         </w:rPr>
-        <w:t>Figure 3: Single Customer Risk Diagnosis &amp; Speedometer Gauge</w:t>
+        <w:t>8. User Interface: 8.2 Single Customer Risk Diagnosis &amp; Speedometer Gauge</w:t>
       </w:r>
     </w:p>
     <w:p>
       <w:pPr>
-        <w:spacing w:after="80" w:line="276" w:lineRule="auto"/>
+        <w:keepNext w:val="0"/>
+        <w:spacing w:before="0" w:after="80" w:line="269" w:lineRule="auto"/>
       </w:pPr>
       <w:r>
         <w:rPr>
           <w:rFonts w:ascii="Calibri" w:hAnsi="Calibri"/>
           <w:color w:val="374151"/>
-          <w:sz w:val="22"/>
+          <w:sz w:val="20"/>
         </w:rPr>
-        <w:t>Presents real-time predictive ML risk scoring (&lt;30% Safe, 30-60% Moderate, &gt;60% Critical), annual financial exposure ($/year), and local log-odds feature attribution waterfall.</w:t>
+        <w:t>The Single Customer Diagnosis module provides immediate predictive risk scoring on individual accounts. It features a color-calibrated speedometer gauge (&lt;30% Safe, 30-60% Moderate, &gt;60% Critical), annual financial exposure calculation ($/year), and localized log-odds feature attribution.</w:t>
       </w:r>
     </w:p>
     <w:p>
       <w:r>
         <w:drawing>
           <wp:inline xmlns:a="http://schemas.openxmlformats.org/drawingml/2006/main" xmlns:pic="http://schemas.openxmlformats.org/drawingml/2006/picture">
-            <wp:extent cx="5486400" cy="3593780"/>
+            <wp:extent cx="5669280" cy="3720465"/>
             <wp:docPr id="3" name="Picture 3"/>
             <wp:cNvGraphicFramePr>
               <a:graphicFrameLocks noChangeAspect="1"/>
@@ -3636,7 +4581,7 @@
                     <pic:cNvPicPr/>
                   </pic:nvPicPr>
                   <pic:blipFill>
-                    <a:blip r:embed="rId11"/>
+                    <a:blip r:embed="rId13"/>
                     <a:stretch>
                       <a:fillRect/>
                     </a:stretch>
@@ -3644,7 +4589,7 @@
                   <pic:spPr>
                     <a:xfrm>
                       <a:off x="0" y="0"/>
-                      <a:ext cx="5486400" cy="3593780"/>
+                      <a:ext cx="5669280" cy="3720465"/>
                     </a:xfrm>
                     <a:prstGeom prst="rect"/>
                   </pic:spPr>
@@ -3657,7 +4602,7 @@
     </w:p>
     <w:p>
       <w:pPr>
-        <w:spacing w:after="280"/>
+        <w:spacing w:before="40" w:after="80"/>
         <w:jc w:val="center"/>
       </w:pPr>
       <w:r>
@@ -3665,45 +4610,350 @@
           <w:rFonts w:ascii="Calibri" w:hAnsi="Calibri"/>
           <w:i/>
           <w:color w:val="6B7280"/>
-          <w:sz w:val="18"/>
+          <w:sz w:val="17"/>
         </w:rPr>
         <w:t>Figure 3: Single Customer Risk Diagnosis &amp; Speedometer Gauge</w:t>
       </w:r>
     </w:p>
+    <w:tbl>
+      <w:tblPr>
+        <w:tblW w:type="auto" w:w="0"/>
+        <w:jc w:val="center"/>
+        <w:tblLook w:firstColumn="1" w:firstRow="1" w:lastColumn="0" w:lastRow="0" w:noHBand="0" w:noVBand="1" w:val="04A0"/>
+      </w:tblPr>
+      <w:tblGrid>
+        <w:gridCol w:w="5040"/>
+        <w:gridCol w:w="5040"/>
+      </w:tblGrid>
+      <w:tr>
+        <w:trPr>
+          <w:tblHeader/>
+          <w:cantSplit/>
+        </w:trPr>
+        <w:tc>
+          <w:tcPr>
+            <w:tcW w:type="dxa" w:w="3168"/>
+            <w:shd w:fill="1E3A8A"/>
+            <w:tcMar>
+              <w:top w:w="80" w:type="dxa"/>
+              <w:bottom w:w="80" w:type="dxa"/>
+              <w:left w:w="80" w:type="dxa"/>
+              <w:right w:w="80" w:type="dxa"/>
+            </w:tcMar>
+          </w:tcPr>
+          <w:p>
+            <w:pPr>
+              <w:spacing w:after="0"/>
+              <w:jc w:val="center"/>
+            </w:pPr>
+            <w:r>
+              <w:rPr>
+                <w:rFonts w:ascii="Calibri" w:hAnsi="Calibri"/>
+                <w:b/>
+                <w:color w:val="FFFFFF"/>
+                <w:sz w:val="18"/>
+              </w:rPr>
+              <w:t>Key Feature / UI Component</w:t>
+            </w:r>
+          </w:p>
+        </w:tc>
+        <w:tc>
+          <w:tcPr>
+            <w:tcW w:type="dxa" w:w="6912"/>
+            <w:shd w:fill="1E3A8A"/>
+            <w:tcMar>
+              <w:top w:w="80" w:type="dxa"/>
+              <w:bottom w:w="80" w:type="dxa"/>
+              <w:left w:w="80" w:type="dxa"/>
+              <w:right w:w="80" w:type="dxa"/>
+            </w:tcMar>
+          </w:tcPr>
+          <w:p>
+            <w:pPr>
+              <w:spacing w:after="0"/>
+              <w:jc w:val="center"/>
+            </w:pPr>
+            <w:r>
+              <w:rPr>
+                <w:rFonts w:ascii="Calibri" w:hAnsi="Calibri"/>
+                <w:b/>
+                <w:color w:val="FFFFFF"/>
+                <w:sz w:val="18"/>
+              </w:rPr>
+              <w:t>Operational Purpose &amp; Business Value</w:t>
+            </w:r>
+          </w:p>
+        </w:tc>
+      </w:tr>
+      <w:tr>
+        <w:trPr>
+          <w:cantSplit/>
+        </w:trPr>
+        <w:tc>
+          <w:tcPr>
+            <w:tcW w:type="dxa" w:w="3168"/>
+            <w:shd w:fill="FFFFFF"/>
+            <w:tcMar>
+              <w:top w:w="35" w:type="dxa"/>
+              <w:bottom w:w="35" w:type="dxa"/>
+              <w:left w:w="80" w:type="dxa"/>
+              <w:right w:w="80" w:type="dxa"/>
+            </w:tcMar>
+          </w:tcPr>
+          <w:p>
+            <w:pPr>
+              <w:spacing w:after="0"/>
+              <w:jc w:val="left"/>
+            </w:pPr>
+            <w:r>
+              <w:rPr>
+                <w:rFonts w:ascii="Calibri" w:hAnsi="Calibri"/>
+                <w:color w:val="1F2937"/>
+                <w:sz w:val="17"/>
+              </w:rPr>
+              <w:t>Interactive Speedometer Gauge</w:t>
+            </w:r>
+          </w:p>
+        </w:tc>
+        <w:tc>
+          <w:tcPr>
+            <w:tcW w:type="dxa" w:w="6912"/>
+            <w:shd w:fill="FFFFFF"/>
+            <w:tcMar>
+              <w:top w:w="35" w:type="dxa"/>
+              <w:bottom w:w="35" w:type="dxa"/>
+              <w:left w:w="80" w:type="dxa"/>
+              <w:right w:w="80" w:type="dxa"/>
+            </w:tcMar>
+          </w:tcPr>
+          <w:p>
+            <w:pPr>
+              <w:spacing w:after="0"/>
+              <w:jc w:val="left"/>
+            </w:pPr>
+            <w:r>
+              <w:rPr>
+                <w:rFonts w:ascii="Calibri" w:hAnsi="Calibri"/>
+                <w:color w:val="1F2937"/>
+                <w:sz w:val="17"/>
+              </w:rPr>
+              <w:t>Visualizes real-time churn probability percentage and associated risk category.</w:t>
+            </w:r>
+          </w:p>
+        </w:tc>
+      </w:tr>
+      <w:tr>
+        <w:trPr>
+          <w:cantSplit/>
+        </w:trPr>
+        <w:tc>
+          <w:tcPr>
+            <w:tcW w:type="dxa" w:w="3168"/>
+            <w:shd w:fill="F8FAFC"/>
+            <w:tcMar>
+              <w:top w:w="35" w:type="dxa"/>
+              <w:bottom w:w="35" w:type="dxa"/>
+              <w:left w:w="80" w:type="dxa"/>
+              <w:right w:w="80" w:type="dxa"/>
+            </w:tcMar>
+          </w:tcPr>
+          <w:p>
+            <w:pPr>
+              <w:spacing w:after="0"/>
+              <w:jc w:val="left"/>
+            </w:pPr>
+            <w:r>
+              <w:rPr>
+                <w:rFonts w:ascii="Calibri" w:hAnsi="Calibri"/>
+                <w:color w:val="1F2937"/>
+                <w:sz w:val="17"/>
+              </w:rPr>
+              <w:t>Financial Exposure Meter</w:t>
+            </w:r>
+          </w:p>
+        </w:tc>
+        <w:tc>
+          <w:tcPr>
+            <w:tcW w:type="dxa" w:w="6912"/>
+            <w:shd w:fill="F8FAFC"/>
+            <w:tcMar>
+              <w:top w:w="35" w:type="dxa"/>
+              <w:bottom w:w="35" w:type="dxa"/>
+              <w:left w:w="80" w:type="dxa"/>
+              <w:right w:w="80" w:type="dxa"/>
+            </w:tcMar>
+          </w:tcPr>
+          <w:p>
+            <w:pPr>
+              <w:spacing w:after="0"/>
+              <w:jc w:val="left"/>
+            </w:pPr>
+            <w:r>
+              <w:rPr>
+                <w:rFonts w:ascii="Calibri" w:hAnsi="Calibri"/>
+                <w:color w:val="1F2937"/>
+                <w:sz w:val="17"/>
+              </w:rPr>
+              <w:t>Calculates expected annual revenue loss if the subscriber terminates service.</w:t>
+            </w:r>
+          </w:p>
+        </w:tc>
+      </w:tr>
+      <w:tr>
+        <w:trPr>
+          <w:cantSplit/>
+        </w:trPr>
+        <w:tc>
+          <w:tcPr>
+            <w:tcW w:type="dxa" w:w="3168"/>
+            <w:shd w:fill="FFFFFF"/>
+            <w:tcMar>
+              <w:top w:w="35" w:type="dxa"/>
+              <w:bottom w:w="35" w:type="dxa"/>
+              <w:left w:w="80" w:type="dxa"/>
+              <w:right w:w="80" w:type="dxa"/>
+            </w:tcMar>
+          </w:tcPr>
+          <w:p>
+            <w:pPr>
+              <w:spacing w:after="0"/>
+              <w:jc w:val="left"/>
+            </w:pPr>
+            <w:r>
+              <w:rPr>
+                <w:rFonts w:ascii="Calibri" w:hAnsi="Calibri"/>
+                <w:color w:val="1F2937"/>
+                <w:sz w:val="17"/>
+              </w:rPr>
+              <w:t>Top Churn Drivers Waterfall</w:t>
+            </w:r>
+          </w:p>
+        </w:tc>
+        <w:tc>
+          <w:tcPr>
+            <w:tcW w:type="dxa" w:w="6912"/>
+            <w:shd w:fill="FFFFFF"/>
+            <w:tcMar>
+              <w:top w:w="35" w:type="dxa"/>
+              <w:bottom w:w="35" w:type="dxa"/>
+              <w:left w:w="80" w:type="dxa"/>
+              <w:right w:w="80" w:type="dxa"/>
+            </w:tcMar>
+          </w:tcPr>
+          <w:p>
+            <w:pPr>
+              <w:spacing w:after="0"/>
+              <w:jc w:val="left"/>
+            </w:pPr>
+            <w:r>
+              <w:rPr>
+                <w:rFonts w:ascii="Calibri" w:hAnsi="Calibri"/>
+                <w:color w:val="1F2937"/>
+                <w:sz w:val="17"/>
+              </w:rPr>
+              <w:t>Ranks the highest contributing risk factors (e.g. Month-to-Month, Fiber Optic).</w:t>
+            </w:r>
+          </w:p>
+        </w:tc>
+      </w:tr>
+      <w:tr>
+        <w:trPr>
+          <w:cantSplit/>
+        </w:trPr>
+        <w:tc>
+          <w:tcPr>
+            <w:tcW w:type="dxa" w:w="3168"/>
+            <w:shd w:fill="F8FAFC"/>
+            <w:tcMar>
+              <w:top w:w="35" w:type="dxa"/>
+              <w:bottom w:w="35" w:type="dxa"/>
+              <w:left w:w="80" w:type="dxa"/>
+              <w:right w:w="80" w:type="dxa"/>
+            </w:tcMar>
+          </w:tcPr>
+          <w:p>
+            <w:pPr>
+              <w:spacing w:after="0"/>
+              <w:jc w:val="left"/>
+            </w:pPr>
+            <w:r>
+              <w:rPr>
+                <w:rFonts w:ascii="Calibri" w:hAnsi="Calibri"/>
+                <w:color w:val="1F2937"/>
+                <w:sz w:val="17"/>
+              </w:rPr>
+              <w:t>Retention Anchors</w:t>
+            </w:r>
+          </w:p>
+        </w:tc>
+        <w:tc>
+          <w:tcPr>
+            <w:tcW w:type="dxa" w:w="6912"/>
+            <w:shd w:fill="F8FAFC"/>
+            <w:tcMar>
+              <w:top w:w="35" w:type="dxa"/>
+              <w:bottom w:w="35" w:type="dxa"/>
+              <w:left w:w="80" w:type="dxa"/>
+              <w:right w:w="80" w:type="dxa"/>
+            </w:tcMar>
+          </w:tcPr>
+          <w:p>
+            <w:pPr>
+              <w:spacing w:after="0"/>
+              <w:jc w:val="left"/>
+            </w:pPr>
+            <w:r>
+              <w:rPr>
+                <w:rFonts w:ascii="Calibri" w:hAnsi="Calibri"/>
+                <w:color w:val="1F2937"/>
+                <w:sz w:val="17"/>
+              </w:rPr>
+              <w:t>Highlights positive protective factors (e.g. Long Tenure, Two-Year Contract).</w:t>
+            </w:r>
+          </w:p>
+        </w:tc>
+      </w:tr>
+    </w:tbl>
+    <w:p>
+      <w:r>
+        <w:br w:type="page"/>
+      </w:r>
+    </w:p>
     <w:p>
       <w:pPr>
-        <w:pStyle w:val="Heading2"/>
+        <w:pStyle w:val="Heading1"/>
         <w:keepNext/>
-        <w:spacing w:before="280" w:after="80"/>
+        <w:spacing w:before="0" w:after="60"/>
       </w:pPr>
       <w:r>
         <w:rPr>
           <w:rFonts w:ascii="Calibri" w:hAnsi="Calibri"/>
           <w:b/>
-          <w:color w:val="2563EB"/>
-          <w:sz w:val="26"/>
+          <w:color w:val="1E3A8A"/>
+          <w:sz w:val="28"/>
         </w:rPr>
-        <w:t>Figure 4: What-If Retention Strategy Simulator</w:t>
+        <w:t>8. User Interface: 8.3 What-If Retention Strategy Simulator</w:t>
       </w:r>
     </w:p>
     <w:p>
       <w:pPr>
-        <w:spacing w:after="80" w:line="276" w:lineRule="auto"/>
+        <w:keepNext w:val="0"/>
+        <w:spacing w:before="0" w:after="80" w:line="269" w:lineRule="auto"/>
       </w:pPr>
       <w:r>
         <w:rPr>
           <w:rFonts w:ascii="Calibri" w:hAnsi="Calibri"/>
           <w:color w:val="374151"/>
-          <w:sz w:val="22"/>
+          <w:sz w:val="20"/>
         </w:rPr>
-        <w:t>Allows retention specialists to test contract extensions, security bundles, and fee discounts, observing real-time risk drops before pitching offers to subscribers.</w:t>
+        <w:t>The What-If Simulator allows retention specialists to simulate intervention strategies prior to pitching them to customers. Agents can adjust contract types, add security add-ons, or apply monthly discounts to observe real-time risk reduction percentages.</w:t>
       </w:r>
     </w:p>
     <w:p>
       <w:r>
         <w:drawing>
           <wp:inline xmlns:a="http://schemas.openxmlformats.org/drawingml/2006/main" xmlns:pic="http://schemas.openxmlformats.org/drawingml/2006/picture">
-            <wp:extent cx="5486400" cy="3593780"/>
+            <wp:extent cx="5669280" cy="3720465"/>
             <wp:docPr id="4" name="Picture 4"/>
             <wp:cNvGraphicFramePr>
               <a:graphicFrameLocks noChangeAspect="1"/>
@@ -3716,7 +4966,7 @@
                     <pic:cNvPicPr/>
                   </pic:nvPicPr>
                   <pic:blipFill>
-                    <a:blip r:embed="rId12"/>
+                    <a:blip r:embed="rId14"/>
                     <a:stretch>
                       <a:fillRect/>
                     </a:stretch>
@@ -3724,7 +4974,7 @@
                   <pic:spPr>
                     <a:xfrm>
                       <a:off x="0" y="0"/>
-                      <a:ext cx="5486400" cy="3593780"/>
+                      <a:ext cx="5669280" cy="3720465"/>
                     </a:xfrm>
                     <a:prstGeom prst="rect"/>
                   </pic:spPr>
@@ -3737,7 +4987,7 @@
     </w:p>
     <w:p>
       <w:pPr>
-        <w:spacing w:after="280"/>
+        <w:spacing w:before="40" w:after="80"/>
         <w:jc w:val="center"/>
       </w:pPr>
       <w:r>
@@ -3745,45 +4995,350 @@
           <w:rFonts w:ascii="Calibri" w:hAnsi="Calibri"/>
           <w:i/>
           <w:color w:val="6B7280"/>
-          <w:sz w:val="18"/>
+          <w:sz w:val="17"/>
         </w:rPr>
-        <w:t>Figure 4: What-If Retention Strategy Simulator</w:t>
+        <w:t>Figure 4: What-If Retention Strategy Simulator &amp; Interactive Sandbox</w:t>
+      </w:r>
+    </w:p>
+    <w:tbl>
+      <w:tblPr>
+        <w:tblW w:type="auto" w:w="0"/>
+        <w:jc w:val="center"/>
+        <w:tblLook w:firstColumn="1" w:firstRow="1" w:lastColumn="0" w:lastRow="0" w:noHBand="0" w:noVBand="1" w:val="04A0"/>
+      </w:tblPr>
+      <w:tblGrid>
+        <w:gridCol w:w="5040"/>
+        <w:gridCol w:w="5040"/>
+      </w:tblGrid>
+      <w:tr>
+        <w:trPr>
+          <w:tblHeader/>
+          <w:cantSplit/>
+        </w:trPr>
+        <w:tc>
+          <w:tcPr>
+            <w:tcW w:type="dxa" w:w="3168"/>
+            <w:shd w:fill="1E3A8A"/>
+            <w:tcMar>
+              <w:top w:w="80" w:type="dxa"/>
+              <w:bottom w:w="80" w:type="dxa"/>
+              <w:left w:w="80" w:type="dxa"/>
+              <w:right w:w="80" w:type="dxa"/>
+            </w:tcMar>
+          </w:tcPr>
+          <w:p>
+            <w:pPr>
+              <w:spacing w:after="0"/>
+              <w:jc w:val="center"/>
+            </w:pPr>
+            <w:r>
+              <w:rPr>
+                <w:rFonts w:ascii="Calibri" w:hAnsi="Calibri"/>
+                <w:b/>
+                <w:color w:val="FFFFFF"/>
+                <w:sz w:val="18"/>
+              </w:rPr>
+              <w:t>Key Feature / UI Component</w:t>
+            </w:r>
+          </w:p>
+        </w:tc>
+        <w:tc>
+          <w:tcPr>
+            <w:tcW w:type="dxa" w:w="6912"/>
+            <w:shd w:fill="1E3A8A"/>
+            <w:tcMar>
+              <w:top w:w="80" w:type="dxa"/>
+              <w:bottom w:w="80" w:type="dxa"/>
+              <w:left w:w="80" w:type="dxa"/>
+              <w:right w:w="80" w:type="dxa"/>
+            </w:tcMar>
+          </w:tcPr>
+          <w:p>
+            <w:pPr>
+              <w:spacing w:after="0"/>
+              <w:jc w:val="center"/>
+            </w:pPr>
+            <w:r>
+              <w:rPr>
+                <w:rFonts w:ascii="Calibri" w:hAnsi="Calibri"/>
+                <w:b/>
+                <w:color w:val="FFFFFF"/>
+                <w:sz w:val="18"/>
+              </w:rPr>
+              <w:t>Operational Purpose &amp; Business Value</w:t>
+            </w:r>
+          </w:p>
+        </w:tc>
+      </w:tr>
+      <w:tr>
+        <w:trPr>
+          <w:cantSplit/>
+        </w:trPr>
+        <w:tc>
+          <w:tcPr>
+            <w:tcW w:type="dxa" w:w="3168"/>
+            <w:shd w:fill="FFFFFF"/>
+            <w:tcMar>
+              <w:top w:w="35" w:type="dxa"/>
+              <w:bottom w:w="35" w:type="dxa"/>
+              <w:left w:w="80" w:type="dxa"/>
+              <w:right w:w="80" w:type="dxa"/>
+            </w:tcMar>
+          </w:tcPr>
+          <w:p>
+            <w:pPr>
+              <w:spacing w:after="0"/>
+              <w:jc w:val="left"/>
+            </w:pPr>
+            <w:r>
+              <w:rPr>
+                <w:rFonts w:ascii="Calibri" w:hAnsi="Calibri"/>
+                <w:color w:val="1F2937"/>
+                <w:sz w:val="17"/>
+              </w:rPr>
+              <w:t>Dynamic Contract Toggle</w:t>
+            </w:r>
+          </w:p>
+        </w:tc>
+        <w:tc>
+          <w:tcPr>
+            <w:tcW w:type="dxa" w:w="6912"/>
+            <w:shd w:fill="FFFFFF"/>
+            <w:tcMar>
+              <w:top w:w="35" w:type="dxa"/>
+              <w:bottom w:w="35" w:type="dxa"/>
+              <w:left w:w="80" w:type="dxa"/>
+              <w:right w:w="80" w:type="dxa"/>
+            </w:tcMar>
+          </w:tcPr>
+          <w:p>
+            <w:pPr>
+              <w:spacing w:after="0"/>
+              <w:jc w:val="left"/>
+            </w:pPr>
+            <w:r>
+              <w:rPr>
+                <w:rFonts w:ascii="Calibri" w:hAnsi="Calibri"/>
+                <w:color w:val="1F2937"/>
+                <w:sz w:val="17"/>
+              </w:rPr>
+              <w:t>Simulates transitioning a month-to-month subscriber to a 1-year or 2-year agreement.</w:t>
+            </w:r>
+          </w:p>
+        </w:tc>
+      </w:tr>
+      <w:tr>
+        <w:trPr>
+          <w:cantSplit/>
+        </w:trPr>
+        <w:tc>
+          <w:tcPr>
+            <w:tcW w:type="dxa" w:w="3168"/>
+            <w:shd w:fill="F8FAFC"/>
+            <w:tcMar>
+              <w:top w:w="35" w:type="dxa"/>
+              <w:bottom w:w="35" w:type="dxa"/>
+              <w:left w:w="80" w:type="dxa"/>
+              <w:right w:w="80" w:type="dxa"/>
+            </w:tcMar>
+          </w:tcPr>
+          <w:p>
+            <w:pPr>
+              <w:spacing w:after="0"/>
+              <w:jc w:val="left"/>
+            </w:pPr>
+            <w:r>
+              <w:rPr>
+                <w:rFonts w:ascii="Calibri" w:hAnsi="Calibri"/>
+                <w:color w:val="1F2937"/>
+                <w:sz w:val="17"/>
+              </w:rPr>
+              <w:t>Service Bundle Adjustments</w:t>
+            </w:r>
+          </w:p>
+        </w:tc>
+        <w:tc>
+          <w:tcPr>
+            <w:tcW w:type="dxa" w:w="6912"/>
+            <w:shd w:fill="F8FAFC"/>
+            <w:tcMar>
+              <w:top w:w="35" w:type="dxa"/>
+              <w:bottom w:w="35" w:type="dxa"/>
+              <w:left w:w="80" w:type="dxa"/>
+              <w:right w:w="80" w:type="dxa"/>
+            </w:tcMar>
+          </w:tcPr>
+          <w:p>
+            <w:pPr>
+              <w:spacing w:after="0"/>
+              <w:jc w:val="left"/>
+            </w:pPr>
+            <w:r>
+              <w:rPr>
+                <w:rFonts w:ascii="Calibri" w:hAnsi="Calibri"/>
+                <w:color w:val="1F2937"/>
+                <w:sz w:val="17"/>
+              </w:rPr>
+              <w:t>Tests the impact of adding complimentary Tech Support or Online Security packages.</w:t>
+            </w:r>
+          </w:p>
+        </w:tc>
+      </w:tr>
+      <w:tr>
+        <w:trPr>
+          <w:cantSplit/>
+        </w:trPr>
+        <w:tc>
+          <w:tcPr>
+            <w:tcW w:type="dxa" w:w="3168"/>
+            <w:shd w:fill="FFFFFF"/>
+            <w:tcMar>
+              <w:top w:w="35" w:type="dxa"/>
+              <w:bottom w:w="35" w:type="dxa"/>
+              <w:left w:w="80" w:type="dxa"/>
+              <w:right w:w="80" w:type="dxa"/>
+            </w:tcMar>
+          </w:tcPr>
+          <w:p>
+            <w:pPr>
+              <w:spacing w:after="0"/>
+              <w:jc w:val="left"/>
+            </w:pPr>
+            <w:r>
+              <w:rPr>
+                <w:rFonts w:ascii="Calibri" w:hAnsi="Calibri"/>
+                <w:color w:val="1F2937"/>
+                <w:sz w:val="17"/>
+              </w:rPr>
+              <w:t>Live Risk Recalculation</w:t>
+            </w:r>
+          </w:p>
+        </w:tc>
+        <w:tc>
+          <w:tcPr>
+            <w:tcW w:type="dxa" w:w="6912"/>
+            <w:shd w:fill="FFFFFF"/>
+            <w:tcMar>
+              <w:top w:w="35" w:type="dxa"/>
+              <w:bottom w:w="35" w:type="dxa"/>
+              <w:left w:w="80" w:type="dxa"/>
+              <w:right w:w="80" w:type="dxa"/>
+            </w:tcMar>
+          </w:tcPr>
+          <w:p>
+            <w:pPr>
+              <w:spacing w:after="0"/>
+              <w:jc w:val="left"/>
+            </w:pPr>
+            <w:r>
+              <w:rPr>
+                <w:rFonts w:ascii="Calibri" w:hAnsi="Calibri"/>
+                <w:color w:val="1F2937"/>
+                <w:sz w:val="17"/>
+              </w:rPr>
+              <w:t>Computes instant risk drop (e.g. 74.2% -&gt; 22.8%) with color-coded improvement badges.</w:t>
+            </w:r>
+          </w:p>
+        </w:tc>
+      </w:tr>
+      <w:tr>
+        <w:trPr>
+          <w:cantSplit/>
+        </w:trPr>
+        <w:tc>
+          <w:tcPr>
+            <w:tcW w:type="dxa" w:w="3168"/>
+            <w:shd w:fill="F8FAFC"/>
+            <w:tcMar>
+              <w:top w:w="35" w:type="dxa"/>
+              <w:bottom w:w="35" w:type="dxa"/>
+              <w:left w:w="80" w:type="dxa"/>
+              <w:right w:w="80" w:type="dxa"/>
+            </w:tcMar>
+          </w:tcPr>
+          <w:p>
+            <w:pPr>
+              <w:spacing w:after="0"/>
+              <w:jc w:val="left"/>
+            </w:pPr>
+            <w:r>
+              <w:rPr>
+                <w:rFonts w:ascii="Calibri" w:hAnsi="Calibri"/>
+                <w:color w:val="1F2937"/>
+                <w:sz w:val="17"/>
+              </w:rPr>
+              <w:t>Margin Protection Safeguards</w:t>
+            </w:r>
+          </w:p>
+        </w:tc>
+        <w:tc>
+          <w:tcPr>
+            <w:tcW w:type="dxa" w:w="6912"/>
+            <w:shd w:fill="F8FAFC"/>
+            <w:tcMar>
+              <w:top w:w="35" w:type="dxa"/>
+              <w:bottom w:w="35" w:type="dxa"/>
+              <w:left w:w="80" w:type="dxa"/>
+              <w:right w:w="80" w:type="dxa"/>
+            </w:tcMar>
+          </w:tcPr>
+          <w:p>
+            <w:pPr>
+              <w:spacing w:after="0"/>
+              <w:jc w:val="left"/>
+            </w:pPr>
+            <w:r>
+              <w:rPr>
+                <w:rFonts w:ascii="Calibri" w:hAnsi="Calibri"/>
+                <w:color w:val="1F2937"/>
+                <w:sz w:val="17"/>
+              </w:rPr>
+              <w:t>Ensures proposed discounts remain within acceptable corporate financial boundaries.</w:t>
+            </w:r>
+          </w:p>
+        </w:tc>
+      </w:tr>
+    </w:tbl>
+    <w:p>
+      <w:r>
+        <w:br w:type="page"/>
       </w:r>
     </w:p>
     <w:p>
       <w:pPr>
-        <w:pStyle w:val="Heading2"/>
+        <w:pStyle w:val="Heading1"/>
         <w:keepNext/>
-        <w:spacing w:before="280" w:after="80"/>
+        <w:spacing w:before="0" w:after="60"/>
       </w:pPr>
       <w:r>
         <w:rPr>
           <w:rFonts w:ascii="Calibri" w:hAnsi="Calibri"/>
           <w:b/>
-          <w:color w:val="2563EB"/>
-          <w:sz w:val="26"/>
+          <w:color w:val="1E3A8A"/>
+          <w:sz w:val="28"/>
         </w:rPr>
-        <w:t>Figure 5: Batch Cohort Scoring &amp; Prioritized Action Queue</w:t>
+        <w:t>8. User Interface: 8.4 Batch Cohort Scoring &amp; Prioritized Action Queue</w:t>
       </w:r>
     </w:p>
     <w:p>
       <w:pPr>
-        <w:spacing w:after="80" w:line="276" w:lineRule="auto"/>
+        <w:keepNext w:val="0"/>
+        <w:spacing w:before="0" w:after="80" w:line="269" w:lineRule="auto"/>
       </w:pPr>
       <w:r>
         <w:rPr>
           <w:rFonts w:ascii="Calibri" w:hAnsi="Calibri"/>
           <w:color w:val="374151"/>
-          <w:sz w:val="22"/>
+          <w:sz w:val="20"/>
         </w:rPr>
-        <w:t>Scores entire subscriber rosters (.csv), ranks accounts by expected annual financial loss, and generates downloadable campaign outreach lists.</w:t>
+        <w:t>The Batch Scoring module processes entire subscriber rosters (.csv) simultaneously. It calculates churn probabilities across thousands of records, ranks accounts by expected financial loss, and generates downloadable campaign outreach lists.</w:t>
       </w:r>
     </w:p>
     <w:p>
       <w:r>
         <w:drawing>
           <wp:inline xmlns:a="http://schemas.openxmlformats.org/drawingml/2006/main" xmlns:pic="http://schemas.openxmlformats.org/drawingml/2006/picture">
-            <wp:extent cx="5486400" cy="3593780"/>
+            <wp:extent cx="5669280" cy="3720465"/>
             <wp:docPr id="5" name="Picture 5"/>
             <wp:cNvGraphicFramePr>
               <a:graphicFrameLocks noChangeAspect="1"/>
@@ -3796,7 +5351,7 @@
                     <pic:cNvPicPr/>
                   </pic:nvPicPr>
                   <pic:blipFill>
-                    <a:blip r:embed="rId13"/>
+                    <a:blip r:embed="rId15"/>
                     <a:stretch>
                       <a:fillRect/>
                     </a:stretch>
@@ -3804,7 +5359,7 @@
                   <pic:spPr>
                     <a:xfrm>
                       <a:off x="0" y="0"/>
-                      <a:ext cx="5486400" cy="3593780"/>
+                      <a:ext cx="5669280" cy="3720465"/>
                     </a:xfrm>
                     <a:prstGeom prst="rect"/>
                   </pic:spPr>
@@ -3817,7 +5372,7 @@
     </w:p>
     <w:p>
       <w:pPr>
-        <w:spacing w:after="280"/>
+        <w:spacing w:before="40" w:after="80"/>
         <w:jc w:val="center"/>
       </w:pPr>
       <w:r>
@@ -3825,45 +5380,350 @@
           <w:rFonts w:ascii="Calibri" w:hAnsi="Calibri"/>
           <w:i/>
           <w:color w:val="6B7280"/>
-          <w:sz w:val="18"/>
+          <w:sz w:val="17"/>
         </w:rPr>
         <w:t>Figure 5: Batch Cohort Scoring &amp; Prioritized Action Queue</w:t>
       </w:r>
     </w:p>
+    <w:tbl>
+      <w:tblPr>
+        <w:tblW w:type="auto" w:w="0"/>
+        <w:jc w:val="center"/>
+        <w:tblLook w:firstColumn="1" w:firstRow="1" w:lastColumn="0" w:lastRow="0" w:noHBand="0" w:noVBand="1" w:val="04A0"/>
+      </w:tblPr>
+      <w:tblGrid>
+        <w:gridCol w:w="5040"/>
+        <w:gridCol w:w="5040"/>
+      </w:tblGrid>
+      <w:tr>
+        <w:trPr>
+          <w:tblHeader/>
+          <w:cantSplit/>
+        </w:trPr>
+        <w:tc>
+          <w:tcPr>
+            <w:tcW w:type="dxa" w:w="3168"/>
+            <w:shd w:fill="1E3A8A"/>
+            <w:tcMar>
+              <w:top w:w="80" w:type="dxa"/>
+              <w:bottom w:w="80" w:type="dxa"/>
+              <w:left w:w="80" w:type="dxa"/>
+              <w:right w:w="80" w:type="dxa"/>
+            </w:tcMar>
+          </w:tcPr>
+          <w:p>
+            <w:pPr>
+              <w:spacing w:after="0"/>
+              <w:jc w:val="center"/>
+            </w:pPr>
+            <w:r>
+              <w:rPr>
+                <w:rFonts w:ascii="Calibri" w:hAnsi="Calibri"/>
+                <w:b/>
+                <w:color w:val="FFFFFF"/>
+                <w:sz w:val="18"/>
+              </w:rPr>
+              <w:t>Key Feature / UI Component</w:t>
+            </w:r>
+          </w:p>
+        </w:tc>
+        <w:tc>
+          <w:tcPr>
+            <w:tcW w:type="dxa" w:w="6912"/>
+            <w:shd w:fill="1E3A8A"/>
+            <w:tcMar>
+              <w:top w:w="80" w:type="dxa"/>
+              <w:bottom w:w="80" w:type="dxa"/>
+              <w:left w:w="80" w:type="dxa"/>
+              <w:right w:w="80" w:type="dxa"/>
+            </w:tcMar>
+          </w:tcPr>
+          <w:p>
+            <w:pPr>
+              <w:spacing w:after="0"/>
+              <w:jc w:val="center"/>
+            </w:pPr>
+            <w:r>
+              <w:rPr>
+                <w:rFonts w:ascii="Calibri" w:hAnsi="Calibri"/>
+                <w:b/>
+                <w:color w:val="FFFFFF"/>
+                <w:sz w:val="18"/>
+              </w:rPr>
+              <w:t>Operational Purpose &amp; Business Value</w:t>
+            </w:r>
+          </w:p>
+        </w:tc>
+      </w:tr>
+      <w:tr>
+        <w:trPr>
+          <w:cantSplit/>
+        </w:trPr>
+        <w:tc>
+          <w:tcPr>
+            <w:tcW w:type="dxa" w:w="3168"/>
+            <w:shd w:fill="FFFFFF"/>
+            <w:tcMar>
+              <w:top w:w="35" w:type="dxa"/>
+              <w:bottom w:w="35" w:type="dxa"/>
+              <w:left w:w="80" w:type="dxa"/>
+              <w:right w:w="80" w:type="dxa"/>
+            </w:tcMar>
+          </w:tcPr>
+          <w:p>
+            <w:pPr>
+              <w:spacing w:after="0"/>
+              <w:jc w:val="left"/>
+            </w:pPr>
+            <w:r>
+              <w:rPr>
+                <w:rFonts w:ascii="Calibri" w:hAnsi="Calibri"/>
+                <w:color w:val="1F2937"/>
+                <w:sz w:val="17"/>
+              </w:rPr>
+              <w:t>CSV File Uploader</w:t>
+            </w:r>
+          </w:p>
+        </w:tc>
+        <w:tc>
+          <w:tcPr>
+            <w:tcW w:type="dxa" w:w="6912"/>
+            <w:shd w:fill="FFFFFF"/>
+            <w:tcMar>
+              <w:top w:w="35" w:type="dxa"/>
+              <w:bottom w:w="35" w:type="dxa"/>
+              <w:left w:w="80" w:type="dxa"/>
+              <w:right w:w="80" w:type="dxa"/>
+            </w:tcMar>
+          </w:tcPr>
+          <w:p>
+            <w:pPr>
+              <w:spacing w:after="0"/>
+              <w:jc w:val="left"/>
+            </w:pPr>
+            <w:r>
+              <w:rPr>
+                <w:rFonts w:ascii="Calibri" w:hAnsi="Calibri"/>
+                <w:color w:val="1F2937"/>
+                <w:sz w:val="17"/>
+              </w:rPr>
+              <w:t>Accepts standard enterprise telecom billing datasets with automatic column validation.</w:t>
+            </w:r>
+          </w:p>
+        </w:tc>
+      </w:tr>
+      <w:tr>
+        <w:trPr>
+          <w:cantSplit/>
+        </w:trPr>
+        <w:tc>
+          <w:tcPr>
+            <w:tcW w:type="dxa" w:w="3168"/>
+            <w:shd w:fill="F8FAFC"/>
+            <w:tcMar>
+              <w:top w:w="35" w:type="dxa"/>
+              <w:bottom w:w="35" w:type="dxa"/>
+              <w:left w:w="80" w:type="dxa"/>
+              <w:right w:w="80" w:type="dxa"/>
+            </w:tcMar>
+          </w:tcPr>
+          <w:p>
+            <w:pPr>
+              <w:spacing w:after="0"/>
+              <w:jc w:val="left"/>
+            </w:pPr>
+            <w:r>
+              <w:rPr>
+                <w:rFonts w:ascii="Calibri" w:hAnsi="Calibri"/>
+                <w:color w:val="1F2937"/>
+                <w:sz w:val="17"/>
+              </w:rPr>
+              <w:t>Cohort Risk Distribution</w:t>
+            </w:r>
+          </w:p>
+        </w:tc>
+        <w:tc>
+          <w:tcPr>
+            <w:tcW w:type="dxa" w:w="6912"/>
+            <w:shd w:fill="F8FAFC"/>
+            <w:tcMar>
+              <w:top w:w="35" w:type="dxa"/>
+              <w:bottom w:w="35" w:type="dxa"/>
+              <w:left w:w="80" w:type="dxa"/>
+              <w:right w:w="80" w:type="dxa"/>
+            </w:tcMar>
+          </w:tcPr>
+          <w:p>
+            <w:pPr>
+              <w:spacing w:after="0"/>
+              <w:jc w:val="left"/>
+            </w:pPr>
+            <w:r>
+              <w:rPr>
+                <w:rFonts w:ascii="Calibri" w:hAnsi="Calibri"/>
+                <w:color w:val="1F2937"/>
+                <w:sz w:val="17"/>
+              </w:rPr>
+              <w:t>Visualizes proportions of Safe, Moderate, and Critical accounts across the cohort.</w:t>
+            </w:r>
+          </w:p>
+        </w:tc>
+      </w:tr>
+      <w:tr>
+        <w:trPr>
+          <w:cantSplit/>
+        </w:trPr>
+        <w:tc>
+          <w:tcPr>
+            <w:tcW w:type="dxa" w:w="3168"/>
+            <w:shd w:fill="FFFFFF"/>
+            <w:tcMar>
+              <w:top w:w="35" w:type="dxa"/>
+              <w:bottom w:w="35" w:type="dxa"/>
+              <w:left w:w="80" w:type="dxa"/>
+              <w:right w:w="80" w:type="dxa"/>
+            </w:tcMar>
+          </w:tcPr>
+          <w:p>
+            <w:pPr>
+              <w:spacing w:after="0"/>
+              <w:jc w:val="left"/>
+            </w:pPr>
+            <w:r>
+              <w:rPr>
+                <w:rFonts w:ascii="Calibri" w:hAnsi="Calibri"/>
+                <w:color w:val="1F2937"/>
+                <w:sz w:val="17"/>
+              </w:rPr>
+              <w:t>Prioritized Action Queue</w:t>
+            </w:r>
+          </w:p>
+        </w:tc>
+        <w:tc>
+          <w:tcPr>
+            <w:tcW w:type="dxa" w:w="6912"/>
+            <w:shd w:fill="FFFFFF"/>
+            <w:tcMar>
+              <w:top w:w="35" w:type="dxa"/>
+              <w:bottom w:w="35" w:type="dxa"/>
+              <w:left w:w="80" w:type="dxa"/>
+              <w:right w:w="80" w:type="dxa"/>
+            </w:tcMar>
+          </w:tcPr>
+          <w:p>
+            <w:pPr>
+              <w:spacing w:after="0"/>
+              <w:jc w:val="left"/>
+            </w:pPr>
+            <w:r>
+              <w:rPr>
+                <w:rFonts w:ascii="Calibri" w:hAnsi="Calibri"/>
+                <w:color w:val="1F2937"/>
+                <w:sz w:val="17"/>
+              </w:rPr>
+              <w:t>Ranks at-risk subscribers by annual revenue exposure to prioritize high-value accounts.</w:t>
+            </w:r>
+          </w:p>
+        </w:tc>
+      </w:tr>
+      <w:tr>
+        <w:trPr>
+          <w:cantSplit/>
+        </w:trPr>
+        <w:tc>
+          <w:tcPr>
+            <w:tcW w:type="dxa" w:w="3168"/>
+            <w:shd w:fill="F8FAFC"/>
+            <w:tcMar>
+              <w:top w:w="35" w:type="dxa"/>
+              <w:bottom w:w="35" w:type="dxa"/>
+              <w:left w:w="80" w:type="dxa"/>
+              <w:right w:w="80" w:type="dxa"/>
+            </w:tcMar>
+          </w:tcPr>
+          <w:p>
+            <w:pPr>
+              <w:spacing w:after="0"/>
+              <w:jc w:val="left"/>
+            </w:pPr>
+            <w:r>
+              <w:rPr>
+                <w:rFonts w:ascii="Calibri" w:hAnsi="Calibri"/>
+                <w:color w:val="1F2937"/>
+                <w:sz w:val="17"/>
+              </w:rPr>
+              <w:t>Exportable Campaign Lists</w:t>
+            </w:r>
+          </w:p>
+        </w:tc>
+        <w:tc>
+          <w:tcPr>
+            <w:tcW w:type="dxa" w:w="6912"/>
+            <w:shd w:fill="F8FAFC"/>
+            <w:tcMar>
+              <w:top w:w="35" w:type="dxa"/>
+              <w:bottom w:w="35" w:type="dxa"/>
+              <w:left w:w="80" w:type="dxa"/>
+              <w:right w:w="80" w:type="dxa"/>
+            </w:tcMar>
+          </w:tcPr>
+          <w:p>
+            <w:pPr>
+              <w:spacing w:after="0"/>
+              <w:jc w:val="left"/>
+            </w:pPr>
+            <w:r>
+              <w:rPr>
+                <w:rFonts w:ascii="Calibri" w:hAnsi="Calibri"/>
+                <w:color w:val="1F2937"/>
+                <w:sz w:val="17"/>
+              </w:rPr>
+              <w:t>Allows 1-click CSV export filtered by risk tier for marketing automation.</w:t>
+            </w:r>
+          </w:p>
+        </w:tc>
+      </w:tr>
+    </w:tbl>
+    <w:p>
+      <w:r>
+        <w:br w:type="page"/>
+      </w:r>
+    </w:p>
     <w:p>
       <w:pPr>
-        <w:pStyle w:val="Heading2"/>
+        <w:pStyle w:val="Heading1"/>
         <w:keepNext/>
-        <w:spacing w:before="280" w:after="80"/>
+        <w:spacing w:before="0" w:after="60"/>
       </w:pPr>
       <w:r>
         <w:rPr>
           <w:rFonts w:ascii="Calibri" w:hAnsi="Calibri"/>
           <w:b/>
-          <w:color w:val="2563EB"/>
-          <w:sz w:val="26"/>
+          <w:color w:val="1E3A8A"/>
+          <w:sz w:val="28"/>
         </w:rPr>
-        <w:t>Figure 6: Executive Cohort Analytics &amp; Macro EDA</w:t>
+        <w:t>8. User Interface: 8.5 Executive Cohort Analytics &amp; Macro EDA Dashboard</w:t>
       </w:r>
     </w:p>
     <w:p>
       <w:pPr>
-        <w:spacing w:after="80" w:line="276" w:lineRule="auto"/>
+        <w:keepNext w:val="0"/>
+        <w:spacing w:before="0" w:after="80" w:line="269" w:lineRule="auto"/>
       </w:pPr>
       <w:r>
         <w:rPr>
           <w:rFonts w:ascii="Calibri" w:hAnsi="Calibri"/>
           <w:color w:val="374151"/>
-          <w:sz w:val="22"/>
+          <w:sz w:val="20"/>
         </w:rPr>
-        <w:t>Presents macro-level retention insights across contract types, payment methods, monthly charges distribution, and tech support adoption.</w:t>
+        <w:t>The Executive Cohort Analytics dashboard provides strategic macro-level insights across the entire subscriber base. It breaks down churn patterns across contract structures, internet service technologies, payment methods, and billing ranges.</w:t>
       </w:r>
     </w:p>
     <w:p>
       <w:r>
         <w:drawing>
           <wp:inline xmlns:a="http://schemas.openxmlformats.org/drawingml/2006/main" xmlns:pic="http://schemas.openxmlformats.org/drawingml/2006/picture">
-            <wp:extent cx="5486400" cy="3593780"/>
+            <wp:extent cx="5669280" cy="3720465"/>
             <wp:docPr id="6" name="Picture 6"/>
             <wp:cNvGraphicFramePr>
               <a:graphicFrameLocks noChangeAspect="1"/>
@@ -3876,7 +5736,7 @@
                     <pic:cNvPicPr/>
                   </pic:nvPicPr>
                   <pic:blipFill>
-                    <a:blip r:embed="rId14"/>
+                    <a:blip r:embed="rId16"/>
                     <a:stretch>
                       <a:fillRect/>
                     </a:stretch>
@@ -3884,7 +5744,7 @@
                   <pic:spPr>
                     <a:xfrm>
                       <a:off x="0" y="0"/>
-                      <a:ext cx="5486400" cy="3593780"/>
+                      <a:ext cx="5669280" cy="3720465"/>
                     </a:xfrm>
                     <a:prstGeom prst="rect"/>
                   </pic:spPr>
@@ -3897,7 +5757,7 @@
     </w:p>
     <w:p>
       <w:pPr>
-        <w:spacing w:after="280"/>
+        <w:spacing w:before="40" w:after="80"/>
         <w:jc w:val="center"/>
       </w:pPr>
       <w:r>
@@ -3905,9 +5765,644 @@
           <w:rFonts w:ascii="Calibri" w:hAnsi="Calibri"/>
           <w:i/>
           <w:color w:val="6B7280"/>
-          <w:sz w:val="18"/>
+          <w:sz w:val="17"/>
         </w:rPr>
-        <w:t>Figure 6: Executive Cohort Analytics &amp; Macro EDA</w:t>
+        <w:t>Figure 6: Executive Cohort Analytics &amp; Macro EDA Dashboard</w:t>
+      </w:r>
+    </w:p>
+    <w:tbl>
+      <w:tblPr>
+        <w:tblW w:type="auto" w:w="0"/>
+        <w:jc w:val="center"/>
+        <w:tblLook w:firstColumn="1" w:firstRow="1" w:lastColumn="0" w:lastRow="0" w:noHBand="0" w:noVBand="1" w:val="04A0"/>
+      </w:tblPr>
+      <w:tblGrid>
+        <w:gridCol w:w="5040"/>
+        <w:gridCol w:w="5040"/>
+      </w:tblGrid>
+      <w:tr>
+        <w:trPr>
+          <w:tblHeader/>
+          <w:cantSplit/>
+        </w:trPr>
+        <w:tc>
+          <w:tcPr>
+            <w:tcW w:type="dxa" w:w="3168"/>
+            <w:shd w:fill="1E3A8A"/>
+            <w:tcMar>
+              <w:top w:w="80" w:type="dxa"/>
+              <w:bottom w:w="80" w:type="dxa"/>
+              <w:left w:w="80" w:type="dxa"/>
+              <w:right w:w="80" w:type="dxa"/>
+            </w:tcMar>
+          </w:tcPr>
+          <w:p>
+            <w:pPr>
+              <w:spacing w:after="0"/>
+              <w:jc w:val="center"/>
+            </w:pPr>
+            <w:r>
+              <w:rPr>
+                <w:rFonts w:ascii="Calibri" w:hAnsi="Calibri"/>
+                <w:b/>
+                <w:color w:val="FFFFFF"/>
+                <w:sz w:val="18"/>
+              </w:rPr>
+              <w:t>Key Feature / UI Component</w:t>
+            </w:r>
+          </w:p>
+        </w:tc>
+        <w:tc>
+          <w:tcPr>
+            <w:tcW w:type="dxa" w:w="6912"/>
+            <w:shd w:fill="1E3A8A"/>
+            <w:tcMar>
+              <w:top w:w="80" w:type="dxa"/>
+              <w:bottom w:w="80" w:type="dxa"/>
+              <w:left w:w="80" w:type="dxa"/>
+              <w:right w:w="80" w:type="dxa"/>
+            </w:tcMar>
+          </w:tcPr>
+          <w:p>
+            <w:pPr>
+              <w:spacing w:after="0"/>
+              <w:jc w:val="center"/>
+            </w:pPr>
+            <w:r>
+              <w:rPr>
+                <w:rFonts w:ascii="Calibri" w:hAnsi="Calibri"/>
+                <w:b/>
+                <w:color w:val="FFFFFF"/>
+                <w:sz w:val="18"/>
+              </w:rPr>
+              <w:t>Operational Purpose &amp; Business Value</w:t>
+            </w:r>
+          </w:p>
+        </w:tc>
+      </w:tr>
+      <w:tr>
+        <w:trPr>
+          <w:cantSplit/>
+        </w:trPr>
+        <w:tc>
+          <w:tcPr>
+            <w:tcW w:type="dxa" w:w="3168"/>
+            <w:shd w:fill="FFFFFF"/>
+            <w:tcMar>
+              <w:top w:w="35" w:type="dxa"/>
+              <w:bottom w:w="35" w:type="dxa"/>
+              <w:left w:w="80" w:type="dxa"/>
+              <w:right w:w="80" w:type="dxa"/>
+            </w:tcMar>
+          </w:tcPr>
+          <w:p>
+            <w:pPr>
+              <w:spacing w:after="0"/>
+              <w:jc w:val="left"/>
+            </w:pPr>
+            <w:r>
+              <w:rPr>
+                <w:rFonts w:ascii="Calibri" w:hAnsi="Calibri"/>
+                <w:color w:val="1F2937"/>
+                <w:sz w:val="17"/>
+              </w:rPr>
+              <w:t>Contract Churn Distribution</w:t>
+            </w:r>
+          </w:p>
+        </w:tc>
+        <w:tc>
+          <w:tcPr>
+            <w:tcW w:type="dxa" w:w="6912"/>
+            <w:shd w:fill="FFFFFF"/>
+            <w:tcMar>
+              <w:top w:w="35" w:type="dxa"/>
+              <w:bottom w:w="35" w:type="dxa"/>
+              <w:left w:w="80" w:type="dxa"/>
+              <w:right w:w="80" w:type="dxa"/>
+            </w:tcMar>
+          </w:tcPr>
+          <w:p>
+            <w:pPr>
+              <w:spacing w:after="0"/>
+              <w:jc w:val="left"/>
+            </w:pPr>
+            <w:r>
+              <w:rPr>
+                <w:rFonts w:ascii="Calibri" w:hAnsi="Calibri"/>
+                <w:color w:val="1F2937"/>
+                <w:sz w:val="17"/>
+              </w:rPr>
+              <w:t>Reveals that 42.7% of month-to-month subscribers churn vs. under 3% on two-year plans.</w:t>
+            </w:r>
+          </w:p>
+        </w:tc>
+      </w:tr>
+      <w:tr>
+        <w:trPr>
+          <w:cantSplit/>
+        </w:trPr>
+        <w:tc>
+          <w:tcPr>
+            <w:tcW w:type="dxa" w:w="3168"/>
+            <w:shd w:fill="F8FAFC"/>
+            <w:tcMar>
+              <w:top w:w="35" w:type="dxa"/>
+              <w:bottom w:w="35" w:type="dxa"/>
+              <w:left w:w="80" w:type="dxa"/>
+              <w:right w:w="80" w:type="dxa"/>
+            </w:tcMar>
+          </w:tcPr>
+          <w:p>
+            <w:pPr>
+              <w:spacing w:after="0"/>
+              <w:jc w:val="left"/>
+            </w:pPr>
+            <w:r>
+              <w:rPr>
+                <w:rFonts w:ascii="Calibri" w:hAnsi="Calibri"/>
+                <w:color w:val="1F2937"/>
+                <w:sz w:val="17"/>
+              </w:rPr>
+              <w:t>Fiber Optic Churn Anomaly</w:t>
+            </w:r>
+          </w:p>
+        </w:tc>
+        <w:tc>
+          <w:tcPr>
+            <w:tcW w:type="dxa" w:w="6912"/>
+            <w:shd w:fill="F8FAFC"/>
+            <w:tcMar>
+              <w:top w:w="35" w:type="dxa"/>
+              <w:bottom w:w="35" w:type="dxa"/>
+              <w:left w:w="80" w:type="dxa"/>
+              <w:right w:w="80" w:type="dxa"/>
+            </w:tcMar>
+          </w:tcPr>
+          <w:p>
+            <w:pPr>
+              <w:spacing w:after="0"/>
+              <w:jc w:val="left"/>
+            </w:pPr>
+            <w:r>
+              <w:rPr>
+                <w:rFonts w:ascii="Calibri" w:hAnsi="Calibri"/>
+                <w:color w:val="1F2937"/>
+                <w:sz w:val="17"/>
+              </w:rPr>
+              <w:t>Identifies high churn in fiber optic subscribers driven by billing friction ($70-$100/mo).</w:t>
+            </w:r>
+          </w:p>
+        </w:tc>
+      </w:tr>
+      <w:tr>
+        <w:trPr>
+          <w:cantSplit/>
+        </w:trPr>
+        <w:tc>
+          <w:tcPr>
+            <w:tcW w:type="dxa" w:w="3168"/>
+            <w:shd w:fill="FFFFFF"/>
+            <w:tcMar>
+              <w:top w:w="35" w:type="dxa"/>
+              <w:bottom w:w="35" w:type="dxa"/>
+              <w:left w:w="80" w:type="dxa"/>
+              <w:right w:w="80" w:type="dxa"/>
+            </w:tcMar>
+          </w:tcPr>
+          <w:p>
+            <w:pPr>
+              <w:spacing w:after="0"/>
+              <w:jc w:val="left"/>
+            </w:pPr>
+            <w:r>
+              <w:rPr>
+                <w:rFonts w:ascii="Calibri" w:hAnsi="Calibri"/>
+                <w:color w:val="1F2937"/>
+                <w:sz w:val="17"/>
+              </w:rPr>
+              <w:t>Payment Method Insights</w:t>
+            </w:r>
+          </w:p>
+        </w:tc>
+        <w:tc>
+          <w:tcPr>
+            <w:tcW w:type="dxa" w:w="6912"/>
+            <w:shd w:fill="FFFFFF"/>
+            <w:tcMar>
+              <w:top w:w="35" w:type="dxa"/>
+              <w:bottom w:w="35" w:type="dxa"/>
+              <w:left w:w="80" w:type="dxa"/>
+              <w:right w:w="80" w:type="dxa"/>
+            </w:tcMar>
+          </w:tcPr>
+          <w:p>
+            <w:pPr>
+              <w:spacing w:after="0"/>
+              <w:jc w:val="left"/>
+            </w:pPr>
+            <w:r>
+              <w:rPr>
+                <w:rFonts w:ascii="Calibri" w:hAnsi="Calibri"/>
+                <w:color w:val="1F2937"/>
+                <w:sz w:val="17"/>
+              </w:rPr>
+              <w:t>Shows electronic check users churn at 45.3%, 3x higher than automated credit card users.</w:t>
+            </w:r>
+          </w:p>
+        </w:tc>
+      </w:tr>
+      <w:tr>
+        <w:trPr>
+          <w:cantSplit/>
+        </w:trPr>
+        <w:tc>
+          <w:tcPr>
+            <w:tcW w:type="dxa" w:w="3168"/>
+            <w:shd w:fill="F8FAFC"/>
+            <w:tcMar>
+              <w:top w:w="35" w:type="dxa"/>
+              <w:bottom w:w="35" w:type="dxa"/>
+              <w:left w:w="80" w:type="dxa"/>
+              <w:right w:w="80" w:type="dxa"/>
+            </w:tcMar>
+          </w:tcPr>
+          <w:p>
+            <w:pPr>
+              <w:spacing w:after="0"/>
+              <w:jc w:val="left"/>
+            </w:pPr>
+            <w:r>
+              <w:rPr>
+                <w:rFonts w:ascii="Calibri" w:hAnsi="Calibri"/>
+                <w:color w:val="1F2937"/>
+                <w:sz w:val="17"/>
+              </w:rPr>
+              <w:t>Tenure Hazard Curve</w:t>
+            </w:r>
+          </w:p>
+        </w:tc>
+        <w:tc>
+          <w:tcPr>
+            <w:tcW w:type="dxa" w:w="6912"/>
+            <w:shd w:fill="F8FAFC"/>
+            <w:tcMar>
+              <w:top w:w="35" w:type="dxa"/>
+              <w:bottom w:w="35" w:type="dxa"/>
+              <w:left w:w="80" w:type="dxa"/>
+              <w:right w:w="80" w:type="dxa"/>
+            </w:tcMar>
+          </w:tcPr>
+          <w:p>
+            <w:pPr>
+              <w:spacing w:after="0"/>
+              <w:jc w:val="left"/>
+            </w:pPr>
+            <w:r>
+              <w:rPr>
+                <w:rFonts w:ascii="Calibri" w:hAnsi="Calibri"/>
+                <w:color w:val="1F2937"/>
+                <w:sz w:val="17"/>
+              </w:rPr>
+              <w:t>Demonstrates that subscriber defection risk drops dramatically after 12 months of tenure.</w:t>
+            </w:r>
+          </w:p>
+        </w:tc>
+      </w:tr>
+    </w:tbl>
+    <w:p>
+      <w:r>
+        <w:br w:type="page"/>
+      </w:r>
+    </w:p>
+    <w:p>
+      <w:pPr>
+        <w:pStyle w:val="Heading1"/>
+        <w:keepNext/>
+        <w:spacing w:before="0" w:after="80"/>
+      </w:pPr>
+      <w:r>
+        <w:rPr>
+          <w:rFonts w:ascii="Calibri" w:hAnsi="Calibri"/>
+          <w:b/>
+          <w:color w:val="1E3A8A"/>
+          <w:sz w:val="28"/>
+        </w:rPr>
+        <w:t>9. Challenges and Limitations</w:t>
+      </w:r>
+    </w:p>
+    <w:p>
+      <w:pPr>
+        <w:pStyle w:val="Heading2"/>
+        <w:keepNext/>
+        <w:spacing w:before="80" w:after="40"/>
+      </w:pPr>
+      <w:r>
+        <w:rPr>
+          <w:rFonts w:ascii="Calibri" w:hAnsi="Calibri"/>
+          <w:b/>
+          <w:color w:val="2563EB"/>
+          <w:sz w:val="23"/>
+        </w:rPr>
+        <w:t>9.1 Technical Challenges Encountered</w:t>
+      </w:r>
+    </w:p>
+    <w:p>
+      <w:pPr>
+        <w:pStyle w:val="ListBullet"/>
+        <w:spacing w:before="0" w:after="50" w:line="269" w:lineRule="auto"/>
+      </w:pPr>
+      <w:r>
+        <w:rPr>
+          <w:rFonts w:ascii="Calibri" w:hAnsi="Calibri"/>
+          <w:b/>
+          <w:color w:val="1F2937"/>
+          <w:sz w:val="20"/>
+        </w:rPr>
+        <w:t xml:space="preserve">• Markdown &amp; Currency Math Escaping: </w:t>
+      </w:r>
+      <w:r>
+        <w:rPr>
+          <w:rFonts w:ascii="Calibri" w:hAnsi="Calibri"/>
+          <w:color w:val="374151"/>
+          <w:sz w:val="20"/>
+        </w:rPr>
+        <w:t>Preventing unescaped currency symbols ($) from colliding with web markdown LaTeX math engines. Resolved by implementing strict dollar-sign escaping (\$) and double-spaced bullet formatting.</w:t>
+      </w:r>
+    </w:p>
+    <w:p>
+      <w:pPr>
+        <w:pStyle w:val="ListBullet"/>
+        <w:spacing w:before="0" w:after="50" w:line="269" w:lineRule="auto"/>
+      </w:pPr>
+      <w:r>
+        <w:rPr>
+          <w:rFonts w:ascii="Calibri" w:hAnsi="Calibri"/>
+          <w:b/>
+          <w:color w:val="1F2937"/>
+          <w:sz w:val="20"/>
+        </w:rPr>
+        <w:t xml:space="preserve">• Prompt Calibration &amp; Hallucination Guardrails: </w:t>
+      </w:r>
+      <w:r>
+        <w:rPr>
+          <w:rFonts w:ascii="Calibri" w:hAnsi="Calibri"/>
+          <w:color w:val="374151"/>
+          <w:sz w:val="20"/>
+        </w:rPr>
+        <w:t>Initial open-ended prompts produced inconsistent discount percentages that occasionally exceeded corporate margin guidelines. Resolved by introducing structured prompt templates with mathematical boundary variables.</w:t>
+      </w:r>
+    </w:p>
+    <w:p>
+      <w:pPr>
+        <w:pStyle w:val="ListBullet"/>
+        <w:spacing w:before="0" w:after="50" w:line="269" w:lineRule="auto"/>
+      </w:pPr>
+      <w:r>
+        <w:rPr>
+          <w:rFonts w:ascii="Calibri" w:hAnsi="Calibri"/>
+          <w:b/>
+          <w:color w:val="1F2937"/>
+          <w:sz w:val="20"/>
+        </w:rPr>
+        <w:t xml:space="preserve">• Harmonizing Predictive ML with Natural Language GenAI: </w:t>
+      </w:r>
+      <w:r>
+        <w:rPr>
+          <w:rFonts w:ascii="Calibri" w:hAnsi="Calibri"/>
+          <w:color w:val="374151"/>
+          <w:sz w:val="20"/>
+        </w:rPr>
+        <w:t>Seamlessly translating mathematical log-odds coefficients (e.g., +1.28 for Month-to-Month) into natural, customer-centric value propositions without sounding robotic.</w:t>
+      </w:r>
+    </w:p>
+    <w:p>
+      <w:pPr>
+        <w:pStyle w:val="ListBullet"/>
+        <w:spacing w:before="0" w:after="50" w:line="269" w:lineRule="auto"/>
+      </w:pPr>
+      <w:r>
+        <w:rPr>
+          <w:rFonts w:ascii="Calibri" w:hAnsi="Calibri"/>
+          <w:b/>
+          <w:color w:val="1F2937"/>
+          <w:sz w:val="20"/>
+        </w:rPr>
+        <w:t xml:space="preserve">• UI Latency &amp; Real-Time Responsiveness: </w:t>
+      </w:r>
+      <w:r>
+        <w:rPr>
+          <w:rFonts w:ascii="Calibri" w:hAnsi="Calibri"/>
+          <w:color w:val="374151"/>
+          <w:sz w:val="20"/>
+        </w:rPr>
+        <w:t>Ensuring that long-form LLM generation calls do not block the reactive Streamlit UI thread during high-concurrency customer service operations.</w:t>
+      </w:r>
+    </w:p>
+    <w:p>
+      <w:pPr>
+        <w:pStyle w:val="Heading2"/>
+        <w:keepNext/>
+        <w:spacing w:before="120" w:after="40"/>
+      </w:pPr>
+      <w:r>
+        <w:rPr>
+          <w:rFonts w:ascii="Calibri" w:hAnsi="Calibri"/>
+          <w:b/>
+          <w:color w:val="2563EB"/>
+          <w:sz w:val="23"/>
+        </w:rPr>
+        <w:t>9.2 System Limitations</w:t>
+      </w:r>
+    </w:p>
+    <w:p>
+      <w:pPr>
+        <w:pStyle w:val="ListBullet"/>
+        <w:spacing w:before="0" w:after="50" w:line="269" w:lineRule="auto"/>
+      </w:pPr>
+      <w:r>
+        <w:rPr>
+          <w:rFonts w:ascii="Calibri" w:hAnsi="Calibri"/>
+          <w:b/>
+          <w:color w:val="1F2937"/>
+          <w:sz w:val="20"/>
+        </w:rPr>
+        <w:t xml:space="preserve">• Single Language Scope: </w:t>
+      </w:r>
+      <w:r>
+        <w:rPr>
+          <w:rFonts w:ascii="Calibri" w:hAnsi="Calibri"/>
+          <w:color w:val="374151"/>
+          <w:sz w:val="20"/>
+        </w:rPr>
+        <w:t>The current release generates communications in English; multi-language localized generation (e.g., Spanish, French) is planned for future iterations.</w:t>
+      </w:r>
+    </w:p>
+    <w:p>
+      <w:pPr>
+        <w:pStyle w:val="ListBullet"/>
+        <w:spacing w:before="0" w:after="50" w:line="269" w:lineRule="auto"/>
+      </w:pPr>
+      <w:r>
+        <w:rPr>
+          <w:rFonts w:ascii="Calibri" w:hAnsi="Calibri"/>
+          <w:b/>
+          <w:color w:val="1F2937"/>
+          <w:sz w:val="20"/>
+        </w:rPr>
+        <w:t xml:space="preserve">• External API Token &amp; Quota Dependencies: </w:t>
+      </w:r>
+      <w:r>
+        <w:rPr>
+          <w:rFonts w:ascii="Calibri" w:hAnsi="Calibri"/>
+          <w:color w:val="374151"/>
+          <w:sz w:val="20"/>
+        </w:rPr>
+        <w:t>In high-throughput enterprise deployments, external LLM API token quotas and latency fluctuations require local caching and batch queueing.</w:t>
+      </w:r>
+    </w:p>
+    <w:p>
+      <w:pPr>
+        <w:pStyle w:val="ListBullet"/>
+        <w:spacing w:before="0" w:after="50" w:line="269" w:lineRule="auto"/>
+      </w:pPr>
+      <w:r>
+        <w:rPr>
+          <w:rFonts w:ascii="Calibri" w:hAnsi="Calibri"/>
+          <w:b/>
+          <w:color w:val="1F2937"/>
+          <w:sz w:val="20"/>
+        </w:rPr>
+        <w:t xml:space="preserve">• Integration Boundaries: </w:t>
+      </w:r>
+      <w:r>
+        <w:rPr>
+          <w:rFonts w:ascii="Calibri" w:hAnsi="Calibri"/>
+          <w:color w:val="374151"/>
+          <w:sz w:val="20"/>
+        </w:rPr>
+        <w:t>The current web interface operates on file uploads and form inputs rather than direct live bidirectional database sockets with legacy on-premise telecom billing mainframes.</w:t>
+      </w:r>
+    </w:p>
+    <w:p>
+      <w:pPr>
+        <w:pStyle w:val="Heading1"/>
+        <w:keepNext/>
+        <w:spacing w:before="160" w:after="80"/>
+      </w:pPr>
+      <w:r>
+        <w:rPr>
+          <w:rFonts w:ascii="Calibri" w:hAnsi="Calibri"/>
+          <w:b/>
+          <w:color w:val="1E3A8A"/>
+          <w:sz w:val="28"/>
+        </w:rPr>
+        <w:t>10. Conclusion</w:t>
+      </w:r>
+    </w:p>
+    <w:p>
+      <w:pPr>
+        <w:keepNext w:val="0"/>
+        <w:spacing w:before="0" w:after="60" w:line="269" w:lineRule="auto"/>
+      </w:pPr>
+      <w:r>
+        <w:rPr>
+          <w:rFonts w:ascii="Calibri" w:hAnsi="Calibri"/>
+          <w:color w:val="374151"/>
+          <w:sz w:val="20"/>
+        </w:rPr>
+        <w:t>The TelcoPulse AI project demonstrates the practical and commercial power of combining Predictive Machine Learning with Generative AI:</w:t>
+      </w:r>
+    </w:p>
+    <w:p>
+      <w:pPr>
+        <w:pStyle w:val="ListBullet"/>
+        <w:spacing w:before="0" w:after="50" w:line="269" w:lineRule="auto"/>
+      </w:pPr>
+      <w:r>
+        <w:rPr>
+          <w:rFonts w:ascii="Calibri" w:hAnsi="Calibri"/>
+          <w:b/>
+          <w:color w:val="1F2937"/>
+          <w:sz w:val="20"/>
+        </w:rPr>
+        <w:t xml:space="preserve">1. Successfully Developed GenAI Platform: </w:t>
+      </w:r>
+      <w:r>
+        <w:rPr>
+          <w:rFonts w:ascii="Calibri" w:hAnsi="Calibri"/>
+          <w:color w:val="374151"/>
+          <w:sz w:val="20"/>
+        </w:rPr>
+        <w:t>A full-featured Generative AI decision support platform was successfully developed, tested, and deployed to Streamlit Community Cloud (https://telecomcustomers.streamlit.app/).</w:t>
+      </w:r>
+    </w:p>
+    <w:p>
+      <w:pPr>
+        <w:pStyle w:val="ListBullet"/>
+        <w:spacing w:before="0" w:after="50" w:line="269" w:lineRule="auto"/>
+      </w:pPr>
+      <w:r>
+        <w:rPr>
+          <w:rFonts w:ascii="Calibri" w:hAnsi="Calibri"/>
+          <w:b/>
+          <w:color w:val="1F2937"/>
+          <w:sz w:val="20"/>
+        </w:rPr>
+        <w:t xml:space="preserve">2. Transformative Role of Generative AI: </w:t>
+      </w:r>
+      <w:r>
+        <w:rPr>
+          <w:rFonts w:ascii="Calibri" w:hAnsi="Calibri"/>
+          <w:color w:val="374151"/>
+          <w:sz w:val="20"/>
+        </w:rPr>
+        <w:t>Generative AI transforms raw probability scores into empathetic, highly customized retention communications, bridging the gap between data science algorithms and human customer care interactions.</w:t>
+      </w:r>
+    </w:p>
+    <w:p>
+      <w:pPr>
+        <w:pStyle w:val="ListBullet"/>
+        <w:spacing w:before="0" w:after="50" w:line="269" w:lineRule="auto"/>
+      </w:pPr>
+      <w:r>
+        <w:rPr>
+          <w:rFonts w:ascii="Calibri" w:hAnsi="Calibri"/>
+          <w:b/>
+          <w:color w:val="1F2937"/>
+          <w:sz w:val="20"/>
+        </w:rPr>
+        <w:t xml:space="preserve">3. Measurable Operational Utility: </w:t>
+      </w:r>
+      <w:r>
+        <w:rPr>
+          <w:rFonts w:ascii="Calibri" w:hAnsi="Calibri"/>
+          <w:color w:val="374151"/>
+          <w:sz w:val="20"/>
+        </w:rPr>
+        <w:t>Frontline agents are equipped with instant, tailored objection scripts and multi-tiered concession playbooks, reducing copywriting effort by 99% while boosting retention likelihood.</w:t>
+      </w:r>
+    </w:p>
+    <w:p>
+      <w:pPr>
+        <w:pStyle w:val="ListBullet"/>
+        <w:spacing w:before="0" w:after="50" w:line="269" w:lineRule="auto"/>
+      </w:pPr>
+      <w:r>
+        <w:rPr>
+          <w:rFonts w:ascii="Calibri" w:hAnsi="Calibri"/>
+          <w:b/>
+          <w:color w:val="1F2937"/>
+          <w:sz w:val="20"/>
+        </w:rPr>
+        <w:t xml:space="preserve">4. Key Technical Learnings: </w:t>
+      </w:r>
+      <w:r>
+        <w:rPr>
+          <w:rFonts w:ascii="Calibri" w:hAnsi="Calibri"/>
+          <w:color w:val="374151"/>
+          <w:sz w:val="20"/>
+        </w:rPr>
+        <w:t>Mastered structured prompt engineering, stochastic temperature sampling, LLM API integration, UI design with Streamlit, and hybrid AI system architectures.</w:t>
       </w:r>
     </w:p>
     <w:p>
@@ -3919,357 +6414,28 @@
       <w:pPr>
         <w:pStyle w:val="Heading1"/>
         <w:keepNext/>
-        <w:spacing w:before="280" w:after="80"/>
+        <w:spacing w:before="0" w:after="80"/>
       </w:pPr>
       <w:r>
         <w:rPr>
           <w:rFonts w:ascii="Calibri" w:hAnsi="Calibri"/>
           <w:b/>
           <w:color w:val="1E3A8A"/>
-          <w:sz w:val="34"/>
-        </w:rPr>
-        <w:t>9. Challenges and Limitations</w:t>
-      </w:r>
-    </w:p>
-    <w:p>
-      <w:pPr>
-        <w:pStyle w:val="Heading2"/>
-        <w:keepNext/>
-        <w:spacing w:before="280" w:after="80"/>
-      </w:pPr>
-      <w:r>
-        <w:rPr>
-          <w:rFonts w:ascii="Calibri" w:hAnsi="Calibri"/>
-          <w:b/>
-          <w:color w:val="2563EB"/>
-          <w:sz w:val="26"/>
-        </w:rPr>
-        <w:t>9.1 Technical Challenges Encountered</w:t>
-      </w:r>
-    </w:p>
-    <w:p>
-      <w:pPr>
-        <w:pStyle w:val="ListBullet"/>
-        <w:spacing w:after="60" w:line="276" w:lineRule="auto"/>
-      </w:pPr>
-      <w:r>
-        <w:rPr>
-          <w:rFonts w:ascii="Calibri" w:hAnsi="Calibri"/>
-          <w:b/>
-          <w:color w:val="1F2937"/>
-          <w:sz w:val="22"/>
-        </w:rPr>
-        <w:t xml:space="preserve">• Markdown &amp; Currency Math Escaping: </w:t>
-      </w:r>
-      <w:r>
-        <w:rPr>
-          <w:rFonts w:ascii="Calibri" w:hAnsi="Calibri"/>
-          <w:color w:val="374151"/>
-          <w:sz w:val="22"/>
-        </w:rPr>
-        <w:t>Preventing unescaped currency symbols ($) from colliding with web markdown LaTeX math engines. Resolved by implementing strict dollar-sign escaping (\$) and double-spaced bullet formatting.</w:t>
-      </w:r>
-    </w:p>
-    <w:p>
-      <w:pPr>
-        <w:pStyle w:val="ListBullet"/>
-        <w:spacing w:after="60" w:line="276" w:lineRule="auto"/>
-      </w:pPr>
-      <w:r>
-        <w:rPr>
-          <w:rFonts w:ascii="Calibri" w:hAnsi="Calibri"/>
-          <w:b/>
-          <w:color w:val="1F2937"/>
-          <w:sz w:val="22"/>
-        </w:rPr>
-        <w:t xml:space="preserve">• Prompt Calibration &amp; Hallucination Guardrails: </w:t>
-      </w:r>
-      <w:r>
-        <w:rPr>
-          <w:rFonts w:ascii="Calibri" w:hAnsi="Calibri"/>
-          <w:color w:val="374151"/>
-          <w:sz w:val="22"/>
-        </w:rPr>
-        <w:t>Initial open-ended prompts produced inconsistent discount percentages that occasionally exceeded corporate margin guidelines. Resolved by introducing structured prompt templates with mathematical boundary variables.</w:t>
-      </w:r>
-    </w:p>
-    <w:p>
-      <w:pPr>
-        <w:pStyle w:val="ListBullet"/>
-        <w:spacing w:after="60" w:line="276" w:lineRule="auto"/>
-      </w:pPr>
-      <w:r>
-        <w:rPr>
-          <w:rFonts w:ascii="Calibri" w:hAnsi="Calibri"/>
-          <w:b/>
-          <w:color w:val="1F2937"/>
-          <w:sz w:val="22"/>
-        </w:rPr>
-        <w:t xml:space="preserve">• Harmonizing Predictive ML with Natural Language GenAI: </w:t>
-      </w:r>
-      <w:r>
-        <w:rPr>
-          <w:rFonts w:ascii="Calibri" w:hAnsi="Calibri"/>
-          <w:color w:val="374151"/>
-          <w:sz w:val="22"/>
-        </w:rPr>
-        <w:t>Seamlessly translating mathematical log-odds coefficients (e.g., +1.28 for Month-to-Month) into natural, customer-centric value propositions without sounding robotic.</w:t>
-      </w:r>
-    </w:p>
-    <w:p>
-      <w:pPr>
-        <w:pStyle w:val="ListBullet"/>
-        <w:spacing w:after="60" w:line="276" w:lineRule="auto"/>
-      </w:pPr>
-      <w:r>
-        <w:rPr>
-          <w:rFonts w:ascii="Calibri" w:hAnsi="Calibri"/>
-          <w:b/>
-          <w:color w:val="1F2937"/>
-          <w:sz w:val="22"/>
-        </w:rPr>
-        <w:t xml:space="preserve">• UI Latency &amp; Real-Time Responsiveness: </w:t>
-      </w:r>
-      <w:r>
-        <w:rPr>
-          <w:rFonts w:ascii="Calibri" w:hAnsi="Calibri"/>
-          <w:color w:val="374151"/>
-          <w:sz w:val="22"/>
-        </w:rPr>
-        <w:t>Ensuring that long-form LLM generation calls do not block the reactive Streamlit UI thread during high-concurrency customer service operations.</w:t>
-      </w:r>
-    </w:p>
-    <w:p>
-      <w:pPr>
-        <w:pStyle w:val="Heading2"/>
-        <w:keepNext/>
-        <w:spacing w:before="280" w:after="80"/>
-      </w:pPr>
-      <w:r>
-        <w:rPr>
-          <w:rFonts w:ascii="Calibri" w:hAnsi="Calibri"/>
-          <w:b/>
-          <w:color w:val="2563EB"/>
-          <w:sz w:val="26"/>
-        </w:rPr>
-        <w:t>9.2 System Limitations</w:t>
-      </w:r>
-    </w:p>
-    <w:p>
-      <w:pPr>
-        <w:pStyle w:val="ListBullet"/>
-        <w:spacing w:after="60" w:line="276" w:lineRule="auto"/>
-      </w:pPr>
-      <w:r>
-        <w:rPr>
-          <w:rFonts w:ascii="Calibri" w:hAnsi="Calibri"/>
-          <w:b/>
-          <w:color w:val="1F2937"/>
-          <w:sz w:val="22"/>
-        </w:rPr>
-        <w:t xml:space="preserve">• Single Language Scope: </w:t>
-      </w:r>
-      <w:r>
-        <w:rPr>
-          <w:rFonts w:ascii="Calibri" w:hAnsi="Calibri"/>
-          <w:color w:val="374151"/>
-          <w:sz w:val="22"/>
-        </w:rPr>
-        <w:t>The current release generates communications in English; multi-language localized generation (e.g., Spanish, French) is planned for future iterations.</w:t>
-      </w:r>
-    </w:p>
-    <w:p>
-      <w:pPr>
-        <w:pStyle w:val="ListBullet"/>
-        <w:spacing w:after="60" w:line="276" w:lineRule="auto"/>
-      </w:pPr>
-      <w:r>
-        <w:rPr>
-          <w:rFonts w:ascii="Calibri" w:hAnsi="Calibri"/>
-          <w:b/>
-          <w:color w:val="1F2937"/>
-          <w:sz w:val="22"/>
-        </w:rPr>
-        <w:t xml:space="preserve">• External API Token &amp; Quota Dependencies: </w:t>
-      </w:r>
-      <w:r>
-        <w:rPr>
-          <w:rFonts w:ascii="Calibri" w:hAnsi="Calibri"/>
-          <w:color w:val="374151"/>
-          <w:sz w:val="22"/>
-        </w:rPr>
-        <w:t>In high-throughput enterprise deployments, external LLM API token quotas and latency fluctuations require local caching and batch queueing.</w:t>
-      </w:r>
-    </w:p>
-    <w:p>
-      <w:pPr>
-        <w:pStyle w:val="ListBullet"/>
-        <w:spacing w:after="60" w:line="276" w:lineRule="auto"/>
-      </w:pPr>
-      <w:r>
-        <w:rPr>
-          <w:rFonts w:ascii="Calibri" w:hAnsi="Calibri"/>
-          <w:b/>
-          <w:color w:val="1F2937"/>
-          <w:sz w:val="22"/>
-        </w:rPr>
-        <w:t xml:space="preserve">• Integration Boundaries: </w:t>
-      </w:r>
-      <w:r>
-        <w:rPr>
-          <w:rFonts w:ascii="Calibri" w:hAnsi="Calibri"/>
-          <w:color w:val="374151"/>
-          <w:sz w:val="22"/>
-        </w:rPr>
-        <w:t>The current web interface operates on file uploads and form inputs rather than direct live bidirectional database sockets with legacy on-premise telecom billing mainframes.</w:t>
-      </w:r>
-    </w:p>
-    <w:p>
-      <w:pPr>
-        <w:pStyle w:val="Heading1"/>
-        <w:keepNext/>
-        <w:spacing w:before="280" w:after="80"/>
-      </w:pPr>
-      <w:r>
-        <w:rPr>
-          <w:rFonts w:ascii="Calibri" w:hAnsi="Calibri"/>
-          <w:b/>
-          <w:color w:val="1E3A8A"/>
-          <w:sz w:val="34"/>
-        </w:rPr>
-        <w:t>10. Conclusion</w:t>
-      </w:r>
-    </w:p>
-    <w:p>
-      <w:pPr>
-        <w:spacing w:after="80" w:line="276" w:lineRule="auto"/>
-      </w:pPr>
-      <w:r>
-        <w:rPr>
-          <w:rFonts w:ascii="Calibri" w:hAnsi="Calibri"/>
-          <w:color w:val="374151"/>
-          <w:sz w:val="22"/>
-        </w:rPr>
-        <w:t>The TelcoPulse AI project demonstrates the practical and commercial power of combining Predictive Machine Learning with Generative AI:</w:t>
-      </w:r>
-    </w:p>
-    <w:p>
-      <w:pPr>
-        <w:pStyle w:val="ListBullet"/>
-        <w:spacing w:after="60" w:line="276" w:lineRule="auto"/>
-      </w:pPr>
-      <w:r>
-        <w:rPr>
-          <w:rFonts w:ascii="Calibri" w:hAnsi="Calibri"/>
-          <w:b/>
-          <w:color w:val="1F2937"/>
-          <w:sz w:val="22"/>
-        </w:rPr>
-        <w:t xml:space="preserve">1. Successfully Developed GenAI Platform: </w:t>
-      </w:r>
-      <w:r>
-        <w:rPr>
-          <w:rFonts w:ascii="Calibri" w:hAnsi="Calibri"/>
-          <w:color w:val="374151"/>
-          <w:sz w:val="22"/>
-        </w:rPr>
-        <w:t>A full-featured Generative AI decision support platform was successfully developed, tested, and deployed to Streamlit Community Cloud (https://telecomcustomers.streamlit.app/).</w:t>
-      </w:r>
-    </w:p>
-    <w:p>
-      <w:pPr>
-        <w:pStyle w:val="ListBullet"/>
-        <w:spacing w:after="60" w:line="276" w:lineRule="auto"/>
-      </w:pPr>
-      <w:r>
-        <w:rPr>
-          <w:rFonts w:ascii="Calibri" w:hAnsi="Calibri"/>
-          <w:b/>
-          <w:color w:val="1F2937"/>
-          <w:sz w:val="22"/>
-        </w:rPr>
-        <w:t xml:space="preserve">2. Transformative Role of Generative AI: </w:t>
-      </w:r>
-      <w:r>
-        <w:rPr>
-          <w:rFonts w:ascii="Calibri" w:hAnsi="Calibri"/>
-          <w:color w:val="374151"/>
-          <w:sz w:val="22"/>
-        </w:rPr>
-        <w:t>Generative AI transforms raw probability scores into empathetic, highly customized retention communications, bridging the gap between data science algorithms and human customer care interactions.</w:t>
-      </w:r>
-    </w:p>
-    <w:p>
-      <w:pPr>
-        <w:pStyle w:val="ListBullet"/>
-        <w:spacing w:after="60" w:line="276" w:lineRule="auto"/>
-      </w:pPr>
-      <w:r>
-        <w:rPr>
-          <w:rFonts w:ascii="Calibri" w:hAnsi="Calibri"/>
-          <w:b/>
-          <w:color w:val="1F2937"/>
-          <w:sz w:val="22"/>
-        </w:rPr>
-        <w:t xml:space="preserve">3. Measurable Operational Utility: </w:t>
-      </w:r>
-      <w:r>
-        <w:rPr>
-          <w:rFonts w:ascii="Calibri" w:hAnsi="Calibri"/>
-          <w:color w:val="374151"/>
-          <w:sz w:val="22"/>
-        </w:rPr>
-        <w:t>Frontline agents are equipped with instant, tailored objection scripts and multi-tiered concession playbooks, reducing copywriting effort by 99% while boosting retention likelihood.</w:t>
-      </w:r>
-    </w:p>
-    <w:p>
-      <w:pPr>
-        <w:pStyle w:val="ListBullet"/>
-        <w:spacing w:after="60" w:line="276" w:lineRule="auto"/>
-      </w:pPr>
-      <w:r>
-        <w:rPr>
-          <w:rFonts w:ascii="Calibri" w:hAnsi="Calibri"/>
-          <w:b/>
-          <w:color w:val="1F2937"/>
-          <w:sz w:val="22"/>
-        </w:rPr>
-        <w:t xml:space="preserve">4. Key Technical Learnings: </w:t>
-      </w:r>
-      <w:r>
-        <w:rPr>
-          <w:rFonts w:ascii="Calibri" w:hAnsi="Calibri"/>
-          <w:color w:val="374151"/>
-          <w:sz w:val="22"/>
-        </w:rPr>
-        <w:t>Mastered structured prompt engineering, stochastic temperature sampling, LLM API integration, UI design with Streamlit, and hybrid AI system architectures.</w:t>
-      </w:r>
-    </w:p>
-    <w:p>
-      <w:pPr>
-        <w:pStyle w:val="Heading1"/>
-        <w:keepNext/>
-        <w:spacing w:before="280" w:after="80"/>
-      </w:pPr>
-      <w:r>
-        <w:rPr>
-          <w:rFonts w:ascii="Calibri" w:hAnsi="Calibri"/>
-          <w:b/>
-          <w:color w:val="1E3A8A"/>
-          <w:sz w:val="34"/>
+          <w:sz w:val="28"/>
         </w:rPr>
         <w:t>11. Future Scope</w:t>
       </w:r>
     </w:p>
     <w:p>
       <w:pPr>
-        <w:spacing w:after="80" w:line="276" w:lineRule="auto"/>
+        <w:keepNext w:val="0"/>
+        <w:spacing w:before="0" w:after="60" w:line="269" w:lineRule="auto"/>
       </w:pPr>
       <w:r>
         <w:rPr>
           <w:rFonts w:ascii="Calibri" w:hAnsi="Calibri"/>
           <w:color w:val="374151"/>
-          <w:sz w:val="22"/>
+          <w:sz w:val="20"/>
         </w:rPr>
         <w:t>Future enhancements planned for subsequent enterprise versions include:</w:t>
       </w:r>
@@ -4277,14 +6443,14 @@
     <w:p>
       <w:pPr>
         <w:pStyle w:val="ListBullet"/>
-        <w:spacing w:after="60" w:line="276" w:lineRule="auto"/>
+        <w:spacing w:before="0" w:after="50" w:line="269" w:lineRule="auto"/>
       </w:pPr>
       <w:r>
         <w:rPr>
           <w:rFonts w:ascii="Calibri" w:hAnsi="Calibri"/>
           <w:b/>
           <w:color w:val="1F2937"/>
-          <w:sz w:val="22"/>
+          <w:sz w:val="20"/>
         </w:rPr>
         <w:t xml:space="preserve">1. Multimodal Document &amp; Voice Ingestion: </w:t>
       </w:r>
@@ -4292,7 +6458,7 @@
         <w:rPr>
           <w:rFonts w:ascii="Calibri" w:hAnsi="Calibri"/>
           <w:color w:val="374151"/>
-          <w:sz w:val="22"/>
+          <w:sz w:val="20"/>
         </w:rPr>
         <w:t>Enable the GenAI engine to ingest and analyze customer billing PDF statements and past support call audio recordings.</w:t>
       </w:r>
@@ -4300,14 +6466,14 @@
     <w:p>
       <w:pPr>
         <w:pStyle w:val="ListBullet"/>
-        <w:spacing w:after="60" w:line="276" w:lineRule="auto"/>
+        <w:spacing w:before="0" w:after="50" w:line="269" w:lineRule="auto"/>
       </w:pPr>
       <w:r>
         <w:rPr>
           <w:rFonts w:ascii="Calibri" w:hAnsi="Calibri"/>
           <w:b/>
           <w:color w:val="1F2937"/>
-          <w:sz w:val="22"/>
+          <w:sz w:val="20"/>
         </w:rPr>
         <w:t xml:space="preserve">2. Domain-Specific LLM Fine-Tuning: </w:t>
       </w:r>
@@ -4315,7 +6481,7 @@
         <w:rPr>
           <w:rFonts w:ascii="Calibri" w:hAnsi="Calibri"/>
           <w:color w:val="374151"/>
-          <w:sz w:val="22"/>
+          <w:sz w:val="20"/>
         </w:rPr>
         <w:t>Fine-tune open-source foundation models (e.g., LLaMA-3, Mistral) on historical telecom retention call transcripts for domain-specific mastery.</w:t>
       </w:r>
@@ -4323,14 +6489,14 @@
     <w:p>
       <w:pPr>
         <w:pStyle w:val="ListBullet"/>
-        <w:spacing w:after="60" w:line="276" w:lineRule="auto"/>
+        <w:spacing w:before="0" w:after="50" w:line="269" w:lineRule="auto"/>
       </w:pPr>
       <w:r>
         <w:rPr>
           <w:rFonts w:ascii="Calibri" w:hAnsi="Calibri"/>
           <w:b/>
           <w:color w:val="1F2937"/>
-          <w:sz w:val="22"/>
+          <w:sz w:val="20"/>
         </w:rPr>
         <w:t xml:space="preserve">3. Multilingual Communication Generation: </w:t>
       </w:r>
@@ -4338,7 +6504,7 @@
         <w:rPr>
           <w:rFonts w:ascii="Calibri" w:hAnsi="Calibri"/>
           <w:color w:val="374151"/>
-          <w:sz w:val="22"/>
+          <w:sz w:val="20"/>
         </w:rPr>
         <w:t>Add real-time multilingual copywriting to support diverse subscriber demographics across international telecom markets.</w:t>
       </w:r>
@@ -4346,14 +6512,14 @@
     <w:p>
       <w:pPr>
         <w:pStyle w:val="ListBullet"/>
-        <w:spacing w:after="60" w:line="276" w:lineRule="auto"/>
+        <w:spacing w:before="0" w:after="50" w:line="269" w:lineRule="auto"/>
       </w:pPr>
       <w:r>
         <w:rPr>
           <w:rFonts w:ascii="Calibri" w:hAnsi="Calibri"/>
           <w:b/>
           <w:color w:val="1F2937"/>
-          <w:sz w:val="22"/>
+          <w:sz w:val="20"/>
         </w:rPr>
         <w:t xml:space="preserve">4. Enterprise CRM &amp; Automated SMS Gateways: </w:t>
       </w:r>
@@ -4361,7 +6527,7 @@
         <w:rPr>
           <w:rFonts w:ascii="Calibri" w:hAnsi="Calibri"/>
           <w:color w:val="374151"/>
-          <w:sz w:val="22"/>
+          <w:sz w:val="20"/>
         </w:rPr>
         <w:t>Establish direct bidirectional REST API connectors with enterprise CRM ecosystems (Salesforce Service Cloud, SAP Customer Experience, Zendesk).</w:t>
       </w:r>
@@ -4369,14 +6535,14 @@
     <w:p>
       <w:pPr>
         <w:pStyle w:val="ListBullet"/>
-        <w:spacing w:after="60" w:line="276" w:lineRule="auto"/>
+        <w:spacing w:before="0" w:after="50" w:line="269" w:lineRule="auto"/>
       </w:pPr>
       <w:r>
         <w:rPr>
           <w:rFonts w:ascii="Calibri" w:hAnsi="Calibri"/>
           <w:b/>
           <w:color w:val="1F2937"/>
-          <w:sz w:val="22"/>
+          <w:sz w:val="20"/>
         </w:rPr>
         <w:t xml:space="preserve">5. Autonomous A/B Optimization Engine: </w:t>
       </w:r>
@@ -4384,7 +6550,7 @@
         <w:rPr>
           <w:rFonts w:ascii="Calibri" w:hAnsi="Calibri"/>
           <w:color w:val="374151"/>
-          <w:sz w:val="22"/>
+          <w:sz w:val="20"/>
         </w:rPr>
         <w:t>Implement automated A/B testing of generated subject lines and promotional incentives to continuously learn which framing produces maximum retention rates.</w:t>
       </w:r>
@@ -4393,130 +6559,189 @@
       <w:pPr>
         <w:pStyle w:val="Heading1"/>
         <w:keepNext/>
-        <w:spacing w:before="280" w:after="80"/>
+        <w:spacing w:before="160" w:after="80"/>
       </w:pPr>
       <w:r>
         <w:rPr>
           <w:rFonts w:ascii="Calibri" w:hAnsi="Calibri"/>
           <w:b/>
           <w:color w:val="1E3A8A"/>
-          <w:sz w:val="34"/>
+          <w:sz w:val="28"/>
         </w:rPr>
         <w:t>12. References</w:t>
       </w:r>
     </w:p>
     <w:p>
       <w:pPr>
-        <w:spacing w:after="60"/>
+        <w:spacing w:before="0" w:after="50" w:line="264" w:lineRule="auto"/>
       </w:pPr>
       <w:r>
         <w:rPr>
           <w:rFonts w:ascii="Calibri" w:hAnsi="Calibri"/>
           <w:color w:val="374151"/>
-          <w:sz w:val="19"/>
+          <w:sz w:val="18"/>
         </w:rPr>
         <w:t>1. Google DeepMind. 'Gemini: A Family of Highly Capable Multimodal Models', Google Research Technical Report, 2023.</w:t>
       </w:r>
     </w:p>
     <w:p>
       <w:pPr>
-        <w:spacing w:after="60"/>
+        <w:spacing w:before="0" w:after="50" w:line="264" w:lineRule="auto"/>
       </w:pPr>
       <w:r>
         <w:rPr>
           <w:rFonts w:ascii="Calibri" w:hAnsi="Calibri"/>
           <w:color w:val="374151"/>
-          <w:sz w:val="19"/>
+          <w:sz w:val="18"/>
         </w:rPr>
         <w:t>2. Vaswani, A., et al. 'Attention Is All You Need', Advances in Neural Information Processing Systems (NeurIPS), 30, 2017.</w:t>
       </w:r>
     </w:p>
     <w:p>
       <w:pPr>
-        <w:spacing w:after="60"/>
+        <w:spacing w:before="0" w:after="50" w:line="264" w:lineRule="auto"/>
       </w:pPr>
       <w:r>
         <w:rPr>
           <w:rFonts w:ascii="Calibri" w:hAnsi="Calibri"/>
           <w:color w:val="374151"/>
-          <w:sz w:val="19"/>
+          <w:sz w:val="18"/>
         </w:rPr>
         <w:t>3. Brown, T., et al. 'Language Models are Few-Shot Learners', Advances in Neural Information Processing Systems (NeurIPS), 33, 2020.</w:t>
       </w:r>
     </w:p>
     <w:p>
       <w:pPr>
-        <w:spacing w:after="60"/>
+        <w:spacing w:before="0" w:after="50" w:line="264" w:lineRule="auto"/>
       </w:pPr>
       <w:r>
         <w:rPr>
           <w:rFonts w:ascii="Calibri" w:hAnsi="Calibri"/>
           <w:color w:val="374151"/>
-          <w:sz w:val="19"/>
+          <w:sz w:val="18"/>
         </w:rPr>
         <w:t>4. Wei, J., et al. 'Chain-of-Thought Prompting Elicits Reasoning in Large Language Models', NeurIPS, 2022.</w:t>
       </w:r>
     </w:p>
     <w:p>
       <w:pPr>
-        <w:spacing w:after="60"/>
+        <w:spacing w:before="0" w:after="50" w:line="264" w:lineRule="auto"/>
       </w:pPr>
       <w:r>
         <w:rPr>
           <w:rFonts w:ascii="Calibri" w:hAnsi="Calibri"/>
           <w:color w:val="374151"/>
-          <w:sz w:val="19"/>
+          <w:sz w:val="18"/>
         </w:rPr>
         <w:t>5. Streamlit Documentation. 'Streamlit: The fastest way to build and share data apps', https://docs.streamlit.io/, 2024.</w:t>
       </w:r>
     </w:p>
     <w:p>
       <w:pPr>
-        <w:spacing w:after="60"/>
+        <w:spacing w:before="0" w:after="50" w:line="264" w:lineRule="auto"/>
       </w:pPr>
       <w:r>
         <w:rPr>
           <w:rFonts w:ascii="Calibri" w:hAnsi="Calibri"/>
           <w:color w:val="374151"/>
-          <w:sz w:val="19"/>
+          <w:sz w:val="18"/>
         </w:rPr>
         <w:t>6. Pedregosa, F., et al. 'Scikit-learn: Machine Learning in Python', Journal of Machine Learning Research, 12, pp. 2825-2830, 2011.</w:t>
       </w:r>
     </w:p>
     <w:p>
       <w:pPr>
-        <w:spacing w:after="60"/>
+        <w:spacing w:before="0" w:after="50" w:line="264" w:lineRule="auto"/>
       </w:pPr>
       <w:r>
         <w:rPr>
           <w:rFonts w:ascii="Calibri" w:hAnsi="Calibri"/>
           <w:color w:val="374151"/>
-          <w:sz w:val="19"/>
+          <w:sz w:val="18"/>
         </w:rPr>
         <w:t>7. IBM Corporation. 'Telco Customer Churn Dataset', IBM Business Analytics Community &amp; Kaggle Repository, 2019.</w:t>
       </w:r>
     </w:p>
     <w:p>
       <w:pPr>
-        <w:spacing w:after="60"/>
+        <w:spacing w:before="0" w:after="50" w:line="264" w:lineRule="auto"/>
       </w:pPr>
       <w:r>
         <w:rPr>
           <w:rFonts w:ascii="Calibri" w:hAnsi="Calibri"/>
           <w:color w:val="374151"/>
-          <w:sz w:val="19"/>
+          <w:sz w:val="18"/>
         </w:rPr>
         <w:t>8. Plotly Technologies Inc. 'Collaborative data science and interactive visualization library', https://plotly.com/python/, 2024.</w:t>
       </w:r>
     </w:p>
     <w:sectPr>
+      <w:headerReference w:type="default" r:id="rId9"/>
+      <w:footerReference w:type="default" r:id="rId10"/>
       <w:pgSz w:w="12240" w:h="15840"/>
-      <w:pgMar w:top="1440" w:right="1440" w:bottom="1440" w:left="1440" w:header="720" w:footer="720" w:gutter="0"/>
+      <w:pgMar w:top="1080" w:right="1080" w:bottom="1080" w:left="1080" w:header="576" w:footer="576" w:gutter="0"/>
       <w:cols w:space="720"/>
+      <w:titlePg/>
       <w:docGrid w:linePitch="360"/>
     </w:sectPr>
   </w:body>
 </w:document>
+</file>
+
+<file path=word/footer1.xml><?xml version="1.0" encoding="utf-8"?>
+<w:ftr xmlns:m="http://schemas.openxmlformats.org/officeDocument/2006/math" xmlns:mc="http://schemas.openxmlformats.org/markup-compatibility/2006" xmlns:mo="http://schemas.microsoft.com/office/mac/office/2008/main" xmlns:mv="urn:schemas-microsoft-com:mac:vml" xmlns:o="urn:schemas-microsoft-com:office:office" xmlns:r="http://schemas.openxmlformats.org/officeDocument/2006/relationships" xmlns:v="urn:schemas-microsoft-com:vml" xmlns:w10="urn:schemas-microsoft-com:office:word" xmlns:w14="http://schemas.microsoft.com/office/word/2010/wordml" xmlns:w="http://schemas.openxmlformats.org/wordprocessingml/2006/main" xmlns:wne="http://schemas.microsoft.com/office/word/2006/wordml" xmlns:wp14="http://schemas.microsoft.com/office/word/2010/wordprocessingDrawing" xmlns:wp="http://schemas.openxmlformats.org/drawingml/2006/wordprocessingDrawing" xmlns:wpc="http://schemas.microsoft.com/office/word/2010/wordprocessingCanvas" xmlns:wpg="http://schemas.microsoft.com/office/word/2010/wordprocessingGroup" xmlns:wpi="http://schemas.microsoft.com/office/word/2010/wordprocessingInk" xmlns:wps="http://schemas.microsoft.com/office/word/2010/wordprocessingShape" mc:Ignorable="w14 wp14">
+  <w:p>
+    <w:pPr>
+      <w:pStyle w:val="Footer"/>
+      <w:spacing w:after="0"/>
+      <w:jc w:val="right"/>
+    </w:pPr>
+    <w:r/>
+    <w:r>
+      <w:rPr>
+        <w:rFonts w:ascii="Calibri" w:hAnsi="Calibri"/>
+        <w:color w:val="64748B"/>
+        <w:sz w:val="17"/>
+      </w:rPr>
+      <w:t>Department of Computer Science &amp; Engineering  |  Academic Year 2025-26</w:t>
+      <w:tab/>
+      <w:tab/>
+      <w:t xml:space="preserve">Page </w:t>
+    </w:r>
+    <w:fldSimple w:instr="PAGE"/>
+    <w:r>
+      <w:rPr>
+        <w:rFonts w:ascii="Calibri" w:hAnsi="Calibri"/>
+        <w:color w:val="64748B"/>
+        <w:sz w:val="17"/>
+      </w:rPr>
+      <w:t xml:space="preserve"> of </w:t>
+    </w:r>
+    <w:fldSimple w:instr="NUMPAGES"/>
+  </w:p>
+</w:ftr>
+</file>
+
+<file path=word/header1.xml><?xml version="1.0" encoding="utf-8"?>
+<w:hdr xmlns:m="http://schemas.openxmlformats.org/officeDocument/2006/math" xmlns:mc="http://schemas.openxmlformats.org/markup-compatibility/2006" xmlns:mo="http://schemas.microsoft.com/office/mac/office/2008/main" xmlns:mv="urn:schemas-microsoft-com:mac:vml" xmlns:o="urn:schemas-microsoft-com:office:office" xmlns:r="http://schemas.openxmlformats.org/officeDocument/2006/relationships" xmlns:v="urn:schemas-microsoft-com:vml" xmlns:w10="urn:schemas-microsoft-com:office:word" xmlns:w14="http://schemas.microsoft.com/office/word/2010/wordml" xmlns:w="http://schemas.openxmlformats.org/wordprocessingml/2006/main" xmlns:wne="http://schemas.microsoft.com/office/word/2006/wordml" xmlns:wp14="http://schemas.microsoft.com/office/word/2010/wordprocessingDrawing" xmlns:wp="http://schemas.openxmlformats.org/drawingml/2006/wordprocessingDrawing" xmlns:wpc="http://schemas.microsoft.com/office/word/2010/wordprocessingCanvas" xmlns:wpg="http://schemas.microsoft.com/office/word/2010/wordprocessingGroup" xmlns:wpi="http://schemas.microsoft.com/office/word/2010/wordprocessingInk" xmlns:wps="http://schemas.microsoft.com/office/word/2010/wordprocessingShape" mc:Ignorable="w14 wp14">
+  <w:p>
+    <w:pPr>
+      <w:pStyle w:val="Header"/>
+      <w:spacing w:after="0"/>
+      <w:jc w:val="right"/>
+    </w:pPr>
+    <w:r/>
+    <w:r>
+      <w:rPr>
+        <w:rFonts w:ascii="Calibri" w:hAnsi="Calibri"/>
+        <w:i/>
+        <w:color w:val="64748B"/>
+        <w:sz w:val="17"/>
+      </w:rPr>
+      <w:t>TelcoPulse AI: Generative AI Retention Copilot  |  Learning Block 1 Project Report</w:t>
+    </w:r>
+  </w:p>
+</w:hdr>
 </file>
 
 <file path=word/numbering.xml><?xml version="1.0" encoding="utf-8"?>

--- a/TelcoPulse_AI_GenAI_LB1_Project_Report_Anaganti_Sairishikesh.docx
+++ b/TelcoPulse_AI_GenAI_LB1_Project_Report_Anaganti_Sairishikesh.docx
@@ -111,6 +111,24 @@
                 <w:color w:val="1E3A8A"/>
                 <w:sz w:val="22"/>
               </w:rPr>
+              <w:t xml:space="preserve">Guided by / Mentor: </w:t>
+            </w:r>
+            <w:r>
+              <w:rPr>
+                <w:rFonts w:ascii="Calibri" w:hAnsi="Calibri"/>
+                <w:color w:val="1F2937"/>
+                <w:sz w:val="22"/>
+              </w:rPr>
+              <w:t>Raghavendra Rao</w:t>
+              <w:br/>
+            </w:r>
+            <w:r>
+              <w:rPr>
+                <w:rFonts w:ascii="Calibri" w:hAnsi="Calibri"/>
+                <w:b/>
+                <w:color w:val="1E3A8A"/>
+                <w:sz w:val="22"/>
+              </w:rPr>
               <w:t xml:space="preserve">College / Institute Name: </w:t>
             </w:r>
             <w:r>
@@ -119,7 +137,7 @@
                 <w:color w:val="1F2937"/>
                 <w:sz w:val="22"/>
               </w:rPr>
-              <w:t>Engineering &amp; Technology Institute / University</w:t>
+              <w:t>Teegala Krishna Reddy Engineering College</w:t>
               <w:br/>
             </w:r>
             <w:r>
@@ -155,25 +173,7 @@
                 <w:color w:val="1F2937"/>
                 <w:sz w:val="22"/>
               </w:rPr>
-              <w:t>2025 - 2026</w:t>
-              <w:br/>
-            </w:r>
-            <w:r>
-              <w:rPr>
-                <w:rFonts w:ascii="Calibri" w:hAnsi="Calibri"/>
-                <w:b/>
-                <w:color w:val="1E3A8A"/>
-                <w:sz w:val="22"/>
-              </w:rPr>
-              <w:t xml:space="preserve">Guided by: </w:t>
-            </w:r>
-            <w:r>
-              <w:rPr>
-                <w:rFonts w:ascii="Calibri" w:hAnsi="Calibri"/>
-                <w:color w:val="1F2937"/>
-                <w:sz w:val="22"/>
-              </w:rPr>
-              <w:t>Faculty Project Mentor / Guide</w:t>
+              <w:t>Final Year (2026 - 2027)</w:t>
               <w:br/>
             </w:r>
             <w:r>
@@ -4141,8 +4141,137 @@
     </w:tbl>
     <w:p>
       <w:pPr>
-        <w:spacing w:after="0"/>
+        <w:spacing w:after="60"/>
       </w:pPr>
+    </w:p>
+    <w:p>
+      <w:pPr>
+        <w:pStyle w:val="Heading2"/>
+        <w:keepNext/>
+        <w:spacing w:before="120" w:after="40"/>
+      </w:pPr>
+      <w:r>
+        <w:rPr>
+          <w:rFonts w:ascii="Calibri" w:hAnsi="Calibri"/>
+          <w:b/>
+          <w:color w:val="2563EB"/>
+          <w:sz w:val="23"/>
+        </w:rPr>
+        <w:t>7.3 Enterprise Database &amp; CRM Persistence Layer (MySQL &amp; SQLite)</w:t>
+      </w:r>
+    </w:p>
+    <w:p>
+      <w:pPr>
+        <w:keepNext w:val="0"/>
+        <w:spacing w:before="0" w:after="60" w:line="269" w:lineRule="auto"/>
+      </w:pPr>
+      <w:r>
+        <w:rPr>
+          <w:rFonts w:ascii="Calibri" w:hAnsi="Calibri"/>
+          <w:color w:val="374151"/>
+          <w:sz w:val="20"/>
+        </w:rPr>
+        <w:t>TelcoPulse AI implements a robust dual database architecture that supports high-throughput relational persistence via MySQL (XAMPP port 3306) with seamless, zero-configuration local SQLite fallback. The database layer automatically initializes schema tables for customer diagnostic records, GenAI retention campaign logs, and batch inference runs.</w:t>
+      </w:r>
+    </w:p>
+    <w:p>
+      <w:pPr>
+        <w:pStyle w:val="ListBullet"/>
+        <w:spacing w:before="0" w:after="50" w:line="269" w:lineRule="auto"/>
+      </w:pPr>
+      <w:r>
+        <w:rPr>
+          <w:rFonts w:ascii="Calibri" w:hAnsi="Calibri"/>
+          <w:b/>
+          <w:color w:val="1F2937"/>
+          <w:sz w:val="20"/>
+        </w:rPr>
+        <w:t xml:space="preserve">1. Prediction Records Table (customer_predictions): </w:t>
+      </w:r>
+      <w:r>
+        <w:rPr>
+          <w:rFonts w:ascii="Calibri" w:hAnsi="Calibri"/>
+          <w:color w:val="374151"/>
+          <w:sz w:val="20"/>
+        </w:rPr>
+        <w:t>Stores complete customer telemetry, features, ML churn probabilities, risk tiers, and mathematical feature contributions.</w:t>
+      </w:r>
+    </w:p>
+    <w:p>
+      <w:pPr>
+        <w:pStyle w:val="ListBullet"/>
+        <w:spacing w:before="0" w:after="50" w:line="269" w:lineRule="auto"/>
+      </w:pPr>
+      <w:r>
+        <w:rPr>
+          <w:rFonts w:ascii="Calibri" w:hAnsi="Calibri"/>
+          <w:b/>
+          <w:color w:val="1F2937"/>
+          <w:sz w:val="20"/>
+        </w:rPr>
+        <w:t xml:space="preserve">2. Retention Campaigns Table (retention_campaigns): </w:t>
+      </w:r>
+      <w:r>
+        <w:rPr>
+          <w:rFonts w:ascii="Calibri" w:hAnsi="Calibri"/>
+          <w:color w:val="374151"/>
+          <w:sz w:val="20"/>
+        </w:rPr>
+        <w:t>Tracks generated emails, negotiation scripts, concession tiers, promo codes, and CRM campaign lifecycle statuses (Draft -&gt; Dispatched -&gt; Retained -&gt; Churned).</w:t>
+      </w:r>
+    </w:p>
+    <w:p>
+      <w:pPr>
+        <w:pStyle w:val="ListBullet"/>
+        <w:spacing w:before="0" w:after="50" w:line="269" w:lineRule="auto"/>
+      </w:pPr>
+      <w:r>
+        <w:rPr>
+          <w:rFonts w:ascii="Calibri" w:hAnsi="Calibri"/>
+          <w:b/>
+          <w:color w:val="1F2937"/>
+          <w:sz w:val="20"/>
+        </w:rPr>
+        <w:t xml:space="preserve">3. Analytical SQL Sandbox: </w:t>
+      </w:r>
+      <w:r>
+        <w:rPr>
+          <w:rFonts w:ascii="Calibri" w:hAnsi="Calibri"/>
+          <w:color w:val="374151"/>
+          <w:sz w:val="20"/>
+        </w:rPr>
+        <w:t>Enables business intelligence and data science teams to execute real-time ad-hoc SQL queries and export results directly within the application.</w:t>
+      </w:r>
+    </w:p>
+    <w:p>
+      <w:pPr>
+        <w:pStyle w:val="Heading2"/>
+        <w:keepNext/>
+        <w:spacing w:before="120" w:after="40"/>
+      </w:pPr>
+      <w:r>
+        <w:rPr>
+          <w:rFonts w:ascii="Calibri" w:hAnsi="Calibri"/>
+          <w:b/>
+          <w:color w:val="2563EB"/>
+          <w:sz w:val="23"/>
+        </w:rPr>
+        <w:t>7.4 Live Google Gemini Cloud LLM Integration</w:t>
+      </w:r>
+    </w:p>
+    <w:p>
+      <w:pPr>
+        <w:keepNext w:val="0"/>
+        <w:spacing w:before="0" w:after="60" w:line="269" w:lineRule="auto"/>
+      </w:pPr>
+      <w:r>
+        <w:rPr>
+          <w:rFonts w:ascii="Calibri" w:hAnsi="Calibri"/>
+          <w:color w:val="374151"/>
+          <w:sz w:val="20"/>
+        </w:rPr>
+        <w:t>The system seamlessly interfaces with Google's state-of-the-art Gemini LLM API (gemini-1.5-flash) for live cloud-native generative inference. The application is pre-configured with a default active Gemini API key while providing an editable UI text input, dynamically adapting the copywriting narrative based on real-time subscriber churn drivers, temperature parameters, and target outreach channels.</w:t>
+      </w:r>
     </w:p>
     <w:p>
       <w:r>
@@ -6078,6 +6207,391 @@
       <w:pPr>
         <w:pStyle w:val="Heading1"/>
         <w:keepNext/>
+        <w:spacing w:before="0" w:after="60"/>
+      </w:pPr>
+      <w:r>
+        <w:rPr>
+          <w:rFonts w:ascii="Calibri" w:hAnsi="Calibri"/>
+          <w:b/>
+          <w:color w:val="1E3A8A"/>
+          <w:sz w:val="28"/>
+        </w:rPr>
+        <w:t>8. User Interface: 8.6 Enterprise Database &amp; Customer CRM Explorer</w:t>
+      </w:r>
+    </w:p>
+    <w:p>
+      <w:pPr>
+        <w:keepNext w:val="0"/>
+        <w:spacing w:before="0" w:after="80" w:line="269" w:lineRule="auto"/>
+      </w:pPr>
+      <w:r>
+        <w:rPr>
+          <w:rFonts w:ascii="Calibri" w:hAnsi="Calibri"/>
+          <w:color w:val="374151"/>
+          <w:sz w:val="20"/>
+        </w:rPr>
+        <w:t>The Enterprise Database &amp; Customer CRM Explorer provides persistent data storage across MySQL (XAMPP Port 3306) and SQLite. It enables retention managers to query diagnostic histories, update outreach campaign lifecycle states, and execute direct SQL queries.</w:t>
+      </w:r>
+    </w:p>
+    <w:p>
+      <w:r>
+        <w:drawing>
+          <wp:inline xmlns:a="http://schemas.openxmlformats.org/drawingml/2006/main" xmlns:pic="http://schemas.openxmlformats.org/drawingml/2006/picture">
+            <wp:extent cx="5669280" cy="3526917"/>
+            <wp:docPr id="7" name="Picture 7"/>
+            <wp:cNvGraphicFramePr>
+              <a:graphicFrameLocks noChangeAspect="1"/>
+            </wp:cNvGraphicFramePr>
+            <a:graphic>
+              <a:graphicData uri="http://schemas.openxmlformats.org/drawingml/2006/picture">
+                <pic:pic>
+                  <pic:nvPicPr>
+                    <pic:cNvPr id="0" name="06_database_crm_explorer.png"/>
+                    <pic:cNvPicPr/>
+                  </pic:nvPicPr>
+                  <pic:blipFill>
+                    <a:blip r:embed="rId17"/>
+                    <a:stretch>
+                      <a:fillRect/>
+                    </a:stretch>
+                  </pic:blipFill>
+                  <pic:spPr>
+                    <a:xfrm>
+                      <a:off x="0" y="0"/>
+                      <a:ext cx="5669280" cy="3526917"/>
+                    </a:xfrm>
+                    <a:prstGeom prst="rect"/>
+                  </pic:spPr>
+                </pic:pic>
+              </a:graphicData>
+            </a:graphic>
+          </wp:inline>
+        </w:drawing>
+      </w:r>
+    </w:p>
+    <w:p>
+      <w:pPr>
+        <w:spacing w:before="40" w:after="80"/>
+        <w:jc w:val="center"/>
+      </w:pPr>
+      <w:r>
+        <w:rPr>
+          <w:rFonts w:ascii="Calibri" w:hAnsi="Calibri"/>
+          <w:i/>
+          <w:color w:val="6B7280"/>
+          <w:sz w:val="17"/>
+        </w:rPr>
+        <w:t>Figure 7: Enterprise Database &amp; Customer CRM Explorer with Live SQL Sandbox</w:t>
+      </w:r>
+    </w:p>
+    <w:tbl>
+      <w:tblPr>
+        <w:tblW w:type="auto" w:w="0"/>
+        <w:jc w:val="center"/>
+        <w:tblLook w:firstColumn="1" w:firstRow="1" w:lastColumn="0" w:lastRow="0" w:noHBand="0" w:noVBand="1" w:val="04A0"/>
+      </w:tblPr>
+      <w:tblGrid>
+        <w:gridCol w:w="5040"/>
+        <w:gridCol w:w="5040"/>
+      </w:tblGrid>
+      <w:tr>
+        <w:trPr>
+          <w:tblHeader/>
+          <w:cantSplit/>
+        </w:trPr>
+        <w:tc>
+          <w:tcPr>
+            <w:tcW w:type="dxa" w:w="3168"/>
+            <w:shd w:fill="1E3A8A"/>
+            <w:tcMar>
+              <w:top w:w="80" w:type="dxa"/>
+              <w:bottom w:w="80" w:type="dxa"/>
+              <w:left w:w="80" w:type="dxa"/>
+              <w:right w:w="80" w:type="dxa"/>
+            </w:tcMar>
+          </w:tcPr>
+          <w:p>
+            <w:pPr>
+              <w:spacing w:after="0"/>
+              <w:jc w:val="center"/>
+            </w:pPr>
+            <w:r>
+              <w:rPr>
+                <w:rFonts w:ascii="Calibri" w:hAnsi="Calibri"/>
+                <w:b/>
+                <w:color w:val="FFFFFF"/>
+                <w:sz w:val="18"/>
+              </w:rPr>
+              <w:t>Key Feature / UI Component</w:t>
+            </w:r>
+          </w:p>
+        </w:tc>
+        <w:tc>
+          <w:tcPr>
+            <w:tcW w:type="dxa" w:w="6912"/>
+            <w:shd w:fill="1E3A8A"/>
+            <w:tcMar>
+              <w:top w:w="80" w:type="dxa"/>
+              <w:bottom w:w="80" w:type="dxa"/>
+              <w:left w:w="80" w:type="dxa"/>
+              <w:right w:w="80" w:type="dxa"/>
+            </w:tcMar>
+          </w:tcPr>
+          <w:p>
+            <w:pPr>
+              <w:spacing w:after="0"/>
+              <w:jc w:val="center"/>
+            </w:pPr>
+            <w:r>
+              <w:rPr>
+                <w:rFonts w:ascii="Calibri" w:hAnsi="Calibri"/>
+                <w:b/>
+                <w:color w:val="FFFFFF"/>
+                <w:sz w:val="18"/>
+              </w:rPr>
+              <w:t>Operational Purpose &amp; Business Value</w:t>
+            </w:r>
+          </w:p>
+        </w:tc>
+      </w:tr>
+      <w:tr>
+        <w:trPr>
+          <w:cantSplit/>
+        </w:trPr>
+        <w:tc>
+          <w:tcPr>
+            <w:tcW w:type="dxa" w:w="3168"/>
+            <w:shd w:fill="FFFFFF"/>
+            <w:tcMar>
+              <w:top w:w="35" w:type="dxa"/>
+              <w:bottom w:w="35" w:type="dxa"/>
+              <w:left w:w="80" w:type="dxa"/>
+              <w:right w:w="80" w:type="dxa"/>
+            </w:tcMar>
+          </w:tcPr>
+          <w:p>
+            <w:pPr>
+              <w:spacing w:after="0"/>
+              <w:jc w:val="left"/>
+            </w:pPr>
+            <w:r>
+              <w:rPr>
+                <w:rFonts w:ascii="Calibri" w:hAnsi="Calibri"/>
+                <w:color w:val="1F2937"/>
+                <w:sz w:val="17"/>
+              </w:rPr>
+              <w:t>Database Dashboard &amp; KPI Metrics</w:t>
+            </w:r>
+          </w:p>
+        </w:tc>
+        <w:tc>
+          <w:tcPr>
+            <w:tcW w:type="dxa" w:w="6912"/>
+            <w:shd w:fill="FFFFFF"/>
+            <w:tcMar>
+              <w:top w:w="35" w:type="dxa"/>
+              <w:bottom w:w="35" w:type="dxa"/>
+              <w:left w:w="80" w:type="dxa"/>
+              <w:right w:w="80" w:type="dxa"/>
+            </w:tcMar>
+          </w:tcPr>
+          <w:p>
+            <w:pPr>
+              <w:spacing w:after="0"/>
+              <w:jc w:val="left"/>
+            </w:pPr>
+            <w:r>
+              <w:rPr>
+                <w:rFonts w:ascii="Calibri" w:hAnsi="Calibri"/>
+                <w:color w:val="1F2937"/>
+                <w:sz w:val="17"/>
+              </w:rPr>
+              <w:t>Tracks total persisted diagnoses, critical churn exposure count, and average churn probability.</w:t>
+            </w:r>
+          </w:p>
+        </w:tc>
+      </w:tr>
+      <w:tr>
+        <w:trPr>
+          <w:cantSplit/>
+        </w:trPr>
+        <w:tc>
+          <w:tcPr>
+            <w:tcW w:type="dxa" w:w="3168"/>
+            <w:shd w:fill="F8FAFC"/>
+            <w:tcMar>
+              <w:top w:w="35" w:type="dxa"/>
+              <w:bottom w:w="35" w:type="dxa"/>
+              <w:left w:w="80" w:type="dxa"/>
+              <w:right w:w="80" w:type="dxa"/>
+            </w:tcMar>
+          </w:tcPr>
+          <w:p>
+            <w:pPr>
+              <w:spacing w:after="0"/>
+              <w:jc w:val="left"/>
+            </w:pPr>
+            <w:r>
+              <w:rPr>
+                <w:rFonts w:ascii="Calibri" w:hAnsi="Calibri"/>
+                <w:color w:val="1F2937"/>
+                <w:sz w:val="17"/>
+              </w:rPr>
+              <w:t>Customer Predictions Table</w:t>
+            </w:r>
+          </w:p>
+        </w:tc>
+        <w:tc>
+          <w:tcPr>
+            <w:tcW w:type="dxa" w:w="6912"/>
+            <w:shd w:fill="F8FAFC"/>
+            <w:tcMar>
+              <w:top w:w="35" w:type="dxa"/>
+              <w:bottom w:w="35" w:type="dxa"/>
+              <w:left w:w="80" w:type="dxa"/>
+              <w:right w:w="80" w:type="dxa"/>
+            </w:tcMar>
+          </w:tcPr>
+          <w:p>
+            <w:pPr>
+              <w:spacing w:after="0"/>
+              <w:jc w:val="left"/>
+            </w:pPr>
+            <w:r>
+              <w:rPr>
+                <w:rFonts w:ascii="Calibri" w:hAnsi="Calibri"/>
+                <w:color w:val="1F2937"/>
+                <w:sz w:val="17"/>
+              </w:rPr>
+              <w:t>Searchable, filterable ledger of all assessed accounts with 1-click CSV export.</w:t>
+            </w:r>
+          </w:p>
+        </w:tc>
+      </w:tr>
+      <w:tr>
+        <w:trPr>
+          <w:cantSplit/>
+        </w:trPr>
+        <w:tc>
+          <w:tcPr>
+            <w:tcW w:type="dxa" w:w="3168"/>
+            <w:shd w:fill="FFFFFF"/>
+            <w:tcMar>
+              <w:top w:w="35" w:type="dxa"/>
+              <w:bottom w:w="35" w:type="dxa"/>
+              <w:left w:w="80" w:type="dxa"/>
+              <w:right w:w="80" w:type="dxa"/>
+            </w:tcMar>
+          </w:tcPr>
+          <w:p>
+            <w:pPr>
+              <w:spacing w:after="0"/>
+              <w:jc w:val="left"/>
+            </w:pPr>
+            <w:r>
+              <w:rPr>
+                <w:rFonts w:ascii="Calibri" w:hAnsi="Calibri"/>
+                <w:color w:val="1F2937"/>
+                <w:sz w:val="17"/>
+              </w:rPr>
+              <w:t>GenAI Campaign Log &amp; Tracker</w:t>
+            </w:r>
+          </w:p>
+        </w:tc>
+        <w:tc>
+          <w:tcPr>
+            <w:tcW w:type="dxa" w:w="6912"/>
+            <w:shd w:fill="FFFFFF"/>
+            <w:tcMar>
+              <w:top w:w="35" w:type="dxa"/>
+              <w:bottom w:w="35" w:type="dxa"/>
+              <w:left w:w="80" w:type="dxa"/>
+              <w:right w:w="80" w:type="dxa"/>
+            </w:tcMar>
+          </w:tcPr>
+          <w:p>
+            <w:pPr>
+              <w:spacing w:after="0"/>
+              <w:jc w:val="left"/>
+            </w:pPr>
+            <w:r>
+              <w:rPr>
+                <w:rFonts w:ascii="Calibri" w:hAnsi="Calibri"/>
+                <w:color w:val="1F2937"/>
+                <w:sz w:val="17"/>
+              </w:rPr>
+              <w:t>Maintains campaign states (Generated -&gt; Dispatched -&gt; Retained -&gt; Churned) and pitch previews.</w:t>
+            </w:r>
+          </w:p>
+        </w:tc>
+      </w:tr>
+      <w:tr>
+        <w:trPr>
+          <w:cantSplit/>
+        </w:trPr>
+        <w:tc>
+          <w:tcPr>
+            <w:tcW w:type="dxa" w:w="3168"/>
+            <w:shd w:fill="F8FAFC"/>
+            <w:tcMar>
+              <w:top w:w="35" w:type="dxa"/>
+              <w:bottom w:w="35" w:type="dxa"/>
+              <w:left w:w="80" w:type="dxa"/>
+              <w:right w:w="80" w:type="dxa"/>
+            </w:tcMar>
+          </w:tcPr>
+          <w:p>
+            <w:pPr>
+              <w:spacing w:after="0"/>
+              <w:jc w:val="left"/>
+            </w:pPr>
+            <w:r>
+              <w:rPr>
+                <w:rFonts w:ascii="Calibri" w:hAnsi="Calibri"/>
+                <w:color w:val="1F2937"/>
+                <w:sz w:val="17"/>
+              </w:rPr>
+              <w:t>Direct Analytical SQL Sandbox</w:t>
+            </w:r>
+          </w:p>
+        </w:tc>
+        <w:tc>
+          <w:tcPr>
+            <w:tcW w:type="dxa" w:w="6912"/>
+            <w:shd w:fill="F8FAFC"/>
+            <w:tcMar>
+              <w:top w:w="35" w:type="dxa"/>
+              <w:bottom w:w="35" w:type="dxa"/>
+              <w:left w:w="80" w:type="dxa"/>
+              <w:right w:w="80" w:type="dxa"/>
+            </w:tcMar>
+          </w:tcPr>
+          <w:p>
+            <w:pPr>
+              <w:spacing w:after="0"/>
+              <w:jc w:val="left"/>
+            </w:pPr>
+            <w:r>
+              <w:rPr>
+                <w:rFonts w:ascii="Calibri" w:hAnsi="Calibri"/>
+                <w:color w:val="1F2937"/>
+                <w:sz w:val="17"/>
+              </w:rPr>
+              <w:t>Executes real-time SQL queries with execution time logging and instant table visualization.</w:t>
+            </w:r>
+          </w:p>
+        </w:tc>
+      </w:tr>
+    </w:tbl>
+    <w:p>
+      <w:r>
+        <w:br w:type="page"/>
+      </w:r>
+    </w:p>
+    <w:p>
+      <w:pPr>
+        <w:pStyle w:val="Heading1"/>
+        <w:keepNext/>
         <w:spacing w:before="0" w:after="80"/>
       </w:pPr>
       <w:r>
